--- a/dissertation-docx/chapters/bab4.docx
+++ b/dissertation-docx/chapters/bab4.docx
@@ -2,7 +2,7 @@
 <file path=word/document.xml><?xml version="1.0" encoding="utf-8"?>
 <w:document xmlns:w="http://schemas.openxmlformats.org/wordprocessingml/2006/main" xmlns:m="http://schemas.openxmlformats.org/officeDocument/2006/math" xmlns:r="http://schemas.openxmlformats.org/officeDocument/2006/relationships" xmlns:o="urn:schemas-microsoft-com:office:office" xmlns:v="urn:schemas-microsoft-com:vml" xmlns:w10="urn:schemas-microsoft-com:office:word" xmlns:a="http://schemas.openxmlformats.org/drawingml/2006/main" xmlns:pic="http://schemas.openxmlformats.org/drawingml/2006/picture" xmlns:wp="http://schemas.openxmlformats.org/drawingml/2006/wordprocessingDrawing">
   <w:body>
-    <w:bookmarkStart w:id="109" w:name="bab:diagnostik"/>
+    <w:bookmarkStart w:id="117" w:name="bab:diagnostik"/>
     <w:p>
       <w:pPr>
         <w:pStyle w:val="Heading1"/>
@@ -37,13 +37,28 @@
         <w:t xml:space="preserve"> </w:t>
       </w:r>
       <w:r>
-        <w:t xml:space="preserve">komponen diagnostik</w:t>
-      </w:r>
-      <w:r>
-        <w:t xml:space="preserve"> </w:t>
-      </w:r>
-      <w:r>
-        <w:t xml:space="preserve">secara</w:t>
+        <w:rPr>
+          <w:color w:val="0000FF"/>
+        </w:rPr>
+        <w:t xml:space="preserve">komponen</w:t>
+      </w:r>
+      <w:r>
+        <w:rPr>
+          <w:color w:val="0000FF"/>
+        </w:rPr>
+        <w:t xml:space="preserve"> </w:t>
+      </w:r>
+      <w:r>
+        <w:rPr>
+          <w:color w:val="0000FF"/>
+        </w:rPr>
+        <w:t xml:space="preserve">diagnostik</w:t>
+      </w:r>
+      <w:r>
+        <w:t xml:space="preserve"> </w:t>
+      </w:r>
+      <w:r>
+        <w:t xml:space="preserve">dari penelitian ini secara</w:t>
       </w:r>
       <w:r>
         <w:t xml:space="preserve"> </w:t>
@@ -56,41 +71,25 @@
         <w:t xml:space="preserve">end-to-end</w:t>
       </w:r>
       <w:r>
-        <w:t xml:space="preserve">: dari perancangan</w:t>
-      </w:r>
-      <w:r>
-        <w:t xml:space="preserve"> </w:t>
-      </w:r>
-      <w:r>
-        <w:t xml:space="preserve">metodologi</w:t>
-      </w:r>
-      <w:r>
-        <w:t xml:space="preserve"> </w:t>
-      </w:r>
-      <w:r>
-        <w:rPr>
-          <w:i/>
-          <w:iCs/>
-        </w:rPr>
-        <w:t xml:space="preserve">benchmark</w:t>
-      </w:r>
-      <w:r>
-        <w:t xml:space="preserve"> </w:t>
-      </w:r>
-      <w:r>
-        <w:t xml:space="preserve">lintas tiga kelompok algoritma hingga analisis</w:t>
-      </w:r>
-      <w:r>
-        <w:t xml:space="preserve"> </w:t>
-      </w:r>
-      <w:r>
-        <w:t xml:space="preserve">hasil, validasi interpretabilitas, dan sintesis lintas kelompok.</w:t>
-      </w:r>
-      <w:r>
-        <w:t xml:space="preserve"> </w:t>
-      </w:r>
-      <w:r>
-        <w:t xml:space="preserve">Sumber empiris utama terdiri atas tiga karya yang masing-masing merepresentasikan</w:t>
+        <w:t xml:space="preserve">: mulai dari perancangan</w:t>
+      </w:r>
+      <w:r>
+        <w:t xml:space="preserve"> </w:t>
+      </w:r>
+      <w:r>
+        <w:t xml:space="preserve">metodologi, perbandingan antara tiga kelompok algoritma hingga analisis</w:t>
+      </w:r>
+      <w:r>
+        <w:t xml:space="preserve"> </w:t>
+      </w:r>
+      <w:r>
+        <w:t xml:space="preserve">hasil, validasi interpretabilitas, dan sintesis antar kelompok.</w:t>
+      </w:r>
+      <w:r>
+        <w:t xml:space="preserve"> </w:t>
+      </w:r>
+      <w:r>
+        <w:t xml:space="preserve">Sumber empiris utama pembahasan bab ini terdiri atas tiga publikasi yang masing-masing merepresentasikan</w:t>
       </w:r>
       <w:r>
         <w:t xml:space="preserve"> </w:t>
@@ -150,7 +149,23 @@
         <w:t xml:space="preserve"> </w:t>
       </w:r>
       <w:r>
-        <w:t xml:space="preserve">untuk arsitektur jaringan dalam (WDCNN)</w:t>
+        <w:t xml:space="preserve">untuk arsitektur</w:t>
+      </w:r>
+      <w:r>
+        <w:t xml:space="preserve"> </w:t>
+      </w:r>
+      <w:r>
+        <w:rPr>
+          <w:i/>
+          <w:iCs/>
+        </w:rPr>
+        <w:t xml:space="preserve">deep network</w:t>
+      </w:r>
+      <w:r>
+        <w:t xml:space="preserve"> </w:t>
+      </w:r>
+      <w:r>
+        <w:t xml:space="preserve">WDCNN</w:t>
       </w:r>
       <w:r>
         <w:t xml:space="preserve"> </w:t>
@@ -185,7 +200,7 @@
         <w:pStyle w:val="Paragraf"/>
       </w:pPr>
       <w:r>
-        <w:t xml:space="preserve">Fondasi bersama bab ini, yaitu dataset CWRU, prosedur praproses sinyal, vektor</w:t>
+        <w:t xml:space="preserve">Fondasi konsep pada bab ini, yaitu dataset CWRU, prosedur praproses sinyal, vektor</w:t>
       </w:r>
       <w:r>
         <w:t xml:space="preserve"> </w:t>
@@ -229,13 +244,13 @@
         <w:pStyle w:val="Paragraf"/>
       </w:pPr>
     </w:p>
-    <w:bookmarkStart w:id="39" w:name="sec:bab4_pipeline"/>
+    <w:bookmarkStart w:id="43" w:name="sec:bab4_pipeline"/>
     <w:p>
       <w:pPr>
         <w:pStyle w:val="Heading2"/>
       </w:pPr>
       <w:r>
-        <w:t xml:space="preserve">Pipeline Diagnostik CWRU: Ikhtisar</w:t>
+        <w:t xml:space="preserve">Pipeline Diagnostik CWRU</w:t>
       </w:r>
     </w:p>
     <w:p>
@@ -248,7 +263,7 @@
         <w:pStyle w:val="Paragraf"/>
       </w:pPr>
       <w:r>
-        <w:t xml:space="preserve">Jalur diagnostik pada penelitian ini menggunakan dataset CWRU sebagai</w:t>
+        <w:t xml:space="preserve">Komponen diagnostik pada penelitian ini menggunakan dataset CWRU sebagai</w:t>
       </w:r>
       <w:r>
         <w:t xml:space="preserve"> </w:t>
@@ -502,7 +517,7 @@
       <w:r>
         <w:t xml:space="preserve">Gambar </w:t>
       </w:r>
-      <w:bookmarkStart w:id="110" w:name="fig_bab4_pipeline_diagnostik"/>
+      <w:bookmarkStart w:id="118" w:name="fig_bab4_pipeline_diagnostik"/>
       <w:r>
         <w:t xml:space="preserve">IV.</w:t>
       </w:r>
@@ -511,7 +526,7 @@
           <w:t xml:space="preserve">1</w:t>
         </w:r>
       </w:fldSimple>
-      <w:bookmarkEnd w:id="110"/>
+      <w:bookmarkEnd w:id="118"/>
       <w:r>
         <w:t xml:space="preserve"> </w:t>
       </w:r>
@@ -522,20 +537,7 @@
         <w:t xml:space="preserve"> </w:t>
       </w:r>
       <w:r>
-        <w:t xml:space="preserve">fitur HI 36-D sebelum melatih model kernel atau</w:t>
-      </w:r>
-      <w:r>
-        <w:t xml:space="preserve"> </w:t>
-      </w:r>
-      <w:r>
-        <w:rPr>
-          <w:i/>
-          <w:iCs/>
-        </w:rPr>
-        <w:t xml:space="preserve">tree</w:t>
-      </w:r>
-      <w:r>
-        <w:t xml:space="preserve">; modul</w:t>
+        <w:t xml:space="preserve">fitur HI 36-D sebelum melatih model kernel</w:t>
       </w:r>
       <w:r>
         <w:t xml:space="preserve"> </w:t>
@@ -573,19 +575,230 @@
         <w:t xml:space="preserve"> </w:t>
       </w:r>
       <w:r>
+        <w:t xml:space="preserve">untuk menghasilkan</w:t>
+      </w:r>
+      <w:r>
+        <w:t xml:space="preserve"> </w:t>
+      </w:r>
+      <w:r>
+        <w:t xml:space="preserve">atribusi di ruang fitur. Alur 2 (hijau) memasukkan sinyal dasar</w:t>
+      </w:r>
+      <w:r>
+        <w:t xml:space="preserve"> </w:t>
+      </w:r>
+      <w:r>
+        <w:t xml:space="preserve">2.048 titik langsung ke WDCNN; SHAP</w:t>
+      </w:r>
+      <w:r>
+        <w:t xml:space="preserve"> </w:t>
+      </w:r>
+      <w:r>
+        <w:rPr>
+          <w:i/>
+          <w:iCs/>
+        </w:rPr>
+        <w:t xml:space="preserve">DeepExplainer</w:t>
+      </w:r>
+      <w:r>
+        <w:t xml:space="preserve"> </w:t>
+      </w:r>
+      <w:r>
         <w:t xml:space="preserve">menghasilkan</w:t>
       </w:r>
       <w:r>
         <w:t xml:space="preserve"> </w:t>
       </w:r>
       <w:r>
-        <w:t xml:space="preserve">atribusi di ruang fitur. Alur 2 (hijau) memasukkan sinyal mentah</w:t>
-      </w:r>
-      <w:r>
-        <w:t xml:space="preserve"> </w:t>
-      </w:r>
-      <w:r>
-        <w:t xml:space="preserve">2.048 titik langsung ke WDCNN; SHAP</w:t>
+        <w:t xml:space="preserve">atribusi resolusi sinyal yang diagregasi menjadi FSM.</w:t>
+      </w:r>
+    </w:p>
+    <w:p>
+      <w:pPr>
+        <w:pStyle w:val="Paragraf"/>
+      </w:pPr>
+    </w:p>
+    <w:bookmarkEnd w:id="38"/>
+    <w:p>
+      <w:pPr>
+        <w:pStyle w:val="Paragraf"/>
+      </w:pPr>
+      <w:r>
+        <w:t xml:space="preserve">Pemilihan dua alur paralel mencerminkan perbedaan mendasar dalam desain</w:t>
+      </w:r>
+      <w:r>
+        <w:t xml:space="preserve"> </w:t>
+      </w:r>
+      <w:r>
+        <w:t xml:space="preserve">model.</w:t>
+      </w:r>
+      <w:r>
+        <w:t xml:space="preserve"> </w:t>
+      </w:r>
+      <w:r>
+        <w:t xml:space="preserve">Model berbasis kernel dan algoritma berbasis pohon dirancang untuk beroperasi</w:t>
+      </w:r>
+      <w:r>
+        <w:t xml:space="preserve"> </w:t>
+      </w:r>
+      <w:r>
+        <w:t xml:space="preserve">pada perangkat dengan sumber daya terbatas (</w:t>
+      </w:r>
+      <w:r>
+        <w:rPr>
+          <w:i/>
+          <w:iCs/>
+        </w:rPr>
+        <w:t xml:space="preserve">edge</w:t>
+      </w:r>
+      <w:r>
+        <w:t xml:space="preserve"> </w:t>
+      </w:r>
+      <w:r>
+        <w:t xml:space="preserve">IoT) karena membutuhkan</w:t>
+      </w:r>
+      <w:r>
+        <w:t xml:space="preserve"> </w:t>
+      </w:r>
+      <w:r>
+        <w:t xml:space="preserve">lebih sedikit memori dan komputasi inferensi dibandingkan</w:t>
+      </w:r>
+      <w:r>
+        <w:t xml:space="preserve"> </w:t>
+      </w:r>
+      <w:r>
+        <w:rPr>
+          <w:i/>
+          <w:iCs/>
+        </w:rPr>
+        <w:t xml:space="preserve">deep network</w:t>
+      </w:r>
+      <w:r>
+        <w:t xml:space="preserve">.</w:t>
+      </w:r>
+      <w:r>
+        <w:t xml:space="preserve"> </w:t>
+      </w:r>
+      <w:r>
+        <w:t xml:space="preserve">WDCNN, di sisi lain, dioptimalkan untuk akurasi maksimum dengan interpretabilitas</w:t>
+      </w:r>
+      <w:r>
+        <w:t xml:space="preserve"> </w:t>
+      </w:r>
+      <w:r>
+        <w:t xml:space="preserve">level sinyal yang lebih kaya, yaitu kemampuan yang tidak tersedia pada model</w:t>
+      </w:r>
+      <w:r>
+        <w:t xml:space="preserve"> </w:t>
+      </w:r>
+      <w:r>
+        <w:t xml:space="preserve">berbasis kernel maupun algoritma berbasis pohon ketika beroperasi pada</w:t>
+      </w:r>
+      <w:r>
+        <w:t xml:space="preserve"> </w:t>
+      </w:r>
+      <w:r>
+        <w:t xml:space="preserve">representasi sinyal mentah.</w:t>
+      </w:r>
+      <w:r>
+        <w:t xml:space="preserve"> </w:t>
+      </w:r>
+      <w:r>
+        <w:t xml:space="preserve">Perbandingan lintas kedua alur pada Subbab IV.14 mengungkap implikasi desain</w:t>
+      </w:r>
+      <w:r>
+        <w:t xml:space="preserve"> </w:t>
+      </w:r>
+      <w:r>
+        <w:t xml:space="preserve">sistem PdM multi-tier yang lebih luas.</w:t>
+      </w:r>
+    </w:p>
+    <w:p>
+      <w:pPr>
+        <w:pStyle w:val="Paragraf"/>
+      </w:pPr>
+    </w:p>
+    <w:bookmarkStart w:id="42" w:name="fig:bab4_j1_methodology"/>
+    <w:p>
+      <w:pPr>
+        <w:pStyle w:val="Gambar"/>
+      </w:pPr>
+      <w:r>
+        <w:drawing>
+          <wp:inline>
+            <wp:extent cx="3929214" cy="2483599"/>
+            <wp:effectExtent b="0" l="0" r="0" t="0"/>
+            <wp:docPr descr="" title="" id="40" name="Picture"/>
+            <a:graphic>
+              <a:graphicData uri="http://schemas.openxmlformats.org/drawingml/2006/picture">
+                <pic:pic>
+                  <pic:nvPicPr>
+                    <pic:cNvPr descr="assets/figures/bab4/j1_overall_methodology.png" id="41" name="Picture"/>
+                    <pic:cNvPicPr>
+                      <a:picLocks noChangeArrowheads="1" noChangeAspect="1"/>
+                    </pic:cNvPicPr>
+                  </pic:nvPicPr>
+                  <pic:blipFill>
+                    <a:blip r:embed="rId39"/>
+                    <a:stretch>
+                      <a:fillRect/>
+                    </a:stretch>
+                  </pic:blipFill>
+                  <pic:spPr bwMode="auto">
+                    <a:xfrm>
+                      <a:off x="0" y="0"/>
+                      <a:ext cx="3929214" cy="2483599"/>
+                    </a:xfrm>
+                    <a:prstGeom prst="rect">
+                      <a:avLst/>
+                    </a:prstGeom>
+                    <a:noFill/>
+                    <a:ln w="9525">
+                      <a:noFill/>
+                      <a:headEnd/>
+                      <a:tailEnd/>
+                    </a:ln>
+                  </pic:spPr>
+                </pic:pic>
+              </a:graphicData>
+            </a:graphic>
+          </wp:inline>
+        </w:drawing>
+      </w:r>
+    </w:p>
+    <w:p>
+      <w:pPr>
+        <w:pStyle w:val="JudulGambar"/>
+      </w:pPr>
+      <w:r>
+        <w:t xml:space="preserve">Gambar </w:t>
+      </w:r>
+      <w:bookmarkStart w:id="119" w:name="fig_bab4_j1_methodology"/>
+      <w:r>
+        <w:t xml:space="preserve">IV.</w:t>
+      </w:r>
+      <w:fldSimple w:instr=" SEQ Gambar \* ARABIC \s 1 ">
+        <w:r>
+          <w:t xml:space="preserve">2</w:t>
+        </w:r>
+      </w:fldSimple>
+      <w:bookmarkEnd w:id="119"/>
+      <w:r>
+        <w:t xml:space="preserve"> </w:t>
+      </w:r>
+      <w:r>
+        <w:t xml:space="preserve">Alur metodologi diagnostik keseluruhan dari Suharto dkk. (2025):</w:t>
+      </w:r>
+      <w:r>
+        <w:t xml:space="preserve"> </w:t>
+      </w:r>
+      <w:r>
+        <w:t xml:space="preserve">empat tahap sekuensial—persiapan data CWRU, pelatihan WDCNN,</w:t>
+      </w:r>
+      <w:r>
+        <w:t xml:space="preserve"> </w:t>
+      </w:r>
+      <w:r>
+        <w:t xml:space="preserve">analisis SHAP</w:t>
       </w:r>
       <w:r>
         <w:t xml:space="preserve"> </w:t>
@@ -598,16 +811,38 @@
         <w:t xml:space="preserve">DeepExplainer</w:t>
       </w:r>
       <w:r>
-        <w:t xml:space="preserve"> </w:t>
-      </w:r>
-      <w:r>
-        <w:t xml:space="preserve">menghasilkan</w:t>
-      </w:r>
-      <w:r>
-        <w:t xml:space="preserve"> </w:t>
-      </w:r>
-      <w:r>
-        <w:t xml:space="preserve">atribusi resolusi sinyal yang diagregasi menjadi FSM.</w:t>
+        <w:t xml:space="preserve">, dan konstruksi serta validasi</w:t>
+      </w:r>
+      <w:r>
+        <w:t xml:space="preserve"> </w:t>
+      </w:r>
+      <w:r>
+        <w:rPr>
+          <w:i/>
+          <w:iCs/>
+        </w:rPr>
+        <w:t xml:space="preserve">Fault Signature Maps</w:t>
+      </w:r>
+      <w:r>
+        <w:t xml:space="preserve">—yang menjadi referensi implementasi</w:t>
+      </w:r>
+      <w:r>
+        <w:t xml:space="preserve"> </w:t>
+      </w:r>
+      <w:r>
+        <w:t xml:space="preserve">eksperimen diagnostik pada bab ini.</w:t>
+      </w:r>
+      <w:r>
+        <w:t xml:space="preserve"> </w:t>
+      </w:r>
+      <w:r>
+        <w:t xml:space="preserve">(</w:t>
+      </w:r>
+      <w:r>
+        <w:t xml:space="preserve">Suharto dan lainnya</w:t>
+      </w:r>
+      <w:r>
+        <w:t xml:space="preserve">, 2025)</w:t>
       </w:r>
     </w:p>
     <w:p>
@@ -615,101 +850,87 @@
         <w:pStyle w:val="Paragraf"/>
       </w:pPr>
     </w:p>
-    <w:bookmarkEnd w:id="38"/>
+    <w:bookmarkEnd w:id="42"/>
+    <w:bookmarkEnd w:id="43"/>
+    <w:bookmarkStart w:id="47" w:name="sec:bab4_kernel"/>
+    <w:p>
+      <w:pPr>
+        <w:pStyle w:val="Heading2"/>
+      </w:pPr>
+      <w:r>
+        <w:t xml:space="preserve">Benchmark Model Berbasis Kernel: SVM dan Regresi Logistik</w:t>
+      </w:r>
+    </w:p>
     <w:p>
       <w:pPr>
         <w:pStyle w:val="Paragraf"/>
       </w:pPr>
-      <w:r>
-        <w:t xml:space="preserve">Pemilihan dua alur paralel mencerminkan perbedaan mendasar dalam desain</w:t>
-      </w:r>
-      <w:r>
-        <w:t xml:space="preserve"> </w:t>
-      </w:r>
-      <w:r>
-        <w:t xml:space="preserve">model, bukan sekadar perbedaan implementasi.</w:t>
-      </w:r>
-      <w:r>
-        <w:t xml:space="preserve"> </w:t>
-      </w:r>
-      <w:r>
-        <w:t xml:space="preserve">Model berbasis kernel dan algoritma berbasis pohon dirancang untuk beroperasi</w:t>
-      </w:r>
-      <w:r>
-        <w:t xml:space="preserve"> </w:t>
-      </w:r>
-      <w:r>
-        <w:t xml:space="preserve">pada perangkat dengan sumber daya terbatas (</w:t>
-      </w:r>
-      <w:r>
-        <w:rPr>
-          <w:i/>
-          <w:iCs/>
-        </w:rPr>
-        <w:t xml:space="preserve">edge</w:t>
-      </w:r>
-      <w:r>
-        <w:t xml:space="preserve"> </w:t>
-      </w:r>
-      <w:r>
-        <w:t xml:space="preserve">IoT) karena membutuhkan</w:t>
-      </w:r>
-      <w:r>
-        <w:t xml:space="preserve"> </w:t>
-      </w:r>
-      <w:r>
-        <w:t xml:space="preserve">lebih sedikit memori dan komputasi inferensi dibandingkan jaringan dalam.</w:t>
-      </w:r>
-      <w:r>
-        <w:t xml:space="preserve"> </w:t>
-      </w:r>
-      <w:r>
-        <w:t xml:space="preserve">WDCNN, di sisi lain, dioptimalkan untuk akurasi maksimum dengan interpretabilitas</w:t>
-      </w:r>
-      <w:r>
-        <w:t xml:space="preserve"> </w:t>
-      </w:r>
-      <w:r>
-        <w:t xml:space="preserve">level sinyal yang lebih kaya, yaitu kemampuan yang tidak tersedia pada model</w:t>
-      </w:r>
-      <w:r>
-        <w:t xml:space="preserve"> </w:t>
-      </w:r>
-      <w:r>
-        <w:t xml:space="preserve">berbasis kernel maupun algoritma berbasis pohon ketika beroperasi pada</w:t>
-      </w:r>
-      <w:r>
-        <w:t xml:space="preserve"> </w:t>
-      </w:r>
-      <w:r>
-        <w:t xml:space="preserve">representasi sinyal mentah.</w:t>
-      </w:r>
-      <w:r>
-        <w:t xml:space="preserve"> </w:t>
-      </w:r>
-      <w:r>
-        <w:t xml:space="preserve">Perbandingan lintas kedua alur pada Subbab IV.14 mengungkap implikasi desain</w:t>
-      </w:r>
-      <w:r>
-        <w:t xml:space="preserve"> </w:t>
-      </w:r>
-      <w:r>
-        <w:t xml:space="preserve">sistem PdM multi-tier yang lebih luas.</w:t>
-      </w:r>
     </w:p>
     <w:p>
       <w:pPr>
         <w:pStyle w:val="Paragraf"/>
       </w:pPr>
-    </w:p>
-    <w:bookmarkEnd w:id="39"/>
-    <w:bookmarkStart w:id="43" w:name="sec:bab4_kernel"/>
-    <w:p>
-      <w:pPr>
-        <w:pStyle w:val="Heading2"/>
-      </w:pPr>
-      <w:r>
-        <w:t xml:space="preserve">Benchmark Model Berbasis Kernel: SVM dan Regresi Logistik</w:t>
+      <w:r>
+        <w:t xml:space="preserve">Pada subbab ini, dua model berbasis kernel dievaluasi:</w:t>
+      </w:r>
+      <w:r>
+        <w:t xml:space="preserve"> </w:t>
+      </w:r>
+      <w:r>
+        <w:rPr>
+          <w:i/>
+          <w:iCs/>
+        </w:rPr>
+        <w:t xml:space="preserve">Support Vector Machine</w:t>
+      </w:r>
+      <w:r>
+        <w:t xml:space="preserve"> </w:t>
+      </w:r>
+      <w:r>
+        <w:t xml:space="preserve">(SVM)</w:t>
+      </w:r>
+      <w:r>
+        <w:t xml:space="preserve"> </w:t>
+      </w:r>
+      <w:r>
+        <w:t xml:space="preserve">dengan kernel RBF dan Regresi Logistik (</w:t>
+      </w:r>
+      <w:r>
+        <w:rPr>
+          <w:i/>
+          <w:iCs/>
+        </w:rPr>
+        <w:t xml:space="preserve">Logistic Regression</w:t>
+      </w:r>
+      <w:r>
+        <w:t xml:space="preserve">, LR) untuk klasifikasi sepuluh kelas.</w:t>
+      </w:r>
+      <w:r>
+        <w:t xml:space="preserve"> </w:t>
+      </w:r>
+      <w:r>
+        <w:t xml:space="preserve">Kedua model beroperasi pada vektor fitur HI 36-D yang diekstraksi dari</w:t>
+      </w:r>
+      <w:r>
+        <w:t xml:space="preserve"> </w:t>
+      </w:r>
+      <w:r>
+        <w:t xml:space="preserve">sinyal CWRU sebagaimana diuraikan pada</w:t>
+      </w:r>
+      <w:r>
+        <w:t xml:space="preserve"> </w:t>
+      </w:r>
+      <w:r>
+        <w:t xml:space="preserve">Subbab III.3.2</w:t>
+      </w:r>
+      <w:r>
+        <w:t xml:space="preserve"> </w:t>
+      </w:r>
+      <w:r>
+        <w:t xml:space="preserve">(Suharto dkk., 2024)</w:t>
+      </w:r>
+      <w:r>
+        <w:t xml:space="preserve">.</w:t>
       </w:r>
     </w:p>
     <w:p>
@@ -717,120 +938,26 @@
         <w:pStyle w:val="Paragraf"/>
       </w:pPr>
     </w:p>
+    <w:bookmarkStart w:id="44" w:name="subsec:bab4_kernel_fitur"/>
+    <w:p>
+      <w:pPr>
+        <w:pStyle w:val="Heading3"/>
+      </w:pPr>
+      <w:r>
+        <w:t xml:space="preserve">Ekstraksi Fitur untuk Model Berbasis Kernel</w:t>
+      </w:r>
+    </w:p>
     <w:p>
       <w:pPr>
         <w:pStyle w:val="Paragraf"/>
       </w:pPr>
-      <w:r>
-        <w:t xml:space="preserve">Dua model berbasis kernel dievaluasi:</w:t>
-      </w:r>
-      <w:r>
-        <w:t xml:space="preserve"> </w:t>
-      </w:r>
-      <w:r>
-        <w:rPr>
-          <w:i/>
-          <w:iCs/>
-        </w:rPr>
-        <w:t xml:space="preserve">Support Vector Machine</w:t>
-      </w:r>
-      <w:r>
-        <w:t xml:space="preserve"> </w:t>
-      </w:r>
-      <w:r>
-        <w:t xml:space="preserve">(SVM)</w:t>
-      </w:r>
-      <w:r>
-        <w:t xml:space="preserve"> </w:t>
-      </w:r>
-      <w:r>
-        <w:t xml:space="preserve">dengan kernel RBF dan Regresi Logistik (</w:t>
-      </w:r>
-      <w:r>
-        <w:rPr>
-          <w:i/>
-          <w:iCs/>
-        </w:rPr>
-        <w:t xml:space="preserve">Logistic Regression</w:t>
-      </w:r>
-      <w:r>
-        <w:t xml:space="preserve">, LR)</w:t>
-      </w:r>
-      <w:r>
-        <w:t xml:space="preserve"> </w:t>
-      </w:r>
-      <w:r>
-        <w:t xml:space="preserve">dengan skema</w:t>
-      </w:r>
-      <w:r>
-        <w:t xml:space="preserve"> </w:t>
-      </w:r>
-      <w:r>
-        <w:rPr>
-          <w:i/>
-          <w:iCs/>
-        </w:rPr>
-        <w:t xml:space="preserve">one-vs-rest</w:t>
-      </w:r>
-      <w:r>
-        <w:t xml:space="preserve"> </w:t>
-      </w:r>
-      <w:r>
-        <w:t xml:space="preserve">untuk klasifikasi sepuluh kelas.</w:t>
-      </w:r>
-      <w:r>
-        <w:t xml:space="preserve"> </w:t>
-      </w:r>
-      <w:r>
-        <w:t xml:space="preserve">Kedua model beroperasi pada vektor fitur HI 36-D yang diekstraksi dari</w:t>
-      </w:r>
-      <w:r>
-        <w:t xml:space="preserve"> </w:t>
-      </w:r>
-      <w:r>
-        <w:t xml:space="preserve">sinyal CWRU sebagaimana diuraikan pada</w:t>
-      </w:r>
-      <w:r>
-        <w:t xml:space="preserve"> </w:t>
-      </w:r>
-      <w:r>
-        <w:t xml:space="preserve">Subbab III.3.2</w:t>
-      </w:r>
-      <w:r>
-        <w:t xml:space="preserve"> </w:t>
-      </w:r>
-      <w:r>
-        <w:t xml:space="preserve">(Suharto dkk., 2024)</w:t>
-      </w:r>
-      <w:r>
-        <w:t xml:space="preserve">.</w:t>
-      </w:r>
     </w:p>
     <w:p>
       <w:pPr>
         <w:pStyle w:val="Paragraf"/>
       </w:pPr>
-    </w:p>
-    <w:bookmarkStart w:id="40" w:name="subsec:bab4_kernel_fitur"/>
-    <w:p>
-      <w:pPr>
-        <w:pStyle w:val="Heading3"/>
-      </w:pPr>
-      <w:r>
-        <w:t xml:space="preserve">Ekstraksi Fitur untuk Model Berbasis Kernel</w:t>
-      </w:r>
-    </w:p>
-    <w:p>
-      <w:pPr>
-        <w:pStyle w:val="Paragraf"/>
-      </w:pPr>
-    </w:p>
-    <w:p>
-      <w:pPr>
-        <w:pStyle w:val="Paragraf"/>
-      </w:pPr>
-      <w:r>
-        <w:t xml:space="preserve">Dari setiap segmen sinyal CWRU sepanjang 2.048 titik, diekstraksi</w:t>
+      <w:r>
+        <w:t xml:space="preserve">Dari setiap segmen sinyal dataset CWRU sepanjang 2.048 titik, diekstraksi</w:t>
       </w:r>
       <w:r>
         <w:t xml:space="preserve"> </w:t>
@@ -925,7 +1052,7 @@
         <w:t xml:space="preserve"> </w:t>
       </w:r>
       <w:r>
-        <w:t xml:space="preserve">Selain itu, diekstraksi</w:t>
+        <w:t xml:space="preserve">Selain itu, diekstraksi juga</w:t>
       </w:r>
       <w:r>
         <w:t xml:space="preserve"> </w:t>
@@ -965,7 +1092,7 @@
         <w:t xml:space="preserve"> </w:t>
       </w:r>
       <w:r>
-        <w:t xml:space="preserve">adalah 9 × 2 + 9 × 2 = 36, selaras dengan definisi lengkap</w:t>
+        <w:t xml:space="preserve">adalah 9 × 2 + 9 × 2 = 36, sesuai dengan definisi lengkap</w:t>
       </w:r>
       <w:r>
         <w:t xml:space="preserve"> </w:t>
@@ -984,7 +1111,7 @@
         <w:pStyle w:val="Paragraf"/>
       </w:pPr>
       <w:r>
-        <w:t xml:space="preserve">Setelah ekstraksi, vektor HI 36-D dinormalisasi ulang menggunakan Z-score</w:t>
+        <w:t xml:space="preserve">Setelah diekstraksi, vektor HI 36-D dinormalisasi ulang menggunakan Z-score</w:t>
       </w:r>
       <w:r>
         <w:t xml:space="preserve"> </w:t>
@@ -1018,13 +1145,29 @@
         <w:t xml:space="preserve"> </w:t>
       </w:r>
       <w:r>
-        <w:t xml:space="preserve">distribusi zero-mean unit-variance pada ruang input model.</w:t>
-      </w:r>
-      <w:r>
-        <w:t xml:space="preserve"> </w:t>
-      </w:r>
-      <w:r>
-        <w:t xml:space="preserve">Normalisasi ini bersifat wajib untuk SVM-RBF agar jarak antar sampel dalam</w:t>
+        <w:t xml:space="preserve">distribusi</w:t>
+      </w:r>
+      <w:r>
+        <w:t xml:space="preserve"> </w:t>
+      </w:r>
+      <w:r>
+        <w:rPr>
+          <w:i/>
+          <w:iCs/>
+        </w:rPr>
+        <w:t xml:space="preserve">zero-mean unit-variance</w:t>
+      </w:r>
+      <w:r>
+        <w:t xml:space="preserve"> </w:t>
+      </w:r>
+      <w:r>
+        <w:t xml:space="preserve">pada ruang input model.</w:t>
+      </w:r>
+      <w:r>
+        <w:t xml:space="preserve"> </w:t>
+      </w:r>
+      <w:r>
+        <w:t xml:space="preserve">Normalisasi ini bersifat wajib untuk model SVM-RBF agar jarak antar sampel dalam</w:t>
       </w:r>
       <w:r>
         <w:t xml:space="preserve"> </w:t>
@@ -1038,8 +1181,8 @@
         <w:pStyle w:val="Paragraf"/>
       </w:pPr>
     </w:p>
-    <w:bookmarkEnd w:id="40"/>
-    <w:bookmarkStart w:id="41" w:name="subsec:bab4_svm_config"/>
+    <w:bookmarkEnd w:id="44"/>
+    <w:bookmarkStart w:id="45" w:name="subsec:bab4_svm_config"/>
     <w:p>
       <w:pPr>
         <w:pStyle w:val="Heading3"/>
@@ -1275,7 +1418,7 @@
         <w:t xml:space="preserve"> </w:t>
       </w:r>
       <w:r>
-        <w:t xml:space="preserve">ditetapkan untuk memastikan kelas-kelas yang seimbang ditangani secara adil.</w:t>
+        <w:t xml:space="preserve">ditetapkan untuk memastikan kelas-kelas yang seimbang diakomodasi secara merata.</w:t>
       </w:r>
       <w:r>
         <w:t xml:space="preserve"> </w:t>
@@ -1328,7 +1471,7 @@
         <w:t xml:space="preserve"> </w:t>
       </w:r>
       <w:r>
-        <w:t xml:space="preserve">sebelum evaluasi pada</w:t>
+        <w:t xml:space="preserve">sebelum dievaluasi pada</w:t>
       </w:r>
       <w:r>
         <w:t xml:space="preserve"> </w:t>
@@ -1349,8 +1492,8 @@
         <w:pStyle w:val="Paragraf"/>
       </w:pPr>
     </w:p>
-    <w:bookmarkEnd w:id="41"/>
-    <w:bookmarkStart w:id="42" w:name="subsec:bab4_lr_config"/>
+    <w:bookmarkEnd w:id="45"/>
+    <w:bookmarkStart w:id="46" w:name="subsec:bab4_lr_config"/>
     <w:p>
       <w:pPr>
         <w:pStyle w:val="Heading3"/>
@@ -1550,9 +1693,9 @@
         <w:pStyle w:val="Paragraf"/>
       </w:pPr>
     </w:p>
-    <w:bookmarkEnd w:id="42"/>
-    <w:bookmarkEnd w:id="43"/>
-    <w:bookmarkStart w:id="47" w:name="sec:bab4_tree"/>
+    <w:bookmarkEnd w:id="46"/>
+    <w:bookmarkEnd w:id="47"/>
+    <w:bookmarkStart w:id="51" w:name="sec:bab4_tree"/>
     <w:p>
       <w:pPr>
         <w:pStyle w:val="Heading2"/>
@@ -1699,7 +1842,7 @@
         <w:t xml:space="preserve"> </w:t>
       </w:r>
       <w:r>
-        <w:t xml:space="preserve">dan normalisasi identik.</w:t>
+        <w:t xml:space="preserve">dan normalisasi yang identik.</w:t>
       </w:r>
     </w:p>
     <w:p>
@@ -1707,7 +1850,7 @@
         <w:pStyle w:val="Paragraf"/>
       </w:pPr>
     </w:p>
-    <w:bookmarkStart w:id="44" w:name="subsec:bab4_dt_config"/>
+    <w:bookmarkStart w:id="48" w:name="subsec:bab4_dt_config"/>
     <w:p>
       <w:pPr>
         <w:pStyle w:val="Heading3"/>
@@ -1726,7 +1869,7 @@
         <w:pStyle w:val="Paragraf"/>
       </w:pPr>
       <w:r>
-        <w:t xml:space="preserve">DT dilatih dengan kriteria pemisahan Gini dan dibatasi kedalaman maksimum</w:t>
+        <w:t xml:space="preserve">Model DT yang dipilih dilatih dengan kriteria pemisahan dan dibatasi kedalaman maksimum</w:t>
       </w:r>
       <w:r>
         <w:t xml:space="preserve"> </w:t>
@@ -1768,7 +1911,7 @@
         <w:t xml:space="preserve"> </w:t>
       </w:r>
       <w:r>
-        <w:t xml:space="preserve">strukturalnya yang paling tinggi di antara ketiga model: setiap keputusan</w:t>
+        <w:t xml:space="preserve">strukturalnya yang paling tinggi di antara ketiga model, dimana setiap keputusan</w:t>
       </w:r>
       <w:r>
         <w:t xml:space="preserve"> </w:t>
@@ -1825,8 +1968,8 @@
         <w:pStyle w:val="Paragraf"/>
       </w:pPr>
     </w:p>
-    <w:bookmarkEnd w:id="44"/>
-    <w:bookmarkStart w:id="45" w:name="subsec:bab4_rf_config"/>
+    <w:bookmarkEnd w:id="48"/>
+    <w:bookmarkStart w:id="49" w:name="subsec:bab4_rf_config"/>
     <w:p>
       <w:pPr>
         <w:pStyle w:val="Heading3"/>
@@ -1845,7 +1988,7 @@
         <w:pStyle w:val="Paragraf"/>
       </w:pPr>
       <w:r>
-        <w:t xml:space="preserve">RF menggunakan 100 pohon (</w:t>
+        <w:t xml:space="preserve">Model RF yang dipilih menggunakan 100 pohon (</w:t>
       </w:r>
       <w:r>
         <w:rPr>
@@ -1915,17 +2058,23 @@
         <w:t xml:space="preserve"> </w:t>
       </w:r>
       <w:r>
-        <w:rPr>
-          <w:i/>
-          <w:iCs/>
-        </w:rPr>
-        <w:t xml:space="preserve">Bagging</w:t>
-      </w:r>
-      <w:r>
-        <w:t xml:space="preserve"> </w:t>
-      </w:r>
-      <w:r>
-        <w:t xml:space="preserve">atas 100 pohon mereduksi variansi prediksi secara signifikan</w:t>
+        <w:t xml:space="preserve">Metode</w:t>
+      </w:r>
+      <w:r>
+        <w:t xml:space="preserve"> </w:t>
+      </w:r>
+      <w:r>
+        <w:rPr>
+          <w:i/>
+          <w:iCs/>
+        </w:rPr>
+        <w:t xml:space="preserve">bagging</w:t>
+      </w:r>
+      <w:r>
+        <w:t xml:space="preserve"> </w:t>
+      </w:r>
+      <w:r>
+        <w:t xml:space="preserve">terhadap 100 pohon mereduksi variansi prediksi secara signifikan</w:t>
       </w:r>
       <w:r>
         <w:t xml:space="preserve"> </w:t>
@@ -1937,7 +2086,7 @@
         <w:t xml:space="preserve"> </w:t>
       </w:r>
       <w:r>
-        <w:t xml:space="preserve">tinggi dengan biaya komputasi yang jauh lebih besar.</w:t>
+        <w:t xml:space="preserve">tinggi namun dengan biaya komputasi yang jauh lebih besar.</w:t>
       </w:r>
       <w:r>
         <w:t xml:space="preserve"> </w:t>
@@ -1979,8 +2128,8 @@
         <w:pStyle w:val="Paragraf"/>
       </w:pPr>
     </w:p>
-    <w:bookmarkEnd w:id="45"/>
-    <w:bookmarkStart w:id="46" w:name="subsec:bab4_xgb_config"/>
+    <w:bookmarkEnd w:id="49"/>
+    <w:bookmarkStart w:id="50" w:name="subsec:bab4_xgb_config"/>
     <w:p>
       <w:pPr>
         <w:pStyle w:val="Heading3"/>
@@ -2127,7 +2276,7 @@
         <w:t xml:space="preserve"> </w:t>
       </w:r>
       <w:r>
-        <w:t xml:space="preserve">kelas; panduan lengkap implementasi tersedia di Lampiran F.</w:t>
+        <w:t xml:space="preserve">kelas. Detail lengkap implementasi model ini tersedia di Lampiran F.</w:t>
       </w:r>
     </w:p>
     <w:p>
@@ -2135,9 +2284,9 @@
         <w:pStyle w:val="Paragraf"/>
       </w:pPr>
     </w:p>
-    <w:bookmarkEnd w:id="46"/>
-    <w:bookmarkEnd w:id="47"/>
-    <w:bookmarkStart w:id="51" w:name="sec:bab4_wdcnn"/>
+    <w:bookmarkEnd w:id="50"/>
+    <w:bookmarkEnd w:id="51"/>
+    <w:bookmarkStart w:id="59" w:name="sec:bab4_wdcnn"/>
     <w:p>
       <w:pPr>
         <w:pStyle w:val="Heading2"/>
@@ -2229,7 +2378,7 @@
         <w:pStyle w:val="Paragraf"/>
       </w:pPr>
     </w:p>
-    <w:bookmarkStart w:id="48" w:name="subsec:bab4_wdcnn_detail"/>
+    <w:bookmarkStart w:id="56" w:name="subsec:bab4_wdcnn_detail"/>
     <w:p>
       <w:pPr>
         <w:pStyle w:val="Heading3"/>
@@ -2248,7 +2397,7 @@
         <w:pStyle w:val="Paragraf"/>
       </w:pPr>
       <w:r>
-        <w:t xml:space="preserve">Input model berupa sinyal mentah ternormalisasi berdimensi 1 × 2048</w:t>
+        <w:t xml:space="preserve">Input model WDCNN merupakan sinyal mentah ternormalisasi berdimensi 1 × 2048</w:t>
       </w:r>
       <w:r>
         <w:t xml:space="preserve"> </w:t>
@@ -2487,20 +2636,201 @@
       <w:r>
         <w:t xml:space="preserve">Tabel lengkap arsitektur per lapisan tersedia di Lampiran G.</w:t>
       </w:r>
+      <w:r>
+        <w:t xml:space="preserve"> </w:t>
+      </w:r>
+      <w:r>
+        <w:t xml:space="preserve">Gambar </w:t>
+      </w:r>
+      <w:fldSimple w:instr=" REF fig_bab4_wdcnn_arch \h ">
+        <w:r>
+          <w:t xml:space="preserve">?</w:t>
+        </w:r>
+      </w:fldSimple>
+      <w:r>
+        <w:t xml:space="preserve"> memvisualisasikan seluruh blok arsitektur</w:t>
+      </w:r>
+      <w:r>
+        <w:t xml:space="preserve"> </w:t>
+      </w:r>
+      <w:r>
+        <w:t xml:space="preserve">WDCNN dari masukan hingga keluaran.</w:t>
+      </w:r>
     </w:p>
     <w:p>
       <w:pPr>
         <w:pStyle w:val="Paragraf"/>
       </w:pPr>
     </w:p>
-    <w:bookmarkEnd w:id="48"/>
-    <w:bookmarkStart w:id="49" w:name="subsec:bab4_wdcnn_ablasi"/>
+    <w:bookmarkStart w:id="55" w:name="fig:bab4_wdcnn_arch"/>
+    <w:p>
+      <w:pPr>
+        <w:pStyle w:val="Gambar"/>
+      </w:pPr>
+      <w:r>
+        <w:drawing>
+          <wp:inline>
+            <wp:extent cx="4785582" cy="1033705"/>
+            <wp:effectExtent b="0" l="0" r="0" t="0"/>
+            <wp:docPr descr="" title="" id="53" name="Picture"/>
+            <a:graphic>
+              <a:graphicData uri="http://schemas.openxmlformats.org/drawingml/2006/picture">
+                <pic:pic>
+                  <pic:nvPicPr>
+                    <pic:cNvPr descr="assets/figures/bab4/wdcnn_architecture.png" id="54" name="Picture"/>
+                    <pic:cNvPicPr>
+                      <a:picLocks noChangeArrowheads="1" noChangeAspect="1"/>
+                    </pic:cNvPicPr>
+                  </pic:nvPicPr>
+                  <pic:blipFill>
+                    <a:blip r:embed="rId52"/>
+                    <a:stretch>
+                      <a:fillRect/>
+                    </a:stretch>
+                  </pic:blipFill>
+                  <pic:spPr bwMode="auto">
+                    <a:xfrm>
+                      <a:off x="0" y="0"/>
+                      <a:ext cx="4785582" cy="1033705"/>
+                    </a:xfrm>
+                    <a:prstGeom prst="rect">
+                      <a:avLst/>
+                    </a:prstGeom>
+                    <a:noFill/>
+                    <a:ln w="9525">
+                      <a:noFill/>
+                      <a:headEnd/>
+                      <a:tailEnd/>
+                    </a:ln>
+                  </pic:spPr>
+                </pic:pic>
+              </a:graphicData>
+            </a:graphic>
+          </wp:inline>
+        </w:drawing>
+      </w:r>
+    </w:p>
+    <w:p>
+      <w:pPr>
+        <w:pStyle w:val="JudulGambar"/>
+      </w:pPr>
+      <w:r>
+        <w:t xml:space="preserve">Gambar </w:t>
+      </w:r>
+      <w:bookmarkStart w:id="120" w:name="fig_bab4_wdcnn_arch"/>
+      <w:r>
+        <w:t xml:space="preserve">IV.</w:t>
+      </w:r>
+      <w:fldSimple w:instr=" SEQ Gambar \* ARABIC \s 1 ">
+        <w:r>
+          <w:t xml:space="preserve">3</w:t>
+        </w:r>
+      </w:fldSimple>
+      <w:bookmarkEnd w:id="120"/>
+      <w:r>
+        <w:t xml:space="preserve"> </w:t>
+      </w:r>
+      <w:r>
+        <w:t xml:space="preserve">Diagram arsitektur WDCNN</w:t>
+      </w:r>
+      <w:r>
+        <w:t xml:space="preserve"> </w:t>
+      </w:r>
+      <w:r>
+        <w:t xml:space="preserve">(Zhang dkk., 2017)</w:t>
+      </w:r>
+      <w:r>
+        <w:t xml:space="preserve"> </w:t>
+      </w:r>
+      <w:r>
+        <w:t xml:space="preserve">yang digunakan</w:t>
+      </w:r>
+      <w:r>
+        <w:t xml:space="preserve"> </w:t>
+      </w:r>
+      <w:r>
+        <w:t xml:space="preserve">dalam penelitian ini: input 1 × 2.048 diproses melalui</w:t>
+      </w:r>
+      <w:r>
+        <w:t xml:space="preserve"> </w:t>
+      </w:r>
+      <w:r>
+        <w:t xml:space="preserve">lima blok konvolusi (Conv1d, BatchNorm, ReLU, MaxPool) yang</w:t>
+      </w:r>
+      <w:r>
+        <w:t xml:space="preserve"> </w:t>
+      </w:r>
+      <w:r>
+        <w:t xml:space="preserve">secara progresif mengurangi dimensi temporal, diikuti dua lapisan</w:t>
+      </w:r>
+      <w:r>
+        <w:t xml:space="preserve"> </w:t>
+      </w:r>
+      <w:r>
+        <w:rPr>
+          <w:i/>
+          <w:iCs/>
+        </w:rPr>
+        <w:t xml:space="preserve">fully connected</w:t>
+      </w:r>
+      <w:r>
+        <w:t xml:space="preserve"> </w:t>
+      </w:r>
+      <w:r>
+        <w:t xml:space="preserve">(FC) dan</w:t>
+      </w:r>
+      <w:r>
+        <w:t xml:space="preserve"> </w:t>
+      </w:r>
+      <w:r>
+        <w:rPr>
+          <w:i/>
+          <w:iCs/>
+        </w:rPr>
+        <w:t xml:space="preserve">dropout</w:t>
+      </w:r>
+      <w:r>
+        <w:t xml:space="preserve"> </w:t>
+      </w:r>
+      <w:r>
+        <w:t xml:space="preserve">sebelum keluaran</w:t>
+      </w:r>
+      <w:r>
+        <w:t xml:space="preserve"> </w:t>
+      </w:r>
+      <w:r>
+        <w:t xml:space="preserve">10-kelas. Sumber:</w:t>
+      </w:r>
+      <w:r>
+        <w:t xml:space="preserve"> </w:t>
+      </w:r>
+      <w:r>
+        <w:t xml:space="preserve">(</w:t>
+      </w:r>
+      <w:r>
+        <w:t xml:space="preserve">Suharto dan lainnya</w:t>
+      </w:r>
+      <w:r>
+        <w:t xml:space="preserve">, 2025)</w:t>
+      </w:r>
+      <w:r>
+        <w:t xml:space="preserve">.</w:t>
+      </w:r>
+    </w:p>
+    <w:p>
+      <w:pPr>
+        <w:pStyle w:val="Paragraf"/>
+      </w:pPr>
+    </w:p>
+    <w:bookmarkEnd w:id="55"/>
+    <w:bookmarkEnd w:id="56"/>
+    <w:bookmarkStart w:id="57" w:name="subsec:bab4_wdcnn_ablasi"/>
     <w:p>
       <w:pPr>
         <w:pStyle w:val="Heading3"/>
       </w:pPr>
       <w:r>
-        <w:t xml:space="preserve">Tiga Varian Ablasi</w:t>
+        <w:t xml:space="preserve">Tiga Varian Studi Ablasi</w:t>
       </w:r>
     </w:p>
     <w:p>
@@ -2529,6 +2859,7 @@
     </w:p>
     <w:p>
       <w:pPr>
+        <w:pStyle w:val="Paragraf"/>
         <w:numPr>
           <w:ilvl w:val="0"/>
           <w:numId w:val="1001"/>
@@ -2592,6 +2923,7 @@
     </w:p>
     <w:p>
       <w:pPr>
+        <w:pStyle w:val="Paragraf"/>
         <w:numPr>
           <w:ilvl w:val="0"/>
           <w:numId w:val="1001"/>
@@ -2620,20 +2952,54 @@
         <w:t xml:space="preserve"> </w:t>
       </w:r>
       <w:r>
+        <w:rPr>
+          <w:color w:val="0000FF"/>
+        </w:rPr>
         <w:t xml:space="preserve">(</w:t>
       </w:r>
       <w:r>
         <w:rPr>
           <w:i/>
           <w:iCs/>
+          <w:color w:val="0000FF"/>
         </w:rPr>
         <w:t xml:space="preserve">stride</w:t>
       </w:r>
       <w:r>
-        <w:t xml:space="preserve"> </w:t>
-      </w:r>
-      <w:r>
-        <w:t xml:space="preserve">16 menjadi 1)</w:t>
+        <w:rPr>
+          <w:color w:val="0000FF"/>
+        </w:rPr>
+        <w:t xml:space="preserve"> </w:t>
+      </w:r>
+      <w:r>
+        <w:rPr>
+          <w:color w:val="0000FF"/>
+        </w:rPr>
+        <w:t xml:space="preserve">16</w:t>
+      </w:r>
+      <w:r>
+        <w:rPr>
+          <w:color w:val="0000FF"/>
+        </w:rPr>
+        <w:t xml:space="preserve"> </w:t>
+      </w:r>
+      <w:r>
+        <w:rPr>
+          <w:color w:val="0000FF"/>
+        </w:rPr>
+        <w:t xml:space="preserve">menjadi</w:t>
+      </w:r>
+      <w:r>
+        <w:rPr>
+          <w:color w:val="0000FF"/>
+        </w:rPr>
+        <w:t xml:space="preserve"> </w:t>
+      </w:r>
+      <w:r>
+        <w:rPr>
+          <w:color w:val="0000FF"/>
+        </w:rPr>
+        <w:t xml:space="preserve">1)</w:t>
       </w:r>
       <w:r>
         <w:t xml:space="preserve">,</w:t>
@@ -2654,10 +3020,58 @@
         <w:t xml:space="preserve"> </w:t>
       </w:r>
       <w:r>
-        <w:t xml:space="preserve">Justru jumlah parameter melonjak sebesar faktor</w:t>
-      </w:r>
-      <w:r>
-        <w:t xml:space="preserve"> </w:t>
+        <w:rPr>
+          <w:color w:val="0000FF"/>
+        </w:rPr>
+        <w:t xml:space="preserve">Jumlah</w:t>
+      </w:r>
+      <w:r>
+        <w:rPr>
+          <w:color w:val="0000FF"/>
+        </w:rPr>
+        <w:t xml:space="preserve"> </w:t>
+      </w:r>
+      <w:r>
+        <w:rPr>
+          <w:color w:val="0000FF"/>
+        </w:rPr>
+        <w:t xml:space="preserve">parameter</w:t>
+      </w:r>
+      <w:r>
+        <w:rPr>
+          <w:color w:val="0000FF"/>
+        </w:rPr>
+        <w:t xml:space="preserve"> </w:t>
+      </w:r>
+      <w:r>
+        <w:rPr>
+          <w:color w:val="0000FF"/>
+        </w:rPr>
+        <w:t xml:space="preserve">meningkat</w:t>
+      </w:r>
+      <w:r>
+        <w:rPr>
+          <w:color w:val="0000FF"/>
+        </w:rPr>
+        <w:t xml:space="preserve"> </w:t>
+      </w:r>
+      <w:r>
+        <w:rPr>
+          <w:color w:val="0000FF"/>
+        </w:rPr>
+        <w:t xml:space="preserve">sebesar</w:t>
+      </w:r>
+      <w:r>
+        <w:rPr>
+          <w:color w:val="0000FF"/>
+        </w:rPr>
+        <w:t xml:space="preserve"> </w:t>
+      </w:r>
+      <w:r>
+        <w:rPr>
+          <w:color w:val="0000FF"/>
+        </w:rPr>
+        <w:t xml:space="preserve"> </w:t>
       </w:r>
       <m:oMath>
         <m:r>
@@ -2680,38 +3094,306 @@
         </m:r>
       </m:oMath>
       <w:r>
-        <w:t xml:space="preserve"> </w:t>
-      </w:r>
-      <w:r>
-        <w:t xml:space="preserve">(dari 60.710 menjadi 443.734) karena hilangnya</w:t>
-      </w:r>
-      <w:r>
-        <w:t xml:space="preserve"> </w:t>
-      </w:r>
-      <w:r>
-        <w:t xml:space="preserve">reduksi dimensi implisit oleh</w:t>
-      </w:r>
-      <w:r>
-        <w:t xml:space="preserve"> </w:t>
-      </w:r>
-      <w:r>
-        <w:rPr>
-          <w:i/>
-          <w:iCs/>
+        <w:rPr>
+          <w:color w:val="0000FF"/>
+        </w:rPr>
+        <w:t xml:space="preserve"> </w:t>
+      </w:r>
+      <w:r>
+        <w:rPr>
+          <w:color w:val="0000FF"/>
+        </w:rPr>
+        <w:t xml:space="preserve">(dari</w:t>
+      </w:r>
+      <w:r>
+        <w:rPr>
+          <w:color w:val="0000FF"/>
+        </w:rPr>
+        <w:t xml:space="preserve"> </w:t>
+      </w:r>
+      <w:r>
+        <w:rPr>
+          <w:color w:val="0000FF"/>
+        </w:rPr>
+        <w:t xml:space="preserve">60.710</w:t>
+      </w:r>
+      <w:r>
+        <w:rPr>
+          <w:color w:val="0000FF"/>
+        </w:rPr>
+        <w:t xml:space="preserve"> </w:t>
+      </w:r>
+      <w:r>
+        <w:rPr>
+          <w:color w:val="0000FF"/>
+        </w:rPr>
+        <w:t xml:space="preserve">menjadi</w:t>
+      </w:r>
+      <w:r>
+        <w:rPr>
+          <w:color w:val="0000FF"/>
+        </w:rPr>
+        <w:t xml:space="preserve"> </w:t>
+      </w:r>
+      <w:r>
+        <w:rPr>
+          <w:color w:val="0000FF"/>
+        </w:rPr>
+        <w:t xml:space="preserve">443.734)</w:t>
+      </w:r>
+      <w:r>
+        <w:rPr>
+          <w:color w:val="0000FF"/>
+        </w:rPr>
+        <w:t xml:space="preserve"> </w:t>
+      </w:r>
+      <w:r>
+        <w:rPr>
+          <w:color w:val="0000FF"/>
+        </w:rPr>
+        <w:t xml:space="preserve">karena</w:t>
+      </w:r>
+      <w:r>
+        <w:rPr>
+          <w:color w:val="0000FF"/>
+        </w:rPr>
+        <w:t xml:space="preserve"> </w:t>
+      </w:r>
+      <w:r>
+        <w:rPr>
+          <w:color w:val="0000FF"/>
+        </w:rPr>
+        <w:t xml:space="preserve">hilangnya</w:t>
+      </w:r>
+      <w:r>
+        <w:rPr>
+          <w:color w:val="0000FF"/>
+        </w:rPr>
+        <w:t xml:space="preserve"> </w:t>
+      </w:r>
+      <w:r>
+        <w:rPr>
+          <w:color w:val="0000FF"/>
+        </w:rPr>
+        <w:t xml:space="preserve">reduksi</w:t>
+      </w:r>
+      <w:r>
+        <w:rPr>
+          <w:color w:val="0000FF"/>
+        </w:rPr>
+        <w:t xml:space="preserve"> </w:t>
+      </w:r>
+      <w:r>
+        <w:rPr>
+          <w:color w:val="0000FF"/>
+        </w:rPr>
+        <w:t xml:space="preserve">dimensi</w:t>
+      </w:r>
+      <w:r>
+        <w:rPr>
+          <w:color w:val="0000FF"/>
+        </w:rPr>
+        <w:t xml:space="preserve"> </w:t>
+      </w:r>
+      <w:r>
+        <w:rPr>
+          <w:color w:val="0000FF"/>
+        </w:rPr>
+        <w:t xml:space="preserve">implisit</w:t>
+      </w:r>
+      <w:r>
+        <w:rPr>
+          <w:color w:val="0000FF"/>
+        </w:rPr>
+        <w:t xml:space="preserve"> </w:t>
+      </w:r>
+      <w:r>
+        <w:rPr>
+          <w:color w:val="0000FF"/>
+        </w:rPr>
+        <w:t xml:space="preserve">oleh</w:t>
+      </w:r>
+      <w:r>
+        <w:rPr>
+          <w:color w:val="0000FF"/>
+        </w:rPr>
+        <w:t xml:space="preserve"> </w:t>
+      </w:r>
+      <w:r>
+        <w:rPr>
+          <w:i/>
+          <w:iCs/>
+          <w:color w:val="0000FF"/>
         </w:rPr>
         <w:t xml:space="preserve">stride</w:t>
       </w:r>
       <w:r>
-        <w:t xml:space="preserve"> </w:t>
-      </w:r>
-      <w:r>
-        <w:t xml:space="preserve">lebar membuat peta fitur</w:t>
-      </w:r>
-      <w:r>
-        <w:t xml:space="preserve"> </w:t>
-      </w:r>
-      <w:r>
-        <w:t xml:space="preserve">beresolusi penuh dan memerlukan bank filter yang jauh lebih besar.</w:t>
+        <w:rPr>
+          <w:color w:val="0000FF"/>
+        </w:rPr>
+        <w:t xml:space="preserve"> </w:t>
+      </w:r>
+      <w:r>
+        <w:rPr>
+          <w:color w:val="0000FF"/>
+        </w:rPr>
+        <w:t xml:space="preserve">lebar,</w:t>
+      </w:r>
+      <w:r>
+        <w:rPr>
+          <w:color w:val="0000FF"/>
+        </w:rPr>
+        <w:t xml:space="preserve"> </w:t>
+      </w:r>
+      <w:r>
+        <w:rPr>
+          <w:color w:val="0000FF"/>
+        </w:rPr>
+        <w:t xml:space="preserve">membuat</w:t>
+      </w:r>
+      <w:r>
+        <w:rPr>
+          <w:color w:val="0000FF"/>
+        </w:rPr>
+        <w:t xml:space="preserve"> </w:t>
+      </w:r>
+      <w:r>
+        <w:rPr>
+          <w:color w:val="0000FF"/>
+        </w:rPr>
+        <w:t xml:space="preserve">peta</w:t>
+      </w:r>
+      <w:r>
+        <w:rPr>
+          <w:color w:val="0000FF"/>
+        </w:rPr>
+        <w:t xml:space="preserve"> </w:t>
+      </w:r>
+      <w:r>
+        <w:rPr>
+          <w:color w:val="0000FF"/>
+        </w:rPr>
+        <w:t xml:space="preserve">fitur</w:t>
+      </w:r>
+      <w:r>
+        <w:rPr>
+          <w:color w:val="0000FF"/>
+        </w:rPr>
+        <w:t xml:space="preserve"> </w:t>
+      </w:r>
+      <w:r>
+        <w:rPr>
+          <w:color w:val="0000FF"/>
+        </w:rPr>
+        <w:t xml:space="preserve">beresolusi</w:t>
+      </w:r>
+      <w:r>
+        <w:rPr>
+          <w:color w:val="0000FF"/>
+        </w:rPr>
+        <w:t xml:space="preserve"> </w:t>
+      </w:r>
+      <w:r>
+        <w:rPr>
+          <w:color w:val="0000FF"/>
+        </w:rPr>
+        <w:t xml:space="preserve">penuh</w:t>
+      </w:r>
+      <w:r>
+        <w:rPr>
+          <w:color w:val="0000FF"/>
+        </w:rPr>
+        <w:t xml:space="preserve"> </w:t>
+      </w:r>
+      <w:r>
+        <w:rPr>
+          <w:color w:val="0000FF"/>
+        </w:rPr>
+        <w:t xml:space="preserve">dan</w:t>
+      </w:r>
+      <w:r>
+        <w:rPr>
+          <w:color w:val="0000FF"/>
+        </w:rPr>
+        <w:t xml:space="preserve"> </w:t>
+      </w:r>
+      <w:r>
+        <w:rPr>
+          <w:color w:val="0000FF"/>
+        </w:rPr>
+        <w:t xml:space="preserve">memerlukan</w:t>
+      </w:r>
+      <w:r>
+        <w:rPr>
+          <w:color w:val="0000FF"/>
+        </w:rPr>
+        <w:t xml:space="preserve"> </w:t>
+      </w:r>
+      <w:r>
+        <w:rPr>
+          <w:color w:val="0000FF"/>
+        </w:rPr>
+        <w:t xml:space="preserve">bank</w:t>
+      </w:r>
+      <w:r>
+        <w:rPr>
+          <w:color w:val="0000FF"/>
+        </w:rPr>
+        <w:t xml:space="preserve"> </w:t>
+      </w:r>
+      <w:r>
+        <w:rPr>
+          <w:color w:val="0000FF"/>
+        </w:rPr>
+        <w:t xml:space="preserve">filter</w:t>
+      </w:r>
+      <w:r>
+        <w:rPr>
+          <w:color w:val="0000FF"/>
+        </w:rPr>
+        <w:t xml:space="preserve"> </w:t>
+      </w:r>
+      <w:r>
+        <w:rPr>
+          <w:color w:val="0000FF"/>
+        </w:rPr>
+        <w:t xml:space="preserve">yang</w:t>
+      </w:r>
+      <w:r>
+        <w:rPr>
+          <w:color w:val="0000FF"/>
+        </w:rPr>
+        <w:t xml:space="preserve"> </w:t>
+      </w:r>
+      <w:r>
+        <w:rPr>
+          <w:color w:val="0000FF"/>
+        </w:rPr>
+        <w:t xml:space="preserve">jauh</w:t>
+      </w:r>
+      <w:r>
+        <w:rPr>
+          <w:color w:val="0000FF"/>
+        </w:rPr>
+        <w:t xml:space="preserve"> </w:t>
+      </w:r>
+      <w:r>
+        <w:rPr>
+          <w:color w:val="0000FF"/>
+        </w:rPr>
+        <w:t xml:space="preserve">lebih</w:t>
+      </w:r>
+      <w:r>
+        <w:rPr>
+          <w:color w:val="0000FF"/>
+        </w:rPr>
+        <w:t xml:space="preserve"> </w:t>
+      </w:r>
+      <w:r>
+        <w:rPr>
+          <w:color w:val="0000FF"/>
+        </w:rPr>
+        <w:t xml:space="preserve">besar.</w:t>
       </w:r>
     </w:p>
     <w:p>
@@ -2721,6 +3403,7 @@
     </w:p>
     <w:p>
       <w:pPr>
+        <w:pStyle w:val="Paragraf"/>
         <w:numPr>
           <w:ilvl w:val="0"/>
           <w:numId w:val="1001"/>
@@ -2779,8 +3462,8 @@
         <w:pStyle w:val="Paragraf"/>
       </w:pPr>
     </w:p>
-    <w:bookmarkEnd w:id="49"/>
-    <w:bookmarkStart w:id="50" w:name="subsec:bab4_wdcnn_training"/>
+    <w:bookmarkEnd w:id="57"/>
+    <w:bookmarkStart w:id="58" w:name="subsec:bab4_wdcnn_training"/>
     <w:p>
       <w:pPr>
         <w:pStyle w:val="Heading3"/>
@@ -2866,7 +3549,7 @@
         </m:r>
       </m:oMath>
       <w:r>
-        <w:t xml:space="preserve">, langkah</w:t>
+        <w:t xml:space="preserve">, berubah</w:t>
       </w:r>
       <w:r>
         <w:t xml:space="preserve"> </w:t>
@@ -2907,7 +3590,7 @@
         <w:t xml:space="preserve"> </w:t>
       </w:r>
       <w:r>
-        <w:t xml:space="preserve">adalah</w:t>
+        <w:t xml:space="preserve">yang dipilih adalah</w:t>
       </w:r>
       <w:r>
         <w:t xml:space="preserve"> </w:t>
@@ -2929,7 +3612,7 @@
         <w:t xml:space="preserve"> </w:t>
       </w:r>
       <w:r>
-        <w:t xml:space="preserve">(kelas CWRU seimbang 75 sampel per kelas pada</w:t>
+        <w:t xml:space="preserve">(kelas CWRU seimbang dengan jumlah 75 sampel per kelas pada</w:t>
       </w:r>
       <w:r>
         <w:t xml:space="preserve"> </w:t>
@@ -2948,6 +3631,12 @@
         <w:t xml:space="preserve"> </w:t>
       </w:r>
       <w:r>
+        <w:t xml:space="preserve">Metode</w:t>
+      </w:r>
+      <w:r>
+        <w:t xml:space="preserve"> </w:t>
+      </w:r>
+      <w:r>
         <w:rPr>
           <w:i/>
           <w:iCs/>
@@ -2958,7 +3647,7 @@
         <w:t xml:space="preserve"> </w:t>
       </w:r>
       <w:r>
-        <w:t xml:space="preserve">dengan kesabaran 15</w:t>
+        <w:t xml:space="preserve">dengan waktu tunggu 15</w:t>
       </w:r>
       <w:r>
         <w:t xml:space="preserve"> </w:t>
@@ -3021,7 +3710,7 @@
         <w:t xml:space="preserve"> </w:t>
       </w:r>
       <w:r>
-        <w:t xml:space="preserve">Detail hiperparameter lengkap tersedia di Lampiran G.</w:t>
+        <w:t xml:space="preserve">Detail hiperparameter lengkap WDCNN tersedia di Lampiran G.</w:t>
       </w:r>
     </w:p>
     <w:p>
@@ -3029,9 +3718,9 @@
         <w:pStyle w:val="Paragraf"/>
       </w:pPr>
     </w:p>
-    <w:bookmarkEnd w:id="50"/>
-    <w:bookmarkEnd w:id="51"/>
-    <w:bookmarkStart w:id="55" w:name="sec:bab4_shap"/>
+    <w:bookmarkEnd w:id="58"/>
+    <w:bookmarkEnd w:id="59"/>
+    <w:bookmarkStart w:id="63" w:name="sec:bab4_shap"/>
     <w:p>
       <w:pPr>
         <w:pStyle w:val="Heading2"/>
@@ -3062,7 +3751,7 @@
         <w:t xml:space="preserve"> </w:t>
       </w:r>
       <w:r>
-        <w:t xml:space="preserve">Pemilihan varian ini bukan sekadar kesepakatan implementasi, melainkan</w:t>
+        <w:t xml:space="preserve">Pemilihan varian ini bukan sekadar pilihan implementasi, melainkan</w:t>
       </w:r>
       <w:r>
         <w:t xml:space="preserve"> </w:t>
@@ -3082,7 +3771,7 @@
         <w:pStyle w:val="Paragraf"/>
       </w:pPr>
     </w:p>
-    <w:bookmarkStart w:id="52" w:name="subsec:bab4_shap_kernel"/>
+    <w:bookmarkStart w:id="60" w:name="subsec:bab4_shap_kernel"/>
     <w:p>
       <w:pPr>
         <w:pStyle w:val="Heading3"/>
@@ -3145,13 +3834,26 @@
         <w:t xml:space="preserve"> </w:t>
       </w:r>
       <w:r>
-        <w:t xml:space="preserve">maupun gradien aliran</w:t>
-      </w:r>
-      <w:r>
-        <w:t xml:space="preserve"> </w:t>
-      </w:r>
-      <w:r>
-        <w:t xml:space="preserve">maju,</w:t>
+        <w:t xml:space="preserve">maupun</w:t>
+      </w:r>
+      <w:r>
+        <w:t xml:space="preserve"> </w:t>
+      </w:r>
+      <w:r>
+        <w:rPr>
+          <w:i/>
+          <w:iCs/>
+        </w:rPr>
+        <w:t xml:space="preserve">gradient flow</w:t>
+      </w:r>
+      <w:r>
+        <w:t xml:space="preserve">,</w:t>
+      </w:r>
+      <w:r>
+        <w:t xml:space="preserve"> </w:t>
+      </w:r>
+      <w:r>
+        <w:t xml:space="preserve">maka</w:t>
       </w:r>
       <w:r>
         <w:t xml:space="preserve"> </w:t>
@@ -3192,7 +3894,7 @@
         <w:t xml:space="preserve"> </w:t>
       </w:r>
       <w:r>
-        <w:t xml:space="preserve">dan aditif) tanpa asumsi arsitektur</w:t>
+        <w:t xml:space="preserve">dan aditif) tanpa asumsi arsitektur model tertentu</w:t>
       </w:r>
       <w:r>
         <w:t xml:space="preserve"> </w:t>
@@ -3233,7 +3935,7 @@
         <w:t xml:space="preserve"> </w:t>
       </w:r>
       <w:r>
-        <w:t xml:space="preserve">sejumlah kecil dari</w:t>
+        <w:t xml:space="preserve">kecil dari</w:t>
       </w:r>
       <w:r>
         <w:t xml:space="preserve"> </w:t>
@@ -3246,7 +3948,7 @@
         <w:t xml:space="preserve">training set</w:t>
       </w:r>
       <w:r>
-        <w:t xml:space="preserve">, satu strategi yang menyeimbangkan</w:t>
+        <w:t xml:space="preserve">, sebuah strategi yang menyeimbangkan</w:t>
       </w:r>
       <w:r>
         <w:t xml:space="preserve"> </w:t>
@@ -3278,7 +3980,7 @@
           <w:i/>
           <w:iCs/>
         </w:rPr>
-        <w:t xml:space="preserve">background</w:t>
+        <w:t xml:space="preserve">background dataset</w:t>
       </w:r>
       <w:r>
         <w:t xml:space="preserve">.</w:t>
@@ -3287,7 +3989,7 @@
         <w:t xml:space="preserve"> </w:t>
       </w:r>
       <w:r>
-        <w:t xml:space="preserve">Untuk setiap sampel uji, algoritma mengevaluasi</w:t>
+        <w:t xml:space="preserve">Untuk setiap sampel uji, algoritma ini mengevaluasi</w:t>
       </w:r>
       <w:r>
         <w:t xml:space="preserve"> </w:t>
@@ -3558,8 +4260,8 @@
         <w:pStyle w:val="Paragraf"/>
       </w:pPr>
     </w:p>
-    <w:bookmarkEnd w:id="52"/>
-    <w:bookmarkStart w:id="53" w:name="subsec:bab4_shap_tree"/>
+    <w:bookmarkEnd w:id="60"/>
+    <w:bookmarkStart w:id="61" w:name="subsec:bab4_shap_tree"/>
     <w:p>
       <w:pPr>
         <w:pStyle w:val="Heading3"/>
@@ -3789,7 +4491,7 @@
         <w:t xml:space="preserve"> </w:t>
       </w:r>
       <w:r>
-        <w:t xml:space="preserve">(bukan aproksimasi), memungkinkan komputasi atribusi atas seluruh</w:t>
+        <w:t xml:space="preserve">(bukan aproksimasi), sehingga memungkinkan komputasi atribusi atas seluruh</w:t>
       </w:r>
       <w:r>
         <w:t xml:space="preserve"> </w:t>
@@ -3819,7 +4521,7 @@
         <w:t xml:space="preserve"> </w:t>
       </w:r>
       <w:r>
-        <w:t xml:space="preserve">dalam hitungan detik bahkan untuk RF dengan 100 pohon.</w:t>
+        <w:t xml:space="preserve">terjadi dalam hitungan detik bahkan untuk RF dengan 100 pohon.</w:t>
       </w:r>
     </w:p>
     <w:p>
@@ -4114,8 +4816,8 @@
         <w:pStyle w:val="Paragraf"/>
       </w:pPr>
     </w:p>
-    <w:bookmarkEnd w:id="53"/>
-    <w:bookmarkStart w:id="54" w:name="subsec:bab4_shap_deep"/>
+    <w:bookmarkEnd w:id="61"/>
+    <w:bookmarkStart w:id="62" w:name="subsec:bab4_shap_deep"/>
     <w:p>
       <w:pPr>
         <w:pStyle w:val="Heading3"/>
@@ -4212,7 +4914,7 @@
         <w:t xml:space="preserve"> </w:t>
       </w:r>
       <w:r>
-        <w:t xml:space="preserve">ruang sinyal mentah berdimensi 2.048, dua orde lebih besar dari ruang fitur.</w:t>
+        <w:t xml:space="preserve">ruang sinyal mentah berdimensi 2.048, jumlah yang jauh lebih besar dari ruang fitur.</w:t>
       </w:r>
     </w:p>
     <w:p>
@@ -4238,7 +4940,7 @@
         <w:t xml:space="preserve">background dataset</w:t>
       </w:r>
       <w:r>
-        <w:t xml:space="preserve">, digunakan 300 sampel yang dipilih secara</w:t>
+        <w:t xml:space="preserve">, digunakanlah 300 sampel yang dipilih secara</w:t>
       </w:r>
       <w:r>
         <w:t xml:space="preserve"> </w:t>
@@ -4257,7 +4959,7 @@
         <w:t xml:space="preserve">training set</w:t>
       </w:r>
       <w:r>
-        <w:t xml:space="preserve">: 30 sampel per kelas dari 10 kelas</w:t>
+        <w:t xml:space="preserve">, dengan 30 sampel per kelas dari 10 kelas</w:t>
       </w:r>
       <w:r>
         <w:t xml:space="preserve"> </w:t>
@@ -4352,7 +5054,7 @@
         <w:t xml:space="preserve"> </w:t>
       </w:r>
       <w:r>
-        <w:t xml:space="preserve">Evaluasi dilakukan pada 500 sampel uji yang dipilih stratifikasi (50 sampel</w:t>
+        <w:t xml:space="preserve">Evaluasi dilakukan pada 500 sampel uji yang dipilih metode stratifikasi (50 sampel</w:t>
       </w:r>
       <w:r>
         <w:t xml:space="preserve"> </w:t>
@@ -4509,9 +5211,9 @@
         <w:pStyle w:val="Paragraf"/>
       </w:pPr>
     </w:p>
-    <w:bookmarkEnd w:id="54"/>
-    <w:bookmarkEnd w:id="55"/>
-    <w:bookmarkStart w:id="57" w:name="sec:bab4_fsm"/>
+    <w:bookmarkEnd w:id="62"/>
+    <w:bookmarkEnd w:id="63"/>
+    <w:bookmarkStart w:id="65" w:name="sec:bab4_fsm"/>
     <w:p>
       <w:pPr>
         <w:pStyle w:val="Heading2"/>
@@ -4606,7 +5308,7 @@
         <w:t xml:space="preserve"> </w:t>
       </w:r>
       <w:r>
-        <w:t xml:space="preserve">dan konsistensi lintas sampel (</w:t>
+        <w:t xml:space="preserve">dan konsistensi antar sampel (</w:t>
       </w:r>
       <w:r>
         <w:rPr>
@@ -4643,12 +5345,6 @@
       <w:pPr>
         <w:pStyle w:val="Paragraf"/>
       </w:pPr>
-      <w:r>
-        <w:t xml:space="preserve">Misalkan</w:t>
-      </w:r>
-      <w:r>
-        <w:t xml:space="preserve"> </w:t>
-      </w:r>
       <m:oMath>
         <m:sSup>
           <m:e>
@@ -4712,7 +5408,7 @@
         <w:t xml:space="preserve"> </w:t>
       </w:r>
       <w:r>
-        <w:t xml:space="preserve">menyatakan nilai SHAP kelas </w:t>
+        <w:t xml:space="preserve">dinyatakan sebagai nilai SHAP kelas </w:t>
       </w:r>
       <w:r>
         <w:rPr>
@@ -4785,7 +5481,7 @@
         <w:t xml:space="preserve"> </w:t>
       </w:r>
       <w:r>
-        <w:t xml:space="preserve">menyatakan</w:t>
+        <w:t xml:space="preserve">dinyatakan sebagai</w:t>
       </w:r>
       <w:r>
         <w:t xml:space="preserve"> </w:t>
@@ -5070,7 +5766,7 @@
       <w:r>
         <w:t xml:space="preserve">(</w:t>
       </w:r>
-      <w:bookmarkStart w:id="124" w:name="eq_bab4_fsm_signed"/>
+      <w:bookmarkStart w:id="134" w:name="eq_bab4_fsm_signed"/>
       <w:r>
         <w:t xml:space="preserve">IV.</w:t>
       </w:r>
@@ -5079,7 +5775,7 @@
           <w:t xml:space="preserve">1</w:t>
         </w:r>
       </w:fldSimple>
-      <w:bookmarkEnd w:id="124"/>
+      <w:bookmarkEnd w:id="134"/>
       <w:r>
         <w:t xml:space="preserve">)</w:t>
       </w:r>
@@ -5308,7 +6004,7 @@
       <w:r>
         <w:t xml:space="preserve">(</w:t>
       </w:r>
-      <w:bookmarkStart w:id="125" w:name="eq_bab4_fsm_abs"/>
+      <w:bookmarkStart w:id="135" w:name="eq_bab4_fsm_abs"/>
       <w:r>
         <w:t xml:space="preserve">IV.</w:t>
       </w:r>
@@ -5317,7 +6013,7 @@
           <w:t xml:space="preserve">2</w:t>
         </w:r>
       </w:fldSimple>
-      <w:bookmarkEnd w:id="125"/>
+      <w:bookmarkEnd w:id="135"/>
       <w:r>
         <w:t xml:space="preserve">)</w:t>
       </w:r>
@@ -5610,7 +6306,7 @@
       <w:r>
         <w:t xml:space="preserve">(</w:t>
       </w:r>
-      <w:bookmarkStart w:id="126" w:name="eq_bab4_fsm_var"/>
+      <w:bookmarkStart w:id="136" w:name="eq_bab4_fsm_var"/>
       <w:r>
         <w:t xml:space="preserve">IV.</w:t>
       </w:r>
@@ -5619,7 +6315,7 @@
           <w:t xml:space="preserve">3</w:t>
         </w:r>
       </w:fldSimple>
-      <w:bookmarkEnd w:id="126"/>
+      <w:bookmarkEnd w:id="136"/>
       <w:r>
         <w:t xml:space="preserve">)</w:t>
       </w:r>
@@ -5664,7 +6360,7 @@
         <w:t xml:space="preserve"> </w:t>
       </w:r>
       <w:r>
-        <w:t xml:space="preserve">menangkap arah dominan kontribusi: nilai positif</w:t>
+        <w:t xml:space="preserve">menangkap arah dominan kontribusi, dimana nilai positif</w:t>
       </w:r>
       <w:r>
         <w:t xml:space="preserve"> </w:t>
@@ -5783,7 +6479,7 @@
         <w:t xml:space="preserve"> </w:t>
       </w:r>
       <w:r>
-        <w:t xml:space="preserve">mengukur variabilitas atribusi lintas sampel:</w:t>
+        <w:t xml:space="preserve">mengukur variabilitas atribusi antar sampel, dimana</w:t>
       </w:r>
       <w:r>
         <w:t xml:space="preserve"> </w:t>
@@ -5822,7 +6518,7 @@
         <w:pStyle w:val="Paragraf"/>
       </w:pPr>
     </w:p>
-    <w:bookmarkStart w:id="56" w:name="subsec:bab4_fsm_validasi"/>
+    <w:bookmarkStart w:id="64" w:name="subsec:bab4_fsm_validasi"/>
     <w:p>
       <w:pPr>
         <w:pStyle w:val="Heading3"/>
@@ -5906,7 +6602,7 @@
         <w:t xml:space="preserve"> </w:t>
       </w:r>
       <w:r>
-        <w:t xml:space="preserve">FSM kelas lain; nilai tinggi menunjukkan pola spesifik kelas yang kuat dan</w:t>
+        <w:t xml:space="preserve">FSM kelas lain, dimana nilai tinggi menunjukkan pola spesifik kelas yang kuat dan</w:t>
       </w:r>
       <w:r>
         <w:t xml:space="preserve"> </w:t>
@@ -5918,13 +6614,13 @@
         <w:t xml:space="preserve"> </w:t>
       </w:r>
       <w:r>
-        <w:t xml:space="preserve">Monotonik mengukur apakah amplitudo puncak FSM meningkat secara konsisten</w:t>
-      </w:r>
-      <w:r>
-        <w:t xml:space="preserve"> </w:t>
-      </w:r>
-      <w:r>
-        <w:t xml:space="preserve">seiring bertambahnya keparahan cacat (7 mil, 14 mil, 21 mil); metrik ini</w:t>
+        <w:t xml:space="preserve">Metrik monotonik mengukur apakah amplitudo puncak FSM meningkat secara konsisten</w:t>
+      </w:r>
+      <w:r>
+        <w:t xml:space="preserve"> </w:t>
+      </w:r>
+      <w:r>
+        <w:t xml:space="preserve">seiring bertambahnya keparahan cacat (7 mil, 14 mil, 21 mil). Metrik ini</w:t>
       </w:r>
       <w:r>
         <w:t xml:space="preserve"> </w:t>
@@ -5955,47 +6651,228 @@
         <w:t xml:space="preserve"> </w:t>
       </w:r>
       <w:r>
-        <w:t xml:space="preserve">antara dua paruh acak</w:t>
-      </w:r>
-      <w:r>
-        <w:t xml:space="preserve"> </w:t>
-      </w:r>
-      <w:r>
-        <w:t xml:space="preserve">yang saling lepas dari sampel uji tiap kelas (</w:t>
-      </w:r>
-      <w:r>
-        <w:rPr>
-          <w:i/>
-          <w:iCs/>
+        <w:rPr>
+          <w:color w:val="0000FF"/>
+        </w:rPr>
+        <w:t xml:space="preserve">antara</w:t>
+      </w:r>
+      <w:r>
+        <w:rPr>
+          <w:color w:val="0000FF"/>
+        </w:rPr>
+        <w:t xml:space="preserve"> </w:t>
+      </w:r>
+      <w:r>
+        <w:rPr>
+          <w:color w:val="0000FF"/>
+        </w:rPr>
+        <w:t xml:space="preserve">dua</w:t>
+      </w:r>
+      <w:r>
+        <w:rPr>
+          <w:color w:val="0000FF"/>
+        </w:rPr>
+        <w:t xml:space="preserve"> </w:t>
+      </w:r>
+      <w:r>
+        <w:rPr>
+          <w:color w:val="0000FF"/>
+        </w:rPr>
+        <w:t xml:space="preserve">paruh</w:t>
+      </w:r>
+      <w:r>
+        <w:rPr>
+          <w:color w:val="0000FF"/>
+        </w:rPr>
+        <w:t xml:space="preserve"> </w:t>
+      </w:r>
+      <w:r>
+        <w:rPr>
+          <w:color w:val="0000FF"/>
+        </w:rPr>
+        <w:t xml:space="preserve">acak</w:t>
+      </w:r>
+      <w:r>
+        <w:rPr>
+          <w:color w:val="0000FF"/>
+        </w:rPr>
+        <w:t xml:space="preserve"> </w:t>
+      </w:r>
+      <w:r>
+        <w:rPr>
+          <w:color w:val="0000FF"/>
+        </w:rPr>
+        <w:t xml:space="preserve">yang</w:t>
+      </w:r>
+      <w:r>
+        <w:rPr>
+          <w:color w:val="0000FF"/>
+        </w:rPr>
+        <w:t xml:space="preserve"> </w:t>
+      </w:r>
+      <w:r>
+        <w:rPr>
+          <w:color w:val="0000FF"/>
+        </w:rPr>
+        <w:t xml:space="preserve">saling</w:t>
+      </w:r>
+      <w:r>
+        <w:rPr>
+          <w:color w:val="0000FF"/>
+        </w:rPr>
+        <w:t xml:space="preserve"> </w:t>
+      </w:r>
+      <w:r>
+        <w:rPr>
+          <w:color w:val="0000FF"/>
+        </w:rPr>
+        <w:t xml:space="preserve">lepas</w:t>
+      </w:r>
+      <w:r>
+        <w:rPr>
+          <w:color w:val="0000FF"/>
+        </w:rPr>
+        <w:t xml:space="preserve"> </w:t>
+      </w:r>
+      <w:r>
+        <w:rPr>
+          <w:color w:val="0000FF"/>
+        </w:rPr>
+        <w:t xml:space="preserve">dari</w:t>
+      </w:r>
+      <w:r>
+        <w:rPr>
+          <w:color w:val="0000FF"/>
+        </w:rPr>
+        <w:t xml:space="preserve"> </w:t>
+      </w:r>
+      <w:r>
+        <w:rPr>
+          <w:color w:val="0000FF"/>
+        </w:rPr>
+        <w:t xml:space="preserve">sampel</w:t>
+      </w:r>
+      <w:r>
+        <w:rPr>
+          <w:color w:val="0000FF"/>
+        </w:rPr>
+        <w:t xml:space="preserve"> </w:t>
+      </w:r>
+      <w:r>
+        <w:rPr>
+          <w:color w:val="0000FF"/>
+        </w:rPr>
+        <w:t xml:space="preserve">uji</w:t>
+      </w:r>
+      <w:r>
+        <w:rPr>
+          <w:color w:val="0000FF"/>
+        </w:rPr>
+        <w:t xml:space="preserve"> </w:t>
+      </w:r>
+      <w:r>
+        <w:rPr>
+          <w:color w:val="0000FF"/>
+        </w:rPr>
+        <w:t xml:space="preserve">tiap</w:t>
+      </w:r>
+      <w:r>
+        <w:rPr>
+          <w:color w:val="0000FF"/>
+        </w:rPr>
+        <w:t xml:space="preserve"> </w:t>
+      </w:r>
+      <w:r>
+        <w:rPr>
+          <w:color w:val="0000FF"/>
+        </w:rPr>
+        <w:t xml:space="preserve">kelas</w:t>
+      </w:r>
+      <w:r>
+        <w:rPr>
+          <w:color w:val="0000FF"/>
+        </w:rPr>
+        <w:t xml:space="preserve"> </w:t>
+      </w:r>
+      <w:r>
+        <w:rPr>
+          <w:color w:val="0000FF"/>
+        </w:rPr>
+        <w:t xml:space="preserve">(</w:t>
+      </w:r>
+      <w:r>
+        <w:rPr>
+          <w:i/>
+          <w:iCs/>
+          <w:color w:val="0000FF"/>
         </w:rPr>
         <w:t xml:space="preserve">split-half</w:t>
       </w:r>
       <w:r>
-        <w:t xml:space="preserve">) melalui</w:t>
-      </w:r>
-      <w:r>
-        <w:t xml:space="preserve"> </w:t>
-      </w:r>
-      <w:r>
-        <w:t xml:space="preserve">kemiripan kosinus</w:t>
-      </w:r>
-      <w:r>
-        <w:t xml:space="preserve"> </w:t>
-      </w:r>
-      <w:r>
-        <w:t xml:space="preserve">—</w:t>
-      </w:r>
-      <w:r>
-        <w:t xml:space="preserve"> </w:t>
-      </w:r>
-      <w:r>
-        <w:t xml:space="preserve">FSM yang stabil berarti pola interpretasi tidak bergantung pada variasi</w:t>
-      </w:r>
-      <w:r>
-        <w:t xml:space="preserve"> </w:t>
-      </w:r>
-      <w:r>
-        <w:t xml:space="preserve">pemilihan sampel</w:t>
+        <w:rPr>
+          <w:color w:val="0000FF"/>
+        </w:rPr>
+        <w:t xml:space="preserve">)</w:t>
+      </w:r>
+      <w:r>
+        <w:rPr>
+          <w:color w:val="0000FF"/>
+        </w:rPr>
+        <w:t xml:space="preserve"> </w:t>
+      </w:r>
+      <w:r>
+        <w:rPr>
+          <w:color w:val="0000FF"/>
+        </w:rPr>
+        <w:t xml:space="preserve">melalui</w:t>
+      </w:r>
+      <w:r>
+        <w:rPr>
+          <w:color w:val="0000FF"/>
+        </w:rPr>
+        <w:t xml:space="preserve"> </w:t>
+      </w:r>
+      <w:r>
+        <w:rPr>
+          <w:color w:val="0000FF"/>
+        </w:rPr>
+        <w:t xml:space="preserve">kemiripan</w:t>
+      </w:r>
+      <w:r>
+        <w:rPr>
+          <w:color w:val="0000FF"/>
+        </w:rPr>
+        <w:t xml:space="preserve"> </w:t>
+      </w:r>
+      <w:r>
+        <w:rPr>
+          <w:color w:val="0000FF"/>
+        </w:rPr>
+        <w:t xml:space="preserve">kosinus</w:t>
+      </w:r>
+      <w:r>
+        <w:t xml:space="preserve">. FSM yang stabil menunjukkan pola interpretasi yang tidak bergantung pada variasi</w:t>
+      </w:r>
+      <w:r>
+        <w:t xml:space="preserve"> </w:t>
+      </w:r>
+      <w:r>
+        <w:rPr>
+          <w:color w:val="0000FF"/>
+        </w:rPr>
+        <w:t xml:space="preserve">pemilihan</w:t>
+      </w:r>
+      <w:r>
+        <w:rPr>
+          <w:color w:val="0000FF"/>
+        </w:rPr>
+        <w:t xml:space="preserve"> </w:t>
+      </w:r>
+      <w:r>
+        <w:rPr>
+          <w:color w:val="0000FF"/>
+        </w:rPr>
+        <w:t xml:space="preserve">sampel</w:t>
       </w:r>
       <w:r>
         <w:t xml:space="preserve"> </w:t>
@@ -6124,9 +7001,9 @@
         <w:pStyle w:val="Paragraf"/>
       </w:pPr>
     </w:p>
-    <w:bookmarkEnd w:id="56"/>
-    <w:bookmarkEnd w:id="57"/>
-    <w:bookmarkStart w:id="64" w:name="sec:bab4_hasil_kernel"/>
+    <w:bookmarkEnd w:id="64"/>
+    <w:bookmarkEnd w:id="65"/>
+    <w:bookmarkStart w:id="72" w:name="sec:bab4_hasil_kernel"/>
     <w:p>
       <w:pPr>
         <w:pStyle w:val="Heading2"/>
@@ -6167,7 +7044,7 @@
         <w:pStyle w:val="Paragraf"/>
       </w:pPr>
     </w:p>
-    <w:bookmarkStart w:id="58" w:name="tab:bab4_hasil_kernel"/>
+    <w:bookmarkStart w:id="66" w:name="tab:bab4_hasil_kernel"/>
     <w:p>
       <w:pPr>
         <w:pStyle w:val="judulTabel"/>
@@ -6175,7 +7052,7 @@
       <w:r>
         <w:t xml:space="preserve">Tabel </w:t>
       </w:r>
-      <w:bookmarkStart w:id="111" w:name="tab_bab4_hasil_kernel"/>
+      <w:bookmarkStart w:id="121" w:name="tab_bab4_hasil_kernel"/>
       <w:r>
         <w:t xml:space="preserve">IV.</w:t>
       </w:r>
@@ -6184,7 +7061,7 @@
           <w:t xml:space="preserve">1</w:t>
         </w:r>
       </w:fldSimple>
-      <w:bookmarkEnd w:id="111"/>
+      <w:bookmarkEnd w:id="121"/>
       <w:r>
         <w:t xml:space="preserve"> </w:t>
       </w:r>
@@ -6405,7 +7282,7 @@
         <w:pStyle w:val="Paragraf"/>
       </w:pPr>
     </w:p>
-    <w:bookmarkEnd w:id="58"/>
+    <w:bookmarkEnd w:id="66"/>
     <w:p>
       <w:pPr>
         <w:pStyle w:val="Paragraf"/>
@@ -6451,13 +7328,13 @@
         <w:t xml:space="preserve"> </w:t>
       </w:r>
       <w:r>
-        <w:t xml:space="preserve">batas keputusan non-linear di ruang fitur HI 36-D, sedangkan LR membatasi</w:t>
-      </w:r>
-      <w:r>
-        <w:t xml:space="preserve"> </w:t>
-      </w:r>
-      <w:r>
-        <w:t xml:space="preserve">diri pada batas keputusan linear per pasangan kelas-OvR.</w:t>
+        <w:t xml:space="preserve">batas keputusan non-linear di ruang fitur HI 36-D, sedangkan model LR</w:t>
+      </w:r>
+      <w:r>
+        <w:t xml:space="preserve"> </w:t>
+      </w:r>
+      <w:r>
+        <w:t xml:space="preserve">terbatas pada batas keputusan linear per pasangan kelas-OvR.</w:t>
       </w:r>
       <w:r>
         <w:t xml:space="preserve"> </w:t>
@@ -6489,7 +7366,7 @@
         <w:pStyle w:val="Paragraf"/>
       </w:pPr>
     </w:p>
-    <w:bookmarkStart w:id="63" w:name="subsec:bab4_shap_hasil_kernel"/>
+    <w:bookmarkStart w:id="71" w:name="subsec:bab4_shap_hasil_kernel"/>
     <w:p>
       <w:pPr>
         <w:pStyle w:val="Heading3"/>
@@ -6564,7 +7441,7 @@
         <w:pStyle w:val="Paragraf"/>
       </w:pPr>
     </w:p>
-    <w:bookmarkStart w:id="62" w:name="fig:bab4_shap_kernel"/>
+    <w:bookmarkStart w:id="70" w:name="fig:bab4_shap_kernel"/>
     <w:p>
       <w:pPr>
         <w:pStyle w:val="Gambar"/>
@@ -6574,18 +7451,18 @@
           <wp:inline>
             <wp:extent cx="4281836" cy="6058452"/>
             <wp:effectExtent b="0" l="0" r="0" t="0"/>
-            <wp:docPr descr="" title="" id="60" name="Picture"/>
+            <wp:docPr descr="" title="" id="68" name="Picture"/>
             <a:graphic>
               <a:graphicData uri="http://schemas.openxmlformats.org/drawingml/2006/picture">
                 <pic:pic>
                   <pic:nvPicPr>
-                    <pic:cNvPr descr="assets/figures/bab4/shap_kernel_summary.png" id="61" name="Picture"/>
+                    <pic:cNvPr descr="assets/figures/bab4/shap_kernel_summary.png" id="69" name="Picture"/>
                     <pic:cNvPicPr>
                       <a:picLocks noChangeArrowheads="1" noChangeAspect="1"/>
                     </pic:cNvPicPr>
                   </pic:nvPicPr>
                   <pic:blipFill>
-                    <a:blip r:embed="rId59"/>
+                    <a:blip r:embed="rId67"/>
                     <a:stretch>
                       <a:fillRect/>
                     </a:stretch>
@@ -6619,7 +7496,7 @@
       <w:r>
         <w:t xml:space="preserve">Gambar </w:t>
       </w:r>
-      <w:bookmarkStart w:id="112" w:name="fig_bab4_shap_kernel"/>
+      <w:bookmarkStart w:id="122" w:name="fig_bab4_shap_kernel"/>
       <w:r>
         <w:t xml:space="preserve">IV.</w:t>
       </w:r>
@@ -6628,7 +7505,7 @@
           <w:t xml:space="preserve">2</w:t>
         </w:r>
       </w:fldSimple>
-      <w:bookmarkEnd w:id="112"/>
+      <w:bookmarkEnd w:id="122"/>
       <w:r>
         <w:t xml:space="preserve"> </w:t>
       </w:r>
@@ -6694,7 +7571,7 @@
         <w:pStyle w:val="Paragraf"/>
       </w:pPr>
     </w:p>
-    <w:bookmarkEnd w:id="62"/>
+    <w:bookmarkEnd w:id="70"/>
     <w:p>
       <w:pPr>
         <w:pStyle w:val="Paragraf"/>
@@ -6757,7 +7634,7 @@
         <w:t xml:space="preserve"> </w:t>
       </w:r>
       <w:r>
-        <w:t xml:space="preserve">Kurtosis mendominasi karena cacat</w:t>
+        <w:t xml:space="preserve">Fitur kurtosis mendominasi karena cacat</w:t>
       </w:r>
       <w:r>
         <w:t xml:space="preserve"> </w:t>
@@ -6920,9 +7797,9 @@
         <w:pStyle w:val="Paragraf"/>
       </w:pPr>
     </w:p>
-    <w:bookmarkEnd w:id="63"/>
-    <w:bookmarkEnd w:id="64"/>
-    <w:bookmarkStart w:id="71" w:name="sec:bab4_hasil_tree"/>
+    <w:bookmarkEnd w:id="71"/>
+    <w:bookmarkEnd w:id="72"/>
+    <w:bookmarkStart w:id="79" w:name="sec:bab4_hasil_tree"/>
     <w:p>
       <w:pPr>
         <w:pStyle w:val="Heading2"/>
@@ -6963,7 +7840,7 @@
         <w:pStyle w:val="Paragraf"/>
       </w:pPr>
     </w:p>
-    <w:bookmarkStart w:id="65" w:name="tab:bab4_hasil_tree"/>
+    <w:bookmarkStart w:id="73" w:name="tab:bab4_hasil_tree"/>
     <w:p>
       <w:pPr>
         <w:pStyle w:val="judulTabel"/>
@@ -6971,7 +7848,7 @@
       <w:r>
         <w:t xml:space="preserve">Tabel </w:t>
       </w:r>
-      <w:bookmarkStart w:id="113" w:name="tab_bab4_hasil_tree"/>
+      <w:bookmarkStart w:id="123" w:name="tab_bab4_hasil_tree"/>
       <w:r>
         <w:t xml:space="preserve">IV.</w:t>
       </w:r>
@@ -6980,7 +7857,7 @@
           <w:t xml:space="preserve">2</w:t>
         </w:r>
       </w:fldSimple>
-      <w:bookmarkEnd w:id="113"/>
+      <w:bookmarkEnd w:id="123"/>
       <w:r>
         <w:t xml:space="preserve"> </w:t>
       </w:r>
@@ -7259,7 +8136,7 @@
         <w:pStyle w:val="Paragraf"/>
       </w:pPr>
     </w:p>
-    <w:bookmarkEnd w:id="65"/>
+    <w:bookmarkEnd w:id="73"/>
     <w:p>
       <w:pPr>
         <w:pStyle w:val="Paragraf"/>
@@ -7292,13 +8169,13 @@
         <w:t xml:space="preserve"> </w:t>
       </w:r>
       <w:r>
-        <w:t xml:space="preserve">Kesenjangan antara DT (92,40%) dan RF (95,8%), selisih 3,4 poin</w:t>
-      </w:r>
-      <w:r>
-        <w:t xml:space="preserve"> </w:t>
-      </w:r>
-      <w:r>
-        <w:t xml:space="preserve">persentase, mencerminkan reduksi variansi yang diperoleh</w:t>
+        <w:t xml:space="preserve">Selisih 3,4 poin persentasre antara DT (92,40%) dan RF (95,8%)</w:t>
+      </w:r>
+      <w:r>
+        <w:t xml:space="preserve"> </w:t>
+      </w:r>
+      <w:r>
+        <w:t xml:space="preserve">mencerminkan reduksi variansi yang diperoleh</w:t>
       </w:r>
       <w:r>
         <w:t xml:space="preserve"> </w:t>
@@ -7349,7 +8226,7 @@
         <w:t xml:space="preserve">training set</w:t>
       </w:r>
       <w:r>
-        <w:t xml:space="preserve">, sedangkan RF merata-rata kesalahan</w:t>
+        <w:t xml:space="preserve">, sedangkan model RF merata-rata kesalahan</w:t>
       </w:r>
       <w:r>
         <w:t xml:space="preserve"> </w:t>
@@ -7371,13 +8248,7 @@
         <w:t xml:space="preserve"> </w:t>
       </w:r>
       <w:r>
-        <w:t xml:space="preserve">XGBoost melampaui RF sebesar 1,3 poin persentase, keunggulan yang berasal</w:t>
-      </w:r>
-      <w:r>
-        <w:t xml:space="preserve"> </w:t>
-      </w:r>
-      <w:r>
-        <w:t xml:space="preserve">dari mekanisme</w:t>
+        <w:t xml:space="preserve">Model XGBoost melampaui RF sebesar 1,3 poin persentase berkat mekanisme</w:t>
       </w:r>
       <w:r>
         <w:t xml:space="preserve"> </w:t>
@@ -7390,7 +8261,13 @@
         <w:t xml:space="preserve">boosting</w:t>
       </w:r>
       <w:r>
-        <w:t xml:space="preserve">: setiap pohon baru difokuskan pada sampel</w:t>
+        <w:t xml:space="preserve">,</w:t>
+      </w:r>
+      <w:r>
+        <w:t xml:space="preserve"> </w:t>
+      </w:r>
+      <w:r>
+        <w:t xml:space="preserve">dimana setiap pohon baru difokuskan pada sampel</w:t>
       </w:r>
       <w:r>
         <w:t xml:space="preserve"> </w:t>
@@ -7410,7 +8287,7 @@
         <w:pStyle w:val="Paragraf"/>
       </w:pPr>
     </w:p>
-    <w:bookmarkStart w:id="70" w:name="subsec:bab4_shap_hasil_tree"/>
+    <w:bookmarkStart w:id="78" w:name="subsec:bab4_shap_hasil_tree"/>
     <w:p>
       <w:pPr>
         <w:pStyle w:val="Heading3"/>
@@ -7483,7 +8360,7 @@
         <w:pStyle w:val="Paragraf"/>
       </w:pPr>
     </w:p>
-    <w:bookmarkStart w:id="69" w:name="fig:bab4_shap_tree"/>
+    <w:bookmarkStart w:id="77" w:name="fig:bab4_shap_tree"/>
     <w:p>
       <w:pPr>
         <w:pStyle w:val="Gambar"/>
@@ -7493,18 +8370,18 @@
           <wp:inline>
             <wp:extent cx="4281836" cy="6058452"/>
             <wp:effectExtent b="0" l="0" r="0" t="0"/>
-            <wp:docPr descr="" title="" id="67" name="Picture"/>
+            <wp:docPr descr="" title="" id="75" name="Picture"/>
             <a:graphic>
               <a:graphicData uri="http://schemas.openxmlformats.org/drawingml/2006/picture">
                 <pic:pic>
                   <pic:nvPicPr>
-                    <pic:cNvPr descr="assets/figures/bab4/shap_tree_summary.png" id="68" name="Picture"/>
+                    <pic:cNvPr descr="assets/figures/bab4/shap_tree_summary.png" id="76" name="Picture"/>
                     <pic:cNvPicPr>
                       <a:picLocks noChangeArrowheads="1" noChangeAspect="1"/>
                     </pic:cNvPicPr>
                   </pic:nvPicPr>
                   <pic:blipFill>
-                    <a:blip r:embed="rId66"/>
+                    <a:blip r:embed="rId74"/>
                     <a:stretch>
                       <a:fillRect/>
                     </a:stretch>
@@ -7538,7 +8415,7 @@
       <w:r>
         <w:t xml:space="preserve">Gambar </w:t>
       </w:r>
-      <w:bookmarkStart w:id="114" w:name="fig_bab4_shap_tree"/>
+      <w:bookmarkStart w:id="124" w:name="fig_bab4_shap_tree"/>
       <w:r>
         <w:t xml:space="preserve">IV.</w:t>
       </w:r>
@@ -7547,7 +8424,7 @@
           <w:t xml:space="preserve">3</w:t>
         </w:r>
       </w:fldSimple>
-      <w:bookmarkEnd w:id="114"/>
+      <w:bookmarkEnd w:id="124"/>
       <w:r>
         <w:t xml:space="preserve"> </w:t>
       </w:r>
@@ -7621,7 +8498,7 @@
         <w:pStyle w:val="Paragraf"/>
       </w:pPr>
     </w:p>
-    <w:bookmarkEnd w:id="69"/>
+    <w:bookmarkEnd w:id="77"/>
     <w:p>
       <w:pPr>
         <w:pStyle w:val="Paragraf"/>
@@ -7727,7 +8604,46 @@
         <w:t xml:space="preserve"> </w:t>
       </w:r>
       <w:r>
-        <w:t xml:space="preserve">kontribusi gabungan dua fitur</w:t>
+        <w:rPr>
+          <w:color w:val="0000FF"/>
+        </w:rPr>
+        <w:t xml:space="preserve">kontribusi</w:t>
+      </w:r>
+      <w:r>
+        <w:rPr>
+          <w:color w:val="0000FF"/>
+        </w:rPr>
+        <w:t xml:space="preserve"> </w:t>
+      </w:r>
+      <w:r>
+        <w:rPr>
+          <w:color w:val="0000FF"/>
+        </w:rPr>
+        <w:t xml:space="preserve">gabungan</w:t>
+      </w:r>
+      <w:r>
+        <w:rPr>
+          <w:color w:val="0000FF"/>
+        </w:rPr>
+        <w:t xml:space="preserve"> </w:t>
+      </w:r>
+      <w:r>
+        <w:rPr>
+          <w:color w:val="0000FF"/>
+        </w:rPr>
+        <w:t xml:space="preserve">dua</w:t>
+      </w:r>
+      <w:r>
+        <w:rPr>
+          <w:color w:val="0000FF"/>
+        </w:rPr>
+        <w:t xml:space="preserve"> </w:t>
+      </w:r>
+      <w:r>
+        <w:rPr>
+          <w:color w:val="0000FF"/>
+        </w:rPr>
+        <w:t xml:space="preserve">fitur</w:t>
       </w:r>
       <w:r>
         <w:t xml:space="preserve"> </w:t>
@@ -7905,7 +8821,7 @@
         <w:t xml:space="preserve"> </w:t>
       </w:r>
       <w:r>
-        <w:t xml:space="preserve">Oleh karena itu, perbandingan kuantitatif nilai SHAP lintas kedua kelompok</w:t>
+        <w:t xml:space="preserve">Oleh karena itu, perbandingan kuantitatif nilai SHAP antar kedua kelompok</w:t>
       </w:r>
       <w:r>
         <w:t xml:space="preserve"> </w:t>
@@ -7925,9 +8841,9 @@
         <w:pStyle w:val="Paragraf"/>
       </w:pPr>
     </w:p>
-    <w:bookmarkEnd w:id="70"/>
-    <w:bookmarkEnd w:id="71"/>
-    <w:bookmarkStart w:id="78" w:name="sec:bab4_kinerja_wdcnn"/>
+    <w:bookmarkEnd w:id="78"/>
+    <w:bookmarkEnd w:id="79"/>
+    <w:bookmarkStart w:id="86" w:name="sec:bab4_kinerja_wdcnn"/>
     <w:p>
       <w:pPr>
         <w:pStyle w:val="Heading2"/>
@@ -7966,55 +8882,316 @@
         <w:t xml:space="preserve"> </w:t>
       </w:r>
       <w:r>
-        <w:t xml:space="preserve">WDCNN dilatih dan dievaluasi mengikuti pembagian temporal</w:t>
-      </w:r>
-      <w:r>
-        <w:t xml:space="preserve"> </w:t>
-      </w:r>
-      <w:r>
-        <w:t xml:space="preserve">ketat 1.240/310/750 sampel (</w:t>
-      </w:r>
-      <w:r>
-        <w:rPr>
-          <w:i/>
-          <w:iCs/>
+        <w:rPr>
+          <w:color w:val="0000FF"/>
+        </w:rPr>
+        <w:t xml:space="preserve">WDCNN</w:t>
+      </w:r>
+      <w:r>
+        <w:rPr>
+          <w:color w:val="0000FF"/>
+        </w:rPr>
+        <w:t xml:space="preserve"> </w:t>
+      </w:r>
+      <w:r>
+        <w:rPr>
+          <w:color w:val="0000FF"/>
+        </w:rPr>
+        <w:t xml:space="preserve">dilatih</w:t>
+      </w:r>
+      <w:r>
+        <w:rPr>
+          <w:color w:val="0000FF"/>
+        </w:rPr>
+        <w:t xml:space="preserve"> </w:t>
+      </w:r>
+      <w:r>
+        <w:rPr>
+          <w:color w:val="0000FF"/>
+        </w:rPr>
+        <w:t xml:space="preserve">dan</w:t>
+      </w:r>
+      <w:r>
+        <w:rPr>
+          <w:color w:val="0000FF"/>
+        </w:rPr>
+        <w:t xml:space="preserve"> </w:t>
+      </w:r>
+      <w:r>
+        <w:rPr>
+          <w:color w:val="0000FF"/>
+        </w:rPr>
+        <w:t xml:space="preserve">dievaluasi</w:t>
+      </w:r>
+      <w:r>
+        <w:rPr>
+          <w:color w:val="0000FF"/>
+        </w:rPr>
+        <w:t xml:space="preserve"> </w:t>
+      </w:r>
+      <w:r>
+        <w:rPr>
+          <w:color w:val="0000FF"/>
+        </w:rPr>
+        <w:t xml:space="preserve">mengikuti</w:t>
+      </w:r>
+      <w:r>
+        <w:rPr>
+          <w:color w:val="0000FF"/>
+        </w:rPr>
+        <w:t xml:space="preserve"> </w:t>
+      </w:r>
+      <w:r>
+        <w:rPr>
+          <w:color w:val="0000FF"/>
+        </w:rPr>
+        <w:t xml:space="preserve">pembagian</w:t>
+      </w:r>
+      <w:r>
+        <w:rPr>
+          <w:color w:val="0000FF"/>
+        </w:rPr>
+        <w:t xml:space="preserve"> </w:t>
+      </w:r>
+      <w:r>
+        <w:rPr>
+          <w:color w:val="0000FF"/>
+        </w:rPr>
+        <w:t xml:space="preserve">temporal</w:t>
+      </w:r>
+      <w:r>
+        <w:rPr>
+          <w:color w:val="0000FF"/>
+        </w:rPr>
+        <w:t xml:space="preserve"> </w:t>
+      </w:r>
+      <w:r>
+        <w:rPr>
+          <w:color w:val="0000FF"/>
+        </w:rPr>
+        <w:t xml:space="preserve">ketat</w:t>
+      </w:r>
+      <w:r>
+        <w:rPr>
+          <w:color w:val="0000FF"/>
+        </w:rPr>
+        <w:t xml:space="preserve"> </w:t>
+      </w:r>
+      <w:r>
+        <w:rPr>
+          <w:color w:val="0000FF"/>
+        </w:rPr>
+        <w:t xml:space="preserve">1.240/310/750</w:t>
+      </w:r>
+      <w:r>
+        <w:rPr>
+          <w:color w:val="0000FF"/>
+        </w:rPr>
+        <w:t xml:space="preserve"> </w:t>
+      </w:r>
+      <w:r>
+        <w:rPr>
+          <w:color w:val="0000FF"/>
+        </w:rPr>
+        <w:t xml:space="preserve">sampel</w:t>
+      </w:r>
+      <w:r>
+        <w:rPr>
+          <w:color w:val="0000FF"/>
+        </w:rPr>
+        <w:t xml:space="preserve"> </w:t>
+      </w:r>
+      <w:r>
+        <w:rPr>
+          <w:color w:val="0000FF"/>
+        </w:rPr>
+        <w:t xml:space="preserve">(</w:t>
+      </w:r>
+      <w:r>
+        <w:rPr>
+          <w:i/>
+          <w:iCs/>
+          <w:color w:val="0000FF"/>
         </w:rPr>
         <w:t xml:space="preserve">training</w:t>
       </w:r>
       <w:r>
+        <w:rPr>
+          <w:color w:val="0000FF"/>
+        </w:rPr>
         <w:t xml:space="preserve">/</w:t>
       </w:r>
       <w:r>
         <w:rPr>
           <w:i/>
           <w:iCs/>
+          <w:color w:val="0000FF"/>
         </w:rPr>
         <w:t xml:space="preserve">validation</w:t>
       </w:r>
       <w:r>
+        <w:rPr>
+          <w:color w:val="0000FF"/>
+        </w:rPr>
         <w:t xml:space="preserve">/</w:t>
       </w:r>
       <w:r>
         <w:rPr>
           <w:i/>
           <w:iCs/>
+          <w:color w:val="0000FF"/>
         </w:rPr>
         <w:t xml:space="preserve">test</w:t>
       </w:r>
       <w:r>
+        <w:rPr>
+          <w:color w:val="0000FF"/>
+        </w:rPr>
         <w:t xml:space="preserve">)</w:t>
       </w:r>
       <w:r>
-        <w:t xml:space="preserve"> </w:t>
-      </w:r>
-      <w:r>
-        <w:t xml:space="preserve">sebagaimana diuraikan pada Bab III, untuk mencegah</w:t>
-      </w:r>
-      <w:r>
-        <w:t xml:space="preserve"> </w:t>
-      </w:r>
-      <w:r>
-        <w:t xml:space="preserve">inflasi akurasi akibat kebocoran data antar-segmen.</w:t>
+        <w:rPr>
+          <w:color w:val="0000FF"/>
+        </w:rPr>
+        <w:t xml:space="preserve"> </w:t>
+      </w:r>
+      <w:r>
+        <w:rPr>
+          <w:color w:val="0000FF"/>
+        </w:rPr>
+        <w:t xml:space="preserve">sebagaimana</w:t>
+      </w:r>
+      <w:r>
+        <w:rPr>
+          <w:color w:val="0000FF"/>
+        </w:rPr>
+        <w:t xml:space="preserve"> </w:t>
+      </w:r>
+      <w:r>
+        <w:rPr>
+          <w:color w:val="0000FF"/>
+        </w:rPr>
+        <w:t xml:space="preserve">diuraikan</w:t>
+      </w:r>
+      <w:r>
+        <w:rPr>
+          <w:color w:val="0000FF"/>
+        </w:rPr>
+        <w:t xml:space="preserve"> </w:t>
+      </w:r>
+      <w:r>
+        <w:rPr>
+          <w:color w:val="0000FF"/>
+        </w:rPr>
+        <w:t xml:space="preserve">pada</w:t>
+      </w:r>
+      <w:r>
+        <w:rPr>
+          <w:color w:val="0000FF"/>
+        </w:rPr>
+        <w:t xml:space="preserve"> </w:t>
+      </w:r>
+      <w:r>
+        <w:rPr>
+          <w:color w:val="0000FF"/>
+        </w:rPr>
+        <w:t xml:space="preserve">Bab III,</w:t>
+      </w:r>
+      <w:r>
+        <w:rPr>
+          <w:color w:val="0000FF"/>
+        </w:rPr>
+        <w:t xml:space="preserve"> </w:t>
+      </w:r>
+      <w:r>
+        <w:rPr>
+          <w:color w:val="0000FF"/>
+        </w:rPr>
+        <w:t xml:space="preserve">untuk</w:t>
+      </w:r>
+      <w:r>
+        <w:rPr>
+          <w:color w:val="0000FF"/>
+        </w:rPr>
+        <w:t xml:space="preserve"> </w:t>
+      </w:r>
+      <w:r>
+        <w:rPr>
+          <w:color w:val="0000FF"/>
+        </w:rPr>
+        <w:t xml:space="preserve">mencegah</w:t>
+      </w:r>
+      <w:r>
+        <w:rPr>
+          <w:color w:val="0000FF"/>
+        </w:rPr>
+        <w:t xml:space="preserve"> </w:t>
+      </w:r>
+      <w:r>
+        <w:rPr>
+          <w:color w:val="0000FF"/>
+        </w:rPr>
+        <w:t xml:space="preserve">inflasi</w:t>
+      </w:r>
+      <w:r>
+        <w:rPr>
+          <w:color w:val="0000FF"/>
+        </w:rPr>
+        <w:t xml:space="preserve"> </w:t>
+      </w:r>
+      <w:r>
+        <w:rPr>
+          <w:color w:val="0000FF"/>
+        </w:rPr>
+        <w:t xml:space="preserve">akurasi</w:t>
+      </w:r>
+      <w:r>
+        <w:rPr>
+          <w:color w:val="0000FF"/>
+        </w:rPr>
+        <w:t xml:space="preserve"> </w:t>
+      </w:r>
+      <w:r>
+        <w:rPr>
+          <w:color w:val="0000FF"/>
+        </w:rPr>
+        <w:t xml:space="preserve">akibat</w:t>
+      </w:r>
+      <w:r>
+        <w:rPr>
+          <w:color w:val="0000FF"/>
+        </w:rPr>
+        <w:t xml:space="preserve"> </w:t>
+      </w:r>
+      <w:r>
+        <w:rPr>
+          <w:color w:val="0000FF"/>
+        </w:rPr>
+        <w:t xml:space="preserve">kebocoran</w:t>
+      </w:r>
+      <w:r>
+        <w:rPr>
+          <w:color w:val="0000FF"/>
+        </w:rPr>
+        <w:t xml:space="preserve"> </w:t>
+      </w:r>
+      <w:r>
+        <w:rPr>
+          <w:color w:val="0000FF"/>
+        </w:rPr>
+        <w:t xml:space="preserve">data</w:t>
+      </w:r>
+      <w:r>
+        <w:rPr>
+          <w:color w:val="0000FF"/>
+        </w:rPr>
+        <w:t xml:space="preserve"> </w:t>
+      </w:r>
+      <w:r>
+        <w:rPr>
+          <w:color w:val="0000FF"/>
+        </w:rPr>
+        <w:t xml:space="preserve">antar-segmen.</w:t>
       </w:r>
       <w:r>
         <w:t xml:space="preserve"> </w:t>
@@ -8028,7 +9205,7 @@
         <w:pStyle w:val="Paragraf"/>
       </w:pPr>
     </w:p>
-    <w:bookmarkStart w:id="72" w:name="tab:bab4_hasil_wdcnn"/>
+    <w:bookmarkStart w:id="80" w:name="tab:bab4_hasil_wdcnn"/>
     <w:p>
       <w:pPr>
         <w:pStyle w:val="judulTabel"/>
@@ -8036,7 +9213,7 @@
       <w:r>
         <w:t xml:space="preserve">Tabel </w:t>
       </w:r>
-      <w:bookmarkStart w:id="115" w:name="tab_bab4_hasil_wdcnn"/>
+      <w:bookmarkStart w:id="125" w:name="tab_bab4_hasil_wdcnn"/>
       <w:r>
         <w:t xml:space="preserve">IV.</w:t>
       </w:r>
@@ -8045,7 +9222,7 @@
           <w:t xml:space="preserve">3</w:t>
         </w:r>
       </w:fldSimple>
-      <w:bookmarkEnd w:id="115"/>
+      <w:bookmarkEnd w:id="125"/>
       <w:r>
         <w:t xml:space="preserve"> </w:t>
       </w:r>
@@ -8260,13 +9437,13 @@
         <w:pStyle w:val="Paragraf"/>
       </w:pPr>
     </w:p>
-    <w:bookmarkEnd w:id="72"/>
+    <w:bookmarkEnd w:id="80"/>
     <w:p>
       <w:pPr>
         <w:pStyle w:val="Paragraf"/>
       </w:pPr>
       <w:r>
-        <w:t xml:space="preserve">Varian A mencapai akurasi 99,87% pada</w:t>
+        <w:t xml:space="preserve">WDCNN Varian A mencapai akurasi 99,87% pada</w:t>
       </w:r>
       <w:r>
         <w:t xml:space="preserve"> </w:t>
@@ -8374,7 +9551,7 @@
         <w:t xml:space="preserve"> </w:t>
       </w:r>
       <w:r>
-        <w:t xml:space="preserve">adaptif yang mengoptimalkan pemisahan lintas sepuluh kelas kerusakan secara</w:t>
+        <w:t xml:space="preserve">adaptif yang mengoptimalkan pemisahan antar sepuluh kelas kerusakan secara</w:t>
       </w:r>
       <w:r>
         <w:t xml:space="preserve"> </w:t>
@@ -8406,7 +9583,7 @@
         <w:pStyle w:val="Paragraf"/>
       </w:pPr>
     </w:p>
-    <w:bookmarkStart w:id="77" w:name="subsec:bab4_wdcnn_konvergensi"/>
+    <w:bookmarkStart w:id="85" w:name="subsec:bab4_wdcnn_konvergensi"/>
     <w:p>
       <w:pPr>
         <w:pStyle w:val="Heading3"/>
@@ -8447,7 +9624,7 @@
         <w:pStyle w:val="Paragraf"/>
       </w:pPr>
     </w:p>
-    <w:bookmarkStart w:id="76" w:name="fig:bab4_wdcnn_konvergensi"/>
+    <w:bookmarkStart w:id="84" w:name="fig:bab4_wdcnn_konvergensi"/>
     <w:p>
       <w:pPr>
         <w:pStyle w:val="Gambar"/>
@@ -8457,18 +9634,18 @@
           <wp:inline>
             <wp:extent cx="4432960" cy="6272279"/>
             <wp:effectExtent b="0" l="0" r="0" t="0"/>
-            <wp:docPr descr="" title="" id="74" name="Picture"/>
+            <wp:docPr descr="" title="" id="82" name="Picture"/>
             <a:graphic>
               <a:graphicData uri="http://schemas.openxmlformats.org/drawingml/2006/picture">
                 <pic:pic>
                   <pic:nvPicPr>
-                    <pic:cNvPr descr="assets/figures/bab4/wdcnn_training_curves.png" id="75" name="Picture"/>
+                    <pic:cNvPr descr="assets/figures/bab4/wdcnn_training_curves.png" id="83" name="Picture"/>
                     <pic:cNvPicPr>
                       <a:picLocks noChangeArrowheads="1" noChangeAspect="1"/>
                     </pic:cNvPicPr>
                   </pic:nvPicPr>
                   <pic:blipFill>
-                    <a:blip r:embed="rId73"/>
+                    <a:blip r:embed="rId81"/>
                     <a:stretch>
                       <a:fillRect/>
                     </a:stretch>
@@ -8502,7 +9679,7 @@
       <w:r>
         <w:t xml:space="preserve">Gambar </w:t>
       </w:r>
-      <w:bookmarkStart w:id="116" w:name="fig_bab4_wdcnn_konvergensi"/>
+      <w:bookmarkStart w:id="126" w:name="fig_bab4_wdcnn_konvergensi"/>
       <w:r>
         <w:t xml:space="preserve">IV.</w:t>
       </w:r>
@@ -8511,7 +9688,7 @@
           <w:t xml:space="preserve">4</w:t>
         </w:r>
       </w:fldSimple>
-      <w:bookmarkEnd w:id="116"/>
+      <w:bookmarkEnd w:id="126"/>
       <w:r>
         <w:t xml:space="preserve"> </w:t>
       </w:r>
@@ -8583,13 +9760,13 @@
         <w:pStyle w:val="Paragraf"/>
       </w:pPr>
     </w:p>
-    <w:bookmarkEnd w:id="76"/>
+    <w:bookmarkEnd w:id="84"/>
     <w:p>
       <w:pPr>
         <w:pStyle w:val="Paragraf"/>
       </w:pPr>
       <w:r>
-        <w:t xml:space="preserve">Varian A konvergen pada</w:t>
+        <w:t xml:space="preserve">WDCNN Varian A konvergen pada</w:t>
       </w:r>
       <w:r>
         <w:t xml:space="preserve"> </w:t>
@@ -8611,7 +9788,7 @@
         <w:t xml:space="preserve"> </w:t>
       </w:r>
       <w:r>
-        <w:t xml:space="preserve">yang halus dan monoton meningkat, karakteristik model yang stabil secara</w:t>
+        <w:t xml:space="preserve">yang halus dan monoton meningkat, sebuah karakteristik model yang stabil secara</w:t>
       </w:r>
       <w:r>
         <w:t xml:space="preserve"> </w:t>
@@ -8686,7 +9863,7 @@
         <w:t xml:space="preserve"> </w:t>
       </w:r>
       <w:r>
-        <w:t xml:space="preserve">Varian B menunjukkan plateau konvergensi tercepat (epoch ke-32) tetapi pada</w:t>
+        <w:t xml:space="preserve">Sementara, Varian B menunjukkan plateau konvergensi tercepat (epoch ke-32) tetapi pada</w:t>
       </w:r>
       <w:r>
         <w:t xml:space="preserve"> </w:t>
@@ -8698,7 +9875,17 @@
         <w:t xml:space="preserve"> </w:t>
       </w:r>
       <w:r>
-        <w:t xml:space="preserve">sempit memiliki kapasitas representasi yang terbatas bukan karena underfitting</w:t>
+        <w:t xml:space="preserve">sempit memiliki kapasitas representasi yang terbatas bukan karena</w:t>
+      </w:r>
+      <w:r>
+        <w:t xml:space="preserve"> </w:t>
+      </w:r>
+      <w:r>
+        <w:rPr>
+          <w:i/>
+          <w:iCs/>
+        </w:rPr>
+        <w:t xml:space="preserve">underfitting</w:t>
       </w:r>
       <w:r>
         <w:t xml:space="preserve"> </w:t>
@@ -8712,9 +9899,9 @@
         <w:pStyle w:val="Paragraf"/>
       </w:pPr>
     </w:p>
-    <w:bookmarkEnd w:id="77"/>
-    <w:bookmarkEnd w:id="78"/>
-    <w:bookmarkStart w:id="89" w:name="sec:bab4_shap_wdcnn"/>
+    <w:bookmarkEnd w:id="85"/>
+    <w:bookmarkEnd w:id="86"/>
+    <w:bookmarkStart w:id="97" w:name="sec:bab4_shap_wdcnn"/>
     <w:p>
       <w:pPr>
         <w:pStyle w:val="Heading2"/>
@@ -8809,7 +9996,7 @@
         <w:pStyle w:val="Paragraf"/>
       </w:pPr>
     </w:p>
-    <w:bookmarkStart w:id="83" w:name="subsec:bab4_shap_distribusi"/>
+    <w:bookmarkStart w:id="91" w:name="subsec:bab4_shap_distribusi"/>
     <w:p>
       <w:pPr>
         <w:pStyle w:val="Heading3"/>
@@ -8947,13 +10134,13 @@
         <w:t xml:space="preserve"> </w:t>
       </w:r>
       <w:r>
-        <w:t xml:space="preserve">lapisan pertama (stride = 16);</w:t>
-      </w:r>
-      <w:r>
-        <w:t xml:space="preserve"> </w:t>
-      </w:r>
-      <w:r>
-        <w:t xml:space="preserve">artefak ini muncul karena resolusi efektif peta aktivasi lapisan pertama</w:t>
+        <w:t xml:space="preserve">lapisan pertama (stride = 16).</w:t>
+      </w:r>
+      <w:r>
+        <w:t xml:space="preserve"> </w:t>
+      </w:r>
+      <w:r>
+        <w:t xml:space="preserve">Artefak ini muncul karena resolusi efektif peta aktivasi lapisan pertama</w:t>
       </w:r>
       <w:r>
         <w:t xml:space="preserve"> </w:t>
@@ -9038,7 +10225,7 @@
         <w:pStyle w:val="Paragraf"/>
       </w:pPr>
     </w:p>
-    <w:bookmarkStart w:id="82" w:name="fig:bab4_shap_sinyal"/>
+    <w:bookmarkStart w:id="90" w:name="fig:bab4_shap_sinyal"/>
     <w:p>
       <w:pPr>
         <w:pStyle w:val="Gambar"/>
@@ -9048,18 +10235,18 @@
           <wp:inline>
             <wp:extent cx="5037455" cy="7127592"/>
             <wp:effectExtent b="0" l="0" r="0" t="0"/>
-            <wp:docPr descr="" title="" id="80" name="Picture"/>
+            <wp:docPr descr="" title="" id="88" name="Picture"/>
             <a:graphic>
               <a:graphicData uri="http://schemas.openxmlformats.org/drawingml/2006/picture">
                 <pic:pic>
                   <pic:nvPicPr>
-                    <pic:cNvPr descr="assets/figures/bab4/shap_signal_ir21.png" id="81" name="Picture"/>
+                    <pic:cNvPr descr="assets/figures/bab4/shap_signal_ir21.png" id="89" name="Picture"/>
                     <pic:cNvPicPr>
                       <a:picLocks noChangeArrowheads="1" noChangeAspect="1"/>
                     </pic:cNvPicPr>
                   </pic:nvPicPr>
                   <pic:blipFill>
-                    <a:blip r:embed="rId79"/>
+                    <a:blip r:embed="rId87"/>
                     <a:stretch>
                       <a:fillRect/>
                     </a:stretch>
@@ -9093,7 +10280,7 @@
       <w:r>
         <w:t xml:space="preserve">Gambar </w:t>
       </w:r>
-      <w:bookmarkStart w:id="117" w:name="fig_bab4_shap_sinyal"/>
+      <w:bookmarkStart w:id="127" w:name="fig_bab4_shap_sinyal"/>
       <w:r>
         <w:t xml:space="preserve">IV.</w:t>
       </w:r>
@@ -9102,7 +10289,7 @@
           <w:t xml:space="preserve">5</w:t>
         </w:r>
       </w:fldSimple>
-      <w:bookmarkEnd w:id="117"/>
+      <w:bookmarkEnd w:id="127"/>
       <w:r>
         <w:t xml:space="preserve"> </w:t>
       </w:r>
@@ -9193,7 +10380,7 @@
         <w:pStyle w:val="Paragraf"/>
       </w:pPr>
     </w:p>
-    <w:bookmarkEnd w:id="82"/>
+    <w:bookmarkEnd w:id="90"/>
     <w:p>
       <w:pPr>
         <w:pStyle w:val="Paragraf"/>
@@ -9253,7 +10440,22 @@
         <w:t xml:space="preserve"> </w:t>
       </w:r>
       <w:r>
-        <w:t xml:space="preserve">secara posisional</w:t>
+        <w:rPr>
+          <w:color w:val="0000FF"/>
+        </w:rPr>
+        <w:t xml:space="preserve">secara</w:t>
+      </w:r>
+      <w:r>
+        <w:rPr>
+          <w:color w:val="0000FF"/>
+        </w:rPr>
+        <w:t xml:space="preserve"> </w:t>
+      </w:r>
+      <w:r>
+        <w:rPr>
+          <w:color w:val="0000FF"/>
+        </w:rPr>
+        <w:t xml:space="preserve">posisional</w:t>
       </w:r>
       <w:r>
         <w:t xml:space="preserve">.</w:t>
@@ -9264,8 +10466,8 @@
         <w:pStyle w:val="Paragraf"/>
       </w:pPr>
     </w:p>
-    <w:bookmarkEnd w:id="83"/>
-    <w:bookmarkStart w:id="88" w:name="subsec:bab4_fsm_visual"/>
+    <w:bookmarkEnd w:id="91"/>
+    <w:bookmarkStart w:id="96" w:name="subsec:bab4_fsm_visual"/>
     <w:p>
       <w:pPr>
         <w:pStyle w:val="Heading3"/>
@@ -9399,7 +10601,7 @@
         <w:pStyle w:val="Paragraf"/>
       </w:pPr>
     </w:p>
-    <w:bookmarkStart w:id="87" w:name="fig:bab4_fsm_perbandingan"/>
+    <w:bookmarkStart w:id="95" w:name="fig:bab4_fsm_perbandingan"/>
     <w:p>
       <w:pPr>
         <w:pStyle w:val="Gambar"/>
@@ -9409,18 +10611,18 @@
           <wp:inline>
             <wp:extent cx="5037455" cy="7127592"/>
             <wp:effectExtent b="0" l="0" r="0" t="0"/>
-            <wp:docPr descr="" title="" id="85" name="Picture"/>
+            <wp:docPr descr="" title="" id="93" name="Picture"/>
             <a:graphic>
               <a:graphicData uri="http://schemas.openxmlformats.org/drawingml/2006/picture">
                 <pic:pic>
                   <pic:nvPicPr>
-                    <pic:cNvPr descr="assets/figures/bab4/fsm_comparison.png" id="86" name="Picture"/>
+                    <pic:cNvPr descr="assets/figures/bab4/fsm_comparison.png" id="94" name="Picture"/>
                     <pic:cNvPicPr>
                       <a:picLocks noChangeArrowheads="1" noChangeAspect="1"/>
                     </pic:cNvPicPr>
                   </pic:nvPicPr>
                   <pic:blipFill>
-                    <a:blip r:embed="rId84"/>
+                    <a:blip r:embed="rId92"/>
                     <a:stretch>
                       <a:fillRect/>
                     </a:stretch>
@@ -9454,7 +10656,7 @@
       <w:r>
         <w:t xml:space="preserve">Gambar </w:t>
       </w:r>
-      <w:bookmarkStart w:id="118" w:name="fig_bab4_fsm_perbandingan"/>
+      <w:bookmarkStart w:id="128" w:name="fig_bab4_fsm_perbandingan"/>
       <w:r>
         <w:t xml:space="preserve">IV.</w:t>
       </w:r>
@@ -9463,7 +10665,7 @@
           <w:t xml:space="preserve">6</w:t>
         </w:r>
       </w:fldSimple>
-      <w:bookmarkEnd w:id="118"/>
+      <w:bookmarkEnd w:id="128"/>
       <w:r>
         <w:t xml:space="preserve"> </w:t>
       </w:r>
@@ -9506,7 +10708,7 @@
         <w:pStyle w:val="Paragraf"/>
       </w:pPr>
     </w:p>
-    <w:bookmarkEnd w:id="87"/>
+    <w:bookmarkEnd w:id="95"/>
     <w:p>
       <w:pPr>
         <w:pStyle w:val="Paragraf"/>
@@ -9530,7 +10732,7 @@
         <w:t xml:space="preserve"> </w:t>
       </w:r>
       <w:r>
-        <w:t xml:space="preserve">ketiadaan komponen impuls periodik pada sinyal normal.</w:t>
+        <w:t xml:space="preserve">tidak adanya komponen impuls periodik pada sinyal normal.</w:t>
       </w:r>
       <w:r>
         <w:t xml:space="preserve"> </w:t>
@@ -9686,9 +10888,9 @@
         <w:pStyle w:val="Paragraf"/>
       </w:pPr>
     </w:p>
-    <w:bookmarkEnd w:id="88"/>
-    <w:bookmarkEnd w:id="89"/>
-    <w:bookmarkStart w:id="96" w:name="sec:bab4_validasi_fsm"/>
+    <w:bookmarkEnd w:id="96"/>
+    <w:bookmarkEnd w:id="97"/>
+    <w:bookmarkStart w:id="104" w:name="sec:bab4_validasi_fsm"/>
     <w:p>
       <w:pPr>
         <w:pStyle w:val="Heading2"/>
@@ -9721,9 +10923,51 @@
         <w:t xml:space="preserve"> </w:t>
       </w:r>
       <w:r>
-        <w:t xml:space="preserve">(diskriminabilitas, monotonik, stabilitas) untuk</w:t>
-      </w:r>
-      <w:r>
+        <w:rPr>
+          <w:color w:val="0000FF"/>
+        </w:rPr>
+        <w:t xml:space="preserve">(diskriminabilitas,</w:t>
+      </w:r>
+      <w:r>
+        <w:rPr>
+          <w:color w:val="0000FF"/>
+        </w:rPr>
+        <w:t xml:space="preserve"> </w:t>
+      </w:r>
+      <w:r>
+        <w:rPr>
+          <w:color w:val="0000FF"/>
+        </w:rPr>
+        <w:t xml:space="preserve">monotonik,</w:t>
+      </w:r>
+      <w:r>
+        <w:rPr>
+          <w:color w:val="0000FF"/>
+        </w:rPr>
+        <w:t xml:space="preserve"> </w:t>
+      </w:r>
+      <w:r>
+        <w:rPr>
+          <w:color w:val="0000FF"/>
+        </w:rPr>
+        <w:t xml:space="preserve">stabilitas)</w:t>
+      </w:r>
+      <w:r>
+        <w:rPr>
+          <w:color w:val="0000FF"/>
+        </w:rPr>
+        <w:t xml:space="preserve"> </w:t>
+      </w:r>
+      <w:r>
+        <w:rPr>
+          <w:color w:val="0000FF"/>
+        </w:rPr>
+        <w:t xml:space="preserve">untuk</w:t>
+      </w:r>
+      <w:r>
+        <w:rPr>
+          <w:color w:val="0000FF"/>
+        </w:rPr>
         <w:t xml:space="preserve"> </w:t>
       </w:r>
       <m:oMath>
@@ -9749,44 +10993,438 @@
         </m:sSup>
       </m:oMath>
       <w:r>
-        <w:t xml:space="preserve"> </w:t>
-      </w:r>
-      <w:r>
-        <w:t xml:space="preserve">Varian A (konfigurasi referensi WDCNN dengan BN</w:t>
-      </w:r>
-      <w:r>
-        <w:t xml:space="preserve"> </w:t>
-      </w:r>
-      <w:r>
-        <w:t xml:space="preserve">penuh), dirata-rata atas sepuluh kelas CWRU. Metrik ini dihitung pada</w:t>
-      </w:r>
-      <w:r>
-        <w:t xml:space="preserve"> </w:t>
-      </w:r>
-      <w:r>
-        <w:t xml:space="preserve">analisis FSM utama dengan 300 sampel</w:t>
-      </w:r>
-      <w:r>
-        <w:t xml:space="preserve"> </w:t>
-      </w:r>
-      <w:r>
-        <w:rPr>
-          <w:i/>
-          <w:iCs/>
+        <w:rPr>
+          <w:color w:val="0000FF"/>
+        </w:rPr>
+        <w:t xml:space="preserve"> </w:t>
+      </w:r>
+      <w:r>
+        <w:rPr>
+          <w:color w:val="0000FF"/>
+        </w:rPr>
+        <w:t xml:space="preserve">Varian A</w:t>
+      </w:r>
+      <w:r>
+        <w:rPr>
+          <w:color w:val="0000FF"/>
+        </w:rPr>
+        <w:t xml:space="preserve"> </w:t>
+      </w:r>
+      <w:r>
+        <w:rPr>
+          <w:color w:val="0000FF"/>
+        </w:rPr>
+        <w:t xml:space="preserve">(konfigurasi</w:t>
+      </w:r>
+      <w:r>
+        <w:rPr>
+          <w:color w:val="0000FF"/>
+        </w:rPr>
+        <w:t xml:space="preserve"> </w:t>
+      </w:r>
+      <w:r>
+        <w:rPr>
+          <w:color w:val="0000FF"/>
+        </w:rPr>
+        <w:t xml:space="preserve">referensi</w:t>
+      </w:r>
+      <w:r>
+        <w:rPr>
+          <w:color w:val="0000FF"/>
+        </w:rPr>
+        <w:t xml:space="preserve"> </w:t>
+      </w:r>
+      <w:r>
+        <w:rPr>
+          <w:color w:val="0000FF"/>
+        </w:rPr>
+        <w:t xml:space="preserve">WDCNN</w:t>
+      </w:r>
+      <w:r>
+        <w:rPr>
+          <w:color w:val="0000FF"/>
+        </w:rPr>
+        <w:t xml:space="preserve"> </w:t>
+      </w:r>
+      <w:r>
+        <w:rPr>
+          <w:color w:val="0000FF"/>
+        </w:rPr>
+        <w:t xml:space="preserve">dengan</w:t>
+      </w:r>
+      <w:r>
+        <w:rPr>
+          <w:color w:val="0000FF"/>
+        </w:rPr>
+        <w:t xml:space="preserve"> </w:t>
+      </w:r>
+      <w:r>
+        <w:rPr>
+          <w:color w:val="0000FF"/>
+        </w:rPr>
+        <w:t xml:space="preserve">BN</w:t>
+      </w:r>
+      <w:r>
+        <w:rPr>
+          <w:color w:val="0000FF"/>
+        </w:rPr>
+        <w:t xml:space="preserve"> </w:t>
+      </w:r>
+      <w:r>
+        <w:rPr>
+          <w:color w:val="0000FF"/>
+        </w:rPr>
+        <w:t xml:space="preserve">penuh),</w:t>
+      </w:r>
+      <w:r>
+        <w:rPr>
+          <w:color w:val="0000FF"/>
+        </w:rPr>
+        <w:t xml:space="preserve"> </w:t>
+      </w:r>
+      <w:r>
+        <w:rPr>
+          <w:color w:val="0000FF"/>
+        </w:rPr>
+        <w:t xml:space="preserve">dirata-rata</w:t>
+      </w:r>
+      <w:r>
+        <w:rPr>
+          <w:color w:val="0000FF"/>
+        </w:rPr>
+        <w:t xml:space="preserve"> </w:t>
+      </w:r>
+      <w:r>
+        <w:rPr>
+          <w:color w:val="0000FF"/>
+        </w:rPr>
+        <w:t xml:space="preserve">atas</w:t>
+      </w:r>
+      <w:r>
+        <w:rPr>
+          <w:color w:val="0000FF"/>
+        </w:rPr>
+        <w:t xml:space="preserve"> </w:t>
+      </w:r>
+      <w:r>
+        <w:rPr>
+          <w:color w:val="0000FF"/>
+        </w:rPr>
+        <w:t xml:space="preserve">sepuluh</w:t>
+      </w:r>
+      <w:r>
+        <w:rPr>
+          <w:color w:val="0000FF"/>
+        </w:rPr>
+        <w:t xml:space="preserve"> </w:t>
+      </w:r>
+      <w:r>
+        <w:rPr>
+          <w:color w:val="0000FF"/>
+        </w:rPr>
+        <w:t xml:space="preserve">kelas</w:t>
+      </w:r>
+      <w:r>
+        <w:rPr>
+          <w:color w:val="0000FF"/>
+        </w:rPr>
+        <w:t xml:space="preserve"> </w:t>
+      </w:r>
+      <w:r>
+        <w:rPr>
+          <w:color w:val="0000FF"/>
+        </w:rPr>
+        <w:t xml:space="preserve">CWRU.</w:t>
+      </w:r>
+      <w:r>
+        <w:rPr>
+          <w:color w:val="0000FF"/>
+        </w:rPr>
+        <w:t xml:space="preserve"> </w:t>
+      </w:r>
+      <w:r>
+        <w:rPr>
+          <w:color w:val="0000FF"/>
+        </w:rPr>
+        <w:t xml:space="preserve">Metrik</w:t>
+      </w:r>
+      <w:r>
+        <w:rPr>
+          <w:color w:val="0000FF"/>
+        </w:rPr>
+        <w:t xml:space="preserve"> </w:t>
+      </w:r>
+      <w:r>
+        <w:rPr>
+          <w:color w:val="0000FF"/>
+        </w:rPr>
+        <w:t xml:space="preserve">ini</w:t>
+      </w:r>
+      <w:r>
+        <w:rPr>
+          <w:color w:val="0000FF"/>
+        </w:rPr>
+        <w:t xml:space="preserve"> </w:t>
+      </w:r>
+      <w:r>
+        <w:rPr>
+          <w:color w:val="0000FF"/>
+        </w:rPr>
+        <w:t xml:space="preserve">dihitung</w:t>
+      </w:r>
+      <w:r>
+        <w:rPr>
+          <w:color w:val="0000FF"/>
+        </w:rPr>
+        <w:t xml:space="preserve"> </w:t>
+      </w:r>
+      <w:r>
+        <w:rPr>
+          <w:color w:val="0000FF"/>
+        </w:rPr>
+        <w:t xml:space="preserve">pada</w:t>
+      </w:r>
+      <w:r>
+        <w:rPr>
+          <w:color w:val="0000FF"/>
+        </w:rPr>
+        <w:t xml:space="preserve"> </w:t>
+      </w:r>
+      <w:r>
+        <w:rPr>
+          <w:color w:val="0000FF"/>
+        </w:rPr>
+        <w:t xml:space="preserve">analisis</w:t>
+      </w:r>
+      <w:r>
+        <w:rPr>
+          <w:color w:val="0000FF"/>
+        </w:rPr>
+        <w:t xml:space="preserve"> </w:t>
+      </w:r>
+      <w:r>
+        <w:rPr>
+          <w:color w:val="0000FF"/>
+        </w:rPr>
+        <w:t xml:space="preserve">FSM</w:t>
+      </w:r>
+      <w:r>
+        <w:rPr>
+          <w:color w:val="0000FF"/>
+        </w:rPr>
+        <w:t xml:space="preserve"> </w:t>
+      </w:r>
+      <w:r>
+        <w:rPr>
+          <w:color w:val="0000FF"/>
+        </w:rPr>
+        <w:t xml:space="preserve">utama</w:t>
+      </w:r>
+      <w:r>
+        <w:rPr>
+          <w:color w:val="0000FF"/>
+        </w:rPr>
+        <w:t xml:space="preserve"> </w:t>
+      </w:r>
+      <w:r>
+        <w:rPr>
+          <w:color w:val="0000FF"/>
+        </w:rPr>
+        <w:t xml:space="preserve">dengan</w:t>
+      </w:r>
+      <w:r>
+        <w:rPr>
+          <w:color w:val="0000FF"/>
+        </w:rPr>
+        <w:t xml:space="preserve"> </w:t>
+      </w:r>
+      <w:r>
+        <w:rPr>
+          <w:color w:val="0000FF"/>
+        </w:rPr>
+        <w:t xml:space="preserve">300</w:t>
+      </w:r>
+      <w:r>
+        <w:rPr>
+          <w:color w:val="0000FF"/>
+        </w:rPr>
+        <w:t xml:space="preserve"> </w:t>
+      </w:r>
+      <w:r>
+        <w:rPr>
+          <w:color w:val="0000FF"/>
+        </w:rPr>
+        <w:t xml:space="preserve">sampel</w:t>
+      </w:r>
+      <w:r>
+        <w:rPr>
+          <w:color w:val="0000FF"/>
+        </w:rPr>
+        <w:t xml:space="preserve"> </w:t>
+      </w:r>
+      <w:r>
+        <w:rPr>
+          <w:i/>
+          <w:iCs/>
+          <w:color w:val="0000FF"/>
         </w:rPr>
         <w:t xml:space="preserve">background</w:t>
       </w:r>
       <w:r>
-        <w:t xml:space="preserve"> </w:t>
-      </w:r>
-      <w:r>
-        <w:t xml:space="preserve">dan 500 sampel uji;</w:t>
-      </w:r>
-      <w:r>
-        <w:t xml:space="preserve"> </w:t>
-      </w:r>
-      <w:r>
-        <w:t xml:space="preserve">perbandingan terhadap Varian C dibahas tersendiri pada studi ablasi Subbab IV.13.</w:t>
+        <w:rPr>
+          <w:color w:val="0000FF"/>
+        </w:rPr>
+        <w:t xml:space="preserve"> </w:t>
+      </w:r>
+      <w:r>
+        <w:rPr>
+          <w:color w:val="0000FF"/>
+        </w:rPr>
+        <w:t xml:space="preserve">dan</w:t>
+      </w:r>
+      <w:r>
+        <w:rPr>
+          <w:color w:val="0000FF"/>
+        </w:rPr>
+        <w:t xml:space="preserve"> </w:t>
+      </w:r>
+      <w:r>
+        <w:rPr>
+          <w:color w:val="0000FF"/>
+        </w:rPr>
+        <w:t xml:space="preserve">500</w:t>
+      </w:r>
+      <w:r>
+        <w:rPr>
+          <w:color w:val="0000FF"/>
+        </w:rPr>
+        <w:t xml:space="preserve"> </w:t>
+      </w:r>
+      <w:r>
+        <w:rPr>
+          <w:color w:val="0000FF"/>
+        </w:rPr>
+        <w:t xml:space="preserve">sampel</w:t>
+      </w:r>
+      <w:r>
+        <w:rPr>
+          <w:color w:val="0000FF"/>
+        </w:rPr>
+        <w:t xml:space="preserve"> </w:t>
+      </w:r>
+      <w:r>
+        <w:rPr>
+          <w:color w:val="0000FF"/>
+        </w:rPr>
+        <w:t xml:space="preserve">uji;</w:t>
+      </w:r>
+      <w:r>
+        <w:rPr>
+          <w:color w:val="0000FF"/>
+        </w:rPr>
+        <w:t xml:space="preserve"> </w:t>
+      </w:r>
+      <w:r>
+        <w:rPr>
+          <w:color w:val="0000FF"/>
+        </w:rPr>
+        <w:t xml:space="preserve">perbandingan</w:t>
+      </w:r>
+      <w:r>
+        <w:rPr>
+          <w:color w:val="0000FF"/>
+        </w:rPr>
+        <w:t xml:space="preserve"> </w:t>
+      </w:r>
+      <w:r>
+        <w:rPr>
+          <w:color w:val="0000FF"/>
+        </w:rPr>
+        <w:t xml:space="preserve">terhadap</w:t>
+      </w:r>
+      <w:r>
+        <w:rPr>
+          <w:color w:val="0000FF"/>
+        </w:rPr>
+        <w:t xml:space="preserve"> </w:t>
+      </w:r>
+      <w:r>
+        <w:rPr>
+          <w:color w:val="0000FF"/>
+        </w:rPr>
+        <w:t xml:space="preserve">Varian C</w:t>
+      </w:r>
+      <w:r>
+        <w:rPr>
+          <w:color w:val="0000FF"/>
+        </w:rPr>
+        <w:t xml:space="preserve"> </w:t>
+      </w:r>
+      <w:r>
+        <w:rPr>
+          <w:color w:val="0000FF"/>
+        </w:rPr>
+        <w:t xml:space="preserve">dibahas</w:t>
+      </w:r>
+      <w:r>
+        <w:rPr>
+          <w:color w:val="0000FF"/>
+        </w:rPr>
+        <w:t xml:space="preserve"> </w:t>
+      </w:r>
+      <w:r>
+        <w:rPr>
+          <w:color w:val="0000FF"/>
+        </w:rPr>
+        <w:t xml:space="preserve">tersendiri</w:t>
+      </w:r>
+      <w:r>
+        <w:rPr>
+          <w:color w:val="0000FF"/>
+        </w:rPr>
+        <w:t xml:space="preserve"> </w:t>
+      </w:r>
+      <w:r>
+        <w:rPr>
+          <w:color w:val="0000FF"/>
+        </w:rPr>
+        <w:t xml:space="preserve">pada</w:t>
+      </w:r>
+      <w:r>
+        <w:rPr>
+          <w:color w:val="0000FF"/>
+        </w:rPr>
+        <w:t xml:space="preserve"> </w:t>
+      </w:r>
+      <w:r>
+        <w:rPr>
+          <w:color w:val="0000FF"/>
+        </w:rPr>
+        <w:t xml:space="preserve">studi</w:t>
+      </w:r>
+      <w:r>
+        <w:rPr>
+          <w:color w:val="0000FF"/>
+        </w:rPr>
+        <w:t xml:space="preserve"> </w:t>
+      </w:r>
+      <w:r>
+        <w:rPr>
+          <w:color w:val="0000FF"/>
+        </w:rPr>
+        <w:t xml:space="preserve">ablasi</w:t>
+      </w:r>
+      <w:r>
+        <w:rPr>
+          <w:color w:val="0000FF"/>
+        </w:rPr>
+        <w:t xml:space="preserve"> </w:t>
+      </w:r>
+      <w:r>
+        <w:rPr>
+          <w:color w:val="0000FF"/>
+        </w:rPr>
+        <w:t xml:space="preserve">Subbab IV.13.</w:t>
       </w:r>
     </w:p>
     <w:p>
@@ -9794,7 +11432,7 @@
         <w:pStyle w:val="Paragraf"/>
       </w:pPr>
     </w:p>
-    <w:bookmarkStart w:id="90" w:name="tab:bab4_validasi_fsm"/>
+    <w:bookmarkStart w:id="98" w:name="tab:bab4_validasi_fsm"/>
     <w:p>
       <w:pPr>
         <w:pStyle w:val="judulTabel"/>
@@ -9802,7 +11440,7 @@
       <w:r>
         <w:t xml:space="preserve">Tabel </w:t>
       </w:r>
-      <w:bookmarkStart w:id="119" w:name="tab_bab4_validasi_fsm"/>
+      <w:bookmarkStart w:id="129" w:name="tab_bab4_validasi_fsm"/>
       <w:r>
         <w:t xml:space="preserve">IV.</w:t>
       </w:r>
@@ -9811,7 +11449,7 @@
           <w:t xml:space="preserve">4</w:t>
         </w:r>
       </w:fldSimple>
-      <w:bookmarkEnd w:id="119"/>
+      <w:bookmarkEnd w:id="129"/>
       <w:r>
         <w:t xml:space="preserve"> </w:t>
       </w:r>
@@ -9819,7 +11457,34 @@
         <w:t xml:space="preserve"/>
       </w:r>
       <w:r>
-        <w:t xml:space="preserve">Metrik validasi FSM</w:t>
+        <w:rPr>
+          <w:color w:val="0000FF"/>
+        </w:rPr>
+        <w:t xml:space="preserve">Metrik</w:t>
+      </w:r>
+      <w:r>
+        <w:rPr>
+          <w:color w:val="0000FF"/>
+        </w:rPr>
+        <w:t xml:space="preserve"> </w:t>
+      </w:r>
+      <w:r>
+        <w:rPr>
+          <w:color w:val="0000FF"/>
+        </w:rPr>
+        <w:t xml:space="preserve">validasi</w:t>
+      </w:r>
+      <w:r>
+        <w:rPr>
+          <w:color w:val="0000FF"/>
+        </w:rPr>
+        <w:t xml:space="preserve"> </w:t>
+      </w:r>
+      <w:r>
+        <w:rPr>
+          <w:color w:val="0000FF"/>
+        </w:rPr>
+        <w:t xml:space="preserve">FSM</w:t>
       </w:r>
       <m:oMath>
         <m:sSup>
@@ -9840,38 +11505,198 @@
         </m:sSup>
       </m:oMath>
       <w:r>
-        <w:t xml:space="preserve"> </w:t>
-      </w:r>
-      <w:r>
+        <w:rPr>
+          <w:color w:val="0000FF"/>
+        </w:rPr>
+        <w:t xml:space="preserve"> </w:t>
+      </w:r>
+      <w:r>
+        <w:rPr>
+          <w:color w:val="0000FF"/>
+        </w:rPr>
         <w:t xml:space="preserve">Varian A</w:t>
       </w:r>
       <w:r>
-        <w:t xml:space="preserve"> </w:t>
-      </w:r>
-      <w:r>
-        <w:t xml:space="preserve">(BN aktif) rata-rata sepuluh kelas CWRU pada analisis utama</w:t>
-      </w:r>
-      <w:r>
-        <w:t xml:space="preserve"> </w:t>
-      </w:r>
-      <w:r>
+        <w:rPr>
+          <w:color w:val="0000FF"/>
+        </w:rPr>
+        <w:t xml:space="preserve"> </w:t>
+      </w:r>
+      <w:r>
+        <w:rPr>
+          <w:color w:val="0000FF"/>
+        </w:rPr>
+        <w:t xml:space="preserve">(BN</w:t>
+      </w:r>
+      <w:r>
+        <w:rPr>
+          <w:color w:val="0000FF"/>
+        </w:rPr>
+        <w:t xml:space="preserve"> </w:t>
+      </w:r>
+      <w:r>
+        <w:rPr>
+          <w:color w:val="0000FF"/>
+        </w:rPr>
+        <w:t xml:space="preserve">aktif)</w:t>
+      </w:r>
+      <w:r>
+        <w:rPr>
+          <w:color w:val="0000FF"/>
+        </w:rPr>
+        <w:t xml:space="preserve"> </w:t>
+      </w:r>
+      <w:r>
+        <w:rPr>
+          <w:color w:val="0000FF"/>
+        </w:rPr>
+        <w:t xml:space="preserve">rata-rata</w:t>
+      </w:r>
+      <w:r>
+        <w:rPr>
+          <w:color w:val="0000FF"/>
+        </w:rPr>
+        <w:t xml:space="preserve"> </w:t>
+      </w:r>
+      <w:r>
+        <w:rPr>
+          <w:color w:val="0000FF"/>
+        </w:rPr>
+        <w:t xml:space="preserve">sepuluh</w:t>
+      </w:r>
+      <w:r>
+        <w:rPr>
+          <w:color w:val="0000FF"/>
+        </w:rPr>
+        <w:t xml:space="preserve"> </w:t>
+      </w:r>
+      <w:r>
+        <w:rPr>
+          <w:color w:val="0000FF"/>
+        </w:rPr>
+        <w:t xml:space="preserve">kelas</w:t>
+      </w:r>
+      <w:r>
+        <w:rPr>
+          <w:color w:val="0000FF"/>
+        </w:rPr>
+        <w:t xml:space="preserve"> </w:t>
+      </w:r>
+      <w:r>
+        <w:rPr>
+          <w:color w:val="0000FF"/>
+        </w:rPr>
+        <w:t xml:space="preserve">CWRU</w:t>
+      </w:r>
+      <w:r>
+        <w:rPr>
+          <w:color w:val="0000FF"/>
+        </w:rPr>
+        <w:t xml:space="preserve"> </w:t>
+      </w:r>
+      <w:r>
+        <w:rPr>
+          <w:color w:val="0000FF"/>
+        </w:rPr>
+        <w:t xml:space="preserve">pada</w:t>
+      </w:r>
+      <w:r>
+        <w:rPr>
+          <w:color w:val="0000FF"/>
+        </w:rPr>
+        <w:t xml:space="preserve"> </w:t>
+      </w:r>
+      <w:r>
+        <w:rPr>
+          <w:color w:val="0000FF"/>
+        </w:rPr>
+        <w:t xml:space="preserve">analisis</w:t>
+      </w:r>
+      <w:r>
+        <w:rPr>
+          <w:color w:val="0000FF"/>
+        </w:rPr>
+        <w:t xml:space="preserve"> </w:t>
+      </w:r>
+      <w:r>
+        <w:rPr>
+          <w:color w:val="0000FF"/>
+        </w:rPr>
+        <w:t xml:space="preserve">utama</w:t>
+      </w:r>
+      <w:r>
+        <w:rPr>
+          <w:color w:val="0000FF"/>
+        </w:rPr>
+        <w:t xml:space="preserve"> </w:t>
+      </w:r>
+      <w:r>
+        <w:rPr>
+          <w:color w:val="0000FF"/>
+        </w:rPr>
         <w:t xml:space="preserve">(300</w:t>
       </w:r>
       <w:r>
-        <w:t xml:space="preserve"> </w:t>
-      </w:r>
-      <w:r>
-        <w:rPr>
-          <w:i/>
-          <w:iCs/>
+        <w:rPr>
+          <w:color w:val="0000FF"/>
+        </w:rPr>
+        <w:t xml:space="preserve"> </w:t>
+      </w:r>
+      <w:r>
+        <w:rPr>
+          <w:i/>
+          <w:iCs/>
+          <w:color w:val="0000FF"/>
         </w:rPr>
         <w:t xml:space="preserve">background</w:t>
       </w:r>
       <w:r>
-        <w:t xml:space="preserve"> </w:t>
-      </w:r>
-      <w:r>
-        <w:t xml:space="preserve">/ 500 sampel uji).</w:t>
+        <w:rPr>
+          <w:color w:val="0000FF"/>
+        </w:rPr>
+        <w:t xml:space="preserve"> </w:t>
+      </w:r>
+      <w:r>
+        <w:rPr>
+          <w:color w:val="0000FF"/>
+        </w:rPr>
+        <w:t xml:space="preserve">/</w:t>
+      </w:r>
+      <w:r>
+        <w:rPr>
+          <w:color w:val="0000FF"/>
+        </w:rPr>
+        <w:t xml:space="preserve"> </w:t>
+      </w:r>
+      <w:r>
+        <w:rPr>
+          <w:color w:val="0000FF"/>
+        </w:rPr>
+        <w:t xml:space="preserve">500</w:t>
+      </w:r>
+      <w:r>
+        <w:rPr>
+          <w:color w:val="0000FF"/>
+        </w:rPr>
+        <w:t xml:space="preserve"> </w:t>
+      </w:r>
+      <w:r>
+        <w:rPr>
+          <w:color w:val="0000FF"/>
+        </w:rPr>
+        <w:t xml:space="preserve">sampel</w:t>
+      </w:r>
+      <w:r>
+        <w:rPr>
+          <w:color w:val="0000FF"/>
+        </w:rPr>
+        <w:t xml:space="preserve"> </w:t>
+      </w:r>
+      <w:r>
+        <w:rPr>
+          <w:color w:val="0000FF"/>
+        </w:rPr>
+        <w:t xml:space="preserve">uji).</w:t>
       </w:r>
       <w:r>
         <w:t xml:space="preserve"> </w:t>
@@ -9885,7 +11710,7 @@
         <w:tblStyle w:val="Table"/>
         <w:tblW w:type="dxa" w:w="7933"/>
         <w:tblLook w:firstRow="1" w:lastRow="0" w:firstColumn="0" w:lastColumn="0" w:noHBand="0" w:noVBand="0" w:val="0020"/>
-        <w:tblCaption w:val="Metrik validasi FSM^{\text{abs}} Varian A (BN aktif) rata-rata sepuluh kelas CWRU pada analisis utama (300 background / 500 sampel uji). Nilai lebih tinggi lebih baik untuk ketiga metrik."/>
+        <w:tblCaption w:val="^{\text{abs}} Nilai lebih tinggi lebih baik untuk ketiga metrik."/>
         <w:tblLayout w:type="fixed"/>
       </w:tblPr>
       <w:tblGrid>
@@ -9982,7 +11807,34 @@
               <w:jc w:val="left"/>
             </w:pPr>
             <w:r>
-              <w:t xml:space="preserve">A (BN aktif)</w:t>
+              <w:rPr>
+                <w:color w:val="0000FF"/>
+              </w:rPr>
+              <w:t xml:space="preserve">A</w:t>
+            </w:r>
+            <w:r>
+              <w:rPr>
+                <w:color w:val="0000FF"/>
+              </w:rPr>
+              <w:t xml:space="preserve"> </w:t>
+            </w:r>
+            <w:r>
+              <w:rPr>
+                <w:color w:val="0000FF"/>
+              </w:rPr>
+              <w:t xml:space="preserve">(BN</w:t>
+            </w:r>
+            <w:r>
+              <w:rPr>
+                <w:color w:val="0000FF"/>
+              </w:rPr>
+              <w:t xml:space="preserve"> </w:t>
+            </w:r>
+            <w:r>
+              <w:rPr>
+                <w:color w:val="0000FF"/>
+              </w:rPr>
+              <w:t xml:space="preserve">aktif)</w:t>
             </w:r>
           </w:p>
         </w:tc>
@@ -9996,6 +11848,9 @@
               <w:jc w:val="center"/>
             </w:pPr>
             <w:r>
+              <w:rPr>
+                <w:color w:val="0000FF"/>
+              </w:rPr>
               <w:t xml:space="preserve">0,216</w:t>
             </w:r>
           </w:p>
@@ -10010,6 +11865,9 @@
               <w:jc w:val="center"/>
             </w:pPr>
             <w:r>
+              <w:rPr>
+                <w:color w:val="0000FF"/>
+              </w:rPr>
               <w:t xml:space="preserve">0,940</w:t>
             </w:r>
           </w:p>
@@ -10024,6 +11882,9 @@
               <w:jc w:val="center"/>
             </w:pPr>
             <w:r>
+              <w:rPr>
+                <w:color w:val="0000FF"/>
+              </w:rPr>
               <w:t xml:space="preserve">0,940</w:t>
             </w:r>
           </w:p>
@@ -10035,13 +11896,76 @@
         <w:pStyle w:val="Paragraf"/>
       </w:pPr>
     </w:p>
-    <w:bookmarkEnd w:id="90"/>
+    <w:bookmarkEnd w:id="98"/>
     <w:p>
       <w:pPr>
         <w:pStyle w:val="Paragraf"/>
       </w:pPr>
       <w:r>
-        <w:t xml:space="preserve">Hasil analisis utama menunjukkan bahwa FSM</w:t>
+        <w:rPr>
+          <w:color w:val="0000FF"/>
+        </w:rPr>
+        <w:t xml:space="preserve">Hasil</w:t>
+      </w:r>
+      <w:r>
+        <w:rPr>
+          <w:color w:val="0000FF"/>
+        </w:rPr>
+        <w:t xml:space="preserve"> </w:t>
+      </w:r>
+      <w:r>
+        <w:rPr>
+          <w:color w:val="0000FF"/>
+        </w:rPr>
+        <w:t xml:space="preserve">analisis</w:t>
+      </w:r>
+      <w:r>
+        <w:rPr>
+          <w:color w:val="0000FF"/>
+        </w:rPr>
+        <w:t xml:space="preserve"> </w:t>
+      </w:r>
+      <w:r>
+        <w:rPr>
+          <w:color w:val="0000FF"/>
+        </w:rPr>
+        <w:t xml:space="preserve">utama</w:t>
+      </w:r>
+      <w:r>
+        <w:rPr>
+          <w:color w:val="0000FF"/>
+        </w:rPr>
+        <w:t xml:space="preserve"> </w:t>
+      </w:r>
+      <w:r>
+        <w:rPr>
+          <w:color w:val="0000FF"/>
+        </w:rPr>
+        <w:t xml:space="preserve">menunjukkan</w:t>
+      </w:r>
+      <w:r>
+        <w:rPr>
+          <w:color w:val="0000FF"/>
+        </w:rPr>
+        <w:t xml:space="preserve"> </w:t>
+      </w:r>
+      <w:r>
+        <w:rPr>
+          <w:color w:val="0000FF"/>
+        </w:rPr>
+        <w:t xml:space="preserve">bahwa</w:t>
+      </w:r>
+      <w:r>
+        <w:rPr>
+          <w:color w:val="0000FF"/>
+        </w:rPr>
+        <w:t xml:space="preserve"> </w:t>
+      </w:r>
+      <w:r>
+        <w:rPr>
+          <w:color w:val="0000FF"/>
+        </w:rPr>
+        <w:t xml:space="preserve">FSM</w:t>
       </w:r>
       <m:oMath>
         <m:sSup>
@@ -10062,38 +11986,274 @@
         </m:sSup>
       </m:oMath>
       <w:r>
-        <w:t xml:space="preserve"> </w:t>
-      </w:r>
-      <w:r>
-        <w:t xml:space="preserve">Varian A memiliki</w:t>
-      </w:r>
-      <w:r>
-        <w:t xml:space="preserve"> </w:t>
-      </w:r>
-      <w:r>
-        <w:rPr>
-          <w:i/>
-          <w:iCs/>
-        </w:rPr>
-        <w:t xml:space="preserve">split-half stability</w:t>
-      </w:r>
-      <w:r>
-        <w:t xml:space="preserve"> </w:t>
-      </w:r>
-      <w:r>
-        <w:t xml:space="preserve">0,940, yang berarti pola FSM</w:t>
-      </w:r>
-      <w:r>
-        <w:t xml:space="preserve"> </w:t>
-      </w:r>
-      <w:r>
-        <w:t xml:space="preserve">sangat dapat direproduksi (kemiripan kosinus 94%) dan tidak bergantung pada</w:t>
-      </w:r>
-      <w:r>
-        <w:t xml:space="preserve"> </w:t>
-      </w:r>
-      <w:r>
-        <w:t xml:space="preserve">pemilihan sampel acak.</w:t>
+        <w:rPr>
+          <w:color w:val="0000FF"/>
+        </w:rPr>
+        <w:t xml:space="preserve"> </w:t>
+      </w:r>
+      <w:r>
+        <w:rPr>
+          <w:color w:val="0000FF"/>
+        </w:rPr>
+        <w:t xml:space="preserve">Varian A</w:t>
+      </w:r>
+      <w:r>
+        <w:rPr>
+          <w:color w:val="0000FF"/>
+        </w:rPr>
+        <w:t xml:space="preserve"> </w:t>
+      </w:r>
+      <w:r>
+        <w:rPr>
+          <w:color w:val="0000FF"/>
+        </w:rPr>
+        <w:t xml:space="preserve">memiliki</w:t>
+      </w:r>
+      <w:r>
+        <w:rPr>
+          <w:color w:val="0000FF"/>
+        </w:rPr>
+        <w:t xml:space="preserve"> </w:t>
+      </w:r>
+      <w:r>
+        <w:rPr>
+          <w:i/>
+          <w:iCs/>
+          <w:color w:val="0000FF"/>
+        </w:rPr>
+        <w:t xml:space="preserve">split-half</w:t>
+      </w:r>
+      <w:r>
+        <w:rPr>
+          <w:i/>
+          <w:iCs/>
+          <w:color w:val="0000FF"/>
+        </w:rPr>
+        <w:t xml:space="preserve"> </w:t>
+      </w:r>
+      <w:r>
+        <w:rPr>
+          <w:i/>
+          <w:iCs/>
+          <w:color w:val="0000FF"/>
+        </w:rPr>
+        <w:t xml:space="preserve">stability</w:t>
+      </w:r>
+      <w:r>
+        <w:rPr>
+          <w:color w:val="0000FF"/>
+        </w:rPr>
+        <w:t xml:space="preserve"> </w:t>
+      </w:r>
+      <w:r>
+        <w:rPr>
+          <w:color w:val="0000FF"/>
+        </w:rPr>
+        <w:t xml:space="preserve">0,940,</w:t>
+      </w:r>
+      <w:r>
+        <w:rPr>
+          <w:color w:val="0000FF"/>
+        </w:rPr>
+        <w:t xml:space="preserve"> </w:t>
+      </w:r>
+      <w:r>
+        <w:rPr>
+          <w:color w:val="0000FF"/>
+        </w:rPr>
+        <w:t xml:space="preserve">yang</w:t>
+      </w:r>
+      <w:r>
+        <w:rPr>
+          <w:color w:val="0000FF"/>
+        </w:rPr>
+        <w:t xml:space="preserve"> </w:t>
+      </w:r>
+      <w:r>
+        <w:rPr>
+          <w:color w:val="0000FF"/>
+        </w:rPr>
+        <w:t xml:space="preserve">berarti</w:t>
+      </w:r>
+      <w:r>
+        <w:rPr>
+          <w:color w:val="0000FF"/>
+        </w:rPr>
+        <w:t xml:space="preserve"> </w:t>
+      </w:r>
+      <w:r>
+        <w:rPr>
+          <w:color w:val="0000FF"/>
+        </w:rPr>
+        <w:t xml:space="preserve">pola</w:t>
+      </w:r>
+      <w:r>
+        <w:rPr>
+          <w:color w:val="0000FF"/>
+        </w:rPr>
+        <w:t xml:space="preserve"> </w:t>
+      </w:r>
+      <w:r>
+        <w:rPr>
+          <w:color w:val="0000FF"/>
+        </w:rPr>
+        <w:t xml:space="preserve">FSM</w:t>
+      </w:r>
+      <w:r>
+        <w:rPr>
+          <w:color w:val="0000FF"/>
+        </w:rPr>
+        <w:t xml:space="preserve"> </w:t>
+      </w:r>
+      <w:r>
+        <w:rPr>
+          <w:color w:val="0000FF"/>
+        </w:rPr>
+        <w:t xml:space="preserve">sangat</w:t>
+      </w:r>
+      <w:r>
+        <w:rPr>
+          <w:color w:val="0000FF"/>
+        </w:rPr>
+        <w:t xml:space="preserve"> </w:t>
+      </w:r>
+      <w:r>
+        <w:rPr>
+          <w:color w:val="0000FF"/>
+        </w:rPr>
+        <w:t xml:space="preserve">dapat</w:t>
+      </w:r>
+      <w:r>
+        <w:rPr>
+          <w:color w:val="0000FF"/>
+        </w:rPr>
+        <w:t xml:space="preserve"> </w:t>
+      </w:r>
+      <w:r>
+        <w:rPr>
+          <w:color w:val="0000FF"/>
+        </w:rPr>
+        <w:t xml:space="preserve">direproduksi</w:t>
+      </w:r>
+      <w:r>
+        <w:rPr>
+          <w:color w:val="0000FF"/>
+        </w:rPr>
+        <w:t xml:space="preserve"> </w:t>
+      </w:r>
+      <w:r>
+        <w:rPr>
+          <w:color w:val="0000FF"/>
+        </w:rPr>
+        <w:t xml:space="preserve">(kemiripan</w:t>
+      </w:r>
+      <w:r>
+        <w:rPr>
+          <w:color w:val="0000FF"/>
+        </w:rPr>
+        <w:t xml:space="preserve"> </w:t>
+      </w:r>
+      <w:r>
+        <w:rPr>
+          <w:color w:val="0000FF"/>
+        </w:rPr>
+        <w:t xml:space="preserve">kosinus</w:t>
+      </w:r>
+      <w:r>
+        <w:rPr>
+          <w:color w:val="0000FF"/>
+        </w:rPr>
+        <w:t xml:space="preserve"> </w:t>
+      </w:r>
+      <w:r>
+        <w:rPr>
+          <w:color w:val="0000FF"/>
+        </w:rPr>
+        <w:t xml:space="preserve">94%)</w:t>
+      </w:r>
+      <w:r>
+        <w:rPr>
+          <w:color w:val="0000FF"/>
+        </w:rPr>
+        <w:t xml:space="preserve"> </w:t>
+      </w:r>
+      <w:r>
+        <w:rPr>
+          <w:color w:val="0000FF"/>
+        </w:rPr>
+        <w:t xml:space="preserve">dan</w:t>
+      </w:r>
+      <w:r>
+        <w:rPr>
+          <w:color w:val="0000FF"/>
+        </w:rPr>
+        <w:t xml:space="preserve"> </w:t>
+      </w:r>
+      <w:r>
+        <w:rPr>
+          <w:color w:val="0000FF"/>
+        </w:rPr>
+        <w:t xml:space="preserve">tidak</w:t>
+      </w:r>
+      <w:r>
+        <w:rPr>
+          <w:color w:val="0000FF"/>
+        </w:rPr>
+        <w:t xml:space="preserve"> </w:t>
+      </w:r>
+      <w:r>
+        <w:rPr>
+          <w:color w:val="0000FF"/>
+        </w:rPr>
+        <w:t xml:space="preserve">bergantung</w:t>
+      </w:r>
+      <w:r>
+        <w:rPr>
+          <w:color w:val="0000FF"/>
+        </w:rPr>
+        <w:t xml:space="preserve"> </w:t>
+      </w:r>
+      <w:r>
+        <w:rPr>
+          <w:color w:val="0000FF"/>
+        </w:rPr>
+        <w:t xml:space="preserve">pada</w:t>
+      </w:r>
+      <w:r>
+        <w:rPr>
+          <w:color w:val="0000FF"/>
+        </w:rPr>
+        <w:t xml:space="preserve"> </w:t>
+      </w:r>
+      <w:r>
+        <w:rPr>
+          <w:color w:val="0000FF"/>
+        </w:rPr>
+        <w:t xml:space="preserve">pemilihan</w:t>
+      </w:r>
+      <w:r>
+        <w:rPr>
+          <w:color w:val="0000FF"/>
+        </w:rPr>
+        <w:t xml:space="preserve"> </w:t>
+      </w:r>
+      <w:r>
+        <w:rPr>
+          <w:color w:val="0000FF"/>
+        </w:rPr>
+        <w:t xml:space="preserve">sampel</w:t>
+      </w:r>
+      <w:r>
+        <w:rPr>
+          <w:color w:val="0000FF"/>
+        </w:rPr>
+        <w:t xml:space="preserve"> </w:t>
+      </w:r>
+      <w:r>
+        <w:rPr>
+          <w:color w:val="0000FF"/>
+        </w:rPr>
+        <w:t xml:space="preserve">acak.</w:t>
       </w:r>
       <w:r>
         <w:t xml:space="preserve"> </w:t>
@@ -10111,27 +12271,447 @@
         <w:t xml:space="preserve"> </w:t>
       </w:r>
       <w:r>
-        <w:t xml:space="preserve">FSM rata-rata antarkelas justru relatif</w:t>
-      </w:r>
-      <w:r>
-        <w:t xml:space="preserve"> </w:t>
-      </w:r>
-      <w:r>
-        <w:t xml:space="preserve">mirip satu sama lain pada ruang atribusi 2.048 dimensi penuh. Hal ini terjadi</w:t>
-      </w:r>
-      <w:r>
-        <w:t xml:space="preserve"> </w:t>
-      </w:r>
-      <w:r>
-        <w:t xml:space="preserve">karena sinyal diskriminatif terkonsentrasi pada sebagian kecil posisi temporal</w:t>
-      </w:r>
-      <w:r>
-        <w:t xml:space="preserve"> </w:t>
-      </w:r>
-      <w:r>
-        <w:t xml:space="preserve">yang tertutupi oleh komponen energi latar yang besar dan bersama</w:t>
-      </w:r>
-      <w:r>
+        <w:rPr>
+          <w:color w:val="0000FF"/>
+        </w:rPr>
+        <w:t xml:space="preserve">FSM</w:t>
+      </w:r>
+      <w:r>
+        <w:rPr>
+          <w:color w:val="0000FF"/>
+        </w:rPr>
+        <w:t xml:space="preserve"> </w:t>
+      </w:r>
+      <w:r>
+        <w:rPr>
+          <w:color w:val="0000FF"/>
+        </w:rPr>
+        <w:t xml:space="preserve">rata-rata</w:t>
+      </w:r>
+      <w:r>
+        <w:rPr>
+          <w:color w:val="0000FF"/>
+        </w:rPr>
+        <w:t xml:space="preserve"> </w:t>
+      </w:r>
+      <w:r>
+        <w:rPr>
+          <w:color w:val="0000FF"/>
+        </w:rPr>
+        <w:t xml:space="preserve">antarkelas</w:t>
+      </w:r>
+      <w:r>
+        <w:rPr>
+          <w:color w:val="0000FF"/>
+        </w:rPr>
+        <w:t xml:space="preserve"> </w:t>
+      </w:r>
+      <w:r>
+        <w:rPr>
+          <w:color w:val="0000FF"/>
+        </w:rPr>
+        <w:t xml:space="preserve">justru</w:t>
+      </w:r>
+      <w:r>
+        <w:rPr>
+          <w:color w:val="0000FF"/>
+        </w:rPr>
+        <w:t xml:space="preserve"> </w:t>
+      </w:r>
+      <w:r>
+        <w:rPr>
+          <w:color w:val="0000FF"/>
+        </w:rPr>
+        <w:t xml:space="preserve">relatif</w:t>
+      </w:r>
+      <w:r>
+        <w:rPr>
+          <w:color w:val="0000FF"/>
+        </w:rPr>
+        <w:t xml:space="preserve"> </w:t>
+      </w:r>
+      <w:r>
+        <w:rPr>
+          <w:color w:val="0000FF"/>
+        </w:rPr>
+        <w:t xml:space="preserve">mirip</w:t>
+      </w:r>
+      <w:r>
+        <w:rPr>
+          <w:color w:val="0000FF"/>
+        </w:rPr>
+        <w:t xml:space="preserve"> </w:t>
+      </w:r>
+      <w:r>
+        <w:rPr>
+          <w:color w:val="0000FF"/>
+        </w:rPr>
+        <w:t xml:space="preserve">satu</w:t>
+      </w:r>
+      <w:r>
+        <w:rPr>
+          <w:color w:val="0000FF"/>
+        </w:rPr>
+        <w:t xml:space="preserve"> </w:t>
+      </w:r>
+      <w:r>
+        <w:rPr>
+          <w:color w:val="0000FF"/>
+        </w:rPr>
+        <w:t xml:space="preserve">sama</w:t>
+      </w:r>
+      <w:r>
+        <w:rPr>
+          <w:color w:val="0000FF"/>
+        </w:rPr>
+        <w:t xml:space="preserve"> </w:t>
+      </w:r>
+      <w:r>
+        <w:rPr>
+          <w:color w:val="0000FF"/>
+        </w:rPr>
+        <w:t xml:space="preserve">lain</w:t>
+      </w:r>
+      <w:r>
+        <w:rPr>
+          <w:color w:val="0000FF"/>
+        </w:rPr>
+        <w:t xml:space="preserve"> </w:t>
+      </w:r>
+      <w:r>
+        <w:rPr>
+          <w:color w:val="0000FF"/>
+        </w:rPr>
+        <w:t xml:space="preserve">pada</w:t>
+      </w:r>
+      <w:r>
+        <w:rPr>
+          <w:color w:val="0000FF"/>
+        </w:rPr>
+        <w:t xml:space="preserve"> </w:t>
+      </w:r>
+      <w:r>
+        <w:rPr>
+          <w:color w:val="0000FF"/>
+        </w:rPr>
+        <w:t xml:space="preserve">ruang</w:t>
+      </w:r>
+      <w:r>
+        <w:rPr>
+          <w:color w:val="0000FF"/>
+        </w:rPr>
+        <w:t xml:space="preserve"> </w:t>
+      </w:r>
+      <w:r>
+        <w:rPr>
+          <w:color w:val="0000FF"/>
+        </w:rPr>
+        <w:t xml:space="preserve">atribusi</w:t>
+      </w:r>
+      <w:r>
+        <w:rPr>
+          <w:color w:val="0000FF"/>
+        </w:rPr>
+        <w:t xml:space="preserve"> </w:t>
+      </w:r>
+      <w:r>
+        <w:rPr>
+          <w:color w:val="0000FF"/>
+        </w:rPr>
+        <w:t xml:space="preserve">2.048</w:t>
+      </w:r>
+      <w:r>
+        <w:rPr>
+          <w:color w:val="0000FF"/>
+        </w:rPr>
+        <w:t xml:space="preserve"> </w:t>
+      </w:r>
+      <w:r>
+        <w:rPr>
+          <w:color w:val="0000FF"/>
+        </w:rPr>
+        <w:t xml:space="preserve">dimensi</w:t>
+      </w:r>
+      <w:r>
+        <w:rPr>
+          <w:color w:val="0000FF"/>
+        </w:rPr>
+        <w:t xml:space="preserve"> </w:t>
+      </w:r>
+      <w:r>
+        <w:rPr>
+          <w:color w:val="0000FF"/>
+        </w:rPr>
+        <w:t xml:space="preserve">penuh.</w:t>
+      </w:r>
+      <w:r>
+        <w:rPr>
+          <w:color w:val="0000FF"/>
+        </w:rPr>
+        <w:t xml:space="preserve"> </w:t>
+      </w:r>
+      <w:r>
+        <w:rPr>
+          <w:color w:val="0000FF"/>
+        </w:rPr>
+        <w:t xml:space="preserve">Hal</w:t>
+      </w:r>
+      <w:r>
+        <w:rPr>
+          <w:color w:val="0000FF"/>
+        </w:rPr>
+        <w:t xml:space="preserve"> </w:t>
+      </w:r>
+      <w:r>
+        <w:rPr>
+          <w:color w:val="0000FF"/>
+        </w:rPr>
+        <w:t xml:space="preserve">ini</w:t>
+      </w:r>
+      <w:r>
+        <w:rPr>
+          <w:color w:val="0000FF"/>
+        </w:rPr>
+        <w:t xml:space="preserve"> </w:t>
+      </w:r>
+      <w:r>
+        <w:rPr>
+          <w:color w:val="0000FF"/>
+        </w:rPr>
+        <w:t xml:space="preserve">terjadi</w:t>
+      </w:r>
+      <w:r>
+        <w:rPr>
+          <w:color w:val="0000FF"/>
+        </w:rPr>
+        <w:t xml:space="preserve"> </w:t>
+      </w:r>
+      <w:r>
+        <w:rPr>
+          <w:color w:val="0000FF"/>
+        </w:rPr>
+        <w:t xml:space="preserve">karena</w:t>
+      </w:r>
+      <w:r>
+        <w:rPr>
+          <w:color w:val="0000FF"/>
+        </w:rPr>
+        <w:t xml:space="preserve"> </w:t>
+      </w:r>
+      <w:r>
+        <w:rPr>
+          <w:color w:val="0000FF"/>
+        </w:rPr>
+        <w:t xml:space="preserve">sinyal</w:t>
+      </w:r>
+      <w:r>
+        <w:rPr>
+          <w:color w:val="0000FF"/>
+        </w:rPr>
+        <w:t xml:space="preserve"> </w:t>
+      </w:r>
+      <w:r>
+        <w:rPr>
+          <w:color w:val="0000FF"/>
+        </w:rPr>
+        <w:t xml:space="preserve">diskriminatif</w:t>
+      </w:r>
+      <w:r>
+        <w:rPr>
+          <w:color w:val="0000FF"/>
+        </w:rPr>
+        <w:t xml:space="preserve"> </w:t>
+      </w:r>
+      <w:r>
+        <w:rPr>
+          <w:color w:val="0000FF"/>
+        </w:rPr>
+        <w:t xml:space="preserve">terkonsentrasi</w:t>
+      </w:r>
+      <w:r>
+        <w:rPr>
+          <w:color w:val="0000FF"/>
+        </w:rPr>
+        <w:t xml:space="preserve"> </w:t>
+      </w:r>
+      <w:r>
+        <w:rPr>
+          <w:color w:val="0000FF"/>
+        </w:rPr>
+        <w:t xml:space="preserve">pada</w:t>
+      </w:r>
+      <w:r>
+        <w:rPr>
+          <w:color w:val="0000FF"/>
+        </w:rPr>
+        <w:t xml:space="preserve"> </w:t>
+      </w:r>
+      <w:r>
+        <w:rPr>
+          <w:color w:val="0000FF"/>
+        </w:rPr>
+        <w:t xml:space="preserve">sebagian</w:t>
+      </w:r>
+      <w:r>
+        <w:rPr>
+          <w:color w:val="0000FF"/>
+        </w:rPr>
+        <w:t xml:space="preserve"> </w:t>
+      </w:r>
+      <w:r>
+        <w:rPr>
+          <w:color w:val="0000FF"/>
+        </w:rPr>
+        <w:t xml:space="preserve">kecil</w:t>
+      </w:r>
+      <w:r>
+        <w:rPr>
+          <w:color w:val="0000FF"/>
+        </w:rPr>
+        <w:t xml:space="preserve"> </w:t>
+      </w:r>
+      <w:r>
+        <w:rPr>
+          <w:color w:val="0000FF"/>
+        </w:rPr>
+        <w:t xml:space="preserve">posisi</w:t>
+      </w:r>
+      <w:r>
+        <w:rPr>
+          <w:color w:val="0000FF"/>
+        </w:rPr>
+        <w:t xml:space="preserve"> </w:t>
+      </w:r>
+      <w:r>
+        <w:rPr>
+          <w:color w:val="0000FF"/>
+        </w:rPr>
+        <w:t xml:space="preserve">temporal</w:t>
+      </w:r>
+      <w:r>
+        <w:rPr>
+          <w:color w:val="0000FF"/>
+        </w:rPr>
+        <w:t xml:space="preserve"> </w:t>
+      </w:r>
+      <w:r>
+        <w:rPr>
+          <w:color w:val="0000FF"/>
+        </w:rPr>
+        <w:t xml:space="preserve">yang</w:t>
+      </w:r>
+      <w:r>
+        <w:rPr>
+          <w:color w:val="0000FF"/>
+        </w:rPr>
+        <w:t xml:space="preserve"> </w:t>
+      </w:r>
+      <w:r>
+        <w:rPr>
+          <w:color w:val="0000FF"/>
+        </w:rPr>
+        <w:t xml:space="preserve">tertutupi</w:t>
+      </w:r>
+      <w:r>
+        <w:rPr>
+          <w:color w:val="0000FF"/>
+        </w:rPr>
+        <w:t xml:space="preserve"> </w:t>
+      </w:r>
+      <w:r>
+        <w:rPr>
+          <w:color w:val="0000FF"/>
+        </w:rPr>
+        <w:t xml:space="preserve">oleh</w:t>
+      </w:r>
+      <w:r>
+        <w:rPr>
+          <w:color w:val="0000FF"/>
+        </w:rPr>
+        <w:t xml:space="preserve"> </w:t>
+      </w:r>
+      <w:r>
+        <w:rPr>
+          <w:color w:val="0000FF"/>
+        </w:rPr>
+        <w:t xml:space="preserve">komponen</w:t>
+      </w:r>
+      <w:r>
+        <w:rPr>
+          <w:color w:val="0000FF"/>
+        </w:rPr>
+        <w:t xml:space="preserve"> </w:t>
+      </w:r>
+      <w:r>
+        <w:rPr>
+          <w:color w:val="0000FF"/>
+        </w:rPr>
+        <w:t xml:space="preserve">energi</w:t>
+      </w:r>
+      <w:r>
+        <w:rPr>
+          <w:color w:val="0000FF"/>
+        </w:rPr>
+        <w:t xml:space="preserve"> </w:t>
+      </w:r>
+      <w:r>
+        <w:rPr>
+          <w:color w:val="0000FF"/>
+        </w:rPr>
+        <w:t xml:space="preserve">latar</w:t>
+      </w:r>
+      <w:r>
+        <w:rPr>
+          <w:color w:val="0000FF"/>
+        </w:rPr>
+        <w:t xml:space="preserve"> </w:t>
+      </w:r>
+      <w:r>
+        <w:rPr>
+          <w:color w:val="0000FF"/>
+        </w:rPr>
+        <w:t xml:space="preserve">yang</w:t>
+      </w:r>
+      <w:r>
+        <w:rPr>
+          <w:color w:val="0000FF"/>
+        </w:rPr>
+        <w:t xml:space="preserve"> </w:t>
+      </w:r>
+      <w:r>
+        <w:rPr>
+          <w:color w:val="0000FF"/>
+        </w:rPr>
+        <w:t xml:space="preserve">besar</w:t>
+      </w:r>
+      <w:r>
+        <w:rPr>
+          <w:color w:val="0000FF"/>
+        </w:rPr>
+        <w:t xml:space="preserve"> </w:t>
+      </w:r>
+      <w:r>
+        <w:rPr>
+          <w:color w:val="0000FF"/>
+        </w:rPr>
+        <w:t xml:space="preserve">dan</w:t>
+      </w:r>
+      <w:r>
+        <w:rPr>
+          <w:color w:val="0000FF"/>
+        </w:rPr>
+        <w:t xml:space="preserve"> </w:t>
+      </w:r>
+      <w:r>
+        <w:rPr>
+          <w:color w:val="0000FF"/>
+        </w:rPr>
+        <w:t xml:space="preserve">bersama</w:t>
+      </w:r>
+      <w:r>
+        <w:rPr>
+          <w:color w:val="0000FF"/>
+        </w:rPr>
         <w:t xml:space="preserve"> </w:t>
       </w:r>
       <w:r>
@@ -10144,6 +12724,9 @@
         <w:t xml:space="preserve">, 2025)</w:t>
       </w:r>
       <w:r>
+        <w:rPr>
+          <w:color w:val="0000FF"/>
+        </w:rPr>
         <w:t xml:space="preserve">.</w:t>
       </w:r>
     </w:p>
@@ -10157,55 +12740,480 @@
         <w:pStyle w:val="Paragraf"/>
       </w:pPr>
       <w:r>
-        <w:t xml:space="preserve">Karena itu, kekhasan FSM lebih efektif dinilai secara visual</w:t>
-      </w:r>
-      <w:r>
-        <w:t xml:space="preserve"> </w:t>
-      </w:r>
-      <w:r>
+        <w:rPr>
+          <w:color w:val="0000FF"/>
+        </w:rPr>
+        <w:t xml:space="preserve">Karena</w:t>
+      </w:r>
+      <w:r>
+        <w:rPr>
+          <w:color w:val="0000FF"/>
+        </w:rPr>
+        <w:t xml:space="preserve"> </w:t>
+      </w:r>
+      <w:r>
+        <w:rPr>
+          <w:color w:val="0000FF"/>
+        </w:rPr>
+        <w:t xml:space="preserve">itu,</w:t>
+      </w:r>
+      <w:r>
+        <w:rPr>
+          <w:color w:val="0000FF"/>
+        </w:rPr>
+        <w:t xml:space="preserve"> </w:t>
+      </w:r>
+      <w:r>
+        <w:rPr>
+          <w:color w:val="0000FF"/>
+        </w:rPr>
+        <w:t xml:space="preserve">kekhasan</w:t>
+      </w:r>
+      <w:r>
+        <w:rPr>
+          <w:color w:val="0000FF"/>
+        </w:rPr>
+        <w:t xml:space="preserve"> </w:t>
+      </w:r>
+      <w:r>
+        <w:rPr>
+          <w:color w:val="0000FF"/>
+        </w:rPr>
+        <w:t xml:space="preserve">FSM</w:t>
+      </w:r>
+      <w:r>
+        <w:rPr>
+          <w:color w:val="0000FF"/>
+        </w:rPr>
+        <w:t xml:space="preserve"> </w:t>
+      </w:r>
+      <w:r>
+        <w:rPr>
+          <w:color w:val="0000FF"/>
+        </w:rPr>
+        <w:t xml:space="preserve">lebih</w:t>
+      </w:r>
+      <w:r>
+        <w:rPr>
+          <w:color w:val="0000FF"/>
+        </w:rPr>
+        <w:t xml:space="preserve"> </w:t>
+      </w:r>
+      <w:r>
+        <w:rPr>
+          <w:color w:val="0000FF"/>
+        </w:rPr>
+        <w:t xml:space="preserve">efektif</w:t>
+      </w:r>
+      <w:r>
+        <w:rPr>
+          <w:color w:val="0000FF"/>
+        </w:rPr>
+        <w:t xml:space="preserve"> </w:t>
+      </w:r>
+      <w:r>
+        <w:rPr>
+          <w:color w:val="0000FF"/>
+        </w:rPr>
+        <w:t xml:space="preserve">dinilai</w:t>
+      </w:r>
+      <w:r>
+        <w:rPr>
+          <w:color w:val="0000FF"/>
+        </w:rPr>
+        <w:t xml:space="preserve"> </w:t>
+      </w:r>
+      <w:r>
+        <w:rPr>
+          <w:color w:val="0000FF"/>
+        </w:rPr>
+        <w:t xml:space="preserve">secara</w:t>
+      </w:r>
+      <w:r>
+        <w:rPr>
+          <w:color w:val="0000FF"/>
+        </w:rPr>
+        <w:t xml:space="preserve"> </w:t>
+      </w:r>
+      <w:r>
+        <w:rPr>
+          <w:color w:val="0000FF"/>
+        </w:rPr>
+        <w:t xml:space="preserve">visual</w:t>
+      </w:r>
+      <w:r>
+        <w:rPr>
+          <w:color w:val="0000FF"/>
+        </w:rPr>
+        <w:t xml:space="preserve"> </w:t>
+      </w:r>
+      <w:r>
+        <w:rPr>
+          <w:color w:val="0000FF"/>
+        </w:rPr>
         <w:t xml:space="preserve">melalui</w:t>
       </w:r>
       <w:r>
-        <w:t xml:space="preserve"> </w:t>
-      </w:r>
-      <w:r>
-        <w:rPr>
-          <w:i/>
-          <w:iCs/>
+        <w:rPr>
+          <w:color w:val="0000FF"/>
+        </w:rPr>
+        <w:t xml:space="preserve"> </w:t>
+      </w:r>
+      <w:r>
+        <w:rPr>
+          <w:i/>
+          <w:iCs/>
+          <w:color w:val="0000FF"/>
         </w:rPr>
         <w:t xml:space="preserve">heatmap</w:t>
       </w:r>
       <w:r>
-        <w:t xml:space="preserve"> </w:t>
-      </w:r>
-      <w:r>
-        <w:t xml:space="preserve">yang menyoroti konsentrasi temporal spesifik, bukan</w:t>
-      </w:r>
-      <w:r>
-        <w:t xml:space="preserve"> </w:t>
-      </w:r>
-      <w:r>
-        <w:t xml:space="preserve">semata melalui metrik kemiripan kosinus 2.048-D. Studi ablasi Subbab IV.13</w:t>
-      </w:r>
-      <w:r>
-        <w:t xml:space="preserve"> </w:t>
-      </w:r>
-      <w:r>
-        <w:t xml:space="preserve">menunjukkan bahwa diskriminabilitas ini dapat ditingkatkan secara substansial</w:t>
-      </w:r>
-      <w:r>
-        <w:t xml:space="preserve"> </w:t>
-      </w:r>
-      <w:r>
-        <w:t xml:space="preserve">melalui modifikasi arsitektur, khususnya penghapusan</w:t>
-      </w:r>
-      <w:r>
-        <w:t xml:space="preserve"> </w:t>
-      </w:r>
-      <w:r>
-        <w:rPr>
-          <w:i/>
-          <w:iCs/>
+        <w:rPr>
+          <w:color w:val="0000FF"/>
+        </w:rPr>
+        <w:t xml:space="preserve"> </w:t>
+      </w:r>
+      <w:r>
+        <w:rPr>
+          <w:color w:val="0000FF"/>
+        </w:rPr>
+        <w:t xml:space="preserve">yang</w:t>
+      </w:r>
+      <w:r>
+        <w:rPr>
+          <w:color w:val="0000FF"/>
+        </w:rPr>
+        <w:t xml:space="preserve"> </w:t>
+      </w:r>
+      <w:r>
+        <w:rPr>
+          <w:color w:val="0000FF"/>
+        </w:rPr>
+        <w:t xml:space="preserve">menyoroti</w:t>
+      </w:r>
+      <w:r>
+        <w:rPr>
+          <w:color w:val="0000FF"/>
+        </w:rPr>
+        <w:t xml:space="preserve"> </w:t>
+      </w:r>
+      <w:r>
+        <w:rPr>
+          <w:color w:val="0000FF"/>
+        </w:rPr>
+        <w:t xml:space="preserve">konsentrasi</w:t>
+      </w:r>
+      <w:r>
+        <w:rPr>
+          <w:color w:val="0000FF"/>
+        </w:rPr>
+        <w:t xml:space="preserve"> </w:t>
+      </w:r>
+      <w:r>
+        <w:rPr>
+          <w:color w:val="0000FF"/>
+        </w:rPr>
+        <w:t xml:space="preserve">temporal</w:t>
+      </w:r>
+      <w:r>
+        <w:rPr>
+          <w:color w:val="0000FF"/>
+        </w:rPr>
+        <w:t xml:space="preserve"> </w:t>
+      </w:r>
+      <w:r>
+        <w:rPr>
+          <w:color w:val="0000FF"/>
+        </w:rPr>
+        <w:t xml:space="preserve">spesifik,</w:t>
+      </w:r>
+      <w:r>
+        <w:rPr>
+          <w:color w:val="0000FF"/>
+        </w:rPr>
+        <w:t xml:space="preserve"> </w:t>
+      </w:r>
+      <w:r>
+        <w:rPr>
+          <w:color w:val="0000FF"/>
+        </w:rPr>
+        <w:t xml:space="preserve">bukan</w:t>
+      </w:r>
+      <w:r>
+        <w:rPr>
+          <w:color w:val="0000FF"/>
+        </w:rPr>
+        <w:t xml:space="preserve"> </w:t>
+      </w:r>
+      <w:r>
+        <w:rPr>
+          <w:color w:val="0000FF"/>
+        </w:rPr>
+        <w:t xml:space="preserve">semata</w:t>
+      </w:r>
+      <w:r>
+        <w:rPr>
+          <w:color w:val="0000FF"/>
+        </w:rPr>
+        <w:t xml:space="preserve"> </w:t>
+      </w:r>
+      <w:r>
+        <w:rPr>
+          <w:color w:val="0000FF"/>
+        </w:rPr>
+        <w:t xml:space="preserve">melalui</w:t>
+      </w:r>
+      <w:r>
+        <w:rPr>
+          <w:color w:val="0000FF"/>
+        </w:rPr>
+        <w:t xml:space="preserve"> </w:t>
+      </w:r>
+      <w:r>
+        <w:rPr>
+          <w:color w:val="0000FF"/>
+        </w:rPr>
+        <w:t xml:space="preserve">metrik</w:t>
+      </w:r>
+      <w:r>
+        <w:rPr>
+          <w:color w:val="0000FF"/>
+        </w:rPr>
+        <w:t xml:space="preserve"> </w:t>
+      </w:r>
+      <w:r>
+        <w:rPr>
+          <w:color w:val="0000FF"/>
+        </w:rPr>
+        <w:t xml:space="preserve">kemiripan</w:t>
+      </w:r>
+      <w:r>
+        <w:rPr>
+          <w:color w:val="0000FF"/>
+        </w:rPr>
+        <w:t xml:space="preserve"> </w:t>
+      </w:r>
+      <w:r>
+        <w:rPr>
+          <w:color w:val="0000FF"/>
+        </w:rPr>
+        <w:t xml:space="preserve">kosinus</w:t>
+      </w:r>
+      <w:r>
+        <w:rPr>
+          <w:color w:val="0000FF"/>
+        </w:rPr>
+        <w:t xml:space="preserve"> </w:t>
+      </w:r>
+      <w:r>
+        <w:rPr>
+          <w:color w:val="0000FF"/>
+        </w:rPr>
+        <w:t xml:space="preserve">2.048-D.</w:t>
+      </w:r>
+      <w:r>
+        <w:rPr>
+          <w:color w:val="0000FF"/>
+        </w:rPr>
+        <w:t xml:space="preserve"> </w:t>
+      </w:r>
+      <w:r>
+        <w:rPr>
+          <w:color w:val="0000FF"/>
+        </w:rPr>
+        <w:t xml:space="preserve">Studi</w:t>
+      </w:r>
+      <w:r>
+        <w:rPr>
+          <w:color w:val="0000FF"/>
+        </w:rPr>
+        <w:t xml:space="preserve"> </w:t>
+      </w:r>
+      <w:r>
+        <w:rPr>
+          <w:color w:val="0000FF"/>
+        </w:rPr>
+        <w:t xml:space="preserve">ablasi</w:t>
+      </w:r>
+      <w:r>
+        <w:rPr>
+          <w:color w:val="0000FF"/>
+        </w:rPr>
+        <w:t xml:space="preserve"> </w:t>
+      </w:r>
+      <w:r>
+        <w:rPr>
+          <w:color w:val="0000FF"/>
+        </w:rPr>
+        <w:t xml:space="preserve">Subbab IV.13</w:t>
+      </w:r>
+      <w:r>
+        <w:rPr>
+          <w:color w:val="0000FF"/>
+        </w:rPr>
+        <w:t xml:space="preserve"> </w:t>
+      </w:r>
+      <w:r>
+        <w:rPr>
+          <w:color w:val="0000FF"/>
+        </w:rPr>
+        <w:t xml:space="preserve">menunjukkan</w:t>
+      </w:r>
+      <w:r>
+        <w:rPr>
+          <w:color w:val="0000FF"/>
+        </w:rPr>
+        <w:t xml:space="preserve"> </w:t>
+      </w:r>
+      <w:r>
+        <w:rPr>
+          <w:color w:val="0000FF"/>
+        </w:rPr>
+        <w:t xml:space="preserve">bahwa</w:t>
+      </w:r>
+      <w:r>
+        <w:rPr>
+          <w:color w:val="0000FF"/>
+        </w:rPr>
+        <w:t xml:space="preserve"> </w:t>
+      </w:r>
+      <w:r>
+        <w:rPr>
+          <w:color w:val="0000FF"/>
+        </w:rPr>
+        <w:t xml:space="preserve">diskriminabilitas</w:t>
+      </w:r>
+      <w:r>
+        <w:rPr>
+          <w:color w:val="0000FF"/>
+        </w:rPr>
+        <w:t xml:space="preserve"> </w:t>
+      </w:r>
+      <w:r>
+        <w:rPr>
+          <w:color w:val="0000FF"/>
+        </w:rPr>
+        <w:t xml:space="preserve">ini</w:t>
+      </w:r>
+      <w:r>
+        <w:rPr>
+          <w:color w:val="0000FF"/>
+        </w:rPr>
+        <w:t xml:space="preserve"> </w:t>
+      </w:r>
+      <w:r>
+        <w:rPr>
+          <w:color w:val="0000FF"/>
+        </w:rPr>
+        <w:t xml:space="preserve">dapat</w:t>
+      </w:r>
+      <w:r>
+        <w:rPr>
+          <w:color w:val="0000FF"/>
+        </w:rPr>
+        <w:t xml:space="preserve"> </w:t>
+      </w:r>
+      <w:r>
+        <w:rPr>
+          <w:color w:val="0000FF"/>
+        </w:rPr>
+        <w:t xml:space="preserve">ditingkatkan</w:t>
+      </w:r>
+      <w:r>
+        <w:rPr>
+          <w:color w:val="0000FF"/>
+        </w:rPr>
+        <w:t xml:space="preserve"> </w:t>
+      </w:r>
+      <w:r>
+        <w:rPr>
+          <w:color w:val="0000FF"/>
+        </w:rPr>
+        <w:t xml:space="preserve">secara</w:t>
+      </w:r>
+      <w:r>
+        <w:rPr>
+          <w:color w:val="0000FF"/>
+        </w:rPr>
+        <w:t xml:space="preserve"> </w:t>
+      </w:r>
+      <w:r>
+        <w:rPr>
+          <w:color w:val="0000FF"/>
+        </w:rPr>
+        <w:t xml:space="preserve">substansial</w:t>
+      </w:r>
+      <w:r>
+        <w:rPr>
+          <w:color w:val="0000FF"/>
+        </w:rPr>
+        <w:t xml:space="preserve"> </w:t>
+      </w:r>
+      <w:r>
+        <w:rPr>
+          <w:color w:val="0000FF"/>
+        </w:rPr>
+        <w:t xml:space="preserve">melalui</w:t>
+      </w:r>
+      <w:r>
+        <w:rPr>
+          <w:color w:val="0000FF"/>
+        </w:rPr>
+        <w:t xml:space="preserve"> </w:t>
+      </w:r>
+      <w:r>
+        <w:rPr>
+          <w:color w:val="0000FF"/>
+        </w:rPr>
+        <w:t xml:space="preserve">modifikasi</w:t>
+      </w:r>
+      <w:r>
+        <w:rPr>
+          <w:color w:val="0000FF"/>
+        </w:rPr>
+        <w:t xml:space="preserve"> </w:t>
+      </w:r>
+      <w:r>
+        <w:rPr>
+          <w:color w:val="0000FF"/>
+        </w:rPr>
+        <w:t xml:space="preserve">arsitektur,</w:t>
+      </w:r>
+      <w:r>
+        <w:rPr>
+          <w:color w:val="0000FF"/>
+        </w:rPr>
+        <w:t xml:space="preserve"> </w:t>
+      </w:r>
+      <w:r>
+        <w:rPr>
+          <w:color w:val="0000FF"/>
+        </w:rPr>
+        <w:t xml:space="preserve">khususnya</w:t>
+      </w:r>
+      <w:r>
+        <w:rPr>
+          <w:color w:val="0000FF"/>
+        </w:rPr>
+        <w:t xml:space="preserve"> </w:t>
+      </w:r>
+      <w:r>
+        <w:rPr>
+          <w:color w:val="0000FF"/>
+        </w:rPr>
+        <w:t xml:space="preserve">penghapusan</w:t>
+      </w:r>
+      <w:r>
+        <w:rPr>
+          <w:color w:val="0000FF"/>
+        </w:rPr>
+        <w:t xml:space="preserve"> </w:t>
+      </w:r>
+      <w:r>
+        <w:rPr>
+          <w:i/>
+          <w:iCs/>
+          <w:color w:val="0000FF"/>
         </w:rPr>
         <w:t xml:space="preserve">Batch</w:t>
       </w:r>
@@ -10213,17 +13221,22 @@
         <w:rPr>
           <w:i/>
           <w:iCs/>
-        </w:rPr>
-        <w:t xml:space="preserve"> </w:t>
-      </w:r>
-      <w:r>
-        <w:rPr>
-          <w:i/>
-          <w:iCs/>
+          <w:color w:val="0000FF"/>
+        </w:rPr>
+        <w:t xml:space="preserve"> </w:t>
+      </w:r>
+      <w:r>
+        <w:rPr>
+          <w:i/>
+          <w:iCs/>
+          <w:color w:val="0000FF"/>
         </w:rPr>
         <w:t xml:space="preserve">Normalization</w:t>
       </w:r>
       <w:r>
+        <w:rPr>
+          <w:color w:val="0000FF"/>
+        </w:rPr>
         <w:t xml:space="preserve">.</w:t>
       </w:r>
     </w:p>
@@ -10243,7 +13256,46 @@
         <w:t xml:space="preserve"> </w:t>
       </w:r>
       <w:r>
-        <w:t xml:space="preserve">Varian A (0,940 untuk FSM</w:t>
+        <w:rPr>
+          <w:color w:val="0000FF"/>
+        </w:rPr>
+        <w:t xml:space="preserve">Varian A</w:t>
+      </w:r>
+      <w:r>
+        <w:rPr>
+          <w:color w:val="0000FF"/>
+        </w:rPr>
+        <w:t xml:space="preserve"> </w:t>
+      </w:r>
+      <w:r>
+        <w:rPr>
+          <w:color w:val="0000FF"/>
+        </w:rPr>
+        <w:t xml:space="preserve">(0,940</w:t>
+      </w:r>
+      <w:r>
+        <w:rPr>
+          <w:color w:val="0000FF"/>
+        </w:rPr>
+        <w:t xml:space="preserve"> </w:t>
+      </w:r>
+      <w:r>
+        <w:rPr>
+          <w:color w:val="0000FF"/>
+        </w:rPr>
+        <w:t xml:space="preserve">untuk</w:t>
+      </w:r>
+      <w:r>
+        <w:rPr>
+          <w:color w:val="0000FF"/>
+        </w:rPr>
+        <w:t xml:space="preserve"> </w:t>
+      </w:r>
+      <w:r>
+        <w:rPr>
+          <w:color w:val="0000FF"/>
+        </w:rPr>
+        <w:t xml:space="preserve">FSM</w:t>
       </w:r>
       <m:oMath>
         <m:sSup>
@@ -10264,9 +13316,15 @@
         </m:sSup>
       </m:oMath>
       <w:r>
-        <w:t xml:space="preserve"> </w:t>
-      </w:r>
-      <w:r>
+        <w:rPr>
+          <w:color w:val="0000FF"/>
+        </w:rPr>
+        <w:t xml:space="preserve"> </w:t>
+      </w:r>
+      <w:r>
+        <w:rPr>
+          <w:color w:val="0000FF"/>
+        </w:rPr>
         <w:t xml:space="preserve">agregat)</w:t>
       </w:r>
       <w:r>
@@ -10292,13 +13350,154 @@
         <w:t xml:space="preserve"> </w:t>
       </w:r>
       <w:r>
-        <w:t xml:space="preserve">Analisis monotonik per kelompok kelas mengungkap pola yang</w:t>
-      </w:r>
-      <w:r>
-        <w:t xml:space="preserve"> </w:t>
-      </w:r>
-      <w:r>
-        <w:t xml:space="preserve">konsisten dengan fisika keparahan cacat.</w:t>
+        <w:rPr>
+          <w:color w:val="0000FF"/>
+        </w:rPr>
+        <w:t xml:space="preserve">Analisis</w:t>
+      </w:r>
+      <w:r>
+        <w:rPr>
+          <w:color w:val="0000FF"/>
+        </w:rPr>
+        <w:t xml:space="preserve"> </w:t>
+      </w:r>
+      <w:r>
+        <w:rPr>
+          <w:color w:val="0000FF"/>
+        </w:rPr>
+        <w:t xml:space="preserve">monotonik</w:t>
+      </w:r>
+      <w:r>
+        <w:rPr>
+          <w:color w:val="0000FF"/>
+        </w:rPr>
+        <w:t xml:space="preserve"> </w:t>
+      </w:r>
+      <w:r>
+        <w:rPr>
+          <w:color w:val="0000FF"/>
+        </w:rPr>
+        <w:t xml:space="preserve">per</w:t>
+      </w:r>
+      <w:r>
+        <w:rPr>
+          <w:color w:val="0000FF"/>
+        </w:rPr>
+        <w:t xml:space="preserve"> </w:t>
+      </w:r>
+      <w:r>
+        <w:rPr>
+          <w:color w:val="0000FF"/>
+        </w:rPr>
+        <w:t xml:space="preserve">kelompok</w:t>
+      </w:r>
+      <w:r>
+        <w:rPr>
+          <w:color w:val="0000FF"/>
+        </w:rPr>
+        <w:t xml:space="preserve"> </w:t>
+      </w:r>
+      <w:r>
+        <w:rPr>
+          <w:color w:val="0000FF"/>
+        </w:rPr>
+        <w:t xml:space="preserve">kelas</w:t>
+      </w:r>
+      <w:r>
+        <w:rPr>
+          <w:color w:val="0000FF"/>
+        </w:rPr>
+        <w:t xml:space="preserve"> </w:t>
+      </w:r>
+      <w:r>
+        <w:rPr>
+          <w:color w:val="0000FF"/>
+        </w:rPr>
+        <w:t xml:space="preserve">mengungkap</w:t>
+      </w:r>
+      <w:r>
+        <w:rPr>
+          <w:color w:val="0000FF"/>
+        </w:rPr>
+        <w:t xml:space="preserve"> </w:t>
+      </w:r>
+      <w:r>
+        <w:rPr>
+          <w:color w:val="0000FF"/>
+        </w:rPr>
+        <w:t xml:space="preserve">pola</w:t>
+      </w:r>
+      <w:r>
+        <w:rPr>
+          <w:color w:val="0000FF"/>
+        </w:rPr>
+        <w:t xml:space="preserve"> </w:t>
+      </w:r>
+      <w:r>
+        <w:rPr>
+          <w:color w:val="0000FF"/>
+        </w:rPr>
+        <w:t xml:space="preserve">yang</w:t>
+      </w:r>
+      <w:r>
+        <w:rPr>
+          <w:color w:val="0000FF"/>
+        </w:rPr>
+        <w:t xml:space="preserve"> </w:t>
+      </w:r>
+      <w:r>
+        <w:rPr>
+          <w:color w:val="0000FF"/>
+        </w:rPr>
+        <w:t xml:space="preserve">konsisten</w:t>
+      </w:r>
+      <w:r>
+        <w:rPr>
+          <w:color w:val="0000FF"/>
+        </w:rPr>
+        <w:t xml:space="preserve"> </w:t>
+      </w:r>
+      <w:r>
+        <w:rPr>
+          <w:color w:val="0000FF"/>
+        </w:rPr>
+        <w:t xml:space="preserve">dengan</w:t>
+      </w:r>
+      <w:r>
+        <w:rPr>
+          <w:color w:val="0000FF"/>
+        </w:rPr>
+        <w:t xml:space="preserve"> </w:t>
+      </w:r>
+      <w:r>
+        <w:rPr>
+          <w:color w:val="0000FF"/>
+        </w:rPr>
+        <w:t xml:space="preserve">fisika</w:t>
+      </w:r>
+      <w:r>
+        <w:rPr>
+          <w:color w:val="0000FF"/>
+        </w:rPr>
+        <w:t xml:space="preserve"> </w:t>
+      </w:r>
+      <w:r>
+        <w:rPr>
+          <w:color w:val="0000FF"/>
+        </w:rPr>
+        <w:t xml:space="preserve">keparahan</w:t>
+      </w:r>
+      <w:r>
+        <w:rPr>
+          <w:color w:val="0000FF"/>
+        </w:rPr>
+        <w:t xml:space="preserve"> </w:t>
+      </w:r>
+      <w:r>
+        <w:rPr>
+          <w:color w:val="0000FF"/>
+        </w:rPr>
+        <w:t xml:space="preserve">cacat.</w:t>
       </w:r>
       <w:r>
         <w:t xml:space="preserve"> </w:t>
@@ -10435,7 +13634,7 @@
         <w:pStyle w:val="Paragraf"/>
       </w:pPr>
     </w:p>
-    <w:bookmarkStart w:id="95" w:name="subsec:bab4_fsm_komparasi"/>
+    <w:bookmarkStart w:id="103" w:name="subsec:bab4_fsm_komparasi"/>
     <w:p>
       <w:pPr>
         <w:pStyle w:val="Heading3"/>
@@ -10557,7 +13756,7 @@
         <w:pStyle w:val="Paragraf"/>
       </w:pPr>
     </w:p>
-    <w:bookmarkStart w:id="94" w:name="fig:bab4_fsm_radar"/>
+    <w:bookmarkStart w:id="102" w:name="fig:bab4_fsm_radar"/>
     <w:p>
       <w:pPr>
         <w:pStyle w:val="Gambar"/>
@@ -10567,18 +13766,18 @@
           <wp:inline>
             <wp:extent cx="3626967" cy="5131864"/>
             <wp:effectExtent b="0" l="0" r="0" t="0"/>
-            <wp:docPr descr="" title="" id="92" name="Picture"/>
+            <wp:docPr descr="" title="" id="100" name="Picture"/>
             <a:graphic>
               <a:graphicData uri="http://schemas.openxmlformats.org/drawingml/2006/picture">
                 <pic:pic>
                   <pic:nvPicPr>
-                    <pic:cNvPr descr="assets/figures/bab4/fsm_radar.png" id="93" name="Picture"/>
+                    <pic:cNvPr descr="assets/figures/bab4/fsm_radar.png" id="101" name="Picture"/>
                     <pic:cNvPicPr>
                       <a:picLocks noChangeArrowheads="1" noChangeAspect="1"/>
                     </pic:cNvPicPr>
                   </pic:nvPicPr>
                   <pic:blipFill>
-                    <a:blip r:embed="rId91"/>
+                    <a:blip r:embed="rId99"/>
                     <a:stretch>
                       <a:fillRect/>
                     </a:stretch>
@@ -10612,7 +13811,7 @@
       <w:r>
         <w:t xml:space="preserve">Gambar </w:t>
       </w:r>
-      <w:bookmarkStart w:id="120" w:name="fig_bab4_fsm_radar"/>
+      <w:bookmarkStart w:id="130" w:name="fig_bab4_fsm_radar"/>
       <w:r>
         <w:t xml:space="preserve">IV.</w:t>
       </w:r>
@@ -10621,7 +13820,7 @@
           <w:t xml:space="preserve">7</w:t>
         </w:r>
       </w:fldSimple>
-      <w:bookmarkEnd w:id="120"/>
+      <w:bookmarkEnd w:id="130"/>
       <w:r>
         <w:t xml:space="preserve"> </w:t>
       </w:r>
@@ -10706,7 +13905,7 @@
         <w:pStyle w:val="Paragraf"/>
       </w:pPr>
     </w:p>
-    <w:bookmarkEnd w:id="94"/>
+    <w:bookmarkEnd w:id="102"/>
     <w:p>
       <w:pPr>
         <w:pStyle w:val="Paragraf"/>
@@ -10906,7 +14105,7 @@
         <w:t xml:space="preserve"> </w:t>
       </w:r>
       <w:r>
-        <w:t xml:space="preserve">(variansi rendah = pola yang dapat diandalkan).</w:t>
+        <w:t xml:space="preserve">(variansi rendah menandakan pola yang dapat diandalkan).</w:t>
       </w:r>
     </w:p>
     <w:p>
@@ -10914,9 +14113,9 @@
         <w:pStyle w:val="Paragraf"/>
       </w:pPr>
     </w:p>
-    <w:bookmarkEnd w:id="95"/>
-    <w:bookmarkEnd w:id="96"/>
-    <w:bookmarkStart w:id="102" w:name="sec:bab4_fisika"/>
+    <w:bookmarkEnd w:id="103"/>
+    <w:bookmarkEnd w:id="104"/>
+    <w:bookmarkStart w:id="110" w:name="sec:bab4_fisika"/>
     <w:p>
       <w:pPr>
         <w:pStyle w:val="Heading2"/>
@@ -11061,7 +14260,34 @@
         <w:t xml:space="preserve"> </w:t>
       </w:r>
       <w:r>
-        <w:t xml:space="preserve">1.772 rpm (CWRU Load 1)</w:t>
+        <w:rPr>
+          <w:color w:val="0000FF"/>
+        </w:rPr>
+        <w:t xml:space="preserve">1.772 rpm</w:t>
+      </w:r>
+      <w:r>
+        <w:rPr>
+          <w:color w:val="0000FF"/>
+        </w:rPr>
+        <w:t xml:space="preserve"> </w:t>
+      </w:r>
+      <w:r>
+        <w:rPr>
+          <w:color w:val="0000FF"/>
+        </w:rPr>
+        <w:t xml:space="preserve">(CWRU</w:t>
+      </w:r>
+      <w:r>
+        <w:rPr>
+          <w:color w:val="0000FF"/>
+        </w:rPr>
+        <w:t xml:space="preserve"> </w:t>
+      </w:r>
+      <w:r>
+        <w:rPr>
+          <w:color w:val="0000FF"/>
+        </w:rPr>
+        <w:t xml:space="preserve">Load 1)</w:t>
       </w:r>
       <w:r>
         <w:t xml:space="preserve"> </w:t>
@@ -11073,13 +14299,118 @@
         <w:t xml:space="preserve"> </w:t>
       </w:r>
       <w:r>
-        <w:t xml:space="preserve">BPFO ≈ 105,9 Hz, BPFI ≈ 159,9 Hz, dan</w:t>
-      </w:r>
-      <w:r>
-        <w:t xml:space="preserve"> </w:t>
-      </w:r>
-      <w:r>
-        <w:t xml:space="preserve">BSF ≈ 69,6 Hz</w:t>
+        <w:rPr>
+          <w:color w:val="0000FF"/>
+        </w:rPr>
+        <w:t xml:space="preserve">BPFO</w:t>
+      </w:r>
+      <w:r>
+        <w:rPr>
+          <w:color w:val="0000FF"/>
+        </w:rPr>
+        <w:t xml:space="preserve"> </w:t>
+      </w:r>
+      <w:r>
+        <w:rPr>
+          <w:color w:val="0000FF"/>
+        </w:rPr>
+        <w:t xml:space="preserve">≈</w:t>
+      </w:r>
+      <w:r>
+        <w:rPr>
+          <w:color w:val="0000FF"/>
+        </w:rPr>
+        <w:t xml:space="preserve"> </w:t>
+      </w:r>
+      <w:r>
+        <w:rPr>
+          <w:color w:val="0000FF"/>
+        </w:rPr>
+        <w:t xml:space="preserve">105,9 Hz,</w:t>
+      </w:r>
+      <w:r>
+        <w:rPr>
+          <w:color w:val="0000FF"/>
+        </w:rPr>
+        <w:t xml:space="preserve"> </w:t>
+      </w:r>
+      <w:r>
+        <w:rPr>
+          <w:color w:val="0000FF"/>
+        </w:rPr>
+        <w:t xml:space="preserve">BPFI</w:t>
+      </w:r>
+      <w:r>
+        <w:rPr>
+          <w:color w:val="0000FF"/>
+        </w:rPr>
+        <w:t xml:space="preserve"> </w:t>
+      </w:r>
+      <w:r>
+        <w:rPr>
+          <w:color w:val="0000FF"/>
+        </w:rPr>
+        <w:t xml:space="preserve">≈</w:t>
+      </w:r>
+      <w:r>
+        <w:rPr>
+          <w:color w:val="0000FF"/>
+        </w:rPr>
+        <w:t xml:space="preserve"> </w:t>
+      </w:r>
+      <w:r>
+        <w:rPr>
+          <w:color w:val="0000FF"/>
+        </w:rPr>
+        <w:t xml:space="preserve">159,9 Hz,</w:t>
+      </w:r>
+      <w:r>
+        <w:rPr>
+          <w:color w:val="0000FF"/>
+        </w:rPr>
+        <w:t xml:space="preserve"> </w:t>
+      </w:r>
+      <w:r>
+        <w:rPr>
+          <w:color w:val="0000FF"/>
+        </w:rPr>
+        <w:t xml:space="preserve">dan</w:t>
+      </w:r>
+      <w:r>
+        <w:rPr>
+          <w:color w:val="0000FF"/>
+        </w:rPr>
+        <w:t xml:space="preserve"> </w:t>
+      </w:r>
+      <w:r>
+        <w:rPr>
+          <w:color w:val="0000FF"/>
+        </w:rPr>
+        <w:t xml:space="preserve">BSF</w:t>
+      </w:r>
+      <w:r>
+        <w:rPr>
+          <w:color w:val="0000FF"/>
+        </w:rPr>
+        <w:t xml:space="preserve"> </w:t>
+      </w:r>
+      <w:r>
+        <w:rPr>
+          <w:color w:val="0000FF"/>
+        </w:rPr>
+        <w:t xml:space="preserve">≈</w:t>
+      </w:r>
+      <w:r>
+        <w:rPr>
+          <w:color w:val="0000FF"/>
+        </w:rPr>
+        <w:t xml:space="preserve"> </w:t>
+      </w:r>
+      <w:r>
+        <w:rPr>
+          <w:color w:val="0000FF"/>
+        </w:rPr>
+        <w:t xml:space="preserve">69,6 Hz</w:t>
       </w:r>
       <w:r>
         <w:t xml:space="preserve">.</w:t>
@@ -11100,7 +14431,46 @@
         <w:t xml:space="preserve"> </w:t>
       </w:r>
       <w:r>
-        <w:t xml:space="preserve">≈ 300 titik sampel</w:t>
+        <w:rPr>
+          <w:color w:val="0000FF"/>
+        </w:rPr>
+        <w:t xml:space="preserve">≈</w:t>
+      </w:r>
+      <w:r>
+        <w:rPr>
+          <w:color w:val="0000FF"/>
+        </w:rPr>
+        <w:t xml:space="preserve"> </w:t>
+      </w:r>
+      <w:r>
+        <w:rPr>
+          <w:color w:val="0000FF"/>
+        </w:rPr>
+        <w:t xml:space="preserve">300</w:t>
+      </w:r>
+      <w:r>
+        <w:rPr>
+          <w:color w:val="0000FF"/>
+        </w:rPr>
+        <w:t xml:space="preserve"> </w:t>
+      </w:r>
+      <w:r>
+        <w:rPr>
+          <w:color w:val="0000FF"/>
+        </w:rPr>
+        <w:t xml:space="preserve">titik</w:t>
+      </w:r>
+      <w:r>
+        <w:rPr>
+          <w:color w:val="0000FF"/>
+        </w:rPr>
+        <w:t xml:space="preserve"> </w:t>
+      </w:r>
+      <w:r>
+        <w:rPr>
+          <w:color w:val="0000FF"/>
+        </w:rPr>
+        <w:t xml:space="preserve">sampel</w:t>
       </w:r>
       <w:r>
         <w:t xml:space="preserve">.</w:t>
@@ -11109,7 +14479,7 @@
         <w:t xml:space="preserve"> </w:t>
       </w:r>
       <w:r>
-        <w:t xml:space="preserve">Bila WDCNN mengklasifikasikan berdasarkan periodisitas BPFx, puncak-puncak</w:t>
+        <w:t xml:space="preserve">Seandainya WDCNN mengklasifikasikan berdasarkan periodisitas BPFx, maka puncak-puncak</w:t>
       </w:r>
       <w:r>
         <w:t xml:space="preserve"> </w:t>
@@ -11123,7 +14493,7 @@
         <w:pStyle w:val="Paragraf"/>
       </w:pPr>
     </w:p>
-    <w:bookmarkStart w:id="101" w:name="subsec:bab4_fsm_fisika_detail"/>
+    <w:bookmarkStart w:id="109" w:name="subsec:bab4_fsm_fisika_detail"/>
     <w:p>
       <w:pPr>
         <w:pStyle w:val="Heading3"/>
@@ -11195,7 +14565,7 @@
         <w:pStyle w:val="Paragraf"/>
       </w:pPr>
     </w:p>
-    <w:bookmarkStart w:id="100" w:name="fig:bab4_fsm_fisika"/>
+    <w:bookmarkStart w:id="108" w:name="fig:bab4_fsm_fisika"/>
     <w:p>
       <w:pPr>
         <w:pStyle w:val="Gambar"/>
@@ -11205,18 +14575,18 @@
           <wp:inline>
             <wp:extent cx="5037455" cy="7127592"/>
             <wp:effectExtent b="0" l="0" r="0" t="0"/>
-            <wp:docPr descr="" title="" id="98" name="Picture"/>
+            <wp:docPr descr="" title="" id="106" name="Picture"/>
             <a:graphic>
               <a:graphicData uri="http://schemas.openxmlformats.org/drawingml/2006/picture">
                 <pic:pic>
                   <pic:nvPicPr>
-                    <pic:cNvPr descr="assets/figures/bab4/fsm_physics.png" id="99" name="Picture"/>
+                    <pic:cNvPr descr="assets/figures/bab4/fsm_physics.png" id="107" name="Picture"/>
                     <pic:cNvPicPr>
                       <a:picLocks noChangeArrowheads="1" noChangeAspect="1"/>
                     </pic:cNvPicPr>
                   </pic:nvPicPr>
                   <pic:blipFill>
-                    <a:blip r:embed="rId97"/>
+                    <a:blip r:embed="rId105"/>
                     <a:stretch>
                       <a:fillRect/>
                     </a:stretch>
@@ -11250,7 +14620,7 @@
       <w:r>
         <w:t xml:space="preserve">Gambar </w:t>
       </w:r>
-      <w:bookmarkStart w:id="121" w:name="fig_bab4_fsm_fisika"/>
+      <w:bookmarkStart w:id="131" w:name="fig_bab4_fsm_fisika"/>
       <w:r>
         <w:t xml:space="preserve">IV.</w:t>
       </w:r>
@@ -11259,7 +14629,7 @@
           <w:t xml:space="preserve">8</w:t>
         </w:r>
       </w:fldSimple>
-      <w:bookmarkEnd w:id="121"/>
+      <w:bookmarkEnd w:id="131"/>
       <w:r>
         <w:t xml:space="preserve"> </w:t>
       </w:r>
@@ -11336,7 +14706,7 @@
         <w:pStyle w:val="Paragraf"/>
       </w:pPr>
     </w:p>
-    <w:bookmarkEnd w:id="100"/>
+    <w:bookmarkEnd w:id="108"/>
     <w:p>
       <w:pPr>
         <w:pStyle w:val="Paragraf"/>
@@ -11365,7 +14735,46 @@
         <w:t xml:space="preserve">(</w:t>
       </w:r>
       <w:r>
-        <w:t xml:space="preserve">≈ 300 titik sampel</w:t>
+        <w:rPr>
+          <w:color w:val="0000FF"/>
+        </w:rPr>
+        <w:t xml:space="preserve">≈</w:t>
+      </w:r>
+      <w:r>
+        <w:rPr>
+          <w:color w:val="0000FF"/>
+        </w:rPr>
+        <w:t xml:space="preserve"> </w:t>
+      </w:r>
+      <w:r>
+        <w:rPr>
+          <w:color w:val="0000FF"/>
+        </w:rPr>
+        <w:t xml:space="preserve">300</w:t>
+      </w:r>
+      <w:r>
+        <w:rPr>
+          <w:color w:val="0000FF"/>
+        </w:rPr>
+        <w:t xml:space="preserve"> </w:t>
+      </w:r>
+      <w:r>
+        <w:rPr>
+          <w:color w:val="0000FF"/>
+        </w:rPr>
+        <w:t xml:space="preserve">titik</w:t>
+      </w:r>
+      <w:r>
+        <w:rPr>
+          <w:color w:val="0000FF"/>
+        </w:rPr>
+        <w:t xml:space="preserve"> </w:t>
+      </w:r>
+      <w:r>
+        <w:rPr>
+          <w:color w:val="0000FF"/>
+        </w:rPr>
+        <w:t xml:space="preserve">sampel</w:t>
       </w:r>
       <w:r>
         <w:t xml:space="preserve">) maupun BPFO.</w:t>
@@ -11577,7 +14986,7 @@
         <w:t xml:space="preserve"> </w:t>
       </w:r>
       <w:r>
-        <w:t xml:space="preserve">pada seluruh 750 sampel uji; nilai korelasi yang dihasilkan tidak berbeda</w:t>
+        <w:t xml:space="preserve">pada seluruh 750 sampel uji. Nilai korelasi yang dihasilkan tidak berbeda</w:t>
       </w:r>
       <w:r>
         <w:t xml:space="preserve"> </w:t>
@@ -11810,7 +15219,20 @@
         <w:t xml:space="preserve"> </w:t>
       </w:r>
       <w:r>
-        <w:t xml:space="preserve">yang bersifat transferable, berbeda dari metode spektrum amplop yang secara</w:t>
+        <w:t xml:space="preserve">yang bersifat</w:t>
+      </w:r>
+      <w:r>
+        <w:t xml:space="preserve"> </w:t>
+      </w:r>
+      <w:r>
+        <w:rPr>
+          <w:i/>
+          <w:iCs/>
+        </w:rPr>
+        <w:t xml:space="preserve">transferable</w:t>
+      </w:r>
+      <w:r>
+        <w:t xml:space="preserve">, berbeda dari metode spektrum amplop yang secara</w:t>
       </w:r>
       <w:r>
         <w:t xml:space="preserve"> </w:t>
@@ -11852,9 +15274,9 @@
         <w:pStyle w:val="Paragraf"/>
       </w:pPr>
     </w:p>
-    <w:bookmarkEnd w:id="101"/>
-    <w:bookmarkEnd w:id="102"/>
-    <w:bookmarkStart w:id="106" w:name="sec:bab4_ablasi_bn"/>
+    <w:bookmarkEnd w:id="109"/>
+    <w:bookmarkEnd w:id="110"/>
+    <w:bookmarkStart w:id="114" w:name="sec:bab4_ablasi_bn"/>
     <w:p>
       <w:pPr>
         <w:pStyle w:val="Heading2"/>
@@ -11943,7 +15365,7 @@
         <w:pStyle w:val="Paragraf"/>
       </w:pPr>
     </w:p>
-    <w:bookmarkStart w:id="104" w:name="subsec:bab4_ablasi_ringkasan"/>
+    <w:bookmarkStart w:id="112" w:name="subsec:bab4_ablasi_ringkasan"/>
     <w:p>
       <w:pPr>
         <w:pStyle w:val="Heading3"/>
@@ -11984,7 +15406,7 @@
         <w:pStyle w:val="Paragraf"/>
       </w:pPr>
     </w:p>
-    <w:bookmarkStart w:id="103" w:name="tab:bab4_ablasi_bn"/>
+    <w:bookmarkStart w:id="111" w:name="tab:bab4_ablasi_bn"/>
     <w:p>
       <w:pPr>
         <w:pStyle w:val="judulTabel"/>
@@ -11992,7 +15414,7 @@
       <w:r>
         <w:t xml:space="preserve">Tabel </w:t>
       </w:r>
-      <w:bookmarkStart w:id="122" w:name="tab_bab4_ablasi_bn"/>
+      <w:bookmarkStart w:id="132" w:name="tab_bab4_ablasi_bn"/>
       <w:r>
         <w:t xml:space="preserve">IV.</w:t>
       </w:r>
@@ -12001,7 +15423,7 @@
           <w:t xml:space="preserve">5</w:t>
         </w:r>
       </w:fldSimple>
-      <w:bookmarkEnd w:id="122"/>
+      <w:bookmarkEnd w:id="132"/>
       <w:r>
         <w:t xml:space="preserve"> </w:t>
       </w:r>
@@ -12036,37 +15458,132 @@
         <w:t xml:space="preserve"> </w:t>
       </w:r>
       <w:r>
-        <w:t xml:space="preserve">Akurasi diperoleh dari protokol</w:t>
-      </w:r>
-      <w:r>
-        <w:t xml:space="preserve"> </w:t>
-      </w:r>
-      <w:r>
-        <w:t xml:space="preserve">ablasi terkontrol (pelatihan 50</w:t>
-      </w:r>
-      <w:r>
-        <w:t xml:space="preserve"> </w:t>
-      </w:r>
-      <w:r>
-        <w:rPr>
-          <w:i/>
-          <w:iCs/>
+        <w:rPr>
+          <w:color w:val="0000FF"/>
+        </w:rPr>
+        <w:t xml:space="preserve">Akurasi</w:t>
+      </w:r>
+      <w:r>
+        <w:rPr>
+          <w:color w:val="0000FF"/>
+        </w:rPr>
+        <w:t xml:space="preserve"> </w:t>
+      </w:r>
+      <w:r>
+        <w:rPr>
+          <w:color w:val="0000FF"/>
+        </w:rPr>
+        <w:t xml:space="preserve">diperoleh</w:t>
+      </w:r>
+      <w:r>
+        <w:rPr>
+          <w:color w:val="0000FF"/>
+        </w:rPr>
+        <w:t xml:space="preserve"> </w:t>
+      </w:r>
+      <w:r>
+        <w:rPr>
+          <w:color w:val="0000FF"/>
+        </w:rPr>
+        <w:t xml:space="preserve">dari</w:t>
+      </w:r>
+      <w:r>
+        <w:rPr>
+          <w:color w:val="0000FF"/>
+        </w:rPr>
+        <w:t xml:space="preserve"> </w:t>
+      </w:r>
+      <w:r>
+        <w:rPr>
+          <w:color w:val="0000FF"/>
+        </w:rPr>
+        <w:t xml:space="preserve">protokol</w:t>
+      </w:r>
+      <w:r>
+        <w:rPr>
+          <w:color w:val="0000FF"/>
+        </w:rPr>
+        <w:t xml:space="preserve"> </w:t>
+      </w:r>
+      <w:r>
+        <w:rPr>
+          <w:color w:val="0000FF"/>
+        </w:rPr>
+        <w:t xml:space="preserve">ablasi</w:t>
+      </w:r>
+      <w:r>
+        <w:rPr>
+          <w:color w:val="0000FF"/>
+        </w:rPr>
+        <w:t xml:space="preserve"> </w:t>
+      </w:r>
+      <w:r>
+        <w:rPr>
+          <w:color w:val="0000FF"/>
+        </w:rPr>
+        <w:t xml:space="preserve">terkontrol</w:t>
+      </w:r>
+      <w:r>
+        <w:rPr>
+          <w:color w:val="0000FF"/>
+        </w:rPr>
+        <w:t xml:space="preserve"> </w:t>
+      </w:r>
+      <w:r>
+        <w:rPr>
+          <w:color w:val="0000FF"/>
+        </w:rPr>
+        <w:t xml:space="preserve">(pelatihan</w:t>
+      </w:r>
+      <w:r>
+        <w:rPr>
+          <w:color w:val="0000FF"/>
+        </w:rPr>
+        <w:t xml:space="preserve"> </w:t>
+      </w:r>
+      <w:r>
+        <w:rPr>
+          <w:color w:val="0000FF"/>
+        </w:rPr>
+        <w:t xml:space="preserve">50</w:t>
+      </w:r>
+      <w:r>
+        <w:rPr>
+          <w:color w:val="0000FF"/>
+        </w:rPr>
+        <w:t xml:space="preserve"> </w:t>
+      </w:r>
+      <w:r>
+        <w:rPr>
+          <w:i/>
+          <w:iCs/>
+          <w:color w:val="0000FF"/>
         </w:rPr>
         <w:t xml:space="preserve">epoch</w:t>
       </w:r>
       <w:r>
-        <w:t xml:space="preserve"> </w:t>
-      </w:r>
-      <w:r>
+        <w:rPr>
+          <w:color w:val="0000FF"/>
+        </w:rPr>
+        <w:t xml:space="preserve"> </w:t>
+      </w:r>
+      <w:r>
+        <w:rPr>
+          <w:color w:val="0000FF"/>
+        </w:rPr>
         <w:t xml:space="preserve">tanpa</w:t>
       </w:r>
       <w:r>
-        <w:t xml:space="preserve"> </w:t>
-      </w:r>
-      <w:r>
-        <w:rPr>
-          <w:i/>
-          <w:iCs/>
+        <w:rPr>
+          <w:color w:val="0000FF"/>
+        </w:rPr>
+        <w:t xml:space="preserve"> </w:t>
+      </w:r>
+      <w:r>
+        <w:rPr>
+          <w:i/>
+          <w:iCs/>
+          <w:color w:val="0000FF"/>
         </w:rPr>
         <w:t xml:space="preserve">early</w:t>
       </w:r>
@@ -12074,29 +15591,190 @@
         <w:rPr>
           <w:i/>
           <w:iCs/>
-        </w:rPr>
-        <w:t xml:space="preserve"> </w:t>
-      </w:r>
-      <w:r>
-        <w:rPr>
-          <w:i/>
-          <w:iCs/>
+          <w:color w:val="0000FF"/>
+        </w:rPr>
+        <w:t xml:space="preserve"> </w:t>
+      </w:r>
+      <w:r>
+        <w:rPr>
+          <w:i/>
+          <w:iCs/>
+          <w:color w:val="0000FF"/>
         </w:rPr>
         <w:t xml:space="preserve">stopping</w:t>
       </w:r>
       <w:r>
-        <w:t xml:space="preserve">, konfigurasi optimizer identik), sehingga sedikit berbeda</w:t>
-      </w:r>
-      <w:r>
-        <w:t xml:space="preserve"> </w:t>
-      </w:r>
-      <w:r>
-        <w:t xml:space="preserve">dari akurasi uji Varian A = 99,87% pada</w:t>
-      </w:r>
-      <w:r>
-        <w:t xml:space="preserve"> </w:t>
-      </w:r>
-      <w:r>
+        <w:rPr>
+          <w:color w:val="0000FF"/>
+        </w:rPr>
+        <w:t xml:space="preserve">,</w:t>
+      </w:r>
+      <w:r>
+        <w:rPr>
+          <w:color w:val="0000FF"/>
+        </w:rPr>
+        <w:t xml:space="preserve"> </w:t>
+      </w:r>
+      <w:r>
+        <w:rPr>
+          <w:color w:val="0000FF"/>
+        </w:rPr>
+        <w:t xml:space="preserve">konfigurasi</w:t>
+      </w:r>
+      <w:r>
+        <w:rPr>
+          <w:color w:val="0000FF"/>
+        </w:rPr>
+        <w:t xml:space="preserve"> </w:t>
+      </w:r>
+      <w:r>
+        <w:rPr>
+          <w:color w:val="0000FF"/>
+        </w:rPr>
+        <w:t xml:space="preserve">optimizer</w:t>
+      </w:r>
+      <w:r>
+        <w:rPr>
+          <w:color w:val="0000FF"/>
+        </w:rPr>
+        <w:t xml:space="preserve"> </w:t>
+      </w:r>
+      <w:r>
+        <w:rPr>
+          <w:color w:val="0000FF"/>
+        </w:rPr>
+        <w:t xml:space="preserve">identik),</w:t>
+      </w:r>
+      <w:r>
+        <w:rPr>
+          <w:color w:val="0000FF"/>
+        </w:rPr>
+        <w:t xml:space="preserve"> </w:t>
+      </w:r>
+      <w:r>
+        <w:rPr>
+          <w:color w:val="0000FF"/>
+        </w:rPr>
+        <w:t xml:space="preserve">sehingga</w:t>
+      </w:r>
+      <w:r>
+        <w:rPr>
+          <w:color w:val="0000FF"/>
+        </w:rPr>
+        <w:t xml:space="preserve"> </w:t>
+      </w:r>
+      <w:r>
+        <w:rPr>
+          <w:color w:val="0000FF"/>
+        </w:rPr>
+        <w:t xml:space="preserve">sedikit</w:t>
+      </w:r>
+      <w:r>
+        <w:rPr>
+          <w:color w:val="0000FF"/>
+        </w:rPr>
+        <w:t xml:space="preserve"> </w:t>
+      </w:r>
+      <w:r>
+        <w:rPr>
+          <w:color w:val="0000FF"/>
+        </w:rPr>
+        <w:t xml:space="preserve">berbeda</w:t>
+      </w:r>
+      <w:r>
+        <w:rPr>
+          <w:color w:val="0000FF"/>
+        </w:rPr>
+        <w:t xml:space="preserve"> </w:t>
+      </w:r>
+      <w:r>
+        <w:rPr>
+          <w:color w:val="0000FF"/>
+        </w:rPr>
+        <w:t xml:space="preserve">dari</w:t>
+      </w:r>
+      <w:r>
+        <w:rPr>
+          <w:color w:val="0000FF"/>
+        </w:rPr>
+        <w:t xml:space="preserve"> </w:t>
+      </w:r>
+      <w:r>
+        <w:rPr>
+          <w:color w:val="0000FF"/>
+        </w:rPr>
+        <w:t xml:space="preserve">akurasi</w:t>
+      </w:r>
+      <w:r>
+        <w:rPr>
+          <w:color w:val="0000FF"/>
+        </w:rPr>
+        <w:t xml:space="preserve"> </w:t>
+      </w:r>
+      <w:r>
+        <w:rPr>
+          <w:color w:val="0000FF"/>
+        </w:rPr>
+        <w:t xml:space="preserve">uji</w:t>
+      </w:r>
+      <w:r>
+        <w:rPr>
+          <w:color w:val="0000FF"/>
+        </w:rPr>
+        <w:t xml:space="preserve"> </w:t>
+      </w:r>
+      <w:r>
+        <w:rPr>
+          <w:color w:val="0000FF"/>
+        </w:rPr>
+        <w:t xml:space="preserve">Varian A</w:t>
+      </w:r>
+      <w:r>
+        <w:rPr>
+          <w:color w:val="0000FF"/>
+        </w:rPr>
+        <w:t xml:space="preserve"> </w:t>
+      </w:r>
+      <w:r>
+        <w:rPr>
+          <w:color w:val="0000FF"/>
+        </w:rPr>
+        <w:t xml:space="preserve">=</w:t>
+      </w:r>
+      <w:r>
+        <w:rPr>
+          <w:color w:val="0000FF"/>
+        </w:rPr>
+        <w:t xml:space="preserve"> </w:t>
+      </w:r>
+      <w:r>
+        <w:rPr>
+          <w:color w:val="0000FF"/>
+        </w:rPr>
+        <w:t xml:space="preserve">99,87%</w:t>
+      </w:r>
+      <w:r>
+        <w:rPr>
+          <w:color w:val="0000FF"/>
+        </w:rPr>
+        <w:t xml:space="preserve"> </w:t>
+      </w:r>
+      <w:r>
+        <w:rPr>
+          <w:color w:val="0000FF"/>
+        </w:rPr>
+        <w:t xml:space="preserve">pada</w:t>
+      </w:r>
+      <w:r>
+        <w:rPr>
+          <w:color w:val="0000FF"/>
+        </w:rPr>
+        <w:t xml:space="preserve"> </w:t>
+      </w:r>
+      <w:r>
+        <w:rPr>
+          <w:color w:val="0000FF"/>
+        </w:rPr>
         <w:t xml:space="preserve">Tabel </w:t>
       </w:r>
       <w:fldSimple w:instr=" REF tab_bab4_hasil_wdcnn \h ">
@@ -12105,15 +15783,40 @@
         </w:r>
       </w:fldSimple>
       <w:r>
-        <w:t xml:space="preserve"> yang menggunakan</w:t>
-      </w:r>
-      <w:r>
-        <w:t xml:space="preserve"> </w:t>
-      </w:r>
-      <w:r>
-        <w:rPr>
-          <w:i/>
-          <w:iCs/>
+        <w:rPr>
+          <w:color w:val="0000FF"/>
+        </w:rPr>
+        <w:t xml:space="preserve"> </w:t>
+      </w:r>
+      <w:r>
+        <w:rPr>
+          <w:color w:val="0000FF"/>
+        </w:rPr>
+        <w:t xml:space="preserve">yang</w:t>
+      </w:r>
+      <w:r>
+        <w:rPr>
+          <w:color w:val="0000FF"/>
+        </w:rPr>
+        <w:t xml:space="preserve"> </w:t>
+      </w:r>
+      <w:r>
+        <w:rPr>
+          <w:color w:val="0000FF"/>
+        </w:rPr>
+        <w:t xml:space="preserve">menggunakan</w:t>
+      </w:r>
+      <w:r>
+        <w:rPr>
+          <w:color w:val="0000FF"/>
+        </w:rPr>
+        <w:t xml:space="preserve"> </w:t>
+      </w:r>
+      <w:r>
+        <w:rPr>
+          <w:i/>
+          <w:iCs/>
+          <w:color w:val="0000FF"/>
         </w:rPr>
         <w:t xml:space="preserve">early</w:t>
       </w:r>
@@ -12121,17 +15824,22 @@
         <w:rPr>
           <w:i/>
           <w:iCs/>
-        </w:rPr>
-        <w:t xml:space="preserve"> </w:t>
-      </w:r>
-      <w:r>
-        <w:rPr>
-          <w:i/>
-          <w:iCs/>
+          <w:color w:val="0000FF"/>
+        </w:rPr>
+        <w:t xml:space="preserve"> </w:t>
+      </w:r>
+      <w:r>
+        <w:rPr>
+          <w:i/>
+          <w:iCs/>
+          <w:color w:val="0000FF"/>
         </w:rPr>
         <w:t xml:space="preserve">stopping</w:t>
       </w:r>
       <w:r>
+        <w:rPr>
+          <w:color w:val="0000FF"/>
+        </w:rPr>
         <w:t xml:space="preserve">.</w:t>
       </w:r>
       <w:r>
@@ -12166,82 +15874,201 @@
         <w:t xml:space="preserve"> </w:t>
       </w:r>
       <w:r>
+        <w:rPr>
+          <w:color w:val="0000FF"/>
+        </w:rPr>
         <w:t xml:space="preserve">kolom</w:t>
       </w:r>
       <w:r>
+        <w:rPr>
+          <w:color w:val="0000FF"/>
+        </w:rPr>
         <w:t xml:space="preserve"> </w:t>
       </w:r>
       <w:r>
         <w:rPr>
           <w:b/>
           <w:bCs/>
+          <w:color w:val="0000FF"/>
         </w:rPr>
         <w:t xml:space="preserve">Param.</w:t>
       </w:r>
       <w:r>
-        <w:t xml:space="preserve"> </w:t>
-      </w:r>
-      <w:r>
-        <w:t xml:space="preserve">adalah jumlah parameter</w:t>
-      </w:r>
-      <w:r>
-        <w:t xml:space="preserve"> </w:t>
-      </w:r>
-      <w:r>
-        <w:t xml:space="preserve">terlatih; kolom</w:t>
-      </w:r>
-      <w:r>
+        <w:rPr>
+          <w:color w:val="0000FF"/>
+        </w:rPr>
+        <w:t xml:space="preserve"> </w:t>
+      </w:r>
+      <w:r>
+        <w:rPr>
+          <w:color w:val="0000FF"/>
+        </w:rPr>
+        <w:t xml:space="preserve">adalah</w:t>
+      </w:r>
+      <w:r>
+        <w:rPr>
+          <w:color w:val="0000FF"/>
+        </w:rPr>
+        <w:t xml:space="preserve"> </w:t>
+      </w:r>
+      <w:r>
+        <w:rPr>
+          <w:color w:val="0000FF"/>
+        </w:rPr>
+        <w:t xml:space="preserve">jumlah</w:t>
+      </w:r>
+      <w:r>
+        <w:rPr>
+          <w:color w:val="0000FF"/>
+        </w:rPr>
+        <w:t xml:space="preserve"> </w:t>
+      </w:r>
+      <w:r>
+        <w:rPr>
+          <w:color w:val="0000FF"/>
+        </w:rPr>
+        <w:t xml:space="preserve">parameter</w:t>
+      </w:r>
+      <w:r>
+        <w:rPr>
+          <w:color w:val="0000FF"/>
+        </w:rPr>
+        <w:t xml:space="preserve"> </w:t>
+      </w:r>
+      <w:r>
+        <w:rPr>
+          <w:color w:val="0000FF"/>
+        </w:rPr>
+        <w:t xml:space="preserve">terlatih;</w:t>
+      </w:r>
+      <w:r>
+        <w:rPr>
+          <w:color w:val="0000FF"/>
+        </w:rPr>
+        <w:t xml:space="preserve"> </w:t>
+      </w:r>
+      <w:r>
+        <w:rPr>
+          <w:color w:val="0000FF"/>
+        </w:rPr>
+        <w:t xml:space="preserve">kolom</w:t>
+      </w:r>
+      <w:r>
+        <w:rPr>
+          <w:color w:val="0000FF"/>
+        </w:rPr>
         <w:t xml:space="preserve"> </w:t>
       </w:r>
       <w:r>
         <w:rPr>
           <w:b/>
           <w:bCs/>
+          <w:color w:val="0000FF"/>
         </w:rPr>
         <w:t xml:space="preserve">Disk.</w:t>
       </w:r>
       <w:r>
-        <w:t xml:space="preserve"> </w:t>
-      </w:r>
-      <w:r>
+        <w:rPr>
+          <w:color w:val="0000FF"/>
+        </w:rPr>
+        <w:t xml:space="preserve"> </w:t>
+      </w:r>
+      <w:r>
+        <w:rPr>
+          <w:color w:val="0000FF"/>
+        </w:rPr>
         <w:t xml:space="preserve">dan</w:t>
       </w:r>
       <w:r>
+        <w:rPr>
+          <w:color w:val="0000FF"/>
+        </w:rPr>
         <w:t xml:space="preserve"> </w:t>
       </w:r>
       <w:r>
         <w:rPr>
           <w:b/>
           <w:bCs/>
+          <w:color w:val="0000FF"/>
         </w:rPr>
         <w:t xml:space="preserve">Stab.</w:t>
       </w:r>
       <w:r>
-        <w:t xml:space="preserve"> </w:t>
-      </w:r>
-      <w:r>
+        <w:rPr>
+          <w:color w:val="0000FF"/>
+        </w:rPr>
+        <w:t xml:space="preserve"> </w:t>
+      </w:r>
+      <w:r>
+        <w:rPr>
+          <w:color w:val="0000FF"/>
+        </w:rPr>
         <w:t xml:space="preserve">adalah</w:t>
       </w:r>
       <w:r>
-        <w:t xml:space="preserve"> </w:t>
-      </w:r>
-      <w:r>
-        <w:t xml:space="preserve">diskriminabilitas dan</w:t>
-      </w:r>
-      <w:r>
-        <w:t xml:space="preserve"> </w:t>
-      </w:r>
-      <w:r>
-        <w:rPr>
-          <w:i/>
-          <w:iCs/>
-        </w:rPr>
-        <w:t xml:space="preserve">split-half stability</w:t>
-      </w:r>
-      <w:r>
-        <w:t xml:space="preserve"> </w:t>
-      </w:r>
-      <w:r>
+        <w:rPr>
+          <w:color w:val="0000FF"/>
+        </w:rPr>
+        <w:t xml:space="preserve"> </w:t>
+      </w:r>
+      <w:r>
+        <w:rPr>
+          <w:color w:val="0000FF"/>
+        </w:rPr>
+        <w:t xml:space="preserve">diskriminabilitas</w:t>
+      </w:r>
+      <w:r>
+        <w:rPr>
+          <w:color w:val="0000FF"/>
+        </w:rPr>
+        <w:t xml:space="preserve"> </w:t>
+      </w:r>
+      <w:r>
+        <w:rPr>
+          <w:color w:val="0000FF"/>
+        </w:rPr>
+        <w:t xml:space="preserve">dan</w:t>
+      </w:r>
+      <w:r>
+        <w:rPr>
+          <w:color w:val="0000FF"/>
+        </w:rPr>
+        <w:t xml:space="preserve"> </w:t>
+      </w:r>
+      <w:r>
+        <w:rPr>
+          <w:i/>
+          <w:iCs/>
+          <w:color w:val="0000FF"/>
+        </w:rPr>
+        <w:t xml:space="preserve">split-half</w:t>
+      </w:r>
+      <w:r>
+        <w:rPr>
+          <w:i/>
+          <w:iCs/>
+          <w:color w:val="0000FF"/>
+        </w:rPr>
+        <w:t xml:space="preserve"> </w:t>
+      </w:r>
+      <w:r>
+        <w:rPr>
+          <w:i/>
+          <w:iCs/>
+          <w:color w:val="0000FF"/>
+        </w:rPr>
+        <w:t xml:space="preserve">stability</w:t>
+      </w:r>
+      <w:r>
+        <w:rPr>
+          <w:color w:val="0000FF"/>
+        </w:rPr>
+        <w:t xml:space="preserve"> </w:t>
+      </w:r>
+      <w:r>
+        <w:rPr>
+          <w:color w:val="0000FF"/>
+        </w:rPr>
         <w:t xml:space="preserve">FSM</w:t>
       </w:r>
       <m:oMath>
@@ -12263,38 +16090,294 @@
         </m:sSup>
       </m:oMath>
       <w:r>
-        <w:t xml:space="preserve"> </w:t>
-      </w:r>
-      <w:r>
-        <w:t xml:space="preserve">yang dihitung pada subset SHAP tereduksi (30</w:t>
-      </w:r>
-      <w:r>
-        <w:t xml:space="preserve"> </w:t>
-      </w:r>
-      <w:r>
-        <w:rPr>
-          <w:i/>
-          <w:iCs/>
+        <w:rPr>
+          <w:color w:val="0000FF"/>
+        </w:rPr>
+        <w:t xml:space="preserve"> </w:t>
+      </w:r>
+      <w:r>
+        <w:rPr>
+          <w:color w:val="0000FF"/>
+        </w:rPr>
+        <w:t xml:space="preserve">yang</w:t>
+      </w:r>
+      <w:r>
+        <w:rPr>
+          <w:color w:val="0000FF"/>
+        </w:rPr>
+        <w:t xml:space="preserve"> </w:t>
+      </w:r>
+      <w:r>
+        <w:rPr>
+          <w:color w:val="0000FF"/>
+        </w:rPr>
+        <w:t xml:space="preserve">dihitung</w:t>
+      </w:r>
+      <w:r>
+        <w:rPr>
+          <w:color w:val="0000FF"/>
+        </w:rPr>
+        <w:t xml:space="preserve"> </w:t>
+      </w:r>
+      <w:r>
+        <w:rPr>
+          <w:color w:val="0000FF"/>
+        </w:rPr>
+        <w:t xml:space="preserve">pada</w:t>
+      </w:r>
+      <w:r>
+        <w:rPr>
+          <w:color w:val="0000FF"/>
+        </w:rPr>
+        <w:t xml:space="preserve"> </w:t>
+      </w:r>
+      <w:r>
+        <w:rPr>
+          <w:color w:val="0000FF"/>
+        </w:rPr>
+        <w:t xml:space="preserve">subset</w:t>
+      </w:r>
+      <w:r>
+        <w:rPr>
+          <w:color w:val="0000FF"/>
+        </w:rPr>
+        <w:t xml:space="preserve"> </w:t>
+      </w:r>
+      <w:r>
+        <w:rPr>
+          <w:color w:val="0000FF"/>
+        </w:rPr>
+        <w:t xml:space="preserve">SHAP</w:t>
+      </w:r>
+      <w:r>
+        <w:rPr>
+          <w:color w:val="0000FF"/>
+        </w:rPr>
+        <w:t xml:space="preserve"> </w:t>
+      </w:r>
+      <w:r>
+        <w:rPr>
+          <w:color w:val="0000FF"/>
+        </w:rPr>
+        <w:t xml:space="preserve">tereduksi</w:t>
+      </w:r>
+      <w:r>
+        <w:rPr>
+          <w:color w:val="0000FF"/>
+        </w:rPr>
+        <w:t xml:space="preserve"> </w:t>
+      </w:r>
+      <w:r>
+        <w:rPr>
+          <w:color w:val="0000FF"/>
+        </w:rPr>
+        <w:t xml:space="preserve">(30</w:t>
+      </w:r>
+      <w:r>
+        <w:rPr>
+          <w:color w:val="0000FF"/>
+        </w:rPr>
+        <w:t xml:space="preserve"> </w:t>
+      </w:r>
+      <w:r>
+        <w:rPr>
+          <w:i/>
+          <w:iCs/>
+          <w:color w:val="0000FF"/>
         </w:rPr>
         <w:t xml:space="preserve">background</w:t>
       </w:r>
       <w:r>
-        <w:t xml:space="preserve"> </w:t>
-      </w:r>
-      <w:r>
+        <w:rPr>
+          <w:color w:val="0000FF"/>
+        </w:rPr>
+        <w:t xml:space="preserve"> </w:t>
+      </w:r>
+      <w:r>
+        <w:rPr>
+          <w:color w:val="0000FF"/>
+        </w:rPr>
         <w:t xml:space="preserve">/</w:t>
       </w:r>
       <w:r>
-        <w:t xml:space="preserve"> </w:t>
-      </w:r>
-      <w:r>
-        <w:t xml:space="preserve">50 sampel uji) untuk efisiensi, sehingga tidak langsung sebanding</w:t>
-      </w:r>
-      <w:r>
-        <w:t xml:space="preserve"> </w:t>
-      </w:r>
-      <w:r>
-        <w:t xml:space="preserve">dengan nilai analisis utama pada Tabel </w:t>
+        <w:rPr>
+          <w:color w:val="0000FF"/>
+        </w:rPr>
+        <w:t xml:space="preserve"> </w:t>
+      </w:r>
+      <w:r>
+        <w:rPr>
+          <w:color w:val="0000FF"/>
+        </w:rPr>
+        <w:t xml:space="preserve">50</w:t>
+      </w:r>
+      <w:r>
+        <w:rPr>
+          <w:color w:val="0000FF"/>
+        </w:rPr>
+        <w:t xml:space="preserve"> </w:t>
+      </w:r>
+      <w:r>
+        <w:rPr>
+          <w:color w:val="0000FF"/>
+        </w:rPr>
+        <w:t xml:space="preserve">sampel</w:t>
+      </w:r>
+      <w:r>
+        <w:rPr>
+          <w:color w:val="0000FF"/>
+        </w:rPr>
+        <w:t xml:space="preserve"> </w:t>
+      </w:r>
+      <w:r>
+        <w:rPr>
+          <w:color w:val="0000FF"/>
+        </w:rPr>
+        <w:t xml:space="preserve">uji)</w:t>
+      </w:r>
+      <w:r>
+        <w:rPr>
+          <w:color w:val="0000FF"/>
+        </w:rPr>
+        <w:t xml:space="preserve"> </w:t>
+      </w:r>
+      <w:r>
+        <w:rPr>
+          <w:color w:val="0000FF"/>
+        </w:rPr>
+        <w:t xml:space="preserve">untuk</w:t>
+      </w:r>
+      <w:r>
+        <w:rPr>
+          <w:color w:val="0000FF"/>
+        </w:rPr>
+        <w:t xml:space="preserve"> </w:t>
+      </w:r>
+      <w:r>
+        <w:rPr>
+          <w:color w:val="0000FF"/>
+        </w:rPr>
+        <w:t xml:space="preserve">efisiensi,</w:t>
+      </w:r>
+      <w:r>
+        <w:rPr>
+          <w:color w:val="0000FF"/>
+        </w:rPr>
+        <w:t xml:space="preserve"> </w:t>
+      </w:r>
+      <w:r>
+        <w:rPr>
+          <w:color w:val="0000FF"/>
+        </w:rPr>
+        <w:t xml:space="preserve">sehingga</w:t>
+      </w:r>
+      <w:r>
+        <w:rPr>
+          <w:color w:val="0000FF"/>
+        </w:rPr>
+        <w:t xml:space="preserve"> </w:t>
+      </w:r>
+      <w:r>
+        <w:rPr>
+          <w:color w:val="0000FF"/>
+        </w:rPr>
+        <w:t xml:space="preserve">tidak</w:t>
+      </w:r>
+      <w:r>
+        <w:rPr>
+          <w:color w:val="0000FF"/>
+        </w:rPr>
+        <w:t xml:space="preserve"> </w:t>
+      </w:r>
+      <w:r>
+        <w:rPr>
+          <w:color w:val="0000FF"/>
+        </w:rPr>
+        <w:t xml:space="preserve">langsung</w:t>
+      </w:r>
+      <w:r>
+        <w:rPr>
+          <w:color w:val="0000FF"/>
+        </w:rPr>
+        <w:t xml:space="preserve"> </w:t>
+      </w:r>
+      <w:r>
+        <w:rPr>
+          <w:color w:val="0000FF"/>
+        </w:rPr>
+        <w:t xml:space="preserve">sebanding</w:t>
+      </w:r>
+      <w:r>
+        <w:rPr>
+          <w:color w:val="0000FF"/>
+        </w:rPr>
+        <w:t xml:space="preserve"> </w:t>
+      </w:r>
+      <w:r>
+        <w:rPr>
+          <w:color w:val="0000FF"/>
+        </w:rPr>
+        <w:t xml:space="preserve">dengan</w:t>
+      </w:r>
+      <w:r>
+        <w:rPr>
+          <w:color w:val="0000FF"/>
+        </w:rPr>
+        <w:t xml:space="preserve"> </w:t>
+      </w:r>
+      <w:r>
+        <w:rPr>
+          <w:color w:val="0000FF"/>
+        </w:rPr>
+        <w:t xml:space="preserve">nilai</w:t>
+      </w:r>
+      <w:r>
+        <w:rPr>
+          <w:color w:val="0000FF"/>
+        </w:rPr>
+        <w:t xml:space="preserve"> </w:t>
+      </w:r>
+      <w:r>
+        <w:rPr>
+          <w:color w:val="0000FF"/>
+        </w:rPr>
+        <w:t xml:space="preserve">analisis</w:t>
+      </w:r>
+      <w:r>
+        <w:rPr>
+          <w:color w:val="0000FF"/>
+        </w:rPr>
+        <w:t xml:space="preserve"> </w:t>
+      </w:r>
+      <w:r>
+        <w:rPr>
+          <w:color w:val="0000FF"/>
+        </w:rPr>
+        <w:t xml:space="preserve">utama</w:t>
+      </w:r>
+      <w:r>
+        <w:rPr>
+          <w:color w:val="0000FF"/>
+        </w:rPr>
+        <w:t xml:space="preserve"> </w:t>
+      </w:r>
+      <w:r>
+        <w:rPr>
+          <w:color w:val="0000FF"/>
+        </w:rPr>
+        <w:t xml:space="preserve">pada</w:t>
+      </w:r>
+      <w:r>
+        <w:rPr>
+          <w:color w:val="0000FF"/>
+        </w:rPr>
+        <w:t xml:space="preserve"> </w:t>
+      </w:r>
+      <w:r>
+        <w:rPr>
+          <w:color w:val="0000FF"/>
+        </w:rPr>
+        <w:t xml:space="preserve">Tabel </w:t>
       </w:r>
       <w:fldSimple w:instr=" REF tab_bab4_validasi_fsm \h ">
         <w:r>
@@ -12302,6 +16385,9 @@
         </w:r>
       </w:fldSimple>
       <w:r>
+        <w:rPr>
+          <w:color w:val="0000FF"/>
+        </w:rPr>
         <w:t xml:space="preserve">.</w:t>
       </w:r>
       <w:r>
@@ -12333,7 +16419,7 @@
         <w:tblStyle w:val="Table"/>
         <w:tblW w:type="dxa" w:w="7933"/>
         <w:tblLook w:firstRow="1" w:lastRow="0" w:firstColumn="0" w:lastColumn="0" w:noHBand="0" w:noVBand="0" w:val="0020"/>
-        <w:tblCaption w:val="Ringkasan metrik kinerja dan interpretabilitas FSM^{\text{abs}} tiga varian WDCNN. Akurasi diperoleh dari protokol ablasi terkontrol (pelatihan 50 epoch tanpa early stopping, konfigurasi optimizer identik), sehingga sedikit berbeda dari akurasi uji Varian A = 99,87% pada Tabel IV.3 yang menggunakan early stopping. Kolom F1 adalah F1 makro; kolom Param. adalah jumlah parameter terlatih; kolom Disk. dan Stab. adalah diskriminabilitas dan split-half stability FSM^{\text{abs}} yang dihitung pada subset SHAP tereduksi (30 background / 50 sampel uji) untuk efisiensi, sehingga tidak langsung sebanding dengan nilai analisis utama pada Tabel IV.4. Tanda \uparrow berarti nilai lebih tinggi lebih baik."/>
+        <w:tblCaption w:val="Ringkasan metrik kinerja dan interpretabilitas FSM^{\text{abs}} tiga varian WDCNN.  Kolom F1 adalah F1 makro; ^{\text{abs}} Tanda \uparrow berarti nilai lebih tinggi lebih baik."/>
         <w:tblLayout w:type="fixed"/>
       </w:tblPr>
       <w:tblGrid>
@@ -12431,6 +16517,7 @@
               <w:rPr>
                 <w:b/>
                 <w:bCs/>
+                <w:color w:val="0000FF"/>
               </w:rPr>
               <w:t xml:space="preserve">Param.</w:t>
             </w:r>
@@ -12550,6 +16637,9 @@
               <w:jc w:val="center"/>
             </w:pPr>
             <w:r>
+              <w:rPr>
+                <w:color w:val="0000FF"/>
+              </w:rPr>
               <w:t xml:space="preserve">60.710</w:t>
             </w:r>
           </w:p>
@@ -12564,6 +16654,9 @@
               <w:jc w:val="center"/>
             </w:pPr>
             <w:r>
+              <w:rPr>
+                <w:color w:val="0000FF"/>
+              </w:rPr>
               <w:t xml:space="preserve">0,315</w:t>
             </w:r>
           </w:p>
@@ -12578,6 +16671,9 @@
               <w:jc w:val="center"/>
             </w:pPr>
             <w:r>
+              <w:rPr>
+                <w:color w:val="0000FF"/>
+              </w:rPr>
               <w:t xml:space="preserve">0,705</w:t>
             </w:r>
           </w:p>
@@ -12660,6 +16756,9 @@
               <w:jc w:val="center"/>
             </w:pPr>
             <w:r>
+              <w:rPr>
+                <w:color w:val="0000FF"/>
+              </w:rPr>
               <w:t xml:space="preserve">443.734</w:t>
             </w:r>
           </w:p>
@@ -12674,6 +16773,9 @@
               <w:jc w:val="center"/>
             </w:pPr>
             <w:r>
+              <w:rPr>
+                <w:color w:val="0000FF"/>
+              </w:rPr>
               <w:t xml:space="preserve">0,369</w:t>
             </w:r>
           </w:p>
@@ -12688,6 +16790,9 @@
               <w:jc w:val="center"/>
             </w:pPr>
             <w:r>
+              <w:rPr>
+                <w:color w:val="0000FF"/>
+              </w:rPr>
               <w:t xml:space="preserve">0,690</w:t>
             </w:r>
           </w:p>
@@ -12757,6 +16862,9 @@
               <w:jc w:val="center"/>
             </w:pPr>
             <w:r>
+              <w:rPr>
+                <w:color w:val="0000FF"/>
+              </w:rPr>
               <w:t xml:space="preserve">60.230</w:t>
             </w:r>
           </w:p>
@@ -12774,6 +16882,7 @@
               <w:rPr>
                 <w:b/>
                 <w:bCs/>
+                <w:color w:val="0000FF"/>
               </w:rPr>
               <w:t xml:space="preserve">0,735</w:t>
             </w:r>
@@ -12792,6 +16901,7 @@
               <w:rPr>
                 <w:b/>
                 <w:bCs/>
+                <w:color w:val="0000FF"/>
               </w:rPr>
               <w:t xml:space="preserve">0,741</w:t>
             </w:r>
@@ -12804,7 +16914,7 @@
         <w:pStyle w:val="Paragraf"/>
       </w:pPr>
     </w:p>
-    <w:bookmarkEnd w:id="103"/>
+    <w:bookmarkEnd w:id="111"/>
     <w:p>
       <w:pPr>
         <w:pStyle w:val="Paragraf"/>
@@ -12846,13 +16956,58 @@
         <w:t xml:space="preserve"> </w:t>
       </w:r>
       <w:r>
-        <w:t xml:space="preserve">Varian C unggul pada</w:t>
-      </w:r>
-      <w:r>
-        <w:t xml:space="preserve"> </w:t>
-      </w:r>
-      <w:r>
-        <w:t xml:space="preserve">diskriminabilitas FSM</w:t>
+        <w:rPr>
+          <w:color w:val="0000FF"/>
+        </w:rPr>
+        <w:t xml:space="preserve">Varian C</w:t>
+      </w:r>
+      <w:r>
+        <w:rPr>
+          <w:color w:val="0000FF"/>
+        </w:rPr>
+        <w:t xml:space="preserve"> </w:t>
+      </w:r>
+      <w:r>
+        <w:rPr>
+          <w:color w:val="0000FF"/>
+        </w:rPr>
+        <w:t xml:space="preserve">unggul</w:t>
+      </w:r>
+      <w:r>
+        <w:rPr>
+          <w:color w:val="0000FF"/>
+        </w:rPr>
+        <w:t xml:space="preserve"> </w:t>
+      </w:r>
+      <w:r>
+        <w:rPr>
+          <w:color w:val="0000FF"/>
+        </w:rPr>
+        <w:t xml:space="preserve">pada</w:t>
+      </w:r>
+      <w:r>
+        <w:rPr>
+          <w:color w:val="0000FF"/>
+        </w:rPr>
+        <w:t xml:space="preserve"> </w:t>
+      </w:r>
+      <w:r>
+        <w:rPr>
+          <w:color w:val="0000FF"/>
+        </w:rPr>
+        <w:t xml:space="preserve">diskriminabilitas</w:t>
+      </w:r>
+      <w:r>
+        <w:rPr>
+          <w:color w:val="0000FF"/>
+        </w:rPr>
+        <w:t xml:space="preserve"> </w:t>
+      </w:r>
+      <w:r>
+        <w:rPr>
+          <w:color w:val="0000FF"/>
+        </w:rPr>
+        <w:t xml:space="preserve">FSM</w:t>
       </w:r>
       <w:r>
         <w:t xml:space="preserve">.</w:t>
@@ -12861,12 +17016,81 @@
         <w:t xml:space="preserve"> </w:t>
       </w:r>
       <w:r>
-        <w:t xml:space="preserve">Perbedaan antara akurasi uji Varian A pada</w:t>
-      </w:r>
-      <w:r>
-        <w:t xml:space="preserve"> </w:t>
-      </w:r>
-      <w:r>
+        <w:rPr>
+          <w:color w:val="0000FF"/>
+        </w:rPr>
+        <w:t xml:space="preserve">Perbedaan</w:t>
+      </w:r>
+      <w:r>
+        <w:rPr>
+          <w:color w:val="0000FF"/>
+        </w:rPr>
+        <w:t xml:space="preserve"> </w:t>
+      </w:r>
+      <w:r>
+        <w:rPr>
+          <w:color w:val="0000FF"/>
+        </w:rPr>
+        <w:t xml:space="preserve">antara</w:t>
+      </w:r>
+      <w:r>
+        <w:rPr>
+          <w:color w:val="0000FF"/>
+        </w:rPr>
+        <w:t xml:space="preserve"> </w:t>
+      </w:r>
+      <w:r>
+        <w:rPr>
+          <w:color w:val="0000FF"/>
+        </w:rPr>
+        <w:t xml:space="preserve">akurasi</w:t>
+      </w:r>
+      <w:r>
+        <w:rPr>
+          <w:color w:val="0000FF"/>
+        </w:rPr>
+        <w:t xml:space="preserve"> </w:t>
+      </w:r>
+      <w:r>
+        <w:rPr>
+          <w:color w:val="0000FF"/>
+        </w:rPr>
+        <w:t xml:space="preserve">uji</w:t>
+      </w:r>
+      <w:r>
+        <w:rPr>
+          <w:color w:val="0000FF"/>
+        </w:rPr>
+        <w:t xml:space="preserve"> </w:t>
+      </w:r>
+      <w:r>
+        <w:rPr>
+          <w:color w:val="0000FF"/>
+        </w:rPr>
+        <w:t xml:space="preserve">Varian A</w:t>
+      </w:r>
+      <w:r>
+        <w:rPr>
+          <w:color w:val="0000FF"/>
+        </w:rPr>
+        <w:t xml:space="preserve"> </w:t>
+      </w:r>
+      <w:r>
+        <w:rPr>
+          <w:color w:val="0000FF"/>
+        </w:rPr>
+        <w:t xml:space="preserve">pada</w:t>
+      </w:r>
+      <w:r>
+        <w:rPr>
+          <w:color w:val="0000FF"/>
+        </w:rPr>
+        <w:t xml:space="preserve"> </w:t>
+      </w:r>
+      <w:r>
+        <w:rPr>
+          <w:color w:val="0000FF"/>
+        </w:rPr>
         <w:t xml:space="preserve">Tabel </w:t>
       </w:r>
       <w:fldSimple w:instr=" REF tab_bab4_hasil_wdcnn \h ">
@@ -12875,84 +17099,494 @@
         </w:r>
       </w:fldSimple>
       <w:r>
-        <w:t xml:space="preserve"> (99,87%, dengan</w:t>
-      </w:r>
-      <w:r>
-        <w:t xml:space="preserve"> </w:t>
-      </w:r>
-      <w:r>
-        <w:rPr>
-          <w:i/>
-          <w:iCs/>
-        </w:rPr>
-        <w:t xml:space="preserve">early stopping</w:t>
-      </w:r>
-      <w:r>
-        <w:t xml:space="preserve">) dan</w:t>
-      </w:r>
-      <w:r>
-        <w:t xml:space="preserve"> </w:t>
-      </w:r>
-      <w:r>
-        <w:t xml:space="preserve">akurasi pada tabel ini (99,73%, protokol ablasi 50</w:t>
-      </w:r>
-      <w:r>
-        <w:t xml:space="preserve"> </w:t>
-      </w:r>
-      <w:r>
-        <w:rPr>
-          <w:i/>
-          <w:iCs/>
+        <w:rPr>
+          <w:color w:val="0000FF"/>
+        </w:rPr>
+        <w:t xml:space="preserve"> </w:t>
+      </w:r>
+      <w:r>
+        <w:rPr>
+          <w:color w:val="0000FF"/>
+        </w:rPr>
+        <w:t xml:space="preserve">(99,87%,</w:t>
+      </w:r>
+      <w:r>
+        <w:rPr>
+          <w:color w:val="0000FF"/>
+        </w:rPr>
+        <w:t xml:space="preserve"> </w:t>
+      </w:r>
+      <w:r>
+        <w:rPr>
+          <w:color w:val="0000FF"/>
+        </w:rPr>
+        <w:t xml:space="preserve">dengan</w:t>
+      </w:r>
+      <w:r>
+        <w:rPr>
+          <w:color w:val="0000FF"/>
+        </w:rPr>
+        <w:t xml:space="preserve"> </w:t>
+      </w:r>
+      <w:r>
+        <w:rPr>
+          <w:i/>
+          <w:iCs/>
+          <w:color w:val="0000FF"/>
+        </w:rPr>
+        <w:t xml:space="preserve">early</w:t>
+      </w:r>
+      <w:r>
+        <w:rPr>
+          <w:i/>
+          <w:iCs/>
+          <w:color w:val="0000FF"/>
+        </w:rPr>
+        <w:t xml:space="preserve"> </w:t>
+      </w:r>
+      <w:r>
+        <w:rPr>
+          <w:i/>
+          <w:iCs/>
+          <w:color w:val="0000FF"/>
+        </w:rPr>
+        <w:t xml:space="preserve">stopping</w:t>
+      </w:r>
+      <w:r>
+        <w:rPr>
+          <w:color w:val="0000FF"/>
+        </w:rPr>
+        <w:t xml:space="preserve">)</w:t>
+      </w:r>
+      <w:r>
+        <w:rPr>
+          <w:color w:val="0000FF"/>
+        </w:rPr>
+        <w:t xml:space="preserve"> </w:t>
+      </w:r>
+      <w:r>
+        <w:rPr>
+          <w:color w:val="0000FF"/>
+        </w:rPr>
+        <w:t xml:space="preserve">dan</w:t>
+      </w:r>
+      <w:r>
+        <w:rPr>
+          <w:color w:val="0000FF"/>
+        </w:rPr>
+        <w:t xml:space="preserve"> </w:t>
+      </w:r>
+      <w:r>
+        <w:rPr>
+          <w:color w:val="0000FF"/>
+        </w:rPr>
+        <w:t xml:space="preserve">akurasi</w:t>
+      </w:r>
+      <w:r>
+        <w:rPr>
+          <w:color w:val="0000FF"/>
+        </w:rPr>
+        <w:t xml:space="preserve"> </w:t>
+      </w:r>
+      <w:r>
+        <w:rPr>
+          <w:color w:val="0000FF"/>
+        </w:rPr>
+        <w:t xml:space="preserve">pada</w:t>
+      </w:r>
+      <w:r>
+        <w:rPr>
+          <w:color w:val="0000FF"/>
+        </w:rPr>
+        <w:t xml:space="preserve"> </w:t>
+      </w:r>
+      <w:r>
+        <w:rPr>
+          <w:color w:val="0000FF"/>
+        </w:rPr>
+        <w:t xml:space="preserve">tabel</w:t>
+      </w:r>
+      <w:r>
+        <w:rPr>
+          <w:color w:val="0000FF"/>
+        </w:rPr>
+        <w:t xml:space="preserve"> </w:t>
+      </w:r>
+      <w:r>
+        <w:rPr>
+          <w:color w:val="0000FF"/>
+        </w:rPr>
+        <w:t xml:space="preserve">ini</w:t>
+      </w:r>
+      <w:r>
+        <w:rPr>
+          <w:color w:val="0000FF"/>
+        </w:rPr>
+        <w:t xml:space="preserve"> </w:t>
+      </w:r>
+      <w:r>
+        <w:rPr>
+          <w:color w:val="0000FF"/>
+        </w:rPr>
+        <w:t xml:space="preserve">(99,73%,</w:t>
+      </w:r>
+      <w:r>
+        <w:rPr>
+          <w:color w:val="0000FF"/>
+        </w:rPr>
+        <w:t xml:space="preserve"> </w:t>
+      </w:r>
+      <w:r>
+        <w:rPr>
+          <w:color w:val="0000FF"/>
+        </w:rPr>
+        <w:t xml:space="preserve">protokol</w:t>
+      </w:r>
+      <w:r>
+        <w:rPr>
+          <w:color w:val="0000FF"/>
+        </w:rPr>
+        <w:t xml:space="preserve"> </w:t>
+      </w:r>
+      <w:r>
+        <w:rPr>
+          <w:color w:val="0000FF"/>
+        </w:rPr>
+        <w:t xml:space="preserve">ablasi</w:t>
+      </w:r>
+      <w:r>
+        <w:rPr>
+          <w:color w:val="0000FF"/>
+        </w:rPr>
+        <w:t xml:space="preserve"> </w:t>
+      </w:r>
+      <w:r>
+        <w:rPr>
+          <w:color w:val="0000FF"/>
+        </w:rPr>
+        <w:t xml:space="preserve">50</w:t>
+      </w:r>
+      <w:r>
+        <w:rPr>
+          <w:color w:val="0000FF"/>
+        </w:rPr>
+        <w:t xml:space="preserve"> </w:t>
+      </w:r>
+      <w:r>
+        <w:rPr>
+          <w:i/>
+          <w:iCs/>
+          <w:color w:val="0000FF"/>
         </w:rPr>
         <w:t xml:space="preserve">epoch</w:t>
       </w:r>
       <w:r>
-        <w:t xml:space="preserve"> </w:t>
-      </w:r>
-      <w:r>
+        <w:rPr>
+          <w:color w:val="0000FF"/>
+        </w:rPr>
+        <w:t xml:space="preserve"> </w:t>
+      </w:r>
+      <w:r>
+        <w:rPr>
+          <w:color w:val="0000FF"/>
+        </w:rPr>
         <w:t xml:space="preserve">terkontrol)</w:t>
       </w:r>
       <w:r>
-        <w:t xml:space="preserve"> </w:t>
-      </w:r>
-      <w:r>
-        <w:t xml:space="preserve">mencerminkan perbedaan protokol pelatihan, bukan partisi data yang berbeda.</w:t>
-      </w:r>
-      <w:r>
-        <w:t xml:space="preserve"> </w:t>
-      </w:r>
-      <w:r>
+        <w:rPr>
+          <w:color w:val="0000FF"/>
+        </w:rPr>
+        <w:t xml:space="preserve"> </w:t>
+      </w:r>
+      <w:r>
+        <w:rPr>
+          <w:color w:val="0000FF"/>
+        </w:rPr>
+        <w:t xml:space="preserve">mencerminkan</w:t>
+      </w:r>
+      <w:r>
+        <w:rPr>
+          <w:color w:val="0000FF"/>
+        </w:rPr>
+        <w:t xml:space="preserve"> </w:t>
+      </w:r>
+      <w:r>
+        <w:rPr>
+          <w:color w:val="0000FF"/>
+        </w:rPr>
+        <w:t xml:space="preserve">perbedaan</w:t>
+      </w:r>
+      <w:r>
+        <w:rPr>
+          <w:color w:val="0000FF"/>
+        </w:rPr>
+        <w:t xml:space="preserve"> </w:t>
+      </w:r>
+      <w:r>
+        <w:rPr>
+          <w:color w:val="0000FF"/>
+        </w:rPr>
+        <w:t xml:space="preserve">protokol</w:t>
+      </w:r>
+      <w:r>
+        <w:rPr>
+          <w:color w:val="0000FF"/>
+        </w:rPr>
+        <w:t xml:space="preserve"> </w:t>
+      </w:r>
+      <w:r>
+        <w:rPr>
+          <w:color w:val="0000FF"/>
+        </w:rPr>
+        <w:t xml:space="preserve">pelatihan,</w:t>
+      </w:r>
+      <w:r>
+        <w:rPr>
+          <w:color w:val="0000FF"/>
+        </w:rPr>
+        <w:t xml:space="preserve"> </w:t>
+      </w:r>
+      <w:r>
+        <w:rPr>
+          <w:color w:val="0000FF"/>
+        </w:rPr>
+        <w:t xml:space="preserve">bukan</w:t>
+      </w:r>
+      <w:r>
+        <w:rPr>
+          <w:color w:val="0000FF"/>
+        </w:rPr>
+        <w:t xml:space="preserve"> </w:t>
+      </w:r>
+      <w:r>
+        <w:rPr>
+          <w:color w:val="0000FF"/>
+        </w:rPr>
+        <w:t xml:space="preserve">partisi</w:t>
+      </w:r>
+      <w:r>
+        <w:rPr>
+          <w:color w:val="0000FF"/>
+        </w:rPr>
+        <w:t xml:space="preserve"> </w:t>
+      </w:r>
+      <w:r>
+        <w:rPr>
+          <w:color w:val="0000FF"/>
+        </w:rPr>
+        <w:t xml:space="preserve">data</w:t>
+      </w:r>
+      <w:r>
+        <w:rPr>
+          <w:color w:val="0000FF"/>
+        </w:rPr>
+        <w:t xml:space="preserve"> </w:t>
+      </w:r>
+      <w:r>
+        <w:rPr>
+          <w:color w:val="0000FF"/>
+        </w:rPr>
+        <w:t xml:space="preserve">yang</w:t>
+      </w:r>
+      <w:r>
+        <w:rPr>
+          <w:color w:val="0000FF"/>
+        </w:rPr>
+        <w:t xml:space="preserve"> </w:t>
+      </w:r>
+      <w:r>
+        <w:rPr>
+          <w:color w:val="0000FF"/>
+        </w:rPr>
+        <w:t xml:space="preserve">berbeda.</w:t>
+      </w:r>
+      <w:r>
+        <w:t xml:space="preserve"> </w:t>
+      </w:r>
+      <w:r>
+        <w:rPr>
+          <w:color w:val="0000FF"/>
+        </w:rPr>
         <w:t xml:space="preserve">Penghapusan</w:t>
       </w:r>
       <w:r>
-        <w:t xml:space="preserve"> </w:t>
-      </w:r>
-      <w:r>
-        <w:rPr>
-          <w:i/>
-          <w:iCs/>
-        </w:rPr>
-        <w:t xml:space="preserve">Batch Normalization</w:t>
-      </w:r>
-      <w:r>
-        <w:t xml:space="preserve"> </w:t>
-      </w:r>
-      <w:r>
-        <w:t xml:space="preserve">pada Varian C</w:t>
-      </w:r>
-      <w:r>
-        <w:t xml:space="preserve"> </w:t>
-      </w:r>
-      <w:r>
-        <w:t xml:space="preserve">meningkatkan diskriminabilitas FSM dari 0,315 menjadi 0,735, yaitu kenaikan</w:t>
-      </w:r>
-      <w:r>
-        <w:t xml:space="preserve"> </w:t>
-      </w:r>
-      <w:r>
+        <w:rPr>
+          <w:color w:val="0000FF"/>
+        </w:rPr>
+        <w:t xml:space="preserve"> </w:t>
+      </w:r>
+      <w:r>
+        <w:rPr>
+          <w:i/>
+          <w:iCs/>
+          <w:color w:val="0000FF"/>
+        </w:rPr>
+        <w:t xml:space="preserve">Batch</w:t>
+      </w:r>
+      <w:r>
+        <w:rPr>
+          <w:i/>
+          <w:iCs/>
+          <w:color w:val="0000FF"/>
+        </w:rPr>
+        <w:t xml:space="preserve"> </w:t>
+      </w:r>
+      <w:r>
+        <w:rPr>
+          <w:i/>
+          <w:iCs/>
+          <w:color w:val="0000FF"/>
+        </w:rPr>
+        <w:t xml:space="preserve">Normalization</w:t>
+      </w:r>
+      <w:r>
+        <w:rPr>
+          <w:color w:val="0000FF"/>
+        </w:rPr>
+        <w:t xml:space="preserve"> </w:t>
+      </w:r>
+      <w:r>
+        <w:rPr>
+          <w:color w:val="0000FF"/>
+        </w:rPr>
+        <w:t xml:space="preserve">pada</w:t>
+      </w:r>
+      <w:r>
+        <w:rPr>
+          <w:color w:val="0000FF"/>
+        </w:rPr>
+        <w:t xml:space="preserve"> </w:t>
+      </w:r>
+      <w:r>
+        <w:rPr>
+          <w:color w:val="0000FF"/>
+        </w:rPr>
+        <w:t xml:space="preserve">Varian C</w:t>
+      </w:r>
+      <w:r>
+        <w:rPr>
+          <w:color w:val="0000FF"/>
+        </w:rPr>
+        <w:t xml:space="preserve"> </w:t>
+      </w:r>
+      <w:r>
+        <w:rPr>
+          <w:color w:val="0000FF"/>
+        </w:rPr>
+        <w:t xml:space="preserve">meningkatkan</w:t>
+      </w:r>
+      <w:r>
+        <w:rPr>
+          <w:color w:val="0000FF"/>
+        </w:rPr>
+        <w:t xml:space="preserve"> </w:t>
+      </w:r>
+      <w:r>
+        <w:rPr>
+          <w:color w:val="0000FF"/>
+        </w:rPr>
+        <w:t xml:space="preserve">diskriminabilitas</w:t>
+      </w:r>
+      <w:r>
+        <w:rPr>
+          <w:color w:val="0000FF"/>
+        </w:rPr>
+        <w:t xml:space="preserve"> </w:t>
+      </w:r>
+      <w:r>
+        <w:rPr>
+          <w:color w:val="0000FF"/>
+        </w:rPr>
+        <w:t xml:space="preserve">FSM</w:t>
+      </w:r>
+      <w:r>
+        <w:rPr>
+          <w:color w:val="0000FF"/>
+        </w:rPr>
+        <w:t xml:space="preserve"> </w:t>
+      </w:r>
+      <w:r>
+        <w:rPr>
+          <w:color w:val="0000FF"/>
+        </w:rPr>
+        <w:t xml:space="preserve">dari</w:t>
+      </w:r>
+      <w:r>
+        <w:rPr>
+          <w:color w:val="0000FF"/>
+        </w:rPr>
+        <w:t xml:space="preserve"> </w:t>
+      </w:r>
+      <w:r>
+        <w:rPr>
+          <w:color w:val="0000FF"/>
+        </w:rPr>
+        <w:t xml:space="preserve">0,315</w:t>
+      </w:r>
+      <w:r>
+        <w:rPr>
+          <w:color w:val="0000FF"/>
+        </w:rPr>
+        <w:t xml:space="preserve"> </w:t>
+      </w:r>
+      <w:r>
+        <w:rPr>
+          <w:color w:val="0000FF"/>
+        </w:rPr>
+        <w:t xml:space="preserve">menjadi</w:t>
+      </w:r>
+      <w:r>
+        <w:rPr>
+          <w:color w:val="0000FF"/>
+        </w:rPr>
+        <w:t xml:space="preserve"> </w:t>
+      </w:r>
+      <w:r>
+        <w:rPr>
+          <w:color w:val="0000FF"/>
+        </w:rPr>
+        <w:t xml:space="preserve">0,735,</w:t>
+      </w:r>
+      <w:r>
+        <w:rPr>
+          <w:color w:val="0000FF"/>
+        </w:rPr>
+        <w:t xml:space="preserve"> </w:t>
+      </w:r>
+      <w:r>
+        <w:rPr>
+          <w:color w:val="0000FF"/>
+        </w:rPr>
+        <w:t xml:space="preserve">yaitu</w:t>
+      </w:r>
+      <w:r>
+        <w:rPr>
+          <w:color w:val="0000FF"/>
+        </w:rPr>
+        <w:t xml:space="preserve"> </w:t>
+      </w:r>
+      <w:r>
+        <w:rPr>
+          <w:color w:val="0000FF"/>
+        </w:rPr>
+        <w:t xml:space="preserve">kenaikan</w:t>
+      </w:r>
+      <w:r>
+        <w:rPr>
+          <w:color w:val="0000FF"/>
+        </w:rPr>
+        <w:t xml:space="preserve"> </w:t>
+      </w:r>
+      <w:r>
+        <w:rPr>
+          <w:color w:val="0000FF"/>
+        </w:rPr>
         <w:t xml:space="preserve">sekitar</w:t>
       </w:r>
       <w:r>
+        <w:rPr>
+          <w:color w:val="0000FF"/>
+        </w:rPr>
         <w:t xml:space="preserve"> </w:t>
       </w:r>
       <m:oMath>
@@ -12976,9 +17610,15 @@
         </m:r>
       </m:oMath>
       <w:r>
-        <w:t xml:space="preserve"> </w:t>
-      </w:r>
-      <w:r>
+        <w:rPr>
+          <w:color w:val="0000FF"/>
+        </w:rPr>
+        <w:t xml:space="preserve"> </w:t>
+      </w:r>
+      <w:r>
+        <w:rPr>
+          <w:color w:val="0000FF"/>
+        </w:rPr>
         <w:t xml:space="preserve">(</w:t>
       </w:r>
       <m:oMath>
@@ -12999,69 +17639,341 @@
         </m:r>
       </m:oMath>
       <w:r>
-        <w:t xml:space="preserve">), dengan</w:t>
-      </w:r>
-      <w:r>
-        <w:t xml:space="preserve"> </w:t>
-      </w:r>
-      <w:r>
-        <w:rPr>
-          <w:i/>
-          <w:iCs/>
+        <w:rPr>
+          <w:color w:val="0000FF"/>
+        </w:rPr>
+        <w:t xml:space="preserve">),</w:t>
+      </w:r>
+      <w:r>
+        <w:rPr>
+          <w:color w:val="0000FF"/>
+        </w:rPr>
+        <w:t xml:space="preserve"> </w:t>
+      </w:r>
+      <w:r>
+        <w:rPr>
+          <w:color w:val="0000FF"/>
+        </w:rPr>
+        <w:t xml:space="preserve">dengan</w:t>
+      </w:r>
+      <w:r>
+        <w:rPr>
+          <w:color w:val="0000FF"/>
+        </w:rPr>
+        <w:t xml:space="preserve"> </w:t>
+      </w:r>
+      <w:r>
+        <w:rPr>
+          <w:i/>
+          <w:iCs/>
+          <w:color w:val="0000FF"/>
         </w:rPr>
         <w:t xml:space="preserve">trade-off</w:t>
       </w:r>
       <w:r>
-        <w:t xml:space="preserve"> </w:t>
-      </w:r>
-      <w:r>
-        <w:t xml:space="preserve">penurunan akurasi</w:t>
-      </w:r>
-      <w:r>
-        <w:t xml:space="preserve"> </w:t>
-      </w:r>
-      <w:r>
-        <w:t xml:space="preserve">3,60 poin persentase. Inilah temuan inti Novelti N2: hubungan</w:t>
-      </w:r>
-      <w:r>
-        <w:t xml:space="preserve"> </w:t>
-      </w:r>
-      <w:r>
-        <w:rPr>
-          <w:i/>
-          <w:iCs/>
-        </w:rPr>
-        <w:t xml:space="preserve">interpretability–accuracy trade-off</w:t>
-      </w:r>
-      <w:r>
-        <w:t xml:space="preserve"> </w:t>
-      </w:r>
-      <w:r>
+        <w:rPr>
+          <w:color w:val="0000FF"/>
+        </w:rPr>
+        <w:t xml:space="preserve"> </w:t>
+      </w:r>
+      <w:r>
+        <w:rPr>
+          <w:color w:val="0000FF"/>
+        </w:rPr>
+        <w:t xml:space="preserve">penurunan</w:t>
+      </w:r>
+      <w:r>
+        <w:rPr>
+          <w:color w:val="0000FF"/>
+        </w:rPr>
+        <w:t xml:space="preserve"> </w:t>
+      </w:r>
+      <w:r>
+        <w:rPr>
+          <w:color w:val="0000FF"/>
+        </w:rPr>
+        <w:t xml:space="preserve">akurasi</w:t>
+      </w:r>
+      <w:r>
+        <w:rPr>
+          <w:color w:val="0000FF"/>
+        </w:rPr>
+        <w:t xml:space="preserve"> </w:t>
+      </w:r>
+      <w:r>
+        <w:rPr>
+          <w:color w:val="0000FF"/>
+        </w:rPr>
+        <w:t xml:space="preserve">3,60</w:t>
+      </w:r>
+      <w:r>
+        <w:rPr>
+          <w:color w:val="0000FF"/>
+        </w:rPr>
+        <w:t xml:space="preserve"> </w:t>
+      </w:r>
+      <w:r>
+        <w:rPr>
+          <w:color w:val="0000FF"/>
+        </w:rPr>
+        <w:t xml:space="preserve">poin</w:t>
+      </w:r>
+      <w:r>
+        <w:rPr>
+          <w:color w:val="0000FF"/>
+        </w:rPr>
+        <w:t xml:space="preserve"> </w:t>
+      </w:r>
+      <w:r>
+        <w:rPr>
+          <w:color w:val="0000FF"/>
+        </w:rPr>
+        <w:t xml:space="preserve">persentase.</w:t>
+      </w:r>
+      <w:r>
+        <w:rPr>
+          <w:color w:val="0000FF"/>
+        </w:rPr>
+        <w:t xml:space="preserve"> </w:t>
+      </w:r>
+      <w:r>
+        <w:rPr>
+          <w:color w:val="0000FF"/>
+        </w:rPr>
+        <w:t xml:space="preserve">Inilah</w:t>
+      </w:r>
+      <w:r>
+        <w:rPr>
+          <w:color w:val="0000FF"/>
+        </w:rPr>
+        <w:t xml:space="preserve"> </w:t>
+      </w:r>
+      <w:r>
+        <w:rPr>
+          <w:color w:val="0000FF"/>
+        </w:rPr>
+        <w:t xml:space="preserve">temuan</w:t>
+      </w:r>
+      <w:r>
+        <w:rPr>
+          <w:color w:val="0000FF"/>
+        </w:rPr>
+        <w:t xml:space="preserve"> </w:t>
+      </w:r>
+      <w:r>
+        <w:rPr>
+          <w:color w:val="0000FF"/>
+        </w:rPr>
+        <w:t xml:space="preserve">inti</w:t>
+      </w:r>
+      <w:r>
+        <w:rPr>
+          <w:color w:val="0000FF"/>
+        </w:rPr>
+        <w:t xml:space="preserve"> </w:t>
+      </w:r>
+      <w:r>
+        <w:rPr>
+          <w:color w:val="0000FF"/>
+        </w:rPr>
+        <w:t xml:space="preserve">Novelti N2:</w:t>
+      </w:r>
+      <w:r>
+        <w:rPr>
+          <w:color w:val="0000FF"/>
+        </w:rPr>
+        <w:t xml:space="preserve"> </w:t>
+      </w:r>
+      <w:r>
+        <w:rPr>
+          <w:color w:val="0000FF"/>
+        </w:rPr>
+        <w:t xml:space="preserve">hubungan</w:t>
+      </w:r>
+      <w:r>
+        <w:rPr>
+          <w:color w:val="0000FF"/>
+        </w:rPr>
+        <w:t xml:space="preserve"> </w:t>
+      </w:r>
+      <w:r>
+        <w:rPr>
+          <w:i/>
+          <w:iCs/>
+          <w:color w:val="0000FF"/>
+        </w:rPr>
+        <w:t xml:space="preserve">interpretability–accuracy</w:t>
+      </w:r>
+      <w:r>
+        <w:rPr>
+          <w:i/>
+          <w:iCs/>
+          <w:color w:val="0000FF"/>
+        </w:rPr>
+        <w:t xml:space="preserve"> </w:t>
+      </w:r>
+      <w:r>
+        <w:rPr>
+          <w:i/>
+          <w:iCs/>
+          <w:color w:val="0000FF"/>
+        </w:rPr>
+        <w:t xml:space="preserve">trade-off</w:t>
+      </w:r>
+      <w:r>
+        <w:rPr>
+          <w:color w:val="0000FF"/>
+        </w:rPr>
+        <w:t xml:space="preserve"> </w:t>
+      </w:r>
+      <w:r>
+        <w:rPr>
+          <w:color w:val="0000FF"/>
+        </w:rPr>
         <w:t xml:space="preserve">antara</w:t>
       </w:r>
       <w:r>
-        <w:t xml:space="preserve"> </w:t>
-      </w:r>
-      <w:r>
-        <w:rPr>
-          <w:i/>
-          <w:iCs/>
-        </w:rPr>
-        <w:t xml:space="preserve">Batch Normalization</w:t>
-      </w:r>
-      <w:r>
-        <w:t xml:space="preserve"> </w:t>
-      </w:r>
-      <w:r>
-        <w:t xml:space="preserve">dan kualitas interpretabilitas level sinyal yang sebelumnya tidak</w:t>
-      </w:r>
-      <w:r>
-        <w:t xml:space="preserve"> </w:t>
-      </w:r>
-      <w:r>
+        <w:rPr>
+          <w:color w:val="0000FF"/>
+        </w:rPr>
+        <w:t xml:space="preserve"> </w:t>
+      </w:r>
+      <w:r>
+        <w:rPr>
+          <w:i/>
+          <w:iCs/>
+          <w:color w:val="0000FF"/>
+        </w:rPr>
+        <w:t xml:space="preserve">Batch</w:t>
+      </w:r>
+      <w:r>
+        <w:rPr>
+          <w:i/>
+          <w:iCs/>
+          <w:color w:val="0000FF"/>
+        </w:rPr>
+        <w:t xml:space="preserve"> </w:t>
+      </w:r>
+      <w:r>
+        <w:rPr>
+          <w:i/>
+          <w:iCs/>
+          <w:color w:val="0000FF"/>
+        </w:rPr>
+        <w:t xml:space="preserve">Normalization</w:t>
+      </w:r>
+      <w:r>
+        <w:rPr>
+          <w:color w:val="0000FF"/>
+        </w:rPr>
+        <w:t xml:space="preserve"> </w:t>
+      </w:r>
+      <w:r>
+        <w:rPr>
+          <w:color w:val="0000FF"/>
+        </w:rPr>
+        <w:t xml:space="preserve">dan</w:t>
+      </w:r>
+      <w:r>
+        <w:rPr>
+          <w:color w:val="0000FF"/>
+        </w:rPr>
+        <w:t xml:space="preserve"> </w:t>
+      </w:r>
+      <w:r>
+        <w:rPr>
+          <w:color w:val="0000FF"/>
+        </w:rPr>
+        <w:t xml:space="preserve">kualitas</w:t>
+      </w:r>
+      <w:r>
+        <w:rPr>
+          <w:color w:val="0000FF"/>
+        </w:rPr>
+        <w:t xml:space="preserve"> </w:t>
+      </w:r>
+      <w:r>
+        <w:rPr>
+          <w:color w:val="0000FF"/>
+        </w:rPr>
+        <w:t xml:space="preserve">interpretabilitas</w:t>
+      </w:r>
+      <w:r>
+        <w:rPr>
+          <w:color w:val="0000FF"/>
+        </w:rPr>
+        <w:t xml:space="preserve"> </w:t>
+      </w:r>
+      <w:r>
+        <w:rPr>
+          <w:color w:val="0000FF"/>
+        </w:rPr>
+        <w:t xml:space="preserve">level</w:t>
+      </w:r>
+      <w:r>
+        <w:rPr>
+          <w:color w:val="0000FF"/>
+        </w:rPr>
+        <w:t xml:space="preserve"> </w:t>
+      </w:r>
+      <w:r>
+        <w:rPr>
+          <w:color w:val="0000FF"/>
+        </w:rPr>
+        <w:t xml:space="preserve">sinyal</w:t>
+      </w:r>
+      <w:r>
+        <w:rPr>
+          <w:color w:val="0000FF"/>
+        </w:rPr>
+        <w:t xml:space="preserve"> </w:t>
+      </w:r>
+      <w:r>
+        <w:rPr>
+          <w:color w:val="0000FF"/>
+        </w:rPr>
+        <w:t xml:space="preserve">yang</w:t>
+      </w:r>
+      <w:r>
+        <w:rPr>
+          <w:color w:val="0000FF"/>
+        </w:rPr>
+        <w:t xml:space="preserve"> </w:t>
+      </w:r>
+      <w:r>
+        <w:rPr>
+          <w:color w:val="0000FF"/>
+        </w:rPr>
+        <w:t xml:space="preserve">sebelumnya</w:t>
+      </w:r>
+      <w:r>
+        <w:rPr>
+          <w:color w:val="0000FF"/>
+        </w:rPr>
+        <w:t xml:space="preserve"> </w:t>
+      </w:r>
+      <w:r>
+        <w:rPr>
+          <w:color w:val="0000FF"/>
+        </w:rPr>
+        <w:t xml:space="preserve">tidak</w:t>
+      </w:r>
+      <w:r>
+        <w:rPr>
+          <w:color w:val="0000FF"/>
+        </w:rPr>
+        <w:t xml:space="preserve"> </w:t>
+      </w:r>
+      <w:r>
+        <w:rPr>
+          <w:color w:val="0000FF"/>
+        </w:rPr>
         <w:t xml:space="preserve">terdokumentasi</w:t>
       </w:r>
       <w:r>
+        <w:rPr>
+          <w:color w:val="0000FF"/>
+        </w:rPr>
         <w:t xml:space="preserve"> </w:t>
       </w:r>
       <w:r>
@@ -13074,31 +17986,218 @@
         <w:t xml:space="preserve">, 2025)</w:t>
       </w:r>
       <w:r>
+        <w:rPr>
+          <w:color w:val="0000FF"/>
+        </w:rPr>
         <w:t xml:space="preserve">.</w:t>
       </w:r>
       <w:r>
         <w:t xml:space="preserve"> </w:t>
       </w:r>
       <w:r>
-        <w:t xml:space="preserve">Penggantian kernel pertama lebar (64) dengan kernel sempit</w:t>
-      </w:r>
-      <w:r>
-        <w:t xml:space="preserve"> </w:t>
-      </w:r>
-      <w:r>
+        <w:rPr>
+          <w:color w:val="0000FF"/>
+        </w:rPr>
+        <w:t xml:space="preserve">Penggantian</w:t>
+      </w:r>
+      <w:r>
+        <w:rPr>
+          <w:color w:val="0000FF"/>
+        </w:rPr>
+        <w:t xml:space="preserve"> </w:t>
+      </w:r>
+      <w:r>
+        <w:rPr>
+          <w:color w:val="0000FF"/>
+        </w:rPr>
+        <w:t xml:space="preserve">kernel</w:t>
+      </w:r>
+      <w:r>
+        <w:rPr>
+          <w:color w:val="0000FF"/>
+        </w:rPr>
+        <w:t xml:space="preserve"> </w:t>
+      </w:r>
+      <w:r>
+        <w:rPr>
+          <w:color w:val="0000FF"/>
+        </w:rPr>
+        <w:t xml:space="preserve">pertama</w:t>
+      </w:r>
+      <w:r>
+        <w:rPr>
+          <w:color w:val="0000FF"/>
+        </w:rPr>
+        <w:t xml:space="preserve"> </w:t>
+      </w:r>
+      <w:r>
+        <w:rPr>
+          <w:color w:val="0000FF"/>
+        </w:rPr>
+        <w:t xml:space="preserve">lebar</w:t>
+      </w:r>
+      <w:r>
+        <w:rPr>
+          <w:color w:val="0000FF"/>
+        </w:rPr>
+        <w:t xml:space="preserve"> </w:t>
+      </w:r>
+      <w:r>
+        <w:rPr>
+          <w:color w:val="0000FF"/>
+        </w:rPr>
+        <w:t xml:space="preserve">(64)</w:t>
+      </w:r>
+      <w:r>
+        <w:rPr>
+          <w:color w:val="0000FF"/>
+        </w:rPr>
+        <w:t xml:space="preserve"> </w:t>
+      </w:r>
+      <w:r>
+        <w:rPr>
+          <w:color w:val="0000FF"/>
+        </w:rPr>
+        <w:t xml:space="preserve">dengan</w:t>
+      </w:r>
+      <w:r>
+        <w:rPr>
+          <w:color w:val="0000FF"/>
+        </w:rPr>
+        <w:t xml:space="preserve"> </w:t>
+      </w:r>
+      <w:r>
+        <w:rPr>
+          <w:color w:val="0000FF"/>
+        </w:rPr>
+        <w:t xml:space="preserve">kernel</w:t>
+      </w:r>
+      <w:r>
+        <w:rPr>
+          <w:color w:val="0000FF"/>
+        </w:rPr>
+        <w:t xml:space="preserve"> </w:t>
+      </w:r>
+      <w:r>
+        <w:rPr>
+          <w:color w:val="0000FF"/>
+        </w:rPr>
+        <w:t xml:space="preserve">sempit</w:t>
+      </w:r>
+      <w:r>
+        <w:rPr>
+          <w:color w:val="0000FF"/>
+        </w:rPr>
+        <w:t xml:space="preserve"> </w:t>
+      </w:r>
+      <w:r>
+        <w:rPr>
+          <w:color w:val="0000FF"/>
+        </w:rPr>
         <w:t xml:space="preserve">(</w:t>
       </w:r>
       <w:r>
         <w:rPr>
           <w:i/>
           <w:iCs/>
+          <w:color w:val="0000FF"/>
         </w:rPr>
         <w:t xml:space="preserve">k</w:t>
       </w:r>
       <w:r>
-        <w:t xml:space="preserve">=3) pada Varian B justru melonjakkan jumlah parameter sebesar</w:t>
-      </w:r>
-      <w:r>
+        <w:rPr>
+          <w:color w:val="0000FF"/>
+        </w:rPr>
+        <w:t xml:space="preserve">=3)</w:t>
+      </w:r>
+      <w:r>
+        <w:rPr>
+          <w:color w:val="0000FF"/>
+        </w:rPr>
+        <w:t xml:space="preserve"> </w:t>
+      </w:r>
+      <w:r>
+        <w:rPr>
+          <w:color w:val="0000FF"/>
+        </w:rPr>
+        <w:t xml:space="preserve">pada</w:t>
+      </w:r>
+      <w:r>
+        <w:rPr>
+          <w:color w:val="0000FF"/>
+        </w:rPr>
+        <w:t xml:space="preserve"> </w:t>
+      </w:r>
+      <w:r>
+        <w:rPr>
+          <w:color w:val="0000FF"/>
+        </w:rPr>
+        <w:t xml:space="preserve">Varian B</w:t>
+      </w:r>
+      <w:r>
+        <w:rPr>
+          <w:color w:val="0000FF"/>
+        </w:rPr>
+        <w:t xml:space="preserve"> </w:t>
+      </w:r>
+      <w:r>
+        <w:rPr>
+          <w:color w:val="0000FF"/>
+        </w:rPr>
+        <w:t xml:space="preserve">justru</w:t>
+      </w:r>
+      <w:r>
+        <w:rPr>
+          <w:color w:val="0000FF"/>
+        </w:rPr>
+        <w:t xml:space="preserve"> </w:t>
+      </w:r>
+      <w:r>
+        <w:rPr>
+          <w:color w:val="0000FF"/>
+        </w:rPr>
+        <w:t xml:space="preserve">melonjakkan</w:t>
+      </w:r>
+      <w:r>
+        <w:rPr>
+          <w:color w:val="0000FF"/>
+        </w:rPr>
+        <w:t xml:space="preserve"> </w:t>
+      </w:r>
+      <w:r>
+        <w:rPr>
+          <w:color w:val="0000FF"/>
+        </w:rPr>
+        <w:t xml:space="preserve">jumlah</w:t>
+      </w:r>
+      <w:r>
+        <w:rPr>
+          <w:color w:val="0000FF"/>
+        </w:rPr>
+        <w:t xml:space="preserve"> </w:t>
+      </w:r>
+      <w:r>
+        <w:rPr>
+          <w:color w:val="0000FF"/>
+        </w:rPr>
+        <w:t xml:space="preserve">parameter</w:t>
+      </w:r>
+      <w:r>
+        <w:rPr>
+          <w:color w:val="0000FF"/>
+        </w:rPr>
+        <w:t xml:space="preserve"> </w:t>
+      </w:r>
+      <w:r>
+        <w:rPr>
+          <w:color w:val="0000FF"/>
+        </w:rPr>
+        <w:t xml:space="preserve">sebesar</w:t>
+      </w:r>
+      <w:r>
+        <w:rPr>
+          <w:color w:val="0000FF"/>
+        </w:rPr>
         <w:t xml:space="preserve"> </w:t>
       </w:r>
       <m:oMath>
@@ -13122,28 +18221,400 @@
         </m:r>
       </m:oMath>
       <w:r>
-        <w:t xml:space="preserve"> </w:t>
-      </w:r>
-      <w:r>
-        <w:t xml:space="preserve">(dari 60.710 menjadi 443.734) karena peta fitur beresolusi</w:t>
-      </w:r>
-      <w:r>
-        <w:t xml:space="preserve"> </w:t>
-      </w:r>
-      <w:r>
-        <w:t xml:space="preserve">penuh memerlukan bank filter yang jauh lebih besar; kenaikan</w:t>
-      </w:r>
-      <w:r>
-        <w:t xml:space="preserve"> </w:t>
-      </w:r>
-      <w:r>
-        <w:t xml:space="preserve">diskriminabilitas FSM yang diperoleh hanya 17% sehingga kernel lebar tetap</w:t>
-      </w:r>
-      <w:r>
-        <w:t xml:space="preserve"> </w:t>
-      </w:r>
-      <w:r>
-        <w:t xml:space="preserve">merupakan pilihan desain yang lebih efisien.</w:t>
+        <w:rPr>
+          <w:color w:val="0000FF"/>
+        </w:rPr>
+        <w:t xml:space="preserve"> </w:t>
+      </w:r>
+      <w:r>
+        <w:rPr>
+          <w:color w:val="0000FF"/>
+        </w:rPr>
+        <w:t xml:space="preserve">(dari</w:t>
+      </w:r>
+      <w:r>
+        <w:rPr>
+          <w:color w:val="0000FF"/>
+        </w:rPr>
+        <w:t xml:space="preserve"> </w:t>
+      </w:r>
+      <w:r>
+        <w:rPr>
+          <w:color w:val="0000FF"/>
+        </w:rPr>
+        <w:t xml:space="preserve">60.710</w:t>
+      </w:r>
+      <w:r>
+        <w:rPr>
+          <w:color w:val="0000FF"/>
+        </w:rPr>
+        <w:t xml:space="preserve"> </w:t>
+      </w:r>
+      <w:r>
+        <w:rPr>
+          <w:color w:val="0000FF"/>
+        </w:rPr>
+        <w:t xml:space="preserve">menjadi</w:t>
+      </w:r>
+      <w:r>
+        <w:rPr>
+          <w:color w:val="0000FF"/>
+        </w:rPr>
+        <w:t xml:space="preserve"> </w:t>
+      </w:r>
+      <w:r>
+        <w:rPr>
+          <w:color w:val="0000FF"/>
+        </w:rPr>
+        <w:t xml:space="preserve">443.734)</w:t>
+      </w:r>
+      <w:r>
+        <w:rPr>
+          <w:color w:val="0000FF"/>
+        </w:rPr>
+        <w:t xml:space="preserve"> </w:t>
+      </w:r>
+      <w:r>
+        <w:rPr>
+          <w:color w:val="0000FF"/>
+        </w:rPr>
+        <w:t xml:space="preserve">karena</w:t>
+      </w:r>
+      <w:r>
+        <w:rPr>
+          <w:color w:val="0000FF"/>
+        </w:rPr>
+        <w:t xml:space="preserve"> </w:t>
+      </w:r>
+      <w:r>
+        <w:rPr>
+          <w:color w:val="0000FF"/>
+        </w:rPr>
+        <w:t xml:space="preserve">peta</w:t>
+      </w:r>
+      <w:r>
+        <w:rPr>
+          <w:color w:val="0000FF"/>
+        </w:rPr>
+        <w:t xml:space="preserve"> </w:t>
+      </w:r>
+      <w:r>
+        <w:rPr>
+          <w:color w:val="0000FF"/>
+        </w:rPr>
+        <w:t xml:space="preserve">fitur</w:t>
+      </w:r>
+      <w:r>
+        <w:rPr>
+          <w:color w:val="0000FF"/>
+        </w:rPr>
+        <w:t xml:space="preserve"> </w:t>
+      </w:r>
+      <w:r>
+        <w:rPr>
+          <w:color w:val="0000FF"/>
+        </w:rPr>
+        <w:t xml:space="preserve">beresolusi</w:t>
+      </w:r>
+      <w:r>
+        <w:rPr>
+          <w:color w:val="0000FF"/>
+        </w:rPr>
+        <w:t xml:space="preserve"> </w:t>
+      </w:r>
+      <w:r>
+        <w:rPr>
+          <w:color w:val="0000FF"/>
+        </w:rPr>
+        <w:t xml:space="preserve">penuh</w:t>
+      </w:r>
+      <w:r>
+        <w:rPr>
+          <w:color w:val="0000FF"/>
+        </w:rPr>
+        <w:t xml:space="preserve"> </w:t>
+      </w:r>
+      <w:r>
+        <w:rPr>
+          <w:color w:val="0000FF"/>
+        </w:rPr>
+        <w:t xml:space="preserve">memerlukan</w:t>
+      </w:r>
+      <w:r>
+        <w:rPr>
+          <w:color w:val="0000FF"/>
+        </w:rPr>
+        <w:t xml:space="preserve"> </w:t>
+      </w:r>
+      <w:r>
+        <w:rPr>
+          <w:color w:val="0000FF"/>
+        </w:rPr>
+        <w:t xml:space="preserve">bank</w:t>
+      </w:r>
+      <w:r>
+        <w:rPr>
+          <w:color w:val="0000FF"/>
+        </w:rPr>
+        <w:t xml:space="preserve"> </w:t>
+      </w:r>
+      <w:r>
+        <w:rPr>
+          <w:color w:val="0000FF"/>
+        </w:rPr>
+        <w:t xml:space="preserve">filter</w:t>
+      </w:r>
+      <w:r>
+        <w:rPr>
+          <w:color w:val="0000FF"/>
+        </w:rPr>
+        <w:t xml:space="preserve"> </w:t>
+      </w:r>
+      <w:r>
+        <w:rPr>
+          <w:color w:val="0000FF"/>
+        </w:rPr>
+        <w:t xml:space="preserve">yang</w:t>
+      </w:r>
+      <w:r>
+        <w:rPr>
+          <w:color w:val="0000FF"/>
+        </w:rPr>
+        <w:t xml:space="preserve"> </w:t>
+      </w:r>
+      <w:r>
+        <w:rPr>
+          <w:color w:val="0000FF"/>
+        </w:rPr>
+        <w:t xml:space="preserve">jauh</w:t>
+      </w:r>
+      <w:r>
+        <w:rPr>
+          <w:color w:val="0000FF"/>
+        </w:rPr>
+        <w:t xml:space="preserve"> </w:t>
+      </w:r>
+      <w:r>
+        <w:rPr>
+          <w:color w:val="0000FF"/>
+        </w:rPr>
+        <w:t xml:space="preserve">lebih</w:t>
+      </w:r>
+      <w:r>
+        <w:rPr>
+          <w:color w:val="0000FF"/>
+        </w:rPr>
+        <w:t xml:space="preserve"> </w:t>
+      </w:r>
+      <w:r>
+        <w:rPr>
+          <w:color w:val="0000FF"/>
+        </w:rPr>
+        <w:t xml:space="preserve">besar;</w:t>
+      </w:r>
+      <w:r>
+        <w:rPr>
+          <w:color w:val="0000FF"/>
+        </w:rPr>
+        <w:t xml:space="preserve"> </w:t>
+      </w:r>
+      <w:r>
+        <w:rPr>
+          <w:color w:val="0000FF"/>
+        </w:rPr>
+        <w:t xml:space="preserve">kenaikan</w:t>
+      </w:r>
+      <w:r>
+        <w:rPr>
+          <w:color w:val="0000FF"/>
+        </w:rPr>
+        <w:t xml:space="preserve"> </w:t>
+      </w:r>
+      <w:r>
+        <w:rPr>
+          <w:color w:val="0000FF"/>
+        </w:rPr>
+        <w:t xml:space="preserve">diskriminabilitas</w:t>
+      </w:r>
+      <w:r>
+        <w:rPr>
+          <w:color w:val="0000FF"/>
+        </w:rPr>
+        <w:t xml:space="preserve"> </w:t>
+      </w:r>
+      <w:r>
+        <w:rPr>
+          <w:color w:val="0000FF"/>
+        </w:rPr>
+        <w:t xml:space="preserve">FSM</w:t>
+      </w:r>
+      <w:r>
+        <w:rPr>
+          <w:color w:val="0000FF"/>
+        </w:rPr>
+        <w:t xml:space="preserve"> </w:t>
+      </w:r>
+      <w:r>
+        <w:rPr>
+          <w:color w:val="0000FF"/>
+        </w:rPr>
+        <w:t xml:space="preserve">yang</w:t>
+      </w:r>
+      <w:r>
+        <w:rPr>
+          <w:color w:val="0000FF"/>
+        </w:rPr>
+        <w:t xml:space="preserve"> </w:t>
+      </w:r>
+      <w:r>
+        <w:rPr>
+          <w:color w:val="0000FF"/>
+        </w:rPr>
+        <w:t xml:space="preserve">diperoleh</w:t>
+      </w:r>
+      <w:r>
+        <w:rPr>
+          <w:color w:val="0000FF"/>
+        </w:rPr>
+        <w:t xml:space="preserve"> </w:t>
+      </w:r>
+      <w:r>
+        <w:rPr>
+          <w:color w:val="0000FF"/>
+        </w:rPr>
+        <w:t xml:space="preserve">hanya</w:t>
+      </w:r>
+      <w:r>
+        <w:rPr>
+          <w:color w:val="0000FF"/>
+        </w:rPr>
+        <w:t xml:space="preserve"> </w:t>
+      </w:r>
+      <w:r>
+        <w:rPr>
+          <w:color w:val="0000FF"/>
+        </w:rPr>
+        <w:t xml:space="preserve">17%</w:t>
+      </w:r>
+      <w:r>
+        <w:rPr>
+          <w:color w:val="0000FF"/>
+        </w:rPr>
+        <w:t xml:space="preserve"> </w:t>
+      </w:r>
+      <w:r>
+        <w:rPr>
+          <w:color w:val="0000FF"/>
+        </w:rPr>
+        <w:t xml:space="preserve">sehingga</w:t>
+      </w:r>
+      <w:r>
+        <w:rPr>
+          <w:color w:val="0000FF"/>
+        </w:rPr>
+        <w:t xml:space="preserve"> </w:t>
+      </w:r>
+      <w:r>
+        <w:rPr>
+          <w:color w:val="0000FF"/>
+        </w:rPr>
+        <w:t xml:space="preserve">kernel</w:t>
+      </w:r>
+      <w:r>
+        <w:rPr>
+          <w:color w:val="0000FF"/>
+        </w:rPr>
+        <w:t xml:space="preserve"> </w:t>
+      </w:r>
+      <w:r>
+        <w:rPr>
+          <w:color w:val="0000FF"/>
+        </w:rPr>
+        <w:t xml:space="preserve">lebar</w:t>
+      </w:r>
+      <w:r>
+        <w:rPr>
+          <w:color w:val="0000FF"/>
+        </w:rPr>
+        <w:t xml:space="preserve"> </w:t>
+      </w:r>
+      <w:r>
+        <w:rPr>
+          <w:color w:val="0000FF"/>
+        </w:rPr>
+        <w:t xml:space="preserve">tetap</w:t>
+      </w:r>
+      <w:r>
+        <w:rPr>
+          <w:color w:val="0000FF"/>
+        </w:rPr>
+        <w:t xml:space="preserve"> </w:t>
+      </w:r>
+      <w:r>
+        <w:rPr>
+          <w:color w:val="0000FF"/>
+        </w:rPr>
+        <w:t xml:space="preserve">merupakan</w:t>
+      </w:r>
+      <w:r>
+        <w:rPr>
+          <w:color w:val="0000FF"/>
+        </w:rPr>
+        <w:t xml:space="preserve"> </w:t>
+      </w:r>
+      <w:r>
+        <w:rPr>
+          <w:color w:val="0000FF"/>
+        </w:rPr>
+        <w:t xml:space="preserve">pilihan</w:t>
+      </w:r>
+      <w:r>
+        <w:rPr>
+          <w:color w:val="0000FF"/>
+        </w:rPr>
+        <w:t xml:space="preserve"> </w:t>
+      </w:r>
+      <w:r>
+        <w:rPr>
+          <w:color w:val="0000FF"/>
+        </w:rPr>
+        <w:t xml:space="preserve">desain</w:t>
+      </w:r>
+      <w:r>
+        <w:rPr>
+          <w:color w:val="0000FF"/>
+        </w:rPr>
+        <w:t xml:space="preserve"> </w:t>
+      </w:r>
+      <w:r>
+        <w:rPr>
+          <w:color w:val="0000FF"/>
+        </w:rPr>
+        <w:t xml:space="preserve">yang</w:t>
+      </w:r>
+      <w:r>
+        <w:rPr>
+          <w:color w:val="0000FF"/>
+        </w:rPr>
+        <w:t xml:space="preserve"> </w:t>
+      </w:r>
+      <w:r>
+        <w:rPr>
+          <w:color w:val="0000FF"/>
+        </w:rPr>
+        <w:t xml:space="preserve">lebih</w:t>
+      </w:r>
+      <w:r>
+        <w:rPr>
+          <w:color w:val="0000FF"/>
+        </w:rPr>
+        <w:t xml:space="preserve"> </w:t>
+      </w:r>
+      <w:r>
+        <w:rPr>
+          <w:color w:val="0000FF"/>
+        </w:rPr>
+        <w:t xml:space="preserve">efisien.</w:t>
       </w:r>
     </w:p>
     <w:p>
@@ -13151,8 +18622,8 @@
         <w:pStyle w:val="Paragraf"/>
       </w:pPr>
     </w:p>
-    <w:bookmarkEnd w:id="104"/>
-    <w:bookmarkStart w:id="105" w:name="subsec:bab4_ablasi_mekanisme"/>
+    <w:bookmarkEnd w:id="112"/>
+    <w:bookmarkStart w:id="113" w:name="subsec:bab4_ablasi_mekanisme"/>
     <w:p>
       <w:pPr>
         <w:pStyle w:val="Heading3"/>
@@ -13496,15 +18967,15 @@
         <w:pStyle w:val="Paragraf"/>
       </w:pPr>
     </w:p>
-    <w:bookmarkEnd w:id="105"/>
-    <w:bookmarkEnd w:id="106"/>
-    <w:bookmarkStart w:id="108" w:name="sec:bab4_sintesis"/>
+    <w:bookmarkEnd w:id="113"/>
+    <w:bookmarkEnd w:id="114"/>
+    <w:bookmarkStart w:id="116" w:name="sec:bab4_sintesis"/>
     <w:p>
       <w:pPr>
         <w:pStyle w:val="Heading2"/>
       </w:pPr>
       <w:r>
-        <w:t xml:space="preserve">Sintesis Lintas Kelompok Algoritma dan Implikasi Desain PdM</w:t>
+        <w:t xml:space="preserve">Sintesis antar Kelompok Algoritma dan Implikasi Desain PdM</w:t>
       </w:r>
     </w:p>
     <w:p>
@@ -13531,7 +19002,20 @@
         <w:t xml:space="preserve"> </w:t>
       </w:r>
       <w:r>
-        <w:t xml:space="preserve">yang dievaluasi pada Bab ini dari perspektif PdM multi-tier, dengan mempertimbangkan</w:t>
+        <w:t xml:space="preserve">yang dievaluasi pada Bab ini dari perspektif PdM</w:t>
+      </w:r>
+      <w:r>
+        <w:t xml:space="preserve"> </w:t>
+      </w:r>
+      <w:r>
+        <w:rPr>
+          <w:i/>
+          <w:iCs/>
+        </w:rPr>
+        <w:t xml:space="preserve">multi-tier</w:t>
+      </w:r>
+      <w:r>
+        <w:t xml:space="preserve">, dengan mempertimbangkan</w:t>
       </w:r>
       <w:r>
         <w:t xml:space="preserve"> </w:t>
@@ -13551,7 +19035,7 @@
         <w:pStyle w:val="Paragraf"/>
       </w:pPr>
     </w:p>
-    <w:bookmarkStart w:id="107" w:name="tab:bab4_sintesis"/>
+    <w:bookmarkStart w:id="115" w:name="tab:bab4_sintesis"/>
     <w:p>
       <w:pPr>
         <w:pStyle w:val="judulTabel"/>
@@ -13559,7 +19043,7 @@
       <w:r>
         <w:t xml:space="preserve">Tabel </w:t>
       </w:r>
-      <w:bookmarkStart w:id="123" w:name="tab_bab4_sintesis"/>
+      <w:bookmarkStart w:id="133" w:name="tab_bab4_sintesis"/>
       <w:r>
         <w:t xml:space="preserve">IV.</w:t>
       </w:r>
@@ -13568,12 +19052,12 @@
           <w:t xml:space="preserve">6</w:t>
         </w:r>
       </w:fldSimple>
-      <w:bookmarkEnd w:id="123"/>
-      <w:r>
-        <w:t xml:space="preserve"> </w:t>
-      </w:r>
-      <w:r>
-        <w:t xml:space="preserve">Perbandingan lintas kelompok model diagnostik dari perspektif</w:t>
+      <w:bookmarkEnd w:id="133"/>
+      <w:r>
+        <w:t xml:space="preserve"> </w:t>
+      </w:r>
+      <w:r>
+        <w:t xml:space="preserve">Perbandingan antar kelompok model diagnostik dari perspektif</w:t>
       </w:r>
       <w:r>
         <w:t xml:space="preserve"> </w:t>
@@ -13632,7 +19116,7 @@
         <w:tblStyle w:val="Table"/>
         <w:tblW w:type="dxa" w:w="7933"/>
         <w:tblLook w:firstRow="1" w:lastRow="0" w:firstColumn="0" w:lastColumn="0" w:noHBand="0" w:noVBand="0" w:val="0020"/>
-        <w:tblCaption w:val="Perbandingan lintas kelompok model diagnostik dari perspektif desain sistem PdM multi-tier. Kolom Tier menyatakan lapisan target dalam arsitektur Edge IoT – Edge Server – Cloud. Tanda \star menyatakan pilihan yang direkomendasikan per tier."/>
+        <w:tblCaption w:val="Perbandingan antar kelompok model diagnostik dari perspektif desain sistem PdM multi-tier. Kolom Tier menyatakan lapisan target dalam arsitektur Edge IoT – Edge Server – Cloud. Tanda \star menyatakan pilihan yang direkomendasikan per tier."/>
         <w:tblLayout w:type="fixed"/>
       </w:tblPr>
       <w:tblGrid>
@@ -14563,13 +20047,13 @@
         <w:pStyle w:val="Paragraf"/>
       </w:pPr>
     </w:p>
-    <w:bookmarkEnd w:id="107"/>
+    <w:bookmarkEnd w:id="115"/>
     <w:p>
       <w:pPr>
         <w:pStyle w:val="Paragraf"/>
       </w:pPr>
       <w:r>
-        <w:t xml:space="preserve">Tiga kesimpulan utama dari sintesis lintas kelompok algoritma ini adalah</w:t>
+        <w:t xml:space="preserve">Tiga kesimpulan utama dari sintesis antar kelompok algoritma ini adalah</w:t>
       </w:r>
       <w:r>
         <w:t xml:space="preserve"> </w:t>
@@ -14581,7 +20065,7 @@
         <w:t xml:space="preserve"> </w:t>
       </w:r>
       <w:r>
-        <w:t xml:space="preserve">Pertama, terdapat gradien akurasi yang konsisten: WDCNN Var-A (99,87%)</w:t>
+        <w:t xml:space="preserve">Pertama, terdapat gradien akurasi yang konsisten antara WDCNN Var-A (99,87%)</w:t>
       </w:r>
       <w:r>
         <w:t xml:space="preserve"> </w:t>
@@ -14634,13 +20118,13 @@
         <w:pStyle w:val="Paragraf"/>
       </w:pPr>
       <w:r>
-        <w:t xml:space="preserve">Kedua, biaya komputasi dan memori juga meningkat seiring kapasitas:</w:t>
-      </w:r>
-      <w:r>
-        <w:t xml:space="preserve"> </w:t>
-      </w:r>
-      <w:r>
-        <w:t xml:space="preserve">DT, SVM, dan LR beroperasi pada mikrokontroler dengan RAM di bawah 1 MB;</w:t>
+        <w:t xml:space="preserve">Kedua, biaya komputasi dan memori juga meningkat seiring kapasitas, dimana jika</w:t>
+      </w:r>
+      <w:r>
+        <w:t xml:space="preserve"> </w:t>
+      </w:r>
+      <w:r>
+        <w:t xml:space="preserve">DT, SVM, dan LR dapat beroperasi pada mikrokontroler dengan RAM di bawah 1 MB, maka</w:t>
       </w:r>
       <w:r>
         <w:t xml:space="preserve"> </w:t>
@@ -14674,7 +20158,7 @@
         <w:t xml:space="preserve"> </w:t>
       </w:r>
       <w:r>
-        <w:t xml:space="preserve">Arsitektur PdM multi-tier pada Bab VI memanfaatkan gradien ini dengan</w:t>
+        <w:t xml:space="preserve">Arsitektur PdM multi-tier pada Bab V memanfaatkan gradien ini dengan</w:t>
       </w:r>
       <w:r>
         <w:t xml:space="preserve"> </w:t>
@@ -14731,7 +20215,7 @@
         <w:pStyle w:val="Paragraf"/>
       </w:pPr>
       <w:r>
-        <w:t xml:space="preserve">Ketiga, interpretabilitas bukan properti biner.</w:t>
+        <w:t xml:space="preserve">Ketiga, interpretabilitas bukan konsep yang biner.</w:t>
       </w:r>
       <w:r>
         <w:t xml:space="preserve"> </w:t>
@@ -14798,7 +20282,7 @@
         <w:t xml:space="preserve"> </w:t>
       </w:r>
       <w:r>
-        <w:t xml:space="preserve">tiga dimensi: akurasi yang dibutuhkan, sumber daya komputasi yang tersedia,</w:t>
+        <w:t xml:space="preserve">tiga dimensi, yaitu akurasi yang dibutuhkan, sumber daya komputasi yang tersedia,</w:t>
       </w:r>
       <w:r>
         <w:t xml:space="preserve"> </w:t>
@@ -14829,7 +20313,22 @@
         <w:t xml:space="preserve"> </w:t>
       </w:r>
       <w:r>
-        <w:t xml:space="preserve">komponen prognostik</w:t>
+        <w:rPr>
+          <w:color w:val="0000FF"/>
+        </w:rPr>
+        <w:t xml:space="preserve">komponen</w:t>
+      </w:r>
+      <w:r>
+        <w:rPr>
+          <w:color w:val="0000FF"/>
+        </w:rPr>
+        <w:t xml:space="preserve"> </w:t>
+      </w:r>
+      <w:r>
+        <w:rPr>
+          <w:color w:val="0000FF"/>
+        </w:rPr>
+        <w:t xml:space="preserve">prognostik</w:t>
       </w:r>
       <w:r>
         <w:t xml:space="preserve"> </w:t>
@@ -14904,8 +20403,8 @@
         <w:t xml:space="preserve">dari beragam kelas kerusakan.</w:t>
       </w:r>
     </w:p>
-    <w:bookmarkEnd w:id="108"/>
-    <w:bookmarkEnd w:id="109"/>
+    <w:bookmarkEnd w:id="116"/>
+    <w:bookmarkEnd w:id="117"/>
     <w:sectPr>
       <w:footerReference r:id="rId9" w:type="default"/>
       <w:footerReference r:id="rId10" w:type="first"/>
@@ -18765,6 +24264,9 @@
     <w:pPr>
       <w:wordWrap w:val="off"/>
     </w:pPr>
+    <w:rPr>
+      <w:rFonts w:ascii="Courier New" w:hAnsi="Courier New"/>
+    </w:rPr>
   </w:style>
   <w:style w:type="character" w:customStyle="1" w:styleId="KeywordTok">
     <w:name w:val="KeywordTok"/>
@@ -19014,6 +24516,15 @@
     <w:rPr>
       <w:rFonts w:ascii="Times New Roman" w:hAnsi="Times New Roman"/>
       <w:sz w:val="24"/>
+    </w:rPr>
+  </w:style>
+  <w:style w:type="character" w:customStyle="1" w:styleId="VerbatimChar">
+    <w:name w:val="Verbatim Char"/>
+    <w:basedOn w:val="DefaultParagraphFont"/>
+    <w:rPr>
+      <w:rFonts w:ascii="Courier New" w:hAnsi="Courier New"/>
+      <w:sz w:val="22"/>
+      <w:szCs w:val="22"/>
     </w:rPr>
   </w:style>
 </w:styles>

--- a/dissertation-docx/chapters/bab4.docx
+++ b/dissertation-docx/chapters/bab4.docx
@@ -37,22 +37,7 @@
         <w:t xml:space="preserve"> </w:t>
       </w:r>
       <w:r>
-        <w:rPr>
-          <w:color w:val="0000FF"/>
-        </w:rPr>
-        <w:t xml:space="preserve">komponen</w:t>
-      </w:r>
-      <w:r>
-        <w:rPr>
-          <w:color w:val="0000FF"/>
-        </w:rPr>
-        <w:t xml:space="preserve"> </w:t>
-      </w:r>
-      <w:r>
-        <w:rPr>
-          <w:color w:val="0000FF"/>
-        </w:rPr>
-        <w:t xml:space="preserve">diagnostik</w:t>
+        <w:t xml:space="preserve">komponen diagnostik</w:t>
       </w:r>
       <w:r>
         <w:t xml:space="preserve"> </w:t>
@@ -921,7 +906,7 @@
         <w:t xml:space="preserve"> </w:t>
       </w:r>
       <w:r>
-        <w:t xml:space="preserve">Subbab III.3.2</w:t>
+        <w:t xml:space="preserve">Subbab III.3.5</w:t>
       </w:r>
       <w:r>
         <w:t xml:space="preserve"> </w:t>
@@ -2644,7 +2629,7 @@
       </w:r>
       <w:fldSimple w:instr=" REF fig_bab4_wdcnn_arch \h ">
         <w:r>
-          <w:t xml:space="preserve">?</w:t>
+          <w:t xml:space="preserve">IV.3</w:t>
         </w:r>
       </w:fldSimple>
       <w:r>
@@ -2952,54 +2937,20 @@
         <w:t xml:space="preserve"> </w:t>
       </w:r>
       <w:r>
-        <w:rPr>
-          <w:color w:val="0000FF"/>
-        </w:rPr>
         <w:t xml:space="preserve">(</w:t>
       </w:r>
       <w:r>
         <w:rPr>
           <w:i/>
           <w:iCs/>
-          <w:color w:val="0000FF"/>
         </w:rPr>
         <w:t xml:space="preserve">stride</w:t>
       </w:r>
       <w:r>
-        <w:rPr>
-          <w:color w:val="0000FF"/>
-        </w:rPr>
-        <w:t xml:space="preserve"> </w:t>
-      </w:r>
-      <w:r>
-        <w:rPr>
-          <w:color w:val="0000FF"/>
-        </w:rPr>
-        <w:t xml:space="preserve">16</w:t>
-      </w:r>
-      <w:r>
-        <w:rPr>
-          <w:color w:val="0000FF"/>
-        </w:rPr>
-        <w:t xml:space="preserve"> </w:t>
-      </w:r>
-      <w:r>
-        <w:rPr>
-          <w:color w:val="0000FF"/>
-        </w:rPr>
-        <w:t xml:space="preserve">menjadi</w:t>
-      </w:r>
-      <w:r>
-        <w:rPr>
-          <w:color w:val="0000FF"/>
-        </w:rPr>
-        <w:t xml:space="preserve"> </w:t>
-      </w:r>
-      <w:r>
-        <w:rPr>
-          <w:color w:val="0000FF"/>
-        </w:rPr>
-        <w:t xml:space="preserve">1)</w:t>
+        <w:t xml:space="preserve"> </w:t>
+      </w:r>
+      <w:r>
+        <w:t xml:space="preserve">16 menjadi 1)</w:t>
       </w:r>
       <w:r>
         <w:t xml:space="preserve">,</w:t>
@@ -3020,58 +2971,7 @@
         <w:t xml:space="preserve"> </w:t>
       </w:r>
       <w:r>
-        <w:rPr>
-          <w:color w:val="0000FF"/>
-        </w:rPr>
-        <w:t xml:space="preserve">Jumlah</w:t>
-      </w:r>
-      <w:r>
-        <w:rPr>
-          <w:color w:val="0000FF"/>
-        </w:rPr>
-        <w:t xml:space="preserve"> </w:t>
-      </w:r>
-      <w:r>
-        <w:rPr>
-          <w:color w:val="0000FF"/>
-        </w:rPr>
-        <w:t xml:space="preserve">parameter</w:t>
-      </w:r>
-      <w:r>
-        <w:rPr>
-          <w:color w:val="0000FF"/>
-        </w:rPr>
-        <w:t xml:space="preserve"> </w:t>
-      </w:r>
-      <w:r>
-        <w:rPr>
-          <w:color w:val="0000FF"/>
-        </w:rPr>
-        <w:t xml:space="preserve">meningkat</w:t>
-      </w:r>
-      <w:r>
-        <w:rPr>
-          <w:color w:val="0000FF"/>
-        </w:rPr>
-        <w:t xml:space="preserve"> </w:t>
-      </w:r>
-      <w:r>
-        <w:rPr>
-          <w:color w:val="0000FF"/>
-        </w:rPr>
-        <w:t xml:space="preserve">sebesar</w:t>
-      </w:r>
-      <w:r>
-        <w:rPr>
-          <w:color w:val="0000FF"/>
-        </w:rPr>
-        <w:t xml:space="preserve"> </w:t>
-      </w:r>
-      <w:r>
-        <w:rPr>
-          <w:color w:val="0000FF"/>
-        </w:rPr>
-        <w:t xml:space="preserve"> </w:t>
+        <w:t xml:space="preserve">Jumlah parameter meningkat sebesar  </w:t>
       </w:r>
       <m:oMath>
         <m:r>
@@ -3094,306 +2994,38 @@
         </m:r>
       </m:oMath>
       <w:r>
-        <w:rPr>
-          <w:color w:val="0000FF"/>
-        </w:rPr>
-        <w:t xml:space="preserve"> </w:t>
-      </w:r>
-      <w:r>
-        <w:rPr>
-          <w:color w:val="0000FF"/>
-        </w:rPr>
-        <w:t xml:space="preserve">(dari</w:t>
-      </w:r>
-      <w:r>
-        <w:rPr>
-          <w:color w:val="0000FF"/>
-        </w:rPr>
-        <w:t xml:space="preserve"> </w:t>
-      </w:r>
-      <w:r>
-        <w:rPr>
-          <w:color w:val="0000FF"/>
-        </w:rPr>
-        <w:t xml:space="preserve">60.710</w:t>
-      </w:r>
-      <w:r>
-        <w:rPr>
-          <w:color w:val="0000FF"/>
-        </w:rPr>
-        <w:t xml:space="preserve"> </w:t>
-      </w:r>
-      <w:r>
-        <w:rPr>
-          <w:color w:val="0000FF"/>
-        </w:rPr>
-        <w:t xml:space="preserve">menjadi</w:t>
-      </w:r>
-      <w:r>
-        <w:rPr>
-          <w:color w:val="0000FF"/>
-        </w:rPr>
-        <w:t xml:space="preserve"> </w:t>
-      </w:r>
-      <w:r>
-        <w:rPr>
-          <w:color w:val="0000FF"/>
-        </w:rPr>
-        <w:t xml:space="preserve">443.734)</w:t>
-      </w:r>
-      <w:r>
-        <w:rPr>
-          <w:color w:val="0000FF"/>
-        </w:rPr>
-        <w:t xml:space="preserve"> </w:t>
-      </w:r>
-      <w:r>
-        <w:rPr>
-          <w:color w:val="0000FF"/>
-        </w:rPr>
-        <w:t xml:space="preserve">karena</w:t>
-      </w:r>
-      <w:r>
-        <w:rPr>
-          <w:color w:val="0000FF"/>
-        </w:rPr>
-        <w:t xml:space="preserve"> </w:t>
-      </w:r>
-      <w:r>
-        <w:rPr>
-          <w:color w:val="0000FF"/>
-        </w:rPr>
-        <w:t xml:space="preserve">hilangnya</w:t>
-      </w:r>
-      <w:r>
-        <w:rPr>
-          <w:color w:val="0000FF"/>
-        </w:rPr>
-        <w:t xml:space="preserve"> </w:t>
-      </w:r>
-      <w:r>
-        <w:rPr>
-          <w:color w:val="0000FF"/>
-        </w:rPr>
-        <w:t xml:space="preserve">reduksi</w:t>
-      </w:r>
-      <w:r>
-        <w:rPr>
-          <w:color w:val="0000FF"/>
-        </w:rPr>
-        <w:t xml:space="preserve"> </w:t>
-      </w:r>
-      <w:r>
-        <w:rPr>
-          <w:color w:val="0000FF"/>
-        </w:rPr>
-        <w:t xml:space="preserve">dimensi</w:t>
-      </w:r>
-      <w:r>
-        <w:rPr>
-          <w:color w:val="0000FF"/>
-        </w:rPr>
-        <w:t xml:space="preserve"> </w:t>
-      </w:r>
-      <w:r>
-        <w:rPr>
-          <w:color w:val="0000FF"/>
-        </w:rPr>
-        <w:t xml:space="preserve">implisit</w:t>
-      </w:r>
-      <w:r>
-        <w:rPr>
-          <w:color w:val="0000FF"/>
-        </w:rPr>
-        <w:t xml:space="preserve"> </w:t>
-      </w:r>
-      <w:r>
-        <w:rPr>
-          <w:color w:val="0000FF"/>
-        </w:rPr>
-        <w:t xml:space="preserve">oleh</w:t>
-      </w:r>
-      <w:r>
-        <w:rPr>
-          <w:color w:val="0000FF"/>
-        </w:rPr>
-        <w:t xml:space="preserve"> </w:t>
-      </w:r>
-      <w:r>
-        <w:rPr>
-          <w:i/>
-          <w:iCs/>
-          <w:color w:val="0000FF"/>
+        <w:t xml:space="preserve"> </w:t>
+      </w:r>
+      <w:r>
+        <w:t xml:space="preserve">(dari 60.710 menjadi 443.734) karena hilangnya</w:t>
+      </w:r>
+      <w:r>
+        <w:t xml:space="preserve"> </w:t>
+      </w:r>
+      <w:r>
+        <w:t xml:space="preserve">reduksi dimensi implisit oleh</w:t>
+      </w:r>
+      <w:r>
+        <w:t xml:space="preserve"> </w:t>
+      </w:r>
+      <w:r>
+        <w:rPr>
+          <w:i/>
+          <w:iCs/>
         </w:rPr>
         <w:t xml:space="preserve">stride</w:t>
       </w:r>
       <w:r>
-        <w:rPr>
-          <w:color w:val="0000FF"/>
-        </w:rPr>
-        <w:t xml:space="preserve"> </w:t>
-      </w:r>
-      <w:r>
-        <w:rPr>
-          <w:color w:val="0000FF"/>
-        </w:rPr>
-        <w:t xml:space="preserve">lebar,</w:t>
-      </w:r>
-      <w:r>
-        <w:rPr>
-          <w:color w:val="0000FF"/>
-        </w:rPr>
-        <w:t xml:space="preserve"> </w:t>
-      </w:r>
-      <w:r>
-        <w:rPr>
-          <w:color w:val="0000FF"/>
-        </w:rPr>
-        <w:t xml:space="preserve">membuat</w:t>
-      </w:r>
-      <w:r>
-        <w:rPr>
-          <w:color w:val="0000FF"/>
-        </w:rPr>
-        <w:t xml:space="preserve"> </w:t>
-      </w:r>
-      <w:r>
-        <w:rPr>
-          <w:color w:val="0000FF"/>
-        </w:rPr>
-        <w:t xml:space="preserve">peta</w:t>
-      </w:r>
-      <w:r>
-        <w:rPr>
-          <w:color w:val="0000FF"/>
-        </w:rPr>
-        <w:t xml:space="preserve"> </w:t>
-      </w:r>
-      <w:r>
-        <w:rPr>
-          <w:color w:val="0000FF"/>
-        </w:rPr>
-        <w:t xml:space="preserve">fitur</w:t>
-      </w:r>
-      <w:r>
-        <w:rPr>
-          <w:color w:val="0000FF"/>
-        </w:rPr>
-        <w:t xml:space="preserve"> </w:t>
-      </w:r>
-      <w:r>
-        <w:rPr>
-          <w:color w:val="0000FF"/>
-        </w:rPr>
-        <w:t xml:space="preserve">beresolusi</w:t>
-      </w:r>
-      <w:r>
-        <w:rPr>
-          <w:color w:val="0000FF"/>
-        </w:rPr>
-        <w:t xml:space="preserve"> </w:t>
-      </w:r>
-      <w:r>
-        <w:rPr>
-          <w:color w:val="0000FF"/>
-        </w:rPr>
-        <w:t xml:space="preserve">penuh</w:t>
-      </w:r>
-      <w:r>
-        <w:rPr>
-          <w:color w:val="0000FF"/>
-        </w:rPr>
-        <w:t xml:space="preserve"> </w:t>
-      </w:r>
-      <w:r>
-        <w:rPr>
-          <w:color w:val="0000FF"/>
-        </w:rPr>
-        <w:t xml:space="preserve">dan</w:t>
-      </w:r>
-      <w:r>
-        <w:rPr>
-          <w:color w:val="0000FF"/>
-        </w:rPr>
-        <w:t xml:space="preserve"> </w:t>
-      </w:r>
-      <w:r>
-        <w:rPr>
-          <w:color w:val="0000FF"/>
-        </w:rPr>
-        <w:t xml:space="preserve">memerlukan</w:t>
-      </w:r>
-      <w:r>
-        <w:rPr>
-          <w:color w:val="0000FF"/>
-        </w:rPr>
-        <w:t xml:space="preserve"> </w:t>
-      </w:r>
-      <w:r>
-        <w:rPr>
-          <w:color w:val="0000FF"/>
-        </w:rPr>
-        <w:t xml:space="preserve">bank</w:t>
-      </w:r>
-      <w:r>
-        <w:rPr>
-          <w:color w:val="0000FF"/>
-        </w:rPr>
-        <w:t xml:space="preserve"> </w:t>
-      </w:r>
-      <w:r>
-        <w:rPr>
-          <w:color w:val="0000FF"/>
-        </w:rPr>
-        <w:t xml:space="preserve">filter</w:t>
-      </w:r>
-      <w:r>
-        <w:rPr>
-          <w:color w:val="0000FF"/>
-        </w:rPr>
-        <w:t xml:space="preserve"> </w:t>
-      </w:r>
-      <w:r>
-        <w:rPr>
-          <w:color w:val="0000FF"/>
-        </w:rPr>
-        <w:t xml:space="preserve">yang</w:t>
-      </w:r>
-      <w:r>
-        <w:rPr>
-          <w:color w:val="0000FF"/>
-        </w:rPr>
-        <w:t xml:space="preserve"> </w:t>
-      </w:r>
-      <w:r>
-        <w:rPr>
-          <w:color w:val="0000FF"/>
-        </w:rPr>
-        <w:t xml:space="preserve">jauh</w:t>
-      </w:r>
-      <w:r>
-        <w:rPr>
-          <w:color w:val="0000FF"/>
-        </w:rPr>
-        <w:t xml:space="preserve"> </w:t>
-      </w:r>
-      <w:r>
-        <w:rPr>
-          <w:color w:val="0000FF"/>
-        </w:rPr>
-        <w:t xml:space="preserve">lebih</w:t>
-      </w:r>
-      <w:r>
-        <w:rPr>
-          <w:color w:val="0000FF"/>
-        </w:rPr>
-        <w:t xml:space="preserve"> </w:t>
-      </w:r>
-      <w:r>
-        <w:rPr>
-          <w:color w:val="0000FF"/>
-        </w:rPr>
-        <w:t xml:space="preserve">besar.</w:t>
+        <w:t xml:space="preserve"> </w:t>
+      </w:r>
+      <w:r>
+        <w:t xml:space="preserve">lebar, membuat peta fitur</w:t>
+      </w:r>
+      <w:r>
+        <w:t xml:space="preserve"> </w:t>
+      </w:r>
+      <w:r>
+        <w:t xml:space="preserve">beresolusi penuh dan memerlukan bank filter yang jauh lebih besar.</w:t>
       </w:r>
     </w:p>
     <w:p>
@@ -6651,204 +6283,29 @@
         <w:t xml:space="preserve"> </w:t>
       </w:r>
       <w:r>
-        <w:rPr>
-          <w:color w:val="0000FF"/>
-        </w:rPr>
-        <w:t xml:space="preserve">antara</w:t>
-      </w:r>
-      <w:r>
-        <w:rPr>
-          <w:color w:val="0000FF"/>
-        </w:rPr>
-        <w:t xml:space="preserve"> </w:t>
-      </w:r>
-      <w:r>
-        <w:rPr>
-          <w:color w:val="0000FF"/>
-        </w:rPr>
-        <w:t xml:space="preserve">dua</w:t>
-      </w:r>
-      <w:r>
-        <w:rPr>
-          <w:color w:val="0000FF"/>
-        </w:rPr>
-        <w:t xml:space="preserve"> </w:t>
-      </w:r>
-      <w:r>
-        <w:rPr>
-          <w:color w:val="0000FF"/>
-        </w:rPr>
-        <w:t xml:space="preserve">paruh</w:t>
-      </w:r>
-      <w:r>
-        <w:rPr>
-          <w:color w:val="0000FF"/>
-        </w:rPr>
-        <w:t xml:space="preserve"> </w:t>
-      </w:r>
-      <w:r>
-        <w:rPr>
-          <w:color w:val="0000FF"/>
-        </w:rPr>
-        <w:t xml:space="preserve">acak</w:t>
-      </w:r>
-      <w:r>
-        <w:rPr>
-          <w:color w:val="0000FF"/>
-        </w:rPr>
-        <w:t xml:space="preserve"> </w:t>
-      </w:r>
-      <w:r>
-        <w:rPr>
-          <w:color w:val="0000FF"/>
-        </w:rPr>
-        <w:t xml:space="preserve">yang</w:t>
-      </w:r>
-      <w:r>
-        <w:rPr>
-          <w:color w:val="0000FF"/>
-        </w:rPr>
-        <w:t xml:space="preserve"> </w:t>
-      </w:r>
-      <w:r>
-        <w:rPr>
-          <w:color w:val="0000FF"/>
-        </w:rPr>
-        <w:t xml:space="preserve">saling</w:t>
-      </w:r>
-      <w:r>
-        <w:rPr>
-          <w:color w:val="0000FF"/>
-        </w:rPr>
-        <w:t xml:space="preserve"> </w:t>
-      </w:r>
-      <w:r>
-        <w:rPr>
-          <w:color w:val="0000FF"/>
-        </w:rPr>
-        <w:t xml:space="preserve">lepas</w:t>
-      </w:r>
-      <w:r>
-        <w:rPr>
-          <w:color w:val="0000FF"/>
-        </w:rPr>
-        <w:t xml:space="preserve"> </w:t>
-      </w:r>
-      <w:r>
-        <w:rPr>
-          <w:color w:val="0000FF"/>
-        </w:rPr>
-        <w:t xml:space="preserve">dari</w:t>
-      </w:r>
-      <w:r>
-        <w:rPr>
-          <w:color w:val="0000FF"/>
-        </w:rPr>
-        <w:t xml:space="preserve"> </w:t>
-      </w:r>
-      <w:r>
-        <w:rPr>
-          <w:color w:val="0000FF"/>
-        </w:rPr>
-        <w:t xml:space="preserve">sampel</w:t>
-      </w:r>
-      <w:r>
-        <w:rPr>
-          <w:color w:val="0000FF"/>
-        </w:rPr>
-        <w:t xml:space="preserve"> </w:t>
-      </w:r>
-      <w:r>
-        <w:rPr>
-          <w:color w:val="0000FF"/>
-        </w:rPr>
-        <w:t xml:space="preserve">uji</w:t>
-      </w:r>
-      <w:r>
-        <w:rPr>
-          <w:color w:val="0000FF"/>
-        </w:rPr>
-        <w:t xml:space="preserve"> </w:t>
-      </w:r>
-      <w:r>
-        <w:rPr>
-          <w:color w:val="0000FF"/>
-        </w:rPr>
-        <w:t xml:space="preserve">tiap</w:t>
-      </w:r>
-      <w:r>
-        <w:rPr>
-          <w:color w:val="0000FF"/>
-        </w:rPr>
-        <w:t xml:space="preserve"> </w:t>
-      </w:r>
-      <w:r>
-        <w:rPr>
-          <w:color w:val="0000FF"/>
-        </w:rPr>
-        <w:t xml:space="preserve">kelas</w:t>
-      </w:r>
-      <w:r>
-        <w:rPr>
-          <w:color w:val="0000FF"/>
-        </w:rPr>
-        <w:t xml:space="preserve"> </w:t>
-      </w:r>
-      <w:r>
-        <w:rPr>
-          <w:color w:val="0000FF"/>
-        </w:rPr>
-        <w:t xml:space="preserve">(</w:t>
-      </w:r>
-      <w:r>
-        <w:rPr>
-          <w:i/>
-          <w:iCs/>
-          <w:color w:val="0000FF"/>
+        <w:t xml:space="preserve">antara dua paruh acak</w:t>
+      </w:r>
+      <w:r>
+        <w:t xml:space="preserve"> </w:t>
+      </w:r>
+      <w:r>
+        <w:t xml:space="preserve">yang saling lepas dari sampel uji tiap kelas (</w:t>
+      </w:r>
+      <w:r>
+        <w:rPr>
+          <w:i/>
+          <w:iCs/>
         </w:rPr>
         <w:t xml:space="preserve">split-half</w:t>
       </w:r>
       <w:r>
-        <w:rPr>
-          <w:color w:val="0000FF"/>
-        </w:rPr>
-        <w:t xml:space="preserve">)</w:t>
-      </w:r>
-      <w:r>
-        <w:rPr>
-          <w:color w:val="0000FF"/>
-        </w:rPr>
-        <w:t xml:space="preserve"> </w:t>
-      </w:r>
-      <w:r>
-        <w:rPr>
-          <w:color w:val="0000FF"/>
-        </w:rPr>
-        <w:t xml:space="preserve">melalui</w:t>
-      </w:r>
-      <w:r>
-        <w:rPr>
-          <w:color w:val="0000FF"/>
-        </w:rPr>
-        <w:t xml:space="preserve"> </w:t>
-      </w:r>
-      <w:r>
-        <w:rPr>
-          <w:color w:val="0000FF"/>
-        </w:rPr>
-        <w:t xml:space="preserve">kemiripan</w:t>
-      </w:r>
-      <w:r>
-        <w:rPr>
-          <w:color w:val="0000FF"/>
-        </w:rPr>
-        <w:t xml:space="preserve"> </w:t>
-      </w:r>
-      <w:r>
-        <w:rPr>
-          <w:color w:val="0000FF"/>
-        </w:rPr>
-        <w:t xml:space="preserve">kosinus</w:t>
+        <w:t xml:space="preserve">) melalui</w:t>
+      </w:r>
+      <w:r>
+        <w:t xml:space="preserve"> </w:t>
+      </w:r>
+      <w:r>
+        <w:t xml:space="preserve">kemiripan kosinus</w:t>
       </w:r>
       <w:r>
         <w:t xml:space="preserve">. FSM yang stabil menunjukkan pola interpretasi yang tidak bergantung pada variasi</w:t>
@@ -6857,22 +6314,7 @@
         <w:t xml:space="preserve"> </w:t>
       </w:r>
       <w:r>
-        <w:rPr>
-          <w:color w:val="0000FF"/>
-        </w:rPr>
-        <w:t xml:space="preserve">pemilihan</w:t>
-      </w:r>
-      <w:r>
-        <w:rPr>
-          <w:color w:val="0000FF"/>
-        </w:rPr>
-        <w:t xml:space="preserve"> </w:t>
-      </w:r>
-      <w:r>
-        <w:rPr>
-          <w:color w:val="0000FF"/>
-        </w:rPr>
-        <w:t xml:space="preserve">sampel</w:t>
+        <w:t xml:space="preserve">pemilihan sampel</w:t>
       </w:r>
       <w:r>
         <w:t xml:space="preserve"> </w:t>
@@ -7389,7 +6831,7 @@
       </w:r>
       <w:fldSimple w:instr=" REF fig_bab4_shap_kernel \h ">
         <w:r>
-          <w:t xml:space="preserve">IV.2</w:t>
+          <w:t xml:space="preserve">IV.4</w:t>
         </w:r>
       </w:fldSimple>
       <w:r>
@@ -7449,7 +6891,7 @@
       <w:r>
         <w:drawing>
           <wp:inline>
-            <wp:extent cx="4281836" cy="6058452"/>
+            <wp:extent cx="4281836" cy="2829981"/>
             <wp:effectExtent b="0" l="0" r="0" t="0"/>
             <wp:docPr descr="" title="" id="68" name="Picture"/>
             <a:graphic>
@@ -7470,7 +6912,7 @@
                   <pic:spPr bwMode="auto">
                     <a:xfrm>
                       <a:off x="0" y="0"/>
-                      <a:ext cx="4281836" cy="6058452"/>
+                      <a:ext cx="4281836" cy="2829981"/>
                     </a:xfrm>
                     <a:prstGeom prst="rect">
                       <a:avLst/>
@@ -7502,7 +6944,7 @@
       </w:r>
       <w:fldSimple w:instr=" SEQ Gambar \* ARABIC \s 1 ">
         <w:r>
-          <w:t xml:space="preserve">2</w:t>
+          <w:t xml:space="preserve">4</w:t>
         </w:r>
       </w:fldSimple>
       <w:bookmarkEnd w:id="122"/>
@@ -8310,7 +7752,7 @@
       </w:r>
       <w:fldSimple w:instr=" REF fig_bab4_shap_tree \h ">
         <w:r>
-          <w:t xml:space="preserve">IV.3</w:t>
+          <w:t xml:space="preserve">IV.5</w:t>
         </w:r>
       </w:fldSimple>
       <w:r>
@@ -8368,7 +7810,7 @@
       <w:r>
         <w:drawing>
           <wp:inline>
-            <wp:extent cx="4281836" cy="6058452"/>
+            <wp:extent cx="4281836" cy="2829981"/>
             <wp:effectExtent b="0" l="0" r="0" t="0"/>
             <wp:docPr descr="" title="" id="75" name="Picture"/>
             <a:graphic>
@@ -8389,7 +7831,7 @@
                   <pic:spPr bwMode="auto">
                     <a:xfrm>
                       <a:off x="0" y="0"/>
-                      <a:ext cx="4281836" cy="6058452"/>
+                      <a:ext cx="4281836" cy="2829981"/>
                     </a:xfrm>
                     <a:prstGeom prst="rect">
                       <a:avLst/>
@@ -8421,7 +7863,7 @@
       </w:r>
       <w:fldSimple w:instr=" SEQ Gambar \* ARABIC \s 1 ">
         <w:r>
-          <w:t xml:space="preserve">3</w:t>
+          <w:t xml:space="preserve">5</w:t>
         </w:r>
       </w:fldSimple>
       <w:bookmarkEnd w:id="124"/>
@@ -8474,7 +7916,7 @@
       </w:r>
       <w:fldSimple w:instr=" REF fig_bab4_shap_kernel \h ">
         <w:r>
-          <w:t xml:space="preserve">IV.2</w:t>
+          <w:t xml:space="preserve">IV.4</w:t>
         </w:r>
       </w:fldSimple>
       <w:r>
@@ -8604,46 +8046,7 @@
         <w:t xml:space="preserve"> </w:t>
       </w:r>
       <w:r>
-        <w:rPr>
-          <w:color w:val="0000FF"/>
-        </w:rPr>
-        <w:t xml:space="preserve">kontribusi</w:t>
-      </w:r>
-      <w:r>
-        <w:rPr>
-          <w:color w:val="0000FF"/>
-        </w:rPr>
-        <w:t xml:space="preserve"> </w:t>
-      </w:r>
-      <w:r>
-        <w:rPr>
-          <w:color w:val="0000FF"/>
-        </w:rPr>
-        <w:t xml:space="preserve">gabungan</w:t>
-      </w:r>
-      <w:r>
-        <w:rPr>
-          <w:color w:val="0000FF"/>
-        </w:rPr>
-        <w:t xml:space="preserve"> </w:t>
-      </w:r>
-      <w:r>
-        <w:rPr>
-          <w:color w:val="0000FF"/>
-        </w:rPr>
-        <w:t xml:space="preserve">dua</w:t>
-      </w:r>
-      <w:r>
-        <w:rPr>
-          <w:color w:val="0000FF"/>
-        </w:rPr>
-        <w:t xml:space="preserve"> </w:t>
-      </w:r>
-      <w:r>
-        <w:rPr>
-          <w:color w:val="0000FF"/>
-        </w:rPr>
-        <w:t xml:space="preserve">fitur</w:t>
+        <w:t xml:space="preserve">kontribusi gabungan dua fitur</w:t>
       </w:r>
       <w:r>
         <w:t xml:space="preserve"> </w:t>
@@ -8882,316 +8285,55 @@
         <w:t xml:space="preserve"> </w:t>
       </w:r>
       <w:r>
-        <w:rPr>
-          <w:color w:val="0000FF"/>
-        </w:rPr>
-        <w:t xml:space="preserve">WDCNN</w:t>
-      </w:r>
-      <w:r>
-        <w:rPr>
-          <w:color w:val="0000FF"/>
-        </w:rPr>
-        <w:t xml:space="preserve"> </w:t>
-      </w:r>
-      <w:r>
-        <w:rPr>
-          <w:color w:val="0000FF"/>
-        </w:rPr>
-        <w:t xml:space="preserve">dilatih</w:t>
-      </w:r>
-      <w:r>
-        <w:rPr>
-          <w:color w:val="0000FF"/>
-        </w:rPr>
-        <w:t xml:space="preserve"> </w:t>
-      </w:r>
-      <w:r>
-        <w:rPr>
-          <w:color w:val="0000FF"/>
-        </w:rPr>
-        <w:t xml:space="preserve">dan</w:t>
-      </w:r>
-      <w:r>
-        <w:rPr>
-          <w:color w:val="0000FF"/>
-        </w:rPr>
-        <w:t xml:space="preserve"> </w:t>
-      </w:r>
-      <w:r>
-        <w:rPr>
-          <w:color w:val="0000FF"/>
-        </w:rPr>
-        <w:t xml:space="preserve">dievaluasi</w:t>
-      </w:r>
-      <w:r>
-        <w:rPr>
-          <w:color w:val="0000FF"/>
-        </w:rPr>
-        <w:t xml:space="preserve"> </w:t>
-      </w:r>
-      <w:r>
-        <w:rPr>
-          <w:color w:val="0000FF"/>
-        </w:rPr>
-        <w:t xml:space="preserve">mengikuti</w:t>
-      </w:r>
-      <w:r>
-        <w:rPr>
-          <w:color w:val="0000FF"/>
-        </w:rPr>
-        <w:t xml:space="preserve"> </w:t>
-      </w:r>
-      <w:r>
-        <w:rPr>
-          <w:color w:val="0000FF"/>
-        </w:rPr>
-        <w:t xml:space="preserve">pembagian</w:t>
-      </w:r>
-      <w:r>
-        <w:rPr>
-          <w:color w:val="0000FF"/>
-        </w:rPr>
-        <w:t xml:space="preserve"> </w:t>
-      </w:r>
-      <w:r>
-        <w:rPr>
-          <w:color w:val="0000FF"/>
-        </w:rPr>
-        <w:t xml:space="preserve">temporal</w:t>
-      </w:r>
-      <w:r>
-        <w:rPr>
-          <w:color w:val="0000FF"/>
-        </w:rPr>
-        <w:t xml:space="preserve"> </w:t>
-      </w:r>
-      <w:r>
-        <w:rPr>
-          <w:color w:val="0000FF"/>
-        </w:rPr>
-        <w:t xml:space="preserve">ketat</w:t>
-      </w:r>
-      <w:r>
-        <w:rPr>
-          <w:color w:val="0000FF"/>
-        </w:rPr>
-        <w:t xml:space="preserve"> </w:t>
-      </w:r>
-      <w:r>
-        <w:rPr>
-          <w:color w:val="0000FF"/>
-        </w:rPr>
-        <w:t xml:space="preserve">1.240/310/750</w:t>
-      </w:r>
-      <w:r>
-        <w:rPr>
-          <w:color w:val="0000FF"/>
-        </w:rPr>
-        <w:t xml:space="preserve"> </w:t>
-      </w:r>
-      <w:r>
-        <w:rPr>
-          <w:color w:val="0000FF"/>
-        </w:rPr>
-        <w:t xml:space="preserve">sampel</w:t>
-      </w:r>
-      <w:r>
-        <w:rPr>
-          <w:color w:val="0000FF"/>
-        </w:rPr>
-        <w:t xml:space="preserve"> </w:t>
-      </w:r>
-      <w:r>
-        <w:rPr>
-          <w:color w:val="0000FF"/>
-        </w:rPr>
-        <w:t xml:space="preserve">(</w:t>
-      </w:r>
-      <w:r>
-        <w:rPr>
-          <w:i/>
-          <w:iCs/>
-          <w:color w:val="0000FF"/>
+        <w:t xml:space="preserve">WDCNN dilatih dan dievaluasi mengikuti pembagian temporal</w:t>
+      </w:r>
+      <w:r>
+        <w:t xml:space="preserve"> </w:t>
+      </w:r>
+      <w:r>
+        <w:t xml:space="preserve">ketat 1.240/310/750 sampel (</w:t>
+      </w:r>
+      <w:r>
+        <w:rPr>
+          <w:i/>
+          <w:iCs/>
         </w:rPr>
         <w:t xml:space="preserve">training</w:t>
       </w:r>
       <w:r>
-        <w:rPr>
-          <w:color w:val="0000FF"/>
-        </w:rPr>
         <w:t xml:space="preserve">/</w:t>
       </w:r>
       <w:r>
         <w:rPr>
           <w:i/>
           <w:iCs/>
-          <w:color w:val="0000FF"/>
         </w:rPr>
         <w:t xml:space="preserve">validation</w:t>
       </w:r>
       <w:r>
-        <w:rPr>
-          <w:color w:val="0000FF"/>
-        </w:rPr>
         <w:t xml:space="preserve">/</w:t>
       </w:r>
       <w:r>
         <w:rPr>
           <w:i/>
           <w:iCs/>
-          <w:color w:val="0000FF"/>
         </w:rPr>
         <w:t xml:space="preserve">test</w:t>
       </w:r>
       <w:r>
-        <w:rPr>
-          <w:color w:val="0000FF"/>
-        </w:rPr>
         <w:t xml:space="preserve">)</w:t>
       </w:r>
       <w:r>
-        <w:rPr>
-          <w:color w:val="0000FF"/>
-        </w:rPr>
-        <w:t xml:space="preserve"> </w:t>
-      </w:r>
-      <w:r>
-        <w:rPr>
-          <w:color w:val="0000FF"/>
-        </w:rPr>
-        <w:t xml:space="preserve">sebagaimana</w:t>
-      </w:r>
-      <w:r>
-        <w:rPr>
-          <w:color w:val="0000FF"/>
-        </w:rPr>
-        <w:t xml:space="preserve"> </w:t>
-      </w:r>
-      <w:r>
-        <w:rPr>
-          <w:color w:val="0000FF"/>
-        </w:rPr>
-        <w:t xml:space="preserve">diuraikan</w:t>
-      </w:r>
-      <w:r>
-        <w:rPr>
-          <w:color w:val="0000FF"/>
-        </w:rPr>
-        <w:t xml:space="preserve"> </w:t>
-      </w:r>
-      <w:r>
-        <w:rPr>
-          <w:color w:val="0000FF"/>
-        </w:rPr>
-        <w:t xml:space="preserve">pada</w:t>
-      </w:r>
-      <w:r>
-        <w:rPr>
-          <w:color w:val="0000FF"/>
-        </w:rPr>
-        <w:t xml:space="preserve"> </w:t>
-      </w:r>
-      <w:r>
-        <w:rPr>
-          <w:color w:val="0000FF"/>
-        </w:rPr>
-        <w:t xml:space="preserve">Bab III,</w:t>
-      </w:r>
-      <w:r>
-        <w:rPr>
-          <w:color w:val="0000FF"/>
-        </w:rPr>
-        <w:t xml:space="preserve"> </w:t>
-      </w:r>
-      <w:r>
-        <w:rPr>
-          <w:color w:val="0000FF"/>
-        </w:rPr>
-        <w:t xml:space="preserve">untuk</w:t>
-      </w:r>
-      <w:r>
-        <w:rPr>
-          <w:color w:val="0000FF"/>
-        </w:rPr>
-        <w:t xml:space="preserve"> </w:t>
-      </w:r>
-      <w:r>
-        <w:rPr>
-          <w:color w:val="0000FF"/>
-        </w:rPr>
-        <w:t xml:space="preserve">mencegah</w:t>
-      </w:r>
-      <w:r>
-        <w:rPr>
-          <w:color w:val="0000FF"/>
-        </w:rPr>
-        <w:t xml:space="preserve"> </w:t>
-      </w:r>
-      <w:r>
-        <w:rPr>
-          <w:color w:val="0000FF"/>
-        </w:rPr>
-        <w:t xml:space="preserve">inflasi</w:t>
-      </w:r>
-      <w:r>
-        <w:rPr>
-          <w:color w:val="0000FF"/>
-        </w:rPr>
-        <w:t xml:space="preserve"> </w:t>
-      </w:r>
-      <w:r>
-        <w:rPr>
-          <w:color w:val="0000FF"/>
-        </w:rPr>
-        <w:t xml:space="preserve">akurasi</w:t>
-      </w:r>
-      <w:r>
-        <w:rPr>
-          <w:color w:val="0000FF"/>
-        </w:rPr>
-        <w:t xml:space="preserve"> </w:t>
-      </w:r>
-      <w:r>
-        <w:rPr>
-          <w:color w:val="0000FF"/>
-        </w:rPr>
-        <w:t xml:space="preserve">akibat</w:t>
-      </w:r>
-      <w:r>
-        <w:rPr>
-          <w:color w:val="0000FF"/>
-        </w:rPr>
-        <w:t xml:space="preserve"> </w:t>
-      </w:r>
-      <w:r>
-        <w:rPr>
-          <w:color w:val="0000FF"/>
-        </w:rPr>
-        <w:t xml:space="preserve">kebocoran</w:t>
-      </w:r>
-      <w:r>
-        <w:rPr>
-          <w:color w:val="0000FF"/>
-        </w:rPr>
-        <w:t xml:space="preserve"> </w:t>
-      </w:r>
-      <w:r>
-        <w:rPr>
-          <w:color w:val="0000FF"/>
-        </w:rPr>
-        <w:t xml:space="preserve">data</w:t>
-      </w:r>
-      <w:r>
-        <w:rPr>
-          <w:color w:val="0000FF"/>
-        </w:rPr>
-        <w:t xml:space="preserve"> </w:t>
-      </w:r>
-      <w:r>
-        <w:rPr>
-          <w:color w:val="0000FF"/>
-        </w:rPr>
-        <w:t xml:space="preserve">antar-segmen.</w:t>
+        <w:t xml:space="preserve"> </w:t>
+      </w:r>
+      <w:r>
+        <w:t xml:space="preserve">sebagaimana diuraikan pada Bab III, untuk mencegah</w:t>
+      </w:r>
+      <w:r>
+        <w:t xml:space="preserve"> </w:t>
+      </w:r>
+      <w:r>
+        <w:t xml:space="preserve">inflasi akurasi akibat kebocoran data antar-segmen.</w:t>
       </w:r>
       <w:r>
         <w:t xml:space="preserve"> </w:t>
@@ -9606,7 +8748,7 @@
       </w:r>
       <w:fldSimple w:instr=" REF fig_bab4_wdcnn_konvergensi \h ">
         <w:r>
-          <w:t xml:space="preserve">IV.4</w:t>
+          <w:t xml:space="preserve">IV.6</w:t>
         </w:r>
       </w:fldSimple>
       <w:r>
@@ -9632,7 +8774,7 @@
       <w:r>
         <w:drawing>
           <wp:inline>
-            <wp:extent cx="4432960" cy="6272279"/>
+            <wp:extent cx="4432960" cy="2327303"/>
             <wp:effectExtent b="0" l="0" r="0" t="0"/>
             <wp:docPr descr="" title="" id="82" name="Picture"/>
             <a:graphic>
@@ -9653,7 +8795,7 @@
                   <pic:spPr bwMode="auto">
                     <a:xfrm>
                       <a:off x="0" y="0"/>
-                      <a:ext cx="4432960" cy="6272279"/>
+                      <a:ext cx="4432960" cy="2327303"/>
                     </a:xfrm>
                     <a:prstGeom prst="rect">
                       <a:avLst/>
@@ -9685,7 +8827,7 @@
       </w:r>
       <w:fldSimple w:instr=" SEQ Gambar \* ARABIC \s 1 ">
         <w:r>
-          <w:t xml:space="preserve">4</w:t>
+          <w:t xml:space="preserve">6</w:t>
         </w:r>
       </w:fldSimple>
       <w:bookmarkEnd w:id="126"/>
@@ -10181,7 +9323,7 @@
       </w:r>
       <w:fldSimple w:instr=" REF fig_bab4_shap_sinyal \h ">
         <w:r>
-          <w:t xml:space="preserve">IV.5</w:t>
+          <w:t xml:space="preserve">IV.7</w:t>
         </w:r>
       </w:fldSimple>
       <w:r>
@@ -10233,7 +9375,7 @@
       <w:r>
         <w:drawing>
           <wp:inline>
-            <wp:extent cx="5037455" cy="7127592"/>
+            <wp:extent cx="5037455" cy="2747702"/>
             <wp:effectExtent b="0" l="0" r="0" t="0"/>
             <wp:docPr descr="" title="" id="88" name="Picture"/>
             <a:graphic>
@@ -10254,7 +9396,7 @@
                   <pic:spPr bwMode="auto">
                     <a:xfrm>
                       <a:off x="0" y="0"/>
-                      <a:ext cx="5037455" cy="7127592"/>
+                      <a:ext cx="5037455" cy="2747702"/>
                     </a:xfrm>
                     <a:prstGeom prst="rect">
                       <a:avLst/>
@@ -10286,7 +9428,7 @@
       </w:r>
       <w:fldSimple w:instr=" SEQ Gambar \* ARABIC \s 1 ">
         <w:r>
-          <w:t xml:space="preserve">5</w:t>
+          <w:t xml:space="preserve">7</w:t>
         </w:r>
       </w:fldSimple>
       <w:bookmarkEnd w:id="127"/>
@@ -10440,22 +9582,7 @@
         <w:t xml:space="preserve"> </w:t>
       </w:r>
       <w:r>
-        <w:rPr>
-          <w:color w:val="0000FF"/>
-        </w:rPr>
-        <w:t xml:space="preserve">secara</w:t>
-      </w:r>
-      <w:r>
-        <w:rPr>
-          <w:color w:val="0000FF"/>
-        </w:rPr>
-        <w:t xml:space="preserve"> </w:t>
-      </w:r>
-      <w:r>
-        <w:rPr>
-          <w:color w:val="0000FF"/>
-        </w:rPr>
-        <w:t xml:space="preserve">posisional</w:t>
+        <w:t xml:space="preserve">secara posisional</w:t>
       </w:r>
       <w:r>
         <w:t xml:space="preserve">.</w:t>
@@ -10490,7 +9617,7 @@
       </w:r>
       <w:fldSimple w:instr=" REF fig_bab4_fsm_perbandingan \h ">
         <w:r>
-          <w:t xml:space="preserve">IV.6</w:t>
+          <w:t xml:space="preserve">IV.8</w:t>
         </w:r>
       </w:fldSimple>
       <w:r>
@@ -10609,7 +9736,7 @@
       <w:r>
         <w:drawing>
           <wp:inline>
-            <wp:extent cx="5037455" cy="7127592"/>
+            <wp:extent cx="5037455" cy="1553399"/>
             <wp:effectExtent b="0" l="0" r="0" t="0"/>
             <wp:docPr descr="" title="" id="93" name="Picture"/>
             <a:graphic>
@@ -10630,7 +9757,7 @@
                   <pic:spPr bwMode="auto">
                     <a:xfrm>
                       <a:off x="0" y="0"/>
-                      <a:ext cx="5037455" cy="7127592"/>
+                      <a:ext cx="5037455" cy="1553399"/>
                     </a:xfrm>
                     <a:prstGeom prst="rect">
                       <a:avLst/>
@@ -10662,7 +9789,7 @@
       </w:r>
       <w:fldSimple w:instr=" SEQ Gambar \* ARABIC \s 1 ">
         <w:r>
-          <w:t xml:space="preserve">6</w:t>
+          <w:t xml:space="preserve">8</w:t>
         </w:r>
       </w:fldSimple>
       <w:bookmarkEnd w:id="128"/>
@@ -10923,51 +10050,9 @@
         <w:t xml:space="preserve"> </w:t>
       </w:r>
       <w:r>
-        <w:rPr>
-          <w:color w:val="0000FF"/>
-        </w:rPr>
-        <w:t xml:space="preserve">(diskriminabilitas,</w:t>
-      </w:r>
-      <w:r>
-        <w:rPr>
-          <w:color w:val="0000FF"/>
-        </w:rPr>
-        <w:t xml:space="preserve"> </w:t>
-      </w:r>
-      <w:r>
-        <w:rPr>
-          <w:color w:val="0000FF"/>
-        </w:rPr>
-        <w:t xml:space="preserve">monotonik,</w:t>
-      </w:r>
-      <w:r>
-        <w:rPr>
-          <w:color w:val="0000FF"/>
-        </w:rPr>
-        <w:t xml:space="preserve"> </w:t>
-      </w:r>
-      <w:r>
-        <w:rPr>
-          <w:color w:val="0000FF"/>
-        </w:rPr>
-        <w:t xml:space="preserve">stabilitas)</w:t>
-      </w:r>
-      <w:r>
-        <w:rPr>
-          <w:color w:val="0000FF"/>
-        </w:rPr>
-        <w:t xml:space="preserve"> </w:t>
-      </w:r>
-      <w:r>
-        <w:rPr>
-          <w:color w:val="0000FF"/>
-        </w:rPr>
-        <w:t xml:space="preserve">untuk</w:t>
-      </w:r>
-      <w:r>
-        <w:rPr>
-          <w:color w:val="0000FF"/>
-        </w:rPr>
+        <w:t xml:space="preserve">(diskriminabilitas, monotonik, stabilitas) untuk</w:t>
+      </w:r>
+      <w:r>
         <w:t xml:space="preserve"> </w:t>
       </w:r>
       <m:oMath>
@@ -10993,438 +10078,44 @@
         </m:sSup>
       </m:oMath>
       <w:r>
-        <w:rPr>
-          <w:color w:val="0000FF"/>
-        </w:rPr>
-        <w:t xml:space="preserve"> </w:t>
-      </w:r>
-      <w:r>
-        <w:rPr>
-          <w:color w:val="0000FF"/>
-        </w:rPr>
-        <w:t xml:space="preserve">Varian A</w:t>
-      </w:r>
-      <w:r>
-        <w:rPr>
-          <w:color w:val="0000FF"/>
-        </w:rPr>
-        <w:t xml:space="preserve"> </w:t>
-      </w:r>
-      <w:r>
-        <w:rPr>
-          <w:color w:val="0000FF"/>
-        </w:rPr>
-        <w:t xml:space="preserve">(konfigurasi</w:t>
-      </w:r>
-      <w:r>
-        <w:rPr>
-          <w:color w:val="0000FF"/>
-        </w:rPr>
-        <w:t xml:space="preserve"> </w:t>
-      </w:r>
-      <w:r>
-        <w:rPr>
-          <w:color w:val="0000FF"/>
-        </w:rPr>
-        <w:t xml:space="preserve">referensi</w:t>
-      </w:r>
-      <w:r>
-        <w:rPr>
-          <w:color w:val="0000FF"/>
-        </w:rPr>
-        <w:t xml:space="preserve"> </w:t>
-      </w:r>
-      <w:r>
-        <w:rPr>
-          <w:color w:val="0000FF"/>
-        </w:rPr>
-        <w:t xml:space="preserve">WDCNN</w:t>
-      </w:r>
-      <w:r>
-        <w:rPr>
-          <w:color w:val="0000FF"/>
-        </w:rPr>
-        <w:t xml:space="preserve"> </w:t>
-      </w:r>
-      <w:r>
-        <w:rPr>
-          <w:color w:val="0000FF"/>
-        </w:rPr>
-        <w:t xml:space="preserve">dengan</w:t>
-      </w:r>
-      <w:r>
-        <w:rPr>
-          <w:color w:val="0000FF"/>
-        </w:rPr>
-        <w:t xml:space="preserve"> </w:t>
-      </w:r>
-      <w:r>
-        <w:rPr>
-          <w:color w:val="0000FF"/>
-        </w:rPr>
-        <w:t xml:space="preserve">BN</w:t>
-      </w:r>
-      <w:r>
-        <w:rPr>
-          <w:color w:val="0000FF"/>
-        </w:rPr>
-        <w:t xml:space="preserve"> </w:t>
-      </w:r>
-      <w:r>
-        <w:rPr>
-          <w:color w:val="0000FF"/>
-        </w:rPr>
-        <w:t xml:space="preserve">penuh),</w:t>
-      </w:r>
-      <w:r>
-        <w:rPr>
-          <w:color w:val="0000FF"/>
-        </w:rPr>
-        <w:t xml:space="preserve"> </w:t>
-      </w:r>
-      <w:r>
-        <w:rPr>
-          <w:color w:val="0000FF"/>
-        </w:rPr>
-        <w:t xml:space="preserve">dirata-rata</w:t>
-      </w:r>
-      <w:r>
-        <w:rPr>
-          <w:color w:val="0000FF"/>
-        </w:rPr>
-        <w:t xml:space="preserve"> </w:t>
-      </w:r>
-      <w:r>
-        <w:rPr>
-          <w:color w:val="0000FF"/>
-        </w:rPr>
-        <w:t xml:space="preserve">atas</w:t>
-      </w:r>
-      <w:r>
-        <w:rPr>
-          <w:color w:val="0000FF"/>
-        </w:rPr>
-        <w:t xml:space="preserve"> </w:t>
-      </w:r>
-      <w:r>
-        <w:rPr>
-          <w:color w:val="0000FF"/>
-        </w:rPr>
-        <w:t xml:space="preserve">sepuluh</w:t>
-      </w:r>
-      <w:r>
-        <w:rPr>
-          <w:color w:val="0000FF"/>
-        </w:rPr>
-        <w:t xml:space="preserve"> </w:t>
-      </w:r>
-      <w:r>
-        <w:rPr>
-          <w:color w:val="0000FF"/>
-        </w:rPr>
-        <w:t xml:space="preserve">kelas</w:t>
-      </w:r>
-      <w:r>
-        <w:rPr>
-          <w:color w:val="0000FF"/>
-        </w:rPr>
-        <w:t xml:space="preserve"> </w:t>
-      </w:r>
-      <w:r>
-        <w:rPr>
-          <w:color w:val="0000FF"/>
-        </w:rPr>
-        <w:t xml:space="preserve">CWRU.</w:t>
-      </w:r>
-      <w:r>
-        <w:rPr>
-          <w:color w:val="0000FF"/>
-        </w:rPr>
-        <w:t xml:space="preserve"> </w:t>
-      </w:r>
-      <w:r>
-        <w:rPr>
-          <w:color w:val="0000FF"/>
-        </w:rPr>
-        <w:t xml:space="preserve">Metrik</w:t>
-      </w:r>
-      <w:r>
-        <w:rPr>
-          <w:color w:val="0000FF"/>
-        </w:rPr>
-        <w:t xml:space="preserve"> </w:t>
-      </w:r>
-      <w:r>
-        <w:rPr>
-          <w:color w:val="0000FF"/>
-        </w:rPr>
-        <w:t xml:space="preserve">ini</w:t>
-      </w:r>
-      <w:r>
-        <w:rPr>
-          <w:color w:val="0000FF"/>
-        </w:rPr>
-        <w:t xml:space="preserve"> </w:t>
-      </w:r>
-      <w:r>
-        <w:rPr>
-          <w:color w:val="0000FF"/>
-        </w:rPr>
-        <w:t xml:space="preserve">dihitung</w:t>
-      </w:r>
-      <w:r>
-        <w:rPr>
-          <w:color w:val="0000FF"/>
-        </w:rPr>
-        <w:t xml:space="preserve"> </w:t>
-      </w:r>
-      <w:r>
-        <w:rPr>
-          <w:color w:val="0000FF"/>
-        </w:rPr>
-        <w:t xml:space="preserve">pada</w:t>
-      </w:r>
-      <w:r>
-        <w:rPr>
-          <w:color w:val="0000FF"/>
-        </w:rPr>
-        <w:t xml:space="preserve"> </w:t>
-      </w:r>
-      <w:r>
-        <w:rPr>
-          <w:color w:val="0000FF"/>
-        </w:rPr>
-        <w:t xml:space="preserve">analisis</w:t>
-      </w:r>
-      <w:r>
-        <w:rPr>
-          <w:color w:val="0000FF"/>
-        </w:rPr>
-        <w:t xml:space="preserve"> </w:t>
-      </w:r>
-      <w:r>
-        <w:rPr>
-          <w:color w:val="0000FF"/>
-        </w:rPr>
-        <w:t xml:space="preserve">FSM</w:t>
-      </w:r>
-      <w:r>
-        <w:rPr>
-          <w:color w:val="0000FF"/>
-        </w:rPr>
-        <w:t xml:space="preserve"> </w:t>
-      </w:r>
-      <w:r>
-        <w:rPr>
-          <w:color w:val="0000FF"/>
-        </w:rPr>
-        <w:t xml:space="preserve">utama</w:t>
-      </w:r>
-      <w:r>
-        <w:rPr>
-          <w:color w:val="0000FF"/>
-        </w:rPr>
-        <w:t xml:space="preserve"> </w:t>
-      </w:r>
-      <w:r>
-        <w:rPr>
-          <w:color w:val="0000FF"/>
-        </w:rPr>
-        <w:t xml:space="preserve">dengan</w:t>
-      </w:r>
-      <w:r>
-        <w:rPr>
-          <w:color w:val="0000FF"/>
-        </w:rPr>
-        <w:t xml:space="preserve"> </w:t>
-      </w:r>
-      <w:r>
-        <w:rPr>
-          <w:color w:val="0000FF"/>
-        </w:rPr>
-        <w:t xml:space="preserve">300</w:t>
-      </w:r>
-      <w:r>
-        <w:rPr>
-          <w:color w:val="0000FF"/>
-        </w:rPr>
-        <w:t xml:space="preserve"> </w:t>
-      </w:r>
-      <w:r>
-        <w:rPr>
-          <w:color w:val="0000FF"/>
-        </w:rPr>
-        <w:t xml:space="preserve">sampel</w:t>
-      </w:r>
-      <w:r>
-        <w:rPr>
-          <w:color w:val="0000FF"/>
-        </w:rPr>
-        <w:t xml:space="preserve"> </w:t>
-      </w:r>
-      <w:r>
-        <w:rPr>
-          <w:i/>
-          <w:iCs/>
-          <w:color w:val="0000FF"/>
+        <w:t xml:space="preserve"> </w:t>
+      </w:r>
+      <w:r>
+        <w:t xml:space="preserve">Varian A (konfigurasi referensi WDCNN dengan BN</w:t>
+      </w:r>
+      <w:r>
+        <w:t xml:space="preserve"> </w:t>
+      </w:r>
+      <w:r>
+        <w:t xml:space="preserve">penuh), dirata-rata atas sepuluh kelas CWRU. Metrik ini dihitung pada</w:t>
+      </w:r>
+      <w:r>
+        <w:t xml:space="preserve"> </w:t>
+      </w:r>
+      <w:r>
+        <w:t xml:space="preserve">analisis FSM utama dengan 300 sampel</w:t>
+      </w:r>
+      <w:r>
+        <w:t xml:space="preserve"> </w:t>
+      </w:r>
+      <w:r>
+        <w:rPr>
+          <w:i/>
+          <w:iCs/>
         </w:rPr>
         <w:t xml:space="preserve">background</w:t>
       </w:r>
       <w:r>
-        <w:rPr>
-          <w:color w:val="0000FF"/>
-        </w:rPr>
-        <w:t xml:space="preserve"> </w:t>
-      </w:r>
-      <w:r>
-        <w:rPr>
-          <w:color w:val="0000FF"/>
-        </w:rPr>
-        <w:t xml:space="preserve">dan</w:t>
-      </w:r>
-      <w:r>
-        <w:rPr>
-          <w:color w:val="0000FF"/>
-        </w:rPr>
-        <w:t xml:space="preserve"> </w:t>
-      </w:r>
-      <w:r>
-        <w:rPr>
-          <w:color w:val="0000FF"/>
-        </w:rPr>
-        <w:t xml:space="preserve">500</w:t>
-      </w:r>
-      <w:r>
-        <w:rPr>
-          <w:color w:val="0000FF"/>
-        </w:rPr>
-        <w:t xml:space="preserve"> </w:t>
-      </w:r>
-      <w:r>
-        <w:rPr>
-          <w:color w:val="0000FF"/>
-        </w:rPr>
-        <w:t xml:space="preserve">sampel</w:t>
-      </w:r>
-      <w:r>
-        <w:rPr>
-          <w:color w:val="0000FF"/>
-        </w:rPr>
-        <w:t xml:space="preserve"> </w:t>
-      </w:r>
-      <w:r>
-        <w:rPr>
-          <w:color w:val="0000FF"/>
-        </w:rPr>
-        <w:t xml:space="preserve">uji;</w:t>
-      </w:r>
-      <w:r>
-        <w:rPr>
-          <w:color w:val="0000FF"/>
-        </w:rPr>
-        <w:t xml:space="preserve"> </w:t>
-      </w:r>
-      <w:r>
-        <w:rPr>
-          <w:color w:val="0000FF"/>
-        </w:rPr>
-        <w:t xml:space="preserve">perbandingan</w:t>
-      </w:r>
-      <w:r>
-        <w:rPr>
-          <w:color w:val="0000FF"/>
-        </w:rPr>
-        <w:t xml:space="preserve"> </w:t>
-      </w:r>
-      <w:r>
-        <w:rPr>
-          <w:color w:val="0000FF"/>
-        </w:rPr>
-        <w:t xml:space="preserve">terhadap</w:t>
-      </w:r>
-      <w:r>
-        <w:rPr>
-          <w:color w:val="0000FF"/>
-        </w:rPr>
-        <w:t xml:space="preserve"> </w:t>
-      </w:r>
-      <w:r>
-        <w:rPr>
-          <w:color w:val="0000FF"/>
-        </w:rPr>
-        <w:t xml:space="preserve">Varian C</w:t>
-      </w:r>
-      <w:r>
-        <w:rPr>
-          <w:color w:val="0000FF"/>
-        </w:rPr>
-        <w:t xml:space="preserve"> </w:t>
-      </w:r>
-      <w:r>
-        <w:rPr>
-          <w:color w:val="0000FF"/>
-        </w:rPr>
-        <w:t xml:space="preserve">dibahas</w:t>
-      </w:r>
-      <w:r>
-        <w:rPr>
-          <w:color w:val="0000FF"/>
-        </w:rPr>
-        <w:t xml:space="preserve"> </w:t>
-      </w:r>
-      <w:r>
-        <w:rPr>
-          <w:color w:val="0000FF"/>
-        </w:rPr>
-        <w:t xml:space="preserve">tersendiri</w:t>
-      </w:r>
-      <w:r>
-        <w:rPr>
-          <w:color w:val="0000FF"/>
-        </w:rPr>
-        <w:t xml:space="preserve"> </w:t>
-      </w:r>
-      <w:r>
-        <w:rPr>
-          <w:color w:val="0000FF"/>
-        </w:rPr>
-        <w:t xml:space="preserve">pada</w:t>
-      </w:r>
-      <w:r>
-        <w:rPr>
-          <w:color w:val="0000FF"/>
-        </w:rPr>
-        <w:t xml:space="preserve"> </w:t>
-      </w:r>
-      <w:r>
-        <w:rPr>
-          <w:color w:val="0000FF"/>
-        </w:rPr>
-        <w:t xml:space="preserve">studi</w:t>
-      </w:r>
-      <w:r>
-        <w:rPr>
-          <w:color w:val="0000FF"/>
-        </w:rPr>
-        <w:t xml:space="preserve"> </w:t>
-      </w:r>
-      <w:r>
-        <w:rPr>
-          <w:color w:val="0000FF"/>
-        </w:rPr>
-        <w:t xml:space="preserve">ablasi</w:t>
-      </w:r>
-      <w:r>
-        <w:rPr>
-          <w:color w:val="0000FF"/>
-        </w:rPr>
-        <w:t xml:space="preserve"> </w:t>
-      </w:r>
-      <w:r>
-        <w:rPr>
-          <w:color w:val="0000FF"/>
-        </w:rPr>
-        <w:t xml:space="preserve">Subbab IV.13.</w:t>
+        <w:t xml:space="preserve"> </w:t>
+      </w:r>
+      <w:r>
+        <w:t xml:space="preserve">dan 500 sampel uji;</w:t>
+      </w:r>
+      <w:r>
+        <w:t xml:space="preserve"> </w:t>
+      </w:r>
+      <w:r>
+        <w:t xml:space="preserve">perbandingan terhadap Varian C dibahas tersendiri pada studi ablasi Subbab IV.13.</w:t>
       </w:r>
     </w:p>
     <w:p>
@@ -11457,34 +10148,7 @@
         <w:t xml:space="preserve"/>
       </w:r>
       <w:r>
-        <w:rPr>
-          <w:color w:val="0000FF"/>
-        </w:rPr>
-        <w:t xml:space="preserve">Metrik</w:t>
-      </w:r>
-      <w:r>
-        <w:rPr>
-          <w:color w:val="0000FF"/>
-        </w:rPr>
-        <w:t xml:space="preserve"> </w:t>
-      </w:r>
-      <w:r>
-        <w:rPr>
-          <w:color w:val="0000FF"/>
-        </w:rPr>
-        <w:t xml:space="preserve">validasi</w:t>
-      </w:r>
-      <w:r>
-        <w:rPr>
-          <w:color w:val="0000FF"/>
-        </w:rPr>
-        <w:t xml:space="preserve"> </w:t>
-      </w:r>
-      <w:r>
-        <w:rPr>
-          <w:color w:val="0000FF"/>
-        </w:rPr>
-        <w:t xml:space="preserve">FSM</w:t>
+        <w:t xml:space="preserve">Metrik validasi FSM</w:t>
       </w:r>
       <m:oMath>
         <m:sSup>
@@ -11505,198 +10169,38 @@
         </m:sSup>
       </m:oMath>
       <w:r>
-        <w:rPr>
-          <w:color w:val="0000FF"/>
-        </w:rPr>
-        <w:t xml:space="preserve"> </w:t>
-      </w:r>
-      <w:r>
-        <w:rPr>
-          <w:color w:val="0000FF"/>
-        </w:rPr>
+        <w:t xml:space="preserve"> </w:t>
+      </w:r>
+      <w:r>
         <w:t xml:space="preserve">Varian A</w:t>
       </w:r>
       <w:r>
-        <w:rPr>
-          <w:color w:val="0000FF"/>
-        </w:rPr>
-        <w:t xml:space="preserve"> </w:t>
-      </w:r>
-      <w:r>
-        <w:rPr>
-          <w:color w:val="0000FF"/>
-        </w:rPr>
-        <w:t xml:space="preserve">(BN</w:t>
-      </w:r>
-      <w:r>
-        <w:rPr>
-          <w:color w:val="0000FF"/>
-        </w:rPr>
-        <w:t xml:space="preserve"> </w:t>
-      </w:r>
-      <w:r>
-        <w:rPr>
-          <w:color w:val="0000FF"/>
-        </w:rPr>
-        <w:t xml:space="preserve">aktif)</w:t>
-      </w:r>
-      <w:r>
-        <w:rPr>
-          <w:color w:val="0000FF"/>
-        </w:rPr>
-        <w:t xml:space="preserve"> </w:t>
-      </w:r>
-      <w:r>
-        <w:rPr>
-          <w:color w:val="0000FF"/>
-        </w:rPr>
-        <w:t xml:space="preserve">rata-rata</w:t>
-      </w:r>
-      <w:r>
-        <w:rPr>
-          <w:color w:val="0000FF"/>
-        </w:rPr>
-        <w:t xml:space="preserve"> </w:t>
-      </w:r>
-      <w:r>
-        <w:rPr>
-          <w:color w:val="0000FF"/>
-        </w:rPr>
-        <w:t xml:space="preserve">sepuluh</w:t>
-      </w:r>
-      <w:r>
-        <w:rPr>
-          <w:color w:val="0000FF"/>
-        </w:rPr>
-        <w:t xml:space="preserve"> </w:t>
-      </w:r>
-      <w:r>
-        <w:rPr>
-          <w:color w:val="0000FF"/>
-        </w:rPr>
-        <w:t xml:space="preserve">kelas</w:t>
-      </w:r>
-      <w:r>
-        <w:rPr>
-          <w:color w:val="0000FF"/>
-        </w:rPr>
-        <w:t xml:space="preserve"> </w:t>
-      </w:r>
-      <w:r>
-        <w:rPr>
-          <w:color w:val="0000FF"/>
-        </w:rPr>
-        <w:t xml:space="preserve">CWRU</w:t>
-      </w:r>
-      <w:r>
-        <w:rPr>
-          <w:color w:val="0000FF"/>
-        </w:rPr>
-        <w:t xml:space="preserve"> </w:t>
-      </w:r>
-      <w:r>
-        <w:rPr>
-          <w:color w:val="0000FF"/>
-        </w:rPr>
-        <w:t xml:space="preserve">pada</w:t>
-      </w:r>
-      <w:r>
-        <w:rPr>
-          <w:color w:val="0000FF"/>
-        </w:rPr>
-        <w:t xml:space="preserve"> </w:t>
-      </w:r>
-      <w:r>
-        <w:rPr>
-          <w:color w:val="0000FF"/>
-        </w:rPr>
-        <w:t xml:space="preserve">analisis</w:t>
-      </w:r>
-      <w:r>
-        <w:rPr>
-          <w:color w:val="0000FF"/>
-        </w:rPr>
-        <w:t xml:space="preserve"> </w:t>
-      </w:r>
-      <w:r>
-        <w:rPr>
-          <w:color w:val="0000FF"/>
-        </w:rPr>
-        <w:t xml:space="preserve">utama</w:t>
-      </w:r>
-      <w:r>
-        <w:rPr>
-          <w:color w:val="0000FF"/>
-        </w:rPr>
-        <w:t xml:space="preserve"> </w:t>
-      </w:r>
-      <w:r>
-        <w:rPr>
-          <w:color w:val="0000FF"/>
-        </w:rPr>
+        <w:t xml:space="preserve"> </w:t>
+      </w:r>
+      <w:r>
+        <w:t xml:space="preserve">(BN aktif) rata-rata sepuluh kelas CWRU pada analisis utama</w:t>
+      </w:r>
+      <w:r>
+        <w:t xml:space="preserve"> </w:t>
+      </w:r>
+      <w:r>
         <w:t xml:space="preserve">(300</w:t>
       </w:r>
       <w:r>
-        <w:rPr>
-          <w:color w:val="0000FF"/>
-        </w:rPr>
-        <w:t xml:space="preserve"> </w:t>
-      </w:r>
-      <w:r>
-        <w:rPr>
-          <w:i/>
-          <w:iCs/>
-          <w:color w:val="0000FF"/>
+        <w:t xml:space="preserve"> </w:t>
+      </w:r>
+      <w:r>
+        <w:rPr>
+          <w:i/>
+          <w:iCs/>
         </w:rPr>
         <w:t xml:space="preserve">background</w:t>
       </w:r>
       <w:r>
-        <w:rPr>
-          <w:color w:val="0000FF"/>
-        </w:rPr>
-        <w:t xml:space="preserve"> </w:t>
-      </w:r>
-      <w:r>
-        <w:rPr>
-          <w:color w:val="0000FF"/>
-        </w:rPr>
-        <w:t xml:space="preserve">/</w:t>
-      </w:r>
-      <w:r>
-        <w:rPr>
-          <w:color w:val="0000FF"/>
-        </w:rPr>
-        <w:t xml:space="preserve"> </w:t>
-      </w:r>
-      <w:r>
-        <w:rPr>
-          <w:color w:val="0000FF"/>
-        </w:rPr>
-        <w:t xml:space="preserve">500</w:t>
-      </w:r>
-      <w:r>
-        <w:rPr>
-          <w:color w:val="0000FF"/>
-        </w:rPr>
-        <w:t xml:space="preserve"> </w:t>
-      </w:r>
-      <w:r>
-        <w:rPr>
-          <w:color w:val="0000FF"/>
-        </w:rPr>
-        <w:t xml:space="preserve">sampel</w:t>
-      </w:r>
-      <w:r>
-        <w:rPr>
-          <w:color w:val="0000FF"/>
-        </w:rPr>
-        <w:t xml:space="preserve"> </w:t>
-      </w:r>
-      <w:r>
-        <w:rPr>
-          <w:color w:val="0000FF"/>
-        </w:rPr>
-        <w:t xml:space="preserve">uji).</w:t>
+        <w:t xml:space="preserve"> </w:t>
+      </w:r>
+      <w:r>
+        <w:t xml:space="preserve">/ 500 sampel uji).</w:t>
       </w:r>
       <w:r>
         <w:t xml:space="preserve"> </w:t>
@@ -11710,7 +10214,7 @@
         <w:tblStyle w:val="Table"/>
         <w:tblW w:type="dxa" w:w="7933"/>
         <w:tblLook w:firstRow="1" w:lastRow="0" w:firstColumn="0" w:lastColumn="0" w:noHBand="0" w:noVBand="0" w:val="0020"/>
-        <w:tblCaption w:val="^{\text{abs}} Nilai lebih tinggi lebih baik untuk ketiga metrik."/>
+        <w:tblCaption w:val="Metrik validasi FSM^{\text{abs}} Varian A (BN aktif) rata-rata sepuluh kelas CWRU pada analisis utama (300 background / 500 sampel uji). Nilai lebih tinggi lebih baik untuk ketiga metrik."/>
         <w:tblLayout w:type="fixed"/>
       </w:tblPr>
       <w:tblGrid>
@@ -11807,34 +10311,7 @@
               <w:jc w:val="left"/>
             </w:pPr>
             <w:r>
-              <w:rPr>
-                <w:color w:val="0000FF"/>
-              </w:rPr>
-              <w:t xml:space="preserve">A</w:t>
-            </w:r>
-            <w:r>
-              <w:rPr>
-                <w:color w:val="0000FF"/>
-              </w:rPr>
-              <w:t xml:space="preserve"> </w:t>
-            </w:r>
-            <w:r>
-              <w:rPr>
-                <w:color w:val="0000FF"/>
-              </w:rPr>
-              <w:t xml:space="preserve">(BN</w:t>
-            </w:r>
-            <w:r>
-              <w:rPr>
-                <w:color w:val="0000FF"/>
-              </w:rPr>
-              <w:t xml:space="preserve"> </w:t>
-            </w:r>
-            <w:r>
-              <w:rPr>
-                <w:color w:val="0000FF"/>
-              </w:rPr>
-              <w:t xml:space="preserve">aktif)</w:t>
+              <w:t xml:space="preserve">A (BN aktif)</w:t>
             </w:r>
           </w:p>
         </w:tc>
@@ -11848,9 +10325,6 @@
               <w:jc w:val="center"/>
             </w:pPr>
             <w:r>
-              <w:rPr>
-                <w:color w:val="0000FF"/>
-              </w:rPr>
               <w:t xml:space="preserve">0,216</w:t>
             </w:r>
           </w:p>
@@ -11865,9 +10339,6 @@
               <w:jc w:val="center"/>
             </w:pPr>
             <w:r>
-              <w:rPr>
-                <w:color w:val="0000FF"/>
-              </w:rPr>
               <w:t xml:space="preserve">0,940</w:t>
             </w:r>
           </w:p>
@@ -11882,9 +10353,6 @@
               <w:jc w:val="center"/>
             </w:pPr>
             <w:r>
-              <w:rPr>
-                <w:color w:val="0000FF"/>
-              </w:rPr>
               <w:t xml:space="preserve">0,940</w:t>
             </w:r>
           </w:p>
@@ -11902,70 +10370,7 @@
         <w:pStyle w:val="Paragraf"/>
       </w:pPr>
       <w:r>
-        <w:rPr>
-          <w:color w:val="0000FF"/>
-        </w:rPr>
-        <w:t xml:space="preserve">Hasil</w:t>
-      </w:r>
-      <w:r>
-        <w:rPr>
-          <w:color w:val="0000FF"/>
-        </w:rPr>
-        <w:t xml:space="preserve"> </w:t>
-      </w:r>
-      <w:r>
-        <w:rPr>
-          <w:color w:val="0000FF"/>
-        </w:rPr>
-        <w:t xml:space="preserve">analisis</w:t>
-      </w:r>
-      <w:r>
-        <w:rPr>
-          <w:color w:val="0000FF"/>
-        </w:rPr>
-        <w:t xml:space="preserve"> </w:t>
-      </w:r>
-      <w:r>
-        <w:rPr>
-          <w:color w:val="0000FF"/>
-        </w:rPr>
-        <w:t xml:space="preserve">utama</w:t>
-      </w:r>
-      <w:r>
-        <w:rPr>
-          <w:color w:val="0000FF"/>
-        </w:rPr>
-        <w:t xml:space="preserve"> </w:t>
-      </w:r>
-      <w:r>
-        <w:rPr>
-          <w:color w:val="0000FF"/>
-        </w:rPr>
-        <w:t xml:space="preserve">menunjukkan</w:t>
-      </w:r>
-      <w:r>
-        <w:rPr>
-          <w:color w:val="0000FF"/>
-        </w:rPr>
-        <w:t xml:space="preserve"> </w:t>
-      </w:r>
-      <w:r>
-        <w:rPr>
-          <w:color w:val="0000FF"/>
-        </w:rPr>
-        <w:t xml:space="preserve">bahwa</w:t>
-      </w:r>
-      <w:r>
-        <w:rPr>
-          <w:color w:val="0000FF"/>
-        </w:rPr>
-        <w:t xml:space="preserve"> </w:t>
-      </w:r>
-      <w:r>
-        <w:rPr>
-          <w:color w:val="0000FF"/>
-        </w:rPr>
-        <w:t xml:space="preserve">FSM</w:t>
+        <w:t xml:space="preserve">Hasil analisis utama menunjukkan bahwa FSM</w:t>
       </w:r>
       <m:oMath>
         <m:sSup>
@@ -11986,274 +10391,38 @@
         </m:sSup>
       </m:oMath>
       <w:r>
-        <w:rPr>
-          <w:color w:val="0000FF"/>
-        </w:rPr>
-        <w:t xml:space="preserve"> </w:t>
-      </w:r>
-      <w:r>
-        <w:rPr>
-          <w:color w:val="0000FF"/>
-        </w:rPr>
-        <w:t xml:space="preserve">Varian A</w:t>
-      </w:r>
-      <w:r>
-        <w:rPr>
-          <w:color w:val="0000FF"/>
-        </w:rPr>
-        <w:t xml:space="preserve"> </w:t>
-      </w:r>
-      <w:r>
-        <w:rPr>
-          <w:color w:val="0000FF"/>
-        </w:rPr>
-        <w:t xml:space="preserve">memiliki</w:t>
-      </w:r>
-      <w:r>
-        <w:rPr>
-          <w:color w:val="0000FF"/>
-        </w:rPr>
-        <w:t xml:space="preserve"> </w:t>
-      </w:r>
-      <w:r>
-        <w:rPr>
-          <w:i/>
-          <w:iCs/>
-          <w:color w:val="0000FF"/>
-        </w:rPr>
-        <w:t xml:space="preserve">split-half</w:t>
-      </w:r>
-      <w:r>
-        <w:rPr>
-          <w:i/>
-          <w:iCs/>
-          <w:color w:val="0000FF"/>
-        </w:rPr>
-        <w:t xml:space="preserve"> </w:t>
-      </w:r>
-      <w:r>
-        <w:rPr>
-          <w:i/>
-          <w:iCs/>
-          <w:color w:val="0000FF"/>
-        </w:rPr>
-        <w:t xml:space="preserve">stability</w:t>
-      </w:r>
-      <w:r>
-        <w:rPr>
-          <w:color w:val="0000FF"/>
-        </w:rPr>
-        <w:t xml:space="preserve"> </w:t>
-      </w:r>
-      <w:r>
-        <w:rPr>
-          <w:color w:val="0000FF"/>
-        </w:rPr>
-        <w:t xml:space="preserve">0,940,</w:t>
-      </w:r>
-      <w:r>
-        <w:rPr>
-          <w:color w:val="0000FF"/>
-        </w:rPr>
-        <w:t xml:space="preserve"> </w:t>
-      </w:r>
-      <w:r>
-        <w:rPr>
-          <w:color w:val="0000FF"/>
-        </w:rPr>
-        <w:t xml:space="preserve">yang</w:t>
-      </w:r>
-      <w:r>
-        <w:rPr>
-          <w:color w:val="0000FF"/>
-        </w:rPr>
-        <w:t xml:space="preserve"> </w:t>
-      </w:r>
-      <w:r>
-        <w:rPr>
-          <w:color w:val="0000FF"/>
-        </w:rPr>
-        <w:t xml:space="preserve">berarti</w:t>
-      </w:r>
-      <w:r>
-        <w:rPr>
-          <w:color w:val="0000FF"/>
-        </w:rPr>
-        <w:t xml:space="preserve"> </w:t>
-      </w:r>
-      <w:r>
-        <w:rPr>
-          <w:color w:val="0000FF"/>
-        </w:rPr>
-        <w:t xml:space="preserve">pola</w:t>
-      </w:r>
-      <w:r>
-        <w:rPr>
-          <w:color w:val="0000FF"/>
-        </w:rPr>
-        <w:t xml:space="preserve"> </w:t>
-      </w:r>
-      <w:r>
-        <w:rPr>
-          <w:color w:val="0000FF"/>
-        </w:rPr>
-        <w:t xml:space="preserve">FSM</w:t>
-      </w:r>
-      <w:r>
-        <w:rPr>
-          <w:color w:val="0000FF"/>
-        </w:rPr>
-        <w:t xml:space="preserve"> </w:t>
-      </w:r>
-      <w:r>
-        <w:rPr>
-          <w:color w:val="0000FF"/>
-        </w:rPr>
-        <w:t xml:space="preserve">sangat</w:t>
-      </w:r>
-      <w:r>
-        <w:rPr>
-          <w:color w:val="0000FF"/>
-        </w:rPr>
-        <w:t xml:space="preserve"> </w:t>
-      </w:r>
-      <w:r>
-        <w:rPr>
-          <w:color w:val="0000FF"/>
-        </w:rPr>
-        <w:t xml:space="preserve">dapat</w:t>
-      </w:r>
-      <w:r>
-        <w:rPr>
-          <w:color w:val="0000FF"/>
-        </w:rPr>
-        <w:t xml:space="preserve"> </w:t>
-      </w:r>
-      <w:r>
-        <w:rPr>
-          <w:color w:val="0000FF"/>
-        </w:rPr>
-        <w:t xml:space="preserve">direproduksi</w:t>
-      </w:r>
-      <w:r>
-        <w:rPr>
-          <w:color w:val="0000FF"/>
-        </w:rPr>
-        <w:t xml:space="preserve"> </w:t>
-      </w:r>
-      <w:r>
-        <w:rPr>
-          <w:color w:val="0000FF"/>
-        </w:rPr>
-        <w:t xml:space="preserve">(kemiripan</w:t>
-      </w:r>
-      <w:r>
-        <w:rPr>
-          <w:color w:val="0000FF"/>
-        </w:rPr>
-        <w:t xml:space="preserve"> </w:t>
-      </w:r>
-      <w:r>
-        <w:rPr>
-          <w:color w:val="0000FF"/>
-        </w:rPr>
-        <w:t xml:space="preserve">kosinus</w:t>
-      </w:r>
-      <w:r>
-        <w:rPr>
-          <w:color w:val="0000FF"/>
-        </w:rPr>
-        <w:t xml:space="preserve"> </w:t>
-      </w:r>
-      <w:r>
-        <w:rPr>
-          <w:color w:val="0000FF"/>
-        </w:rPr>
-        <w:t xml:space="preserve">94%)</w:t>
-      </w:r>
-      <w:r>
-        <w:rPr>
-          <w:color w:val="0000FF"/>
-        </w:rPr>
-        <w:t xml:space="preserve"> </w:t>
-      </w:r>
-      <w:r>
-        <w:rPr>
-          <w:color w:val="0000FF"/>
-        </w:rPr>
-        <w:t xml:space="preserve">dan</w:t>
-      </w:r>
-      <w:r>
-        <w:rPr>
-          <w:color w:val="0000FF"/>
-        </w:rPr>
-        <w:t xml:space="preserve"> </w:t>
-      </w:r>
-      <w:r>
-        <w:rPr>
-          <w:color w:val="0000FF"/>
-        </w:rPr>
-        <w:t xml:space="preserve">tidak</w:t>
-      </w:r>
-      <w:r>
-        <w:rPr>
-          <w:color w:val="0000FF"/>
-        </w:rPr>
-        <w:t xml:space="preserve"> </w:t>
-      </w:r>
-      <w:r>
-        <w:rPr>
-          <w:color w:val="0000FF"/>
-        </w:rPr>
-        <w:t xml:space="preserve">bergantung</w:t>
-      </w:r>
-      <w:r>
-        <w:rPr>
-          <w:color w:val="0000FF"/>
-        </w:rPr>
-        <w:t xml:space="preserve"> </w:t>
-      </w:r>
-      <w:r>
-        <w:rPr>
-          <w:color w:val="0000FF"/>
-        </w:rPr>
-        <w:t xml:space="preserve">pada</w:t>
-      </w:r>
-      <w:r>
-        <w:rPr>
-          <w:color w:val="0000FF"/>
-        </w:rPr>
-        <w:t xml:space="preserve"> </w:t>
-      </w:r>
-      <w:r>
-        <w:rPr>
-          <w:color w:val="0000FF"/>
-        </w:rPr>
-        <w:t xml:space="preserve">pemilihan</w:t>
-      </w:r>
-      <w:r>
-        <w:rPr>
-          <w:color w:val="0000FF"/>
-        </w:rPr>
-        <w:t xml:space="preserve"> </w:t>
-      </w:r>
-      <w:r>
-        <w:rPr>
-          <w:color w:val="0000FF"/>
-        </w:rPr>
-        <w:t xml:space="preserve">sampel</w:t>
-      </w:r>
-      <w:r>
-        <w:rPr>
-          <w:color w:val="0000FF"/>
-        </w:rPr>
-        <w:t xml:space="preserve"> </w:t>
-      </w:r>
-      <w:r>
-        <w:rPr>
-          <w:color w:val="0000FF"/>
-        </w:rPr>
-        <w:t xml:space="preserve">acak.</w:t>
+        <w:t xml:space="preserve"> </w:t>
+      </w:r>
+      <w:r>
+        <w:t xml:space="preserve">Varian A memiliki</w:t>
+      </w:r>
+      <w:r>
+        <w:t xml:space="preserve"> </w:t>
+      </w:r>
+      <w:r>
+        <w:rPr>
+          <w:i/>
+          <w:iCs/>
+        </w:rPr>
+        <w:t xml:space="preserve">split-half stability</w:t>
+      </w:r>
+      <w:r>
+        <w:t xml:space="preserve"> </w:t>
+      </w:r>
+      <w:r>
+        <w:t xml:space="preserve">0,940, yang berarti pola FSM</w:t>
+      </w:r>
+      <w:r>
+        <w:t xml:space="preserve"> </w:t>
+      </w:r>
+      <w:r>
+        <w:t xml:space="preserve">sangat dapat direproduksi (kemiripan kosinus 94%) dan tidak bergantung pada</w:t>
+      </w:r>
+      <w:r>
+        <w:t xml:space="preserve"> </w:t>
+      </w:r>
+      <w:r>
+        <w:t xml:space="preserve">pemilihan sampel acak.</w:t>
       </w:r>
       <w:r>
         <w:t xml:space="preserve"> </w:t>
@@ -12271,447 +10440,27 @@
         <w:t xml:space="preserve"> </w:t>
       </w:r>
       <w:r>
-        <w:rPr>
-          <w:color w:val="0000FF"/>
-        </w:rPr>
-        <w:t xml:space="preserve">FSM</w:t>
-      </w:r>
-      <w:r>
-        <w:rPr>
-          <w:color w:val="0000FF"/>
-        </w:rPr>
-        <w:t xml:space="preserve"> </w:t>
-      </w:r>
-      <w:r>
-        <w:rPr>
-          <w:color w:val="0000FF"/>
-        </w:rPr>
-        <w:t xml:space="preserve">rata-rata</w:t>
-      </w:r>
-      <w:r>
-        <w:rPr>
-          <w:color w:val="0000FF"/>
-        </w:rPr>
-        <w:t xml:space="preserve"> </w:t>
-      </w:r>
-      <w:r>
-        <w:rPr>
-          <w:color w:val="0000FF"/>
-        </w:rPr>
-        <w:t xml:space="preserve">antarkelas</w:t>
-      </w:r>
-      <w:r>
-        <w:rPr>
-          <w:color w:val="0000FF"/>
-        </w:rPr>
-        <w:t xml:space="preserve"> </w:t>
-      </w:r>
-      <w:r>
-        <w:rPr>
-          <w:color w:val="0000FF"/>
-        </w:rPr>
-        <w:t xml:space="preserve">justru</w:t>
-      </w:r>
-      <w:r>
-        <w:rPr>
-          <w:color w:val="0000FF"/>
-        </w:rPr>
-        <w:t xml:space="preserve"> </w:t>
-      </w:r>
-      <w:r>
-        <w:rPr>
-          <w:color w:val="0000FF"/>
-        </w:rPr>
-        <w:t xml:space="preserve">relatif</w:t>
-      </w:r>
-      <w:r>
-        <w:rPr>
-          <w:color w:val="0000FF"/>
-        </w:rPr>
-        <w:t xml:space="preserve"> </w:t>
-      </w:r>
-      <w:r>
-        <w:rPr>
-          <w:color w:val="0000FF"/>
-        </w:rPr>
-        <w:t xml:space="preserve">mirip</w:t>
-      </w:r>
-      <w:r>
-        <w:rPr>
-          <w:color w:val="0000FF"/>
-        </w:rPr>
-        <w:t xml:space="preserve"> </w:t>
-      </w:r>
-      <w:r>
-        <w:rPr>
-          <w:color w:val="0000FF"/>
-        </w:rPr>
-        <w:t xml:space="preserve">satu</w:t>
-      </w:r>
-      <w:r>
-        <w:rPr>
-          <w:color w:val="0000FF"/>
-        </w:rPr>
-        <w:t xml:space="preserve"> </w:t>
-      </w:r>
-      <w:r>
-        <w:rPr>
-          <w:color w:val="0000FF"/>
-        </w:rPr>
-        <w:t xml:space="preserve">sama</w:t>
-      </w:r>
-      <w:r>
-        <w:rPr>
-          <w:color w:val="0000FF"/>
-        </w:rPr>
-        <w:t xml:space="preserve"> </w:t>
-      </w:r>
-      <w:r>
-        <w:rPr>
-          <w:color w:val="0000FF"/>
-        </w:rPr>
-        <w:t xml:space="preserve">lain</w:t>
-      </w:r>
-      <w:r>
-        <w:rPr>
-          <w:color w:val="0000FF"/>
-        </w:rPr>
-        <w:t xml:space="preserve"> </w:t>
-      </w:r>
-      <w:r>
-        <w:rPr>
-          <w:color w:val="0000FF"/>
-        </w:rPr>
-        <w:t xml:space="preserve">pada</w:t>
-      </w:r>
-      <w:r>
-        <w:rPr>
-          <w:color w:val="0000FF"/>
-        </w:rPr>
-        <w:t xml:space="preserve"> </w:t>
-      </w:r>
-      <w:r>
-        <w:rPr>
-          <w:color w:val="0000FF"/>
-        </w:rPr>
-        <w:t xml:space="preserve">ruang</w:t>
-      </w:r>
-      <w:r>
-        <w:rPr>
-          <w:color w:val="0000FF"/>
-        </w:rPr>
-        <w:t xml:space="preserve"> </w:t>
-      </w:r>
-      <w:r>
-        <w:rPr>
-          <w:color w:val="0000FF"/>
-        </w:rPr>
-        <w:t xml:space="preserve">atribusi</w:t>
-      </w:r>
-      <w:r>
-        <w:rPr>
-          <w:color w:val="0000FF"/>
-        </w:rPr>
-        <w:t xml:space="preserve"> </w:t>
-      </w:r>
-      <w:r>
-        <w:rPr>
-          <w:color w:val="0000FF"/>
-        </w:rPr>
-        <w:t xml:space="preserve">2.048</w:t>
-      </w:r>
-      <w:r>
-        <w:rPr>
-          <w:color w:val="0000FF"/>
-        </w:rPr>
-        <w:t xml:space="preserve"> </w:t>
-      </w:r>
-      <w:r>
-        <w:rPr>
-          <w:color w:val="0000FF"/>
-        </w:rPr>
-        <w:t xml:space="preserve">dimensi</w:t>
-      </w:r>
-      <w:r>
-        <w:rPr>
-          <w:color w:val="0000FF"/>
-        </w:rPr>
-        <w:t xml:space="preserve"> </w:t>
-      </w:r>
-      <w:r>
-        <w:rPr>
-          <w:color w:val="0000FF"/>
-        </w:rPr>
-        <w:t xml:space="preserve">penuh.</w:t>
-      </w:r>
-      <w:r>
-        <w:rPr>
-          <w:color w:val="0000FF"/>
-        </w:rPr>
-        <w:t xml:space="preserve"> </w:t>
-      </w:r>
-      <w:r>
-        <w:rPr>
-          <w:color w:val="0000FF"/>
-        </w:rPr>
-        <w:t xml:space="preserve">Hal</w:t>
-      </w:r>
-      <w:r>
-        <w:rPr>
-          <w:color w:val="0000FF"/>
-        </w:rPr>
-        <w:t xml:space="preserve"> </w:t>
-      </w:r>
-      <w:r>
-        <w:rPr>
-          <w:color w:val="0000FF"/>
-        </w:rPr>
-        <w:t xml:space="preserve">ini</w:t>
-      </w:r>
-      <w:r>
-        <w:rPr>
-          <w:color w:val="0000FF"/>
-        </w:rPr>
-        <w:t xml:space="preserve"> </w:t>
-      </w:r>
-      <w:r>
-        <w:rPr>
-          <w:color w:val="0000FF"/>
-        </w:rPr>
-        <w:t xml:space="preserve">terjadi</w:t>
-      </w:r>
-      <w:r>
-        <w:rPr>
-          <w:color w:val="0000FF"/>
-        </w:rPr>
-        <w:t xml:space="preserve"> </w:t>
-      </w:r>
-      <w:r>
-        <w:rPr>
-          <w:color w:val="0000FF"/>
-        </w:rPr>
-        <w:t xml:space="preserve">karena</w:t>
-      </w:r>
-      <w:r>
-        <w:rPr>
-          <w:color w:val="0000FF"/>
-        </w:rPr>
-        <w:t xml:space="preserve"> </w:t>
-      </w:r>
-      <w:r>
-        <w:rPr>
-          <w:color w:val="0000FF"/>
-        </w:rPr>
-        <w:t xml:space="preserve">sinyal</w:t>
-      </w:r>
-      <w:r>
-        <w:rPr>
-          <w:color w:val="0000FF"/>
-        </w:rPr>
-        <w:t xml:space="preserve"> </w:t>
-      </w:r>
-      <w:r>
-        <w:rPr>
-          <w:color w:val="0000FF"/>
-        </w:rPr>
-        <w:t xml:space="preserve">diskriminatif</w:t>
-      </w:r>
-      <w:r>
-        <w:rPr>
-          <w:color w:val="0000FF"/>
-        </w:rPr>
-        <w:t xml:space="preserve"> </w:t>
-      </w:r>
-      <w:r>
-        <w:rPr>
-          <w:color w:val="0000FF"/>
-        </w:rPr>
-        <w:t xml:space="preserve">terkonsentrasi</w:t>
-      </w:r>
-      <w:r>
-        <w:rPr>
-          <w:color w:val="0000FF"/>
-        </w:rPr>
-        <w:t xml:space="preserve"> </w:t>
-      </w:r>
-      <w:r>
-        <w:rPr>
-          <w:color w:val="0000FF"/>
-        </w:rPr>
-        <w:t xml:space="preserve">pada</w:t>
-      </w:r>
-      <w:r>
-        <w:rPr>
-          <w:color w:val="0000FF"/>
-        </w:rPr>
-        <w:t xml:space="preserve"> </w:t>
-      </w:r>
-      <w:r>
-        <w:rPr>
-          <w:color w:val="0000FF"/>
-        </w:rPr>
-        <w:t xml:space="preserve">sebagian</w:t>
-      </w:r>
-      <w:r>
-        <w:rPr>
-          <w:color w:val="0000FF"/>
-        </w:rPr>
-        <w:t xml:space="preserve"> </w:t>
-      </w:r>
-      <w:r>
-        <w:rPr>
-          <w:color w:val="0000FF"/>
-        </w:rPr>
-        <w:t xml:space="preserve">kecil</w:t>
-      </w:r>
-      <w:r>
-        <w:rPr>
-          <w:color w:val="0000FF"/>
-        </w:rPr>
-        <w:t xml:space="preserve"> </w:t>
-      </w:r>
-      <w:r>
-        <w:rPr>
-          <w:color w:val="0000FF"/>
-        </w:rPr>
-        <w:t xml:space="preserve">posisi</w:t>
-      </w:r>
-      <w:r>
-        <w:rPr>
-          <w:color w:val="0000FF"/>
-        </w:rPr>
-        <w:t xml:space="preserve"> </w:t>
-      </w:r>
-      <w:r>
-        <w:rPr>
-          <w:color w:val="0000FF"/>
-        </w:rPr>
-        <w:t xml:space="preserve">temporal</w:t>
-      </w:r>
-      <w:r>
-        <w:rPr>
-          <w:color w:val="0000FF"/>
-        </w:rPr>
-        <w:t xml:space="preserve"> </w:t>
-      </w:r>
-      <w:r>
-        <w:rPr>
-          <w:color w:val="0000FF"/>
-        </w:rPr>
-        <w:t xml:space="preserve">yang</w:t>
-      </w:r>
-      <w:r>
-        <w:rPr>
-          <w:color w:val="0000FF"/>
-        </w:rPr>
-        <w:t xml:space="preserve"> </w:t>
-      </w:r>
-      <w:r>
-        <w:rPr>
-          <w:color w:val="0000FF"/>
-        </w:rPr>
-        <w:t xml:space="preserve">tertutupi</w:t>
-      </w:r>
-      <w:r>
-        <w:rPr>
-          <w:color w:val="0000FF"/>
-        </w:rPr>
-        <w:t xml:space="preserve"> </w:t>
-      </w:r>
-      <w:r>
-        <w:rPr>
-          <w:color w:val="0000FF"/>
-        </w:rPr>
-        <w:t xml:space="preserve">oleh</w:t>
-      </w:r>
-      <w:r>
-        <w:rPr>
-          <w:color w:val="0000FF"/>
-        </w:rPr>
-        <w:t xml:space="preserve"> </w:t>
-      </w:r>
-      <w:r>
-        <w:rPr>
-          <w:color w:val="0000FF"/>
-        </w:rPr>
-        <w:t xml:space="preserve">komponen</w:t>
-      </w:r>
-      <w:r>
-        <w:rPr>
-          <w:color w:val="0000FF"/>
-        </w:rPr>
-        <w:t xml:space="preserve"> </w:t>
-      </w:r>
-      <w:r>
-        <w:rPr>
-          <w:color w:val="0000FF"/>
-        </w:rPr>
-        <w:t xml:space="preserve">energi</w:t>
-      </w:r>
-      <w:r>
-        <w:rPr>
-          <w:color w:val="0000FF"/>
-        </w:rPr>
-        <w:t xml:space="preserve"> </w:t>
-      </w:r>
-      <w:r>
-        <w:rPr>
-          <w:color w:val="0000FF"/>
-        </w:rPr>
-        <w:t xml:space="preserve">latar</w:t>
-      </w:r>
-      <w:r>
-        <w:rPr>
-          <w:color w:val="0000FF"/>
-        </w:rPr>
-        <w:t xml:space="preserve"> </w:t>
-      </w:r>
-      <w:r>
-        <w:rPr>
-          <w:color w:val="0000FF"/>
-        </w:rPr>
-        <w:t xml:space="preserve">yang</w:t>
-      </w:r>
-      <w:r>
-        <w:rPr>
-          <w:color w:val="0000FF"/>
-        </w:rPr>
-        <w:t xml:space="preserve"> </w:t>
-      </w:r>
-      <w:r>
-        <w:rPr>
-          <w:color w:val="0000FF"/>
-        </w:rPr>
-        <w:t xml:space="preserve">besar</w:t>
-      </w:r>
-      <w:r>
-        <w:rPr>
-          <w:color w:val="0000FF"/>
-        </w:rPr>
-        <w:t xml:space="preserve"> </w:t>
-      </w:r>
-      <w:r>
-        <w:rPr>
-          <w:color w:val="0000FF"/>
-        </w:rPr>
-        <w:t xml:space="preserve">dan</w:t>
-      </w:r>
-      <w:r>
-        <w:rPr>
-          <w:color w:val="0000FF"/>
-        </w:rPr>
-        <w:t xml:space="preserve"> </w:t>
-      </w:r>
-      <w:r>
-        <w:rPr>
-          <w:color w:val="0000FF"/>
-        </w:rPr>
-        <w:t xml:space="preserve">bersama</w:t>
-      </w:r>
-      <w:r>
-        <w:rPr>
-          <w:color w:val="0000FF"/>
-        </w:rPr>
+        <w:t xml:space="preserve">FSM rata-rata antarkelas justru relatif</w:t>
+      </w:r>
+      <w:r>
+        <w:t xml:space="preserve"> </w:t>
+      </w:r>
+      <w:r>
+        <w:t xml:space="preserve">mirip satu sama lain pada ruang atribusi 2.048 dimensi penuh. Hal ini terjadi</w:t>
+      </w:r>
+      <w:r>
+        <w:t xml:space="preserve"> </w:t>
+      </w:r>
+      <w:r>
+        <w:t xml:space="preserve">karena sinyal diskriminatif terkonsentrasi pada sebagian kecil posisi temporal</w:t>
+      </w:r>
+      <w:r>
+        <w:t xml:space="preserve"> </w:t>
+      </w:r>
+      <w:r>
+        <w:t xml:space="preserve">yang tertutupi oleh komponen energi latar yang besar dan bersama</w:t>
+      </w:r>
+      <w:r>
         <w:t xml:space="preserve"> </w:t>
       </w:r>
       <w:r>
@@ -12724,9 +10473,6 @@
         <w:t xml:space="preserve">, 2025)</w:t>
       </w:r>
       <w:r>
-        <w:rPr>
-          <w:color w:val="0000FF"/>
-        </w:rPr>
         <w:t xml:space="preserve">.</w:t>
       </w:r>
     </w:p>
@@ -12740,480 +10486,55 @@
         <w:pStyle w:val="Paragraf"/>
       </w:pPr>
       <w:r>
-        <w:rPr>
-          <w:color w:val="0000FF"/>
-        </w:rPr>
-        <w:t xml:space="preserve">Karena</w:t>
-      </w:r>
-      <w:r>
-        <w:rPr>
-          <w:color w:val="0000FF"/>
-        </w:rPr>
-        <w:t xml:space="preserve"> </w:t>
-      </w:r>
-      <w:r>
-        <w:rPr>
-          <w:color w:val="0000FF"/>
-        </w:rPr>
-        <w:t xml:space="preserve">itu,</w:t>
-      </w:r>
-      <w:r>
-        <w:rPr>
-          <w:color w:val="0000FF"/>
-        </w:rPr>
-        <w:t xml:space="preserve"> </w:t>
-      </w:r>
-      <w:r>
-        <w:rPr>
-          <w:color w:val="0000FF"/>
-        </w:rPr>
-        <w:t xml:space="preserve">kekhasan</w:t>
-      </w:r>
-      <w:r>
-        <w:rPr>
-          <w:color w:val="0000FF"/>
-        </w:rPr>
-        <w:t xml:space="preserve"> </w:t>
-      </w:r>
-      <w:r>
-        <w:rPr>
-          <w:color w:val="0000FF"/>
-        </w:rPr>
-        <w:t xml:space="preserve">FSM</w:t>
-      </w:r>
-      <w:r>
-        <w:rPr>
-          <w:color w:val="0000FF"/>
-        </w:rPr>
-        <w:t xml:space="preserve"> </w:t>
-      </w:r>
-      <w:r>
-        <w:rPr>
-          <w:color w:val="0000FF"/>
-        </w:rPr>
-        <w:t xml:space="preserve">lebih</w:t>
-      </w:r>
-      <w:r>
-        <w:rPr>
-          <w:color w:val="0000FF"/>
-        </w:rPr>
-        <w:t xml:space="preserve"> </w:t>
-      </w:r>
-      <w:r>
-        <w:rPr>
-          <w:color w:val="0000FF"/>
-        </w:rPr>
-        <w:t xml:space="preserve">efektif</w:t>
-      </w:r>
-      <w:r>
-        <w:rPr>
-          <w:color w:val="0000FF"/>
-        </w:rPr>
-        <w:t xml:space="preserve"> </w:t>
-      </w:r>
-      <w:r>
-        <w:rPr>
-          <w:color w:val="0000FF"/>
-        </w:rPr>
-        <w:t xml:space="preserve">dinilai</w:t>
-      </w:r>
-      <w:r>
-        <w:rPr>
-          <w:color w:val="0000FF"/>
-        </w:rPr>
-        <w:t xml:space="preserve"> </w:t>
-      </w:r>
-      <w:r>
-        <w:rPr>
-          <w:color w:val="0000FF"/>
-        </w:rPr>
-        <w:t xml:space="preserve">secara</w:t>
-      </w:r>
-      <w:r>
-        <w:rPr>
-          <w:color w:val="0000FF"/>
-        </w:rPr>
-        <w:t xml:space="preserve"> </w:t>
-      </w:r>
-      <w:r>
-        <w:rPr>
-          <w:color w:val="0000FF"/>
-        </w:rPr>
-        <w:t xml:space="preserve">visual</w:t>
-      </w:r>
-      <w:r>
-        <w:rPr>
-          <w:color w:val="0000FF"/>
-        </w:rPr>
-        <w:t xml:space="preserve"> </w:t>
-      </w:r>
-      <w:r>
-        <w:rPr>
-          <w:color w:val="0000FF"/>
-        </w:rPr>
+        <w:t xml:space="preserve">Karena itu, kekhasan FSM lebih efektif dinilai secara visual</w:t>
+      </w:r>
+      <w:r>
+        <w:t xml:space="preserve"> </w:t>
+      </w:r>
+      <w:r>
         <w:t xml:space="preserve">melalui</w:t>
       </w:r>
       <w:r>
-        <w:rPr>
-          <w:color w:val="0000FF"/>
-        </w:rPr>
-        <w:t xml:space="preserve"> </w:t>
-      </w:r>
-      <w:r>
-        <w:rPr>
-          <w:i/>
-          <w:iCs/>
-          <w:color w:val="0000FF"/>
+        <w:t xml:space="preserve"> </w:t>
+      </w:r>
+      <w:r>
+        <w:rPr>
+          <w:i/>
+          <w:iCs/>
         </w:rPr>
         <w:t xml:space="preserve">heatmap</w:t>
       </w:r>
       <w:r>
-        <w:rPr>
-          <w:color w:val="0000FF"/>
-        </w:rPr>
-        <w:t xml:space="preserve"> </w:t>
-      </w:r>
-      <w:r>
-        <w:rPr>
-          <w:color w:val="0000FF"/>
-        </w:rPr>
-        <w:t xml:space="preserve">yang</w:t>
-      </w:r>
-      <w:r>
-        <w:rPr>
-          <w:color w:val="0000FF"/>
-        </w:rPr>
-        <w:t xml:space="preserve"> </w:t>
-      </w:r>
-      <w:r>
-        <w:rPr>
-          <w:color w:val="0000FF"/>
-        </w:rPr>
-        <w:t xml:space="preserve">menyoroti</w:t>
-      </w:r>
-      <w:r>
-        <w:rPr>
-          <w:color w:val="0000FF"/>
-        </w:rPr>
-        <w:t xml:space="preserve"> </w:t>
-      </w:r>
-      <w:r>
-        <w:rPr>
-          <w:color w:val="0000FF"/>
-        </w:rPr>
-        <w:t xml:space="preserve">konsentrasi</w:t>
-      </w:r>
-      <w:r>
-        <w:rPr>
-          <w:color w:val="0000FF"/>
-        </w:rPr>
-        <w:t xml:space="preserve"> </w:t>
-      </w:r>
-      <w:r>
-        <w:rPr>
-          <w:color w:val="0000FF"/>
-        </w:rPr>
-        <w:t xml:space="preserve">temporal</w:t>
-      </w:r>
-      <w:r>
-        <w:rPr>
-          <w:color w:val="0000FF"/>
-        </w:rPr>
-        <w:t xml:space="preserve"> </w:t>
-      </w:r>
-      <w:r>
-        <w:rPr>
-          <w:color w:val="0000FF"/>
-        </w:rPr>
-        <w:t xml:space="preserve">spesifik,</w:t>
-      </w:r>
-      <w:r>
-        <w:rPr>
-          <w:color w:val="0000FF"/>
-        </w:rPr>
-        <w:t xml:space="preserve"> </w:t>
-      </w:r>
-      <w:r>
-        <w:rPr>
-          <w:color w:val="0000FF"/>
-        </w:rPr>
-        <w:t xml:space="preserve">bukan</w:t>
-      </w:r>
-      <w:r>
-        <w:rPr>
-          <w:color w:val="0000FF"/>
-        </w:rPr>
-        <w:t xml:space="preserve"> </w:t>
-      </w:r>
-      <w:r>
-        <w:rPr>
-          <w:color w:val="0000FF"/>
-        </w:rPr>
-        <w:t xml:space="preserve">semata</w:t>
-      </w:r>
-      <w:r>
-        <w:rPr>
-          <w:color w:val="0000FF"/>
-        </w:rPr>
-        <w:t xml:space="preserve"> </w:t>
-      </w:r>
-      <w:r>
-        <w:rPr>
-          <w:color w:val="0000FF"/>
-        </w:rPr>
-        <w:t xml:space="preserve">melalui</w:t>
-      </w:r>
-      <w:r>
-        <w:rPr>
-          <w:color w:val="0000FF"/>
-        </w:rPr>
-        <w:t xml:space="preserve"> </w:t>
-      </w:r>
-      <w:r>
-        <w:rPr>
-          <w:color w:val="0000FF"/>
-        </w:rPr>
-        <w:t xml:space="preserve">metrik</w:t>
-      </w:r>
-      <w:r>
-        <w:rPr>
-          <w:color w:val="0000FF"/>
-        </w:rPr>
-        <w:t xml:space="preserve"> </w:t>
-      </w:r>
-      <w:r>
-        <w:rPr>
-          <w:color w:val="0000FF"/>
-        </w:rPr>
-        <w:t xml:space="preserve">kemiripan</w:t>
-      </w:r>
-      <w:r>
-        <w:rPr>
-          <w:color w:val="0000FF"/>
-        </w:rPr>
-        <w:t xml:space="preserve"> </w:t>
-      </w:r>
-      <w:r>
-        <w:rPr>
-          <w:color w:val="0000FF"/>
-        </w:rPr>
-        <w:t xml:space="preserve">kosinus</w:t>
-      </w:r>
-      <w:r>
-        <w:rPr>
-          <w:color w:val="0000FF"/>
-        </w:rPr>
-        <w:t xml:space="preserve"> </w:t>
-      </w:r>
-      <w:r>
-        <w:rPr>
-          <w:color w:val="0000FF"/>
-        </w:rPr>
-        <w:t xml:space="preserve">2.048-D.</w:t>
-      </w:r>
-      <w:r>
-        <w:rPr>
-          <w:color w:val="0000FF"/>
-        </w:rPr>
-        <w:t xml:space="preserve"> </w:t>
-      </w:r>
-      <w:r>
-        <w:rPr>
-          <w:color w:val="0000FF"/>
-        </w:rPr>
-        <w:t xml:space="preserve">Studi</w:t>
-      </w:r>
-      <w:r>
-        <w:rPr>
-          <w:color w:val="0000FF"/>
-        </w:rPr>
-        <w:t xml:space="preserve"> </w:t>
-      </w:r>
-      <w:r>
-        <w:rPr>
-          <w:color w:val="0000FF"/>
-        </w:rPr>
-        <w:t xml:space="preserve">ablasi</w:t>
-      </w:r>
-      <w:r>
-        <w:rPr>
-          <w:color w:val="0000FF"/>
-        </w:rPr>
-        <w:t xml:space="preserve"> </w:t>
-      </w:r>
-      <w:r>
-        <w:rPr>
-          <w:color w:val="0000FF"/>
-        </w:rPr>
-        <w:t xml:space="preserve">Subbab IV.13</w:t>
-      </w:r>
-      <w:r>
-        <w:rPr>
-          <w:color w:val="0000FF"/>
-        </w:rPr>
-        <w:t xml:space="preserve"> </w:t>
-      </w:r>
-      <w:r>
-        <w:rPr>
-          <w:color w:val="0000FF"/>
-        </w:rPr>
-        <w:t xml:space="preserve">menunjukkan</w:t>
-      </w:r>
-      <w:r>
-        <w:rPr>
-          <w:color w:val="0000FF"/>
-        </w:rPr>
-        <w:t xml:space="preserve"> </w:t>
-      </w:r>
-      <w:r>
-        <w:rPr>
-          <w:color w:val="0000FF"/>
-        </w:rPr>
-        <w:t xml:space="preserve">bahwa</w:t>
-      </w:r>
-      <w:r>
-        <w:rPr>
-          <w:color w:val="0000FF"/>
-        </w:rPr>
-        <w:t xml:space="preserve"> </w:t>
-      </w:r>
-      <w:r>
-        <w:rPr>
-          <w:color w:val="0000FF"/>
-        </w:rPr>
-        <w:t xml:space="preserve">diskriminabilitas</w:t>
-      </w:r>
-      <w:r>
-        <w:rPr>
-          <w:color w:val="0000FF"/>
-        </w:rPr>
-        <w:t xml:space="preserve"> </w:t>
-      </w:r>
-      <w:r>
-        <w:rPr>
-          <w:color w:val="0000FF"/>
-        </w:rPr>
-        <w:t xml:space="preserve">ini</w:t>
-      </w:r>
-      <w:r>
-        <w:rPr>
-          <w:color w:val="0000FF"/>
-        </w:rPr>
-        <w:t xml:space="preserve"> </w:t>
-      </w:r>
-      <w:r>
-        <w:rPr>
-          <w:color w:val="0000FF"/>
-        </w:rPr>
-        <w:t xml:space="preserve">dapat</w:t>
-      </w:r>
-      <w:r>
-        <w:rPr>
-          <w:color w:val="0000FF"/>
-        </w:rPr>
-        <w:t xml:space="preserve"> </w:t>
-      </w:r>
-      <w:r>
-        <w:rPr>
-          <w:color w:val="0000FF"/>
-        </w:rPr>
-        <w:t xml:space="preserve">ditingkatkan</w:t>
-      </w:r>
-      <w:r>
-        <w:rPr>
-          <w:color w:val="0000FF"/>
-        </w:rPr>
-        <w:t xml:space="preserve"> </w:t>
-      </w:r>
-      <w:r>
-        <w:rPr>
-          <w:color w:val="0000FF"/>
-        </w:rPr>
-        <w:t xml:space="preserve">secara</w:t>
-      </w:r>
-      <w:r>
-        <w:rPr>
-          <w:color w:val="0000FF"/>
-        </w:rPr>
-        <w:t xml:space="preserve"> </w:t>
-      </w:r>
-      <w:r>
-        <w:rPr>
-          <w:color w:val="0000FF"/>
-        </w:rPr>
-        <w:t xml:space="preserve">substansial</w:t>
-      </w:r>
-      <w:r>
-        <w:rPr>
-          <w:color w:val="0000FF"/>
-        </w:rPr>
-        <w:t xml:space="preserve"> </w:t>
-      </w:r>
-      <w:r>
-        <w:rPr>
-          <w:color w:val="0000FF"/>
-        </w:rPr>
-        <w:t xml:space="preserve">melalui</w:t>
-      </w:r>
-      <w:r>
-        <w:rPr>
-          <w:color w:val="0000FF"/>
-        </w:rPr>
-        <w:t xml:space="preserve"> </w:t>
-      </w:r>
-      <w:r>
-        <w:rPr>
-          <w:color w:val="0000FF"/>
-        </w:rPr>
-        <w:t xml:space="preserve">modifikasi</w:t>
-      </w:r>
-      <w:r>
-        <w:rPr>
-          <w:color w:val="0000FF"/>
-        </w:rPr>
-        <w:t xml:space="preserve"> </w:t>
-      </w:r>
-      <w:r>
-        <w:rPr>
-          <w:color w:val="0000FF"/>
-        </w:rPr>
-        <w:t xml:space="preserve">arsitektur,</w:t>
-      </w:r>
-      <w:r>
-        <w:rPr>
-          <w:color w:val="0000FF"/>
-        </w:rPr>
-        <w:t xml:space="preserve"> </w:t>
-      </w:r>
-      <w:r>
-        <w:rPr>
-          <w:color w:val="0000FF"/>
-        </w:rPr>
-        <w:t xml:space="preserve">khususnya</w:t>
-      </w:r>
-      <w:r>
-        <w:rPr>
-          <w:color w:val="0000FF"/>
-        </w:rPr>
-        <w:t xml:space="preserve"> </w:t>
-      </w:r>
-      <w:r>
-        <w:rPr>
-          <w:color w:val="0000FF"/>
-        </w:rPr>
-        <w:t xml:space="preserve">penghapusan</w:t>
-      </w:r>
-      <w:r>
-        <w:rPr>
-          <w:color w:val="0000FF"/>
-        </w:rPr>
-        <w:t xml:space="preserve"> </w:t>
-      </w:r>
-      <w:r>
-        <w:rPr>
-          <w:i/>
-          <w:iCs/>
-          <w:color w:val="0000FF"/>
+        <w:t xml:space="preserve"> </w:t>
+      </w:r>
+      <w:r>
+        <w:t xml:space="preserve">yang menyoroti konsentrasi temporal spesifik, bukan</w:t>
+      </w:r>
+      <w:r>
+        <w:t xml:space="preserve"> </w:t>
+      </w:r>
+      <w:r>
+        <w:t xml:space="preserve">semata melalui metrik kemiripan kosinus 2.048-D. Studi ablasi Subbab IV.13</w:t>
+      </w:r>
+      <w:r>
+        <w:t xml:space="preserve"> </w:t>
+      </w:r>
+      <w:r>
+        <w:t xml:space="preserve">menunjukkan bahwa diskriminabilitas ini dapat ditingkatkan secara substansial</w:t>
+      </w:r>
+      <w:r>
+        <w:t xml:space="preserve"> </w:t>
+      </w:r>
+      <w:r>
+        <w:t xml:space="preserve">melalui modifikasi arsitektur, khususnya penghapusan</w:t>
+      </w:r>
+      <w:r>
+        <w:t xml:space="preserve"> </w:t>
+      </w:r>
+      <w:r>
+        <w:rPr>
+          <w:i/>
+          <w:iCs/>
         </w:rPr>
         <w:t xml:space="preserve">Batch</w:t>
       </w:r>
@@ -13221,22 +10542,17 @@
         <w:rPr>
           <w:i/>
           <w:iCs/>
-          <w:color w:val="0000FF"/>
-        </w:rPr>
-        <w:t xml:space="preserve"> </w:t>
-      </w:r>
-      <w:r>
-        <w:rPr>
-          <w:i/>
-          <w:iCs/>
-          <w:color w:val="0000FF"/>
+        </w:rPr>
+        <w:t xml:space="preserve"> </w:t>
+      </w:r>
+      <w:r>
+        <w:rPr>
+          <w:i/>
+          <w:iCs/>
         </w:rPr>
         <w:t xml:space="preserve">Normalization</w:t>
       </w:r>
       <w:r>
-        <w:rPr>
-          <w:color w:val="0000FF"/>
-        </w:rPr>
         <w:t xml:space="preserve">.</w:t>
       </w:r>
     </w:p>
@@ -13256,46 +10572,7 @@
         <w:t xml:space="preserve"> </w:t>
       </w:r>
       <w:r>
-        <w:rPr>
-          <w:color w:val="0000FF"/>
-        </w:rPr>
-        <w:t xml:space="preserve">Varian A</w:t>
-      </w:r>
-      <w:r>
-        <w:rPr>
-          <w:color w:val="0000FF"/>
-        </w:rPr>
-        <w:t xml:space="preserve"> </w:t>
-      </w:r>
-      <w:r>
-        <w:rPr>
-          <w:color w:val="0000FF"/>
-        </w:rPr>
-        <w:t xml:space="preserve">(0,940</w:t>
-      </w:r>
-      <w:r>
-        <w:rPr>
-          <w:color w:val="0000FF"/>
-        </w:rPr>
-        <w:t xml:space="preserve"> </w:t>
-      </w:r>
-      <w:r>
-        <w:rPr>
-          <w:color w:val="0000FF"/>
-        </w:rPr>
-        <w:t xml:space="preserve">untuk</w:t>
-      </w:r>
-      <w:r>
-        <w:rPr>
-          <w:color w:val="0000FF"/>
-        </w:rPr>
-        <w:t xml:space="preserve"> </w:t>
-      </w:r>
-      <w:r>
-        <w:rPr>
-          <w:color w:val="0000FF"/>
-        </w:rPr>
-        <w:t xml:space="preserve">FSM</w:t>
+        <w:t xml:space="preserve">Varian A (0,940 untuk FSM</w:t>
       </w:r>
       <m:oMath>
         <m:sSup>
@@ -13316,15 +10593,9 @@
         </m:sSup>
       </m:oMath>
       <w:r>
-        <w:rPr>
-          <w:color w:val="0000FF"/>
-        </w:rPr>
-        <w:t xml:space="preserve"> </w:t>
-      </w:r>
-      <w:r>
-        <w:rPr>
-          <w:color w:val="0000FF"/>
-        </w:rPr>
+        <w:t xml:space="preserve"> </w:t>
+      </w:r>
+      <w:r>
         <w:t xml:space="preserve">agregat)</w:t>
       </w:r>
       <w:r>
@@ -13350,154 +10621,13 @@
         <w:t xml:space="preserve"> </w:t>
       </w:r>
       <w:r>
-        <w:rPr>
-          <w:color w:val="0000FF"/>
-        </w:rPr>
-        <w:t xml:space="preserve">Analisis</w:t>
-      </w:r>
-      <w:r>
-        <w:rPr>
-          <w:color w:val="0000FF"/>
-        </w:rPr>
-        <w:t xml:space="preserve"> </w:t>
-      </w:r>
-      <w:r>
-        <w:rPr>
-          <w:color w:val="0000FF"/>
-        </w:rPr>
-        <w:t xml:space="preserve">monotonik</w:t>
-      </w:r>
-      <w:r>
-        <w:rPr>
-          <w:color w:val="0000FF"/>
-        </w:rPr>
-        <w:t xml:space="preserve"> </w:t>
-      </w:r>
-      <w:r>
-        <w:rPr>
-          <w:color w:val="0000FF"/>
-        </w:rPr>
-        <w:t xml:space="preserve">per</w:t>
-      </w:r>
-      <w:r>
-        <w:rPr>
-          <w:color w:val="0000FF"/>
-        </w:rPr>
-        <w:t xml:space="preserve"> </w:t>
-      </w:r>
-      <w:r>
-        <w:rPr>
-          <w:color w:val="0000FF"/>
-        </w:rPr>
-        <w:t xml:space="preserve">kelompok</w:t>
-      </w:r>
-      <w:r>
-        <w:rPr>
-          <w:color w:val="0000FF"/>
-        </w:rPr>
-        <w:t xml:space="preserve"> </w:t>
-      </w:r>
-      <w:r>
-        <w:rPr>
-          <w:color w:val="0000FF"/>
-        </w:rPr>
-        <w:t xml:space="preserve">kelas</w:t>
-      </w:r>
-      <w:r>
-        <w:rPr>
-          <w:color w:val="0000FF"/>
-        </w:rPr>
-        <w:t xml:space="preserve"> </w:t>
-      </w:r>
-      <w:r>
-        <w:rPr>
-          <w:color w:val="0000FF"/>
-        </w:rPr>
-        <w:t xml:space="preserve">mengungkap</w:t>
-      </w:r>
-      <w:r>
-        <w:rPr>
-          <w:color w:val="0000FF"/>
-        </w:rPr>
-        <w:t xml:space="preserve"> </w:t>
-      </w:r>
-      <w:r>
-        <w:rPr>
-          <w:color w:val="0000FF"/>
-        </w:rPr>
-        <w:t xml:space="preserve">pola</w:t>
-      </w:r>
-      <w:r>
-        <w:rPr>
-          <w:color w:val="0000FF"/>
-        </w:rPr>
-        <w:t xml:space="preserve"> </w:t>
-      </w:r>
-      <w:r>
-        <w:rPr>
-          <w:color w:val="0000FF"/>
-        </w:rPr>
-        <w:t xml:space="preserve">yang</w:t>
-      </w:r>
-      <w:r>
-        <w:rPr>
-          <w:color w:val="0000FF"/>
-        </w:rPr>
-        <w:t xml:space="preserve"> </w:t>
-      </w:r>
-      <w:r>
-        <w:rPr>
-          <w:color w:val="0000FF"/>
-        </w:rPr>
-        <w:t xml:space="preserve">konsisten</w:t>
-      </w:r>
-      <w:r>
-        <w:rPr>
-          <w:color w:val="0000FF"/>
-        </w:rPr>
-        <w:t xml:space="preserve"> </w:t>
-      </w:r>
-      <w:r>
-        <w:rPr>
-          <w:color w:val="0000FF"/>
-        </w:rPr>
-        <w:t xml:space="preserve">dengan</w:t>
-      </w:r>
-      <w:r>
-        <w:rPr>
-          <w:color w:val="0000FF"/>
-        </w:rPr>
-        <w:t xml:space="preserve"> </w:t>
-      </w:r>
-      <w:r>
-        <w:rPr>
-          <w:color w:val="0000FF"/>
-        </w:rPr>
-        <w:t xml:space="preserve">fisika</w:t>
-      </w:r>
-      <w:r>
-        <w:rPr>
-          <w:color w:val="0000FF"/>
-        </w:rPr>
-        <w:t xml:space="preserve"> </w:t>
-      </w:r>
-      <w:r>
-        <w:rPr>
-          <w:color w:val="0000FF"/>
-        </w:rPr>
-        <w:t xml:space="preserve">keparahan</w:t>
-      </w:r>
-      <w:r>
-        <w:rPr>
-          <w:color w:val="0000FF"/>
-        </w:rPr>
-        <w:t xml:space="preserve"> </w:t>
-      </w:r>
-      <w:r>
-        <w:rPr>
-          <w:color w:val="0000FF"/>
-        </w:rPr>
-        <w:t xml:space="preserve">cacat.</w:t>
+        <w:t xml:space="preserve">Analisis monotonik per kelompok kelas mengungkap pola yang</w:t>
+      </w:r>
+      <w:r>
+        <w:t xml:space="preserve"> </w:t>
+      </w:r>
+      <w:r>
+        <w:t xml:space="preserve">konsisten dengan fisika keparahan cacat.</w:t>
       </w:r>
       <w:r>
         <w:t xml:space="preserve"> </w:t>
@@ -13657,7 +10787,7 @@
       </w:r>
       <w:fldSimple w:instr=" REF fig_bab4_fsm_radar \h ">
         <w:r>
-          <w:t xml:space="preserve">IV.7</w:t>
+          <w:t xml:space="preserve">IV.9</w:t>
         </w:r>
       </w:fldSimple>
       <w:r>
@@ -13764,7 +10894,7 @@
       <w:r>
         <w:drawing>
           <wp:inline>
-            <wp:extent cx="3626967" cy="5131864"/>
+            <wp:extent cx="3626967" cy="2966865"/>
             <wp:effectExtent b="0" l="0" r="0" t="0"/>
             <wp:docPr descr="" title="" id="100" name="Picture"/>
             <a:graphic>
@@ -13785,7 +10915,7 @@
                   <pic:spPr bwMode="auto">
                     <a:xfrm>
                       <a:off x="0" y="0"/>
-                      <a:ext cx="3626967" cy="5131864"/>
+                      <a:ext cx="3626967" cy="2966865"/>
                     </a:xfrm>
                     <a:prstGeom prst="rect">
                       <a:avLst/>
@@ -13817,7 +10947,7 @@
       </w:r>
       <w:fldSimple w:instr=" SEQ Gambar \* ARABIC \s 1 ">
         <w:r>
-          <w:t xml:space="preserve">7</w:t>
+          <w:t xml:space="preserve">9</w:t>
         </w:r>
       </w:fldSimple>
       <w:bookmarkEnd w:id="130"/>
@@ -14260,34 +11390,7 @@
         <w:t xml:space="preserve"> </w:t>
       </w:r>
       <w:r>
-        <w:rPr>
-          <w:color w:val="0000FF"/>
-        </w:rPr>
-        <w:t xml:space="preserve">1.772 rpm</w:t>
-      </w:r>
-      <w:r>
-        <w:rPr>
-          <w:color w:val="0000FF"/>
-        </w:rPr>
-        <w:t xml:space="preserve"> </w:t>
-      </w:r>
-      <w:r>
-        <w:rPr>
-          <w:color w:val="0000FF"/>
-        </w:rPr>
-        <w:t xml:space="preserve">(CWRU</w:t>
-      </w:r>
-      <w:r>
-        <w:rPr>
-          <w:color w:val="0000FF"/>
-        </w:rPr>
-        <w:t xml:space="preserve"> </w:t>
-      </w:r>
-      <w:r>
-        <w:rPr>
-          <w:color w:val="0000FF"/>
-        </w:rPr>
-        <w:t xml:space="preserve">Load 1)</w:t>
+        <w:t xml:space="preserve">1.772 rpm (CWRU Load 1)</w:t>
       </w:r>
       <w:r>
         <w:t xml:space="preserve"> </w:t>
@@ -14299,118 +11402,13 @@
         <w:t xml:space="preserve"> </w:t>
       </w:r>
       <w:r>
-        <w:rPr>
-          <w:color w:val="0000FF"/>
-        </w:rPr>
-        <w:t xml:space="preserve">BPFO</w:t>
-      </w:r>
-      <w:r>
-        <w:rPr>
-          <w:color w:val="0000FF"/>
-        </w:rPr>
-        <w:t xml:space="preserve"> </w:t>
-      </w:r>
-      <w:r>
-        <w:rPr>
-          <w:color w:val="0000FF"/>
-        </w:rPr>
-        <w:t xml:space="preserve">≈</w:t>
-      </w:r>
-      <w:r>
-        <w:rPr>
-          <w:color w:val="0000FF"/>
-        </w:rPr>
-        <w:t xml:space="preserve"> </w:t>
-      </w:r>
-      <w:r>
-        <w:rPr>
-          <w:color w:val="0000FF"/>
-        </w:rPr>
-        <w:t xml:space="preserve">105,9 Hz,</w:t>
-      </w:r>
-      <w:r>
-        <w:rPr>
-          <w:color w:val="0000FF"/>
-        </w:rPr>
-        <w:t xml:space="preserve"> </w:t>
-      </w:r>
-      <w:r>
-        <w:rPr>
-          <w:color w:val="0000FF"/>
-        </w:rPr>
-        <w:t xml:space="preserve">BPFI</w:t>
-      </w:r>
-      <w:r>
-        <w:rPr>
-          <w:color w:val="0000FF"/>
-        </w:rPr>
-        <w:t xml:space="preserve"> </w:t>
-      </w:r>
-      <w:r>
-        <w:rPr>
-          <w:color w:val="0000FF"/>
-        </w:rPr>
-        <w:t xml:space="preserve">≈</w:t>
-      </w:r>
-      <w:r>
-        <w:rPr>
-          <w:color w:val="0000FF"/>
-        </w:rPr>
-        <w:t xml:space="preserve"> </w:t>
-      </w:r>
-      <w:r>
-        <w:rPr>
-          <w:color w:val="0000FF"/>
-        </w:rPr>
-        <w:t xml:space="preserve">159,9 Hz,</w:t>
-      </w:r>
-      <w:r>
-        <w:rPr>
-          <w:color w:val="0000FF"/>
-        </w:rPr>
-        <w:t xml:space="preserve"> </w:t>
-      </w:r>
-      <w:r>
-        <w:rPr>
-          <w:color w:val="0000FF"/>
-        </w:rPr>
-        <w:t xml:space="preserve">dan</w:t>
-      </w:r>
-      <w:r>
-        <w:rPr>
-          <w:color w:val="0000FF"/>
-        </w:rPr>
-        <w:t xml:space="preserve"> </w:t>
-      </w:r>
-      <w:r>
-        <w:rPr>
-          <w:color w:val="0000FF"/>
-        </w:rPr>
-        <w:t xml:space="preserve">BSF</w:t>
-      </w:r>
-      <w:r>
-        <w:rPr>
-          <w:color w:val="0000FF"/>
-        </w:rPr>
-        <w:t xml:space="preserve"> </w:t>
-      </w:r>
-      <w:r>
-        <w:rPr>
-          <w:color w:val="0000FF"/>
-        </w:rPr>
-        <w:t xml:space="preserve">≈</w:t>
-      </w:r>
-      <w:r>
-        <w:rPr>
-          <w:color w:val="0000FF"/>
-        </w:rPr>
-        <w:t xml:space="preserve"> </w:t>
-      </w:r>
-      <w:r>
-        <w:rPr>
-          <w:color w:val="0000FF"/>
-        </w:rPr>
-        <w:t xml:space="preserve">69,6 Hz</w:t>
+        <w:t xml:space="preserve">BPFO ≈ 105,9 Hz, BPFI ≈ 159,9 Hz, dan</w:t>
+      </w:r>
+      <w:r>
+        <w:t xml:space="preserve"> </w:t>
+      </w:r>
+      <w:r>
+        <w:t xml:space="preserve">BSF ≈ 69,6 Hz</w:t>
       </w:r>
       <w:r>
         <w:t xml:space="preserve">.</w:t>
@@ -14431,46 +11429,7 @@
         <w:t xml:space="preserve"> </w:t>
       </w:r>
       <w:r>
-        <w:rPr>
-          <w:color w:val="0000FF"/>
-        </w:rPr>
-        <w:t xml:space="preserve">≈</w:t>
-      </w:r>
-      <w:r>
-        <w:rPr>
-          <w:color w:val="0000FF"/>
-        </w:rPr>
-        <w:t xml:space="preserve"> </w:t>
-      </w:r>
-      <w:r>
-        <w:rPr>
-          <w:color w:val="0000FF"/>
-        </w:rPr>
-        <w:t xml:space="preserve">300</w:t>
-      </w:r>
-      <w:r>
-        <w:rPr>
-          <w:color w:val="0000FF"/>
-        </w:rPr>
-        <w:t xml:space="preserve"> </w:t>
-      </w:r>
-      <w:r>
-        <w:rPr>
-          <w:color w:val="0000FF"/>
-        </w:rPr>
-        <w:t xml:space="preserve">titik</w:t>
-      </w:r>
-      <w:r>
-        <w:rPr>
-          <w:color w:val="0000FF"/>
-        </w:rPr>
-        <w:t xml:space="preserve"> </w:t>
-      </w:r>
-      <w:r>
-        <w:rPr>
-          <w:color w:val="0000FF"/>
-        </w:rPr>
-        <w:t xml:space="preserve">sampel</w:t>
+        <w:t xml:space="preserve">≈ 300 titik sampel</w:t>
       </w:r>
       <w:r>
         <w:t xml:space="preserve">.</w:t>
@@ -14516,7 +11475,7 @@
       </w:r>
       <w:fldSimple w:instr=" REF fig_bab4_fsm_fisika \h ">
         <w:r>
-          <w:t xml:space="preserve">IV.8</w:t>
+          <w:t xml:space="preserve">IV.10</w:t>
         </w:r>
       </w:fldSimple>
       <w:r>
@@ -14573,7 +11532,7 @@
       <w:r>
         <w:drawing>
           <wp:inline>
-            <wp:extent cx="5037455" cy="7127592"/>
+            <wp:extent cx="5037455" cy="1763108"/>
             <wp:effectExtent b="0" l="0" r="0" t="0"/>
             <wp:docPr descr="" title="" id="106" name="Picture"/>
             <a:graphic>
@@ -14594,7 +11553,7 @@
                   <pic:spPr bwMode="auto">
                     <a:xfrm>
                       <a:off x="0" y="0"/>
-                      <a:ext cx="5037455" cy="7127592"/>
+                      <a:ext cx="5037455" cy="1763108"/>
                     </a:xfrm>
                     <a:prstGeom prst="rect">
                       <a:avLst/>
@@ -14626,7 +11585,7 @@
       </w:r>
       <w:fldSimple w:instr=" SEQ Gambar \* ARABIC \s 1 ">
         <w:r>
-          <w:t xml:space="preserve">8</w:t>
+          <w:t xml:space="preserve">10</w:t>
         </w:r>
       </w:fldSimple>
       <w:bookmarkEnd w:id="131"/>
@@ -14716,7 +11675,7 @@
       </w:r>
       <w:fldSimple w:instr=" REF fig_bab4_fsm_fisika \h ">
         <w:r>
-          <w:t xml:space="preserve">IV.8</w:t>
+          <w:t xml:space="preserve">IV.10</w:t>
         </w:r>
       </w:fldSimple>
       <w:r>
@@ -14735,46 +11694,7 @@
         <w:t xml:space="preserve">(</w:t>
       </w:r>
       <w:r>
-        <w:rPr>
-          <w:color w:val="0000FF"/>
-        </w:rPr>
-        <w:t xml:space="preserve">≈</w:t>
-      </w:r>
-      <w:r>
-        <w:rPr>
-          <w:color w:val="0000FF"/>
-        </w:rPr>
-        <w:t xml:space="preserve"> </w:t>
-      </w:r>
-      <w:r>
-        <w:rPr>
-          <w:color w:val="0000FF"/>
-        </w:rPr>
-        <w:t xml:space="preserve">300</w:t>
-      </w:r>
-      <w:r>
-        <w:rPr>
-          <w:color w:val="0000FF"/>
-        </w:rPr>
-        <w:t xml:space="preserve"> </w:t>
-      </w:r>
-      <w:r>
-        <w:rPr>
-          <w:color w:val="0000FF"/>
-        </w:rPr>
-        <w:t xml:space="preserve">titik</w:t>
-      </w:r>
-      <w:r>
-        <w:rPr>
-          <w:color w:val="0000FF"/>
-        </w:rPr>
-        <w:t xml:space="preserve"> </w:t>
-      </w:r>
-      <w:r>
-        <w:rPr>
-          <w:color w:val="0000FF"/>
-        </w:rPr>
-        <w:t xml:space="preserve">sampel</w:t>
+        <w:t xml:space="preserve">≈ 300 titik sampel</w:t>
       </w:r>
       <w:r>
         <w:t xml:space="preserve">) maupun BPFO.</w:t>
@@ -15458,132 +12378,37 @@
         <w:t xml:space="preserve"> </w:t>
       </w:r>
       <w:r>
-        <w:rPr>
-          <w:color w:val="0000FF"/>
-        </w:rPr>
-        <w:t xml:space="preserve">Akurasi</w:t>
-      </w:r>
-      <w:r>
-        <w:rPr>
-          <w:color w:val="0000FF"/>
-        </w:rPr>
-        <w:t xml:space="preserve"> </w:t>
-      </w:r>
-      <w:r>
-        <w:rPr>
-          <w:color w:val="0000FF"/>
-        </w:rPr>
-        <w:t xml:space="preserve">diperoleh</w:t>
-      </w:r>
-      <w:r>
-        <w:rPr>
-          <w:color w:val="0000FF"/>
-        </w:rPr>
-        <w:t xml:space="preserve"> </w:t>
-      </w:r>
-      <w:r>
-        <w:rPr>
-          <w:color w:val="0000FF"/>
-        </w:rPr>
-        <w:t xml:space="preserve">dari</w:t>
-      </w:r>
-      <w:r>
-        <w:rPr>
-          <w:color w:val="0000FF"/>
-        </w:rPr>
-        <w:t xml:space="preserve"> </w:t>
-      </w:r>
-      <w:r>
-        <w:rPr>
-          <w:color w:val="0000FF"/>
-        </w:rPr>
-        <w:t xml:space="preserve">protokol</w:t>
-      </w:r>
-      <w:r>
-        <w:rPr>
-          <w:color w:val="0000FF"/>
-        </w:rPr>
-        <w:t xml:space="preserve"> </w:t>
-      </w:r>
-      <w:r>
-        <w:rPr>
-          <w:color w:val="0000FF"/>
-        </w:rPr>
-        <w:t xml:space="preserve">ablasi</w:t>
-      </w:r>
-      <w:r>
-        <w:rPr>
-          <w:color w:val="0000FF"/>
-        </w:rPr>
-        <w:t xml:space="preserve"> </w:t>
-      </w:r>
-      <w:r>
-        <w:rPr>
-          <w:color w:val="0000FF"/>
-        </w:rPr>
-        <w:t xml:space="preserve">terkontrol</w:t>
-      </w:r>
-      <w:r>
-        <w:rPr>
-          <w:color w:val="0000FF"/>
-        </w:rPr>
-        <w:t xml:space="preserve"> </w:t>
-      </w:r>
-      <w:r>
-        <w:rPr>
-          <w:color w:val="0000FF"/>
-        </w:rPr>
-        <w:t xml:space="preserve">(pelatihan</w:t>
-      </w:r>
-      <w:r>
-        <w:rPr>
-          <w:color w:val="0000FF"/>
-        </w:rPr>
-        <w:t xml:space="preserve"> </w:t>
-      </w:r>
-      <w:r>
-        <w:rPr>
-          <w:color w:val="0000FF"/>
-        </w:rPr>
-        <w:t xml:space="preserve">50</w:t>
-      </w:r>
-      <w:r>
-        <w:rPr>
-          <w:color w:val="0000FF"/>
-        </w:rPr>
-        <w:t xml:space="preserve"> </w:t>
-      </w:r>
-      <w:r>
-        <w:rPr>
-          <w:i/>
-          <w:iCs/>
-          <w:color w:val="0000FF"/>
+        <w:t xml:space="preserve">Akurasi diperoleh dari protokol</w:t>
+      </w:r>
+      <w:r>
+        <w:t xml:space="preserve"> </w:t>
+      </w:r>
+      <w:r>
+        <w:t xml:space="preserve">ablasi terkontrol (pelatihan 50</w:t>
+      </w:r>
+      <w:r>
+        <w:t xml:space="preserve"> </w:t>
+      </w:r>
+      <w:r>
+        <w:rPr>
+          <w:i/>
+          <w:iCs/>
         </w:rPr>
         <w:t xml:space="preserve">epoch</w:t>
       </w:r>
       <w:r>
-        <w:rPr>
-          <w:color w:val="0000FF"/>
-        </w:rPr>
-        <w:t xml:space="preserve"> </w:t>
-      </w:r>
-      <w:r>
-        <w:rPr>
-          <w:color w:val="0000FF"/>
-        </w:rPr>
+        <w:t xml:space="preserve"> </w:t>
+      </w:r>
+      <w:r>
         <w:t xml:space="preserve">tanpa</w:t>
       </w:r>
       <w:r>
-        <w:rPr>
-          <w:color w:val="0000FF"/>
-        </w:rPr>
-        <w:t xml:space="preserve"> </w:t>
-      </w:r>
-      <w:r>
-        <w:rPr>
-          <w:i/>
-          <w:iCs/>
-          <w:color w:val="0000FF"/>
+        <w:t xml:space="preserve"> </w:t>
+      </w:r>
+      <w:r>
+        <w:rPr>
+          <w:i/>
+          <w:iCs/>
         </w:rPr>
         <w:t xml:space="preserve">early</w:t>
       </w:r>
@@ -15591,190 +12416,29 @@
         <w:rPr>
           <w:i/>
           <w:iCs/>
-          <w:color w:val="0000FF"/>
-        </w:rPr>
-        <w:t xml:space="preserve"> </w:t>
-      </w:r>
-      <w:r>
-        <w:rPr>
-          <w:i/>
-          <w:iCs/>
-          <w:color w:val="0000FF"/>
+        </w:rPr>
+        <w:t xml:space="preserve"> </w:t>
+      </w:r>
+      <w:r>
+        <w:rPr>
+          <w:i/>
+          <w:iCs/>
         </w:rPr>
         <w:t xml:space="preserve">stopping</w:t>
       </w:r>
       <w:r>
-        <w:rPr>
-          <w:color w:val="0000FF"/>
-        </w:rPr>
-        <w:t xml:space="preserve">,</w:t>
-      </w:r>
-      <w:r>
-        <w:rPr>
-          <w:color w:val="0000FF"/>
-        </w:rPr>
-        <w:t xml:space="preserve"> </w:t>
-      </w:r>
-      <w:r>
-        <w:rPr>
-          <w:color w:val="0000FF"/>
-        </w:rPr>
-        <w:t xml:space="preserve">konfigurasi</w:t>
-      </w:r>
-      <w:r>
-        <w:rPr>
-          <w:color w:val="0000FF"/>
-        </w:rPr>
-        <w:t xml:space="preserve"> </w:t>
-      </w:r>
-      <w:r>
-        <w:rPr>
-          <w:color w:val="0000FF"/>
-        </w:rPr>
-        <w:t xml:space="preserve">optimizer</w:t>
-      </w:r>
-      <w:r>
-        <w:rPr>
-          <w:color w:val="0000FF"/>
-        </w:rPr>
-        <w:t xml:space="preserve"> </w:t>
-      </w:r>
-      <w:r>
-        <w:rPr>
-          <w:color w:val="0000FF"/>
-        </w:rPr>
-        <w:t xml:space="preserve">identik),</w:t>
-      </w:r>
-      <w:r>
-        <w:rPr>
-          <w:color w:val="0000FF"/>
-        </w:rPr>
-        <w:t xml:space="preserve"> </w:t>
-      </w:r>
-      <w:r>
-        <w:rPr>
-          <w:color w:val="0000FF"/>
-        </w:rPr>
-        <w:t xml:space="preserve">sehingga</w:t>
-      </w:r>
-      <w:r>
-        <w:rPr>
-          <w:color w:val="0000FF"/>
-        </w:rPr>
-        <w:t xml:space="preserve"> </w:t>
-      </w:r>
-      <w:r>
-        <w:rPr>
-          <w:color w:val="0000FF"/>
-        </w:rPr>
-        <w:t xml:space="preserve">sedikit</w:t>
-      </w:r>
-      <w:r>
-        <w:rPr>
-          <w:color w:val="0000FF"/>
-        </w:rPr>
-        <w:t xml:space="preserve"> </w:t>
-      </w:r>
-      <w:r>
-        <w:rPr>
-          <w:color w:val="0000FF"/>
-        </w:rPr>
-        <w:t xml:space="preserve">berbeda</w:t>
-      </w:r>
-      <w:r>
-        <w:rPr>
-          <w:color w:val="0000FF"/>
-        </w:rPr>
-        <w:t xml:space="preserve"> </w:t>
-      </w:r>
-      <w:r>
-        <w:rPr>
-          <w:color w:val="0000FF"/>
-        </w:rPr>
-        <w:t xml:space="preserve">dari</w:t>
-      </w:r>
-      <w:r>
-        <w:rPr>
-          <w:color w:val="0000FF"/>
-        </w:rPr>
-        <w:t xml:space="preserve"> </w:t>
-      </w:r>
-      <w:r>
-        <w:rPr>
-          <w:color w:val="0000FF"/>
-        </w:rPr>
-        <w:t xml:space="preserve">akurasi</w:t>
-      </w:r>
-      <w:r>
-        <w:rPr>
-          <w:color w:val="0000FF"/>
-        </w:rPr>
-        <w:t xml:space="preserve"> </w:t>
-      </w:r>
-      <w:r>
-        <w:rPr>
-          <w:color w:val="0000FF"/>
-        </w:rPr>
-        <w:t xml:space="preserve">uji</w:t>
-      </w:r>
-      <w:r>
-        <w:rPr>
-          <w:color w:val="0000FF"/>
-        </w:rPr>
-        <w:t xml:space="preserve"> </w:t>
-      </w:r>
-      <w:r>
-        <w:rPr>
-          <w:color w:val="0000FF"/>
-        </w:rPr>
-        <w:t xml:space="preserve">Varian A</w:t>
-      </w:r>
-      <w:r>
-        <w:rPr>
-          <w:color w:val="0000FF"/>
-        </w:rPr>
-        <w:t xml:space="preserve"> </w:t>
-      </w:r>
-      <w:r>
-        <w:rPr>
-          <w:color w:val="0000FF"/>
-        </w:rPr>
-        <w:t xml:space="preserve">=</w:t>
-      </w:r>
-      <w:r>
-        <w:rPr>
-          <w:color w:val="0000FF"/>
-        </w:rPr>
-        <w:t xml:space="preserve"> </w:t>
-      </w:r>
-      <w:r>
-        <w:rPr>
-          <w:color w:val="0000FF"/>
-        </w:rPr>
-        <w:t xml:space="preserve">99,87%</w:t>
-      </w:r>
-      <w:r>
-        <w:rPr>
-          <w:color w:val="0000FF"/>
-        </w:rPr>
-        <w:t xml:space="preserve"> </w:t>
-      </w:r>
-      <w:r>
-        <w:rPr>
-          <w:color w:val="0000FF"/>
-        </w:rPr>
-        <w:t xml:space="preserve">pada</w:t>
-      </w:r>
-      <w:r>
-        <w:rPr>
-          <w:color w:val="0000FF"/>
-        </w:rPr>
-        <w:t xml:space="preserve"> </w:t>
-      </w:r>
-      <w:r>
-        <w:rPr>
-          <w:color w:val="0000FF"/>
-        </w:rPr>
+        <w:t xml:space="preserve">, konfigurasi optimizer identik), sehingga sedikit berbeda</w:t>
+      </w:r>
+      <w:r>
+        <w:t xml:space="preserve"> </w:t>
+      </w:r>
+      <w:r>
+        <w:t xml:space="preserve">dari akurasi uji Varian A = 99,87% pada</w:t>
+      </w:r>
+      <w:r>
+        <w:t xml:space="preserve"> </w:t>
+      </w:r>
+      <w:r>
         <w:t xml:space="preserve">Tabel </w:t>
       </w:r>
       <w:fldSimple w:instr=" REF tab_bab4_hasil_wdcnn \h ">
@@ -15783,40 +12447,15 @@
         </w:r>
       </w:fldSimple>
       <w:r>
-        <w:rPr>
-          <w:color w:val="0000FF"/>
-        </w:rPr>
-        <w:t xml:space="preserve"> </w:t>
-      </w:r>
-      <w:r>
-        <w:rPr>
-          <w:color w:val="0000FF"/>
-        </w:rPr>
-        <w:t xml:space="preserve">yang</w:t>
-      </w:r>
-      <w:r>
-        <w:rPr>
-          <w:color w:val="0000FF"/>
-        </w:rPr>
-        <w:t xml:space="preserve"> </w:t>
-      </w:r>
-      <w:r>
-        <w:rPr>
-          <w:color w:val="0000FF"/>
-        </w:rPr>
-        <w:t xml:space="preserve">menggunakan</w:t>
-      </w:r>
-      <w:r>
-        <w:rPr>
-          <w:color w:val="0000FF"/>
-        </w:rPr>
-        <w:t xml:space="preserve"> </w:t>
-      </w:r>
-      <w:r>
-        <w:rPr>
-          <w:i/>
-          <w:iCs/>
-          <w:color w:val="0000FF"/>
+        <w:t xml:space="preserve"> yang menggunakan</w:t>
+      </w:r>
+      <w:r>
+        <w:t xml:space="preserve"> </w:t>
+      </w:r>
+      <w:r>
+        <w:rPr>
+          <w:i/>
+          <w:iCs/>
         </w:rPr>
         <w:t xml:space="preserve">early</w:t>
       </w:r>
@@ -15824,22 +12463,17 @@
         <w:rPr>
           <w:i/>
           <w:iCs/>
-          <w:color w:val="0000FF"/>
-        </w:rPr>
-        <w:t xml:space="preserve"> </w:t>
-      </w:r>
-      <w:r>
-        <w:rPr>
-          <w:i/>
-          <w:iCs/>
-          <w:color w:val="0000FF"/>
+        </w:rPr>
+        <w:t xml:space="preserve"> </w:t>
+      </w:r>
+      <w:r>
+        <w:rPr>
+          <w:i/>
+          <w:iCs/>
         </w:rPr>
         <w:t xml:space="preserve">stopping</w:t>
       </w:r>
       <w:r>
-        <w:rPr>
-          <w:color w:val="0000FF"/>
-        </w:rPr>
         <w:t xml:space="preserve">.</w:t>
       </w:r>
       <w:r>
@@ -15874,201 +12508,82 @@
         <w:t xml:space="preserve"> </w:t>
       </w:r>
       <w:r>
-        <w:rPr>
-          <w:color w:val="0000FF"/>
-        </w:rPr>
         <w:t xml:space="preserve">kolom</w:t>
       </w:r>
       <w:r>
-        <w:rPr>
-          <w:color w:val="0000FF"/>
-        </w:rPr>
         <w:t xml:space="preserve"> </w:t>
       </w:r>
       <w:r>
         <w:rPr>
           <w:b/>
           <w:bCs/>
-          <w:color w:val="0000FF"/>
         </w:rPr>
         <w:t xml:space="preserve">Param.</w:t>
       </w:r>
       <w:r>
-        <w:rPr>
-          <w:color w:val="0000FF"/>
-        </w:rPr>
-        <w:t xml:space="preserve"> </w:t>
-      </w:r>
-      <w:r>
-        <w:rPr>
-          <w:color w:val="0000FF"/>
-        </w:rPr>
-        <w:t xml:space="preserve">adalah</w:t>
-      </w:r>
-      <w:r>
-        <w:rPr>
-          <w:color w:val="0000FF"/>
-        </w:rPr>
-        <w:t xml:space="preserve"> </w:t>
-      </w:r>
-      <w:r>
-        <w:rPr>
-          <w:color w:val="0000FF"/>
-        </w:rPr>
-        <w:t xml:space="preserve">jumlah</w:t>
-      </w:r>
-      <w:r>
-        <w:rPr>
-          <w:color w:val="0000FF"/>
-        </w:rPr>
-        <w:t xml:space="preserve"> </w:t>
-      </w:r>
-      <w:r>
-        <w:rPr>
-          <w:color w:val="0000FF"/>
-        </w:rPr>
-        <w:t xml:space="preserve">parameter</w:t>
-      </w:r>
-      <w:r>
-        <w:rPr>
-          <w:color w:val="0000FF"/>
-        </w:rPr>
-        <w:t xml:space="preserve"> </w:t>
-      </w:r>
-      <w:r>
-        <w:rPr>
-          <w:color w:val="0000FF"/>
-        </w:rPr>
-        <w:t xml:space="preserve">terlatih;</w:t>
-      </w:r>
-      <w:r>
-        <w:rPr>
-          <w:color w:val="0000FF"/>
-        </w:rPr>
-        <w:t xml:space="preserve"> </w:t>
-      </w:r>
-      <w:r>
-        <w:rPr>
-          <w:color w:val="0000FF"/>
-        </w:rPr>
-        <w:t xml:space="preserve">kolom</w:t>
-      </w:r>
-      <w:r>
-        <w:rPr>
-          <w:color w:val="0000FF"/>
-        </w:rPr>
+        <w:t xml:space="preserve"> </w:t>
+      </w:r>
+      <w:r>
+        <w:t xml:space="preserve">adalah jumlah parameter</w:t>
+      </w:r>
+      <w:r>
+        <w:t xml:space="preserve"> </w:t>
+      </w:r>
+      <w:r>
+        <w:t xml:space="preserve">terlatih; kolom</w:t>
+      </w:r>
+      <w:r>
         <w:t xml:space="preserve"> </w:t>
       </w:r>
       <w:r>
         <w:rPr>
           <w:b/>
           <w:bCs/>
-          <w:color w:val="0000FF"/>
         </w:rPr>
         <w:t xml:space="preserve">Disk.</w:t>
       </w:r>
       <w:r>
-        <w:rPr>
-          <w:color w:val="0000FF"/>
-        </w:rPr>
-        <w:t xml:space="preserve"> </w:t>
-      </w:r>
-      <w:r>
-        <w:rPr>
-          <w:color w:val="0000FF"/>
-        </w:rPr>
+        <w:t xml:space="preserve"> </w:t>
+      </w:r>
+      <w:r>
         <w:t xml:space="preserve">dan</w:t>
       </w:r>
       <w:r>
-        <w:rPr>
-          <w:color w:val="0000FF"/>
-        </w:rPr>
         <w:t xml:space="preserve"> </w:t>
       </w:r>
       <w:r>
         <w:rPr>
           <w:b/>
           <w:bCs/>
-          <w:color w:val="0000FF"/>
         </w:rPr>
         <w:t xml:space="preserve">Stab.</w:t>
       </w:r>
       <w:r>
-        <w:rPr>
-          <w:color w:val="0000FF"/>
-        </w:rPr>
-        <w:t xml:space="preserve"> </w:t>
-      </w:r>
-      <w:r>
-        <w:rPr>
-          <w:color w:val="0000FF"/>
-        </w:rPr>
+        <w:t xml:space="preserve"> </w:t>
+      </w:r>
+      <w:r>
         <w:t xml:space="preserve">adalah</w:t>
       </w:r>
       <w:r>
-        <w:rPr>
-          <w:color w:val="0000FF"/>
-        </w:rPr>
-        <w:t xml:space="preserve"> </w:t>
-      </w:r>
-      <w:r>
-        <w:rPr>
-          <w:color w:val="0000FF"/>
-        </w:rPr>
-        <w:t xml:space="preserve">diskriminabilitas</w:t>
-      </w:r>
-      <w:r>
-        <w:rPr>
-          <w:color w:val="0000FF"/>
-        </w:rPr>
-        <w:t xml:space="preserve"> </w:t>
-      </w:r>
-      <w:r>
-        <w:rPr>
-          <w:color w:val="0000FF"/>
-        </w:rPr>
-        <w:t xml:space="preserve">dan</w:t>
-      </w:r>
-      <w:r>
-        <w:rPr>
-          <w:color w:val="0000FF"/>
-        </w:rPr>
-        <w:t xml:space="preserve"> </w:t>
-      </w:r>
-      <w:r>
-        <w:rPr>
-          <w:i/>
-          <w:iCs/>
-          <w:color w:val="0000FF"/>
-        </w:rPr>
-        <w:t xml:space="preserve">split-half</w:t>
-      </w:r>
-      <w:r>
-        <w:rPr>
-          <w:i/>
-          <w:iCs/>
-          <w:color w:val="0000FF"/>
-        </w:rPr>
-        <w:t xml:space="preserve"> </w:t>
-      </w:r>
-      <w:r>
-        <w:rPr>
-          <w:i/>
-          <w:iCs/>
-          <w:color w:val="0000FF"/>
-        </w:rPr>
-        <w:t xml:space="preserve">stability</w:t>
-      </w:r>
-      <w:r>
-        <w:rPr>
-          <w:color w:val="0000FF"/>
-        </w:rPr>
-        <w:t xml:space="preserve"> </w:t>
-      </w:r>
-      <w:r>
-        <w:rPr>
-          <w:color w:val="0000FF"/>
-        </w:rPr>
+        <w:t xml:space="preserve"> </w:t>
+      </w:r>
+      <w:r>
+        <w:t xml:space="preserve">diskriminabilitas dan</w:t>
+      </w:r>
+      <w:r>
+        <w:t xml:space="preserve"> </w:t>
+      </w:r>
+      <w:r>
+        <w:rPr>
+          <w:i/>
+          <w:iCs/>
+        </w:rPr>
+        <w:t xml:space="preserve">split-half stability</w:t>
+      </w:r>
+      <w:r>
+        <w:t xml:space="preserve"> </w:t>
+      </w:r>
+      <w:r>
         <w:t xml:space="preserve">FSM</w:t>
       </w:r>
       <m:oMath>
@@ -16090,294 +12605,38 @@
         </m:sSup>
       </m:oMath>
       <w:r>
-        <w:rPr>
-          <w:color w:val="0000FF"/>
-        </w:rPr>
-        <w:t xml:space="preserve"> </w:t>
-      </w:r>
-      <w:r>
-        <w:rPr>
-          <w:color w:val="0000FF"/>
-        </w:rPr>
-        <w:t xml:space="preserve">yang</w:t>
-      </w:r>
-      <w:r>
-        <w:rPr>
-          <w:color w:val="0000FF"/>
-        </w:rPr>
-        <w:t xml:space="preserve"> </w:t>
-      </w:r>
-      <w:r>
-        <w:rPr>
-          <w:color w:val="0000FF"/>
-        </w:rPr>
-        <w:t xml:space="preserve">dihitung</w:t>
-      </w:r>
-      <w:r>
-        <w:rPr>
-          <w:color w:val="0000FF"/>
-        </w:rPr>
-        <w:t xml:space="preserve"> </w:t>
-      </w:r>
-      <w:r>
-        <w:rPr>
-          <w:color w:val="0000FF"/>
-        </w:rPr>
-        <w:t xml:space="preserve">pada</w:t>
-      </w:r>
-      <w:r>
-        <w:rPr>
-          <w:color w:val="0000FF"/>
-        </w:rPr>
-        <w:t xml:space="preserve"> </w:t>
-      </w:r>
-      <w:r>
-        <w:rPr>
-          <w:color w:val="0000FF"/>
-        </w:rPr>
-        <w:t xml:space="preserve">subset</w:t>
-      </w:r>
-      <w:r>
-        <w:rPr>
-          <w:color w:val="0000FF"/>
-        </w:rPr>
-        <w:t xml:space="preserve"> </w:t>
-      </w:r>
-      <w:r>
-        <w:rPr>
-          <w:color w:val="0000FF"/>
-        </w:rPr>
-        <w:t xml:space="preserve">SHAP</w:t>
-      </w:r>
-      <w:r>
-        <w:rPr>
-          <w:color w:val="0000FF"/>
-        </w:rPr>
-        <w:t xml:space="preserve"> </w:t>
-      </w:r>
-      <w:r>
-        <w:rPr>
-          <w:color w:val="0000FF"/>
-        </w:rPr>
-        <w:t xml:space="preserve">tereduksi</w:t>
-      </w:r>
-      <w:r>
-        <w:rPr>
-          <w:color w:val="0000FF"/>
-        </w:rPr>
-        <w:t xml:space="preserve"> </w:t>
-      </w:r>
-      <w:r>
-        <w:rPr>
-          <w:color w:val="0000FF"/>
-        </w:rPr>
-        <w:t xml:space="preserve">(30</w:t>
-      </w:r>
-      <w:r>
-        <w:rPr>
-          <w:color w:val="0000FF"/>
-        </w:rPr>
-        <w:t xml:space="preserve"> </w:t>
-      </w:r>
-      <w:r>
-        <w:rPr>
-          <w:i/>
-          <w:iCs/>
-          <w:color w:val="0000FF"/>
+        <w:t xml:space="preserve"> </w:t>
+      </w:r>
+      <w:r>
+        <w:t xml:space="preserve">yang dihitung pada subset SHAP tereduksi (30</w:t>
+      </w:r>
+      <w:r>
+        <w:t xml:space="preserve"> </w:t>
+      </w:r>
+      <w:r>
+        <w:rPr>
+          <w:i/>
+          <w:iCs/>
         </w:rPr>
         <w:t xml:space="preserve">background</w:t>
       </w:r>
       <w:r>
-        <w:rPr>
-          <w:color w:val="0000FF"/>
-        </w:rPr>
-        <w:t xml:space="preserve"> </w:t>
-      </w:r>
-      <w:r>
-        <w:rPr>
-          <w:color w:val="0000FF"/>
-        </w:rPr>
+        <w:t xml:space="preserve"> </w:t>
+      </w:r>
+      <w:r>
         <w:t xml:space="preserve">/</w:t>
       </w:r>
       <w:r>
-        <w:rPr>
-          <w:color w:val="0000FF"/>
-        </w:rPr>
-        <w:t xml:space="preserve"> </w:t>
-      </w:r>
-      <w:r>
-        <w:rPr>
-          <w:color w:val="0000FF"/>
-        </w:rPr>
-        <w:t xml:space="preserve">50</w:t>
-      </w:r>
-      <w:r>
-        <w:rPr>
-          <w:color w:val="0000FF"/>
-        </w:rPr>
-        <w:t xml:space="preserve"> </w:t>
-      </w:r>
-      <w:r>
-        <w:rPr>
-          <w:color w:val="0000FF"/>
-        </w:rPr>
-        <w:t xml:space="preserve">sampel</w:t>
-      </w:r>
-      <w:r>
-        <w:rPr>
-          <w:color w:val="0000FF"/>
-        </w:rPr>
-        <w:t xml:space="preserve"> </w:t>
-      </w:r>
-      <w:r>
-        <w:rPr>
-          <w:color w:val="0000FF"/>
-        </w:rPr>
-        <w:t xml:space="preserve">uji)</w:t>
-      </w:r>
-      <w:r>
-        <w:rPr>
-          <w:color w:val="0000FF"/>
-        </w:rPr>
-        <w:t xml:space="preserve"> </w:t>
-      </w:r>
-      <w:r>
-        <w:rPr>
-          <w:color w:val="0000FF"/>
-        </w:rPr>
-        <w:t xml:space="preserve">untuk</w:t>
-      </w:r>
-      <w:r>
-        <w:rPr>
-          <w:color w:val="0000FF"/>
-        </w:rPr>
-        <w:t xml:space="preserve"> </w:t>
-      </w:r>
-      <w:r>
-        <w:rPr>
-          <w:color w:val="0000FF"/>
-        </w:rPr>
-        <w:t xml:space="preserve">efisiensi,</w:t>
-      </w:r>
-      <w:r>
-        <w:rPr>
-          <w:color w:val="0000FF"/>
-        </w:rPr>
-        <w:t xml:space="preserve"> </w:t>
-      </w:r>
-      <w:r>
-        <w:rPr>
-          <w:color w:val="0000FF"/>
-        </w:rPr>
-        <w:t xml:space="preserve">sehingga</w:t>
-      </w:r>
-      <w:r>
-        <w:rPr>
-          <w:color w:val="0000FF"/>
-        </w:rPr>
-        <w:t xml:space="preserve"> </w:t>
-      </w:r>
-      <w:r>
-        <w:rPr>
-          <w:color w:val="0000FF"/>
-        </w:rPr>
-        <w:t xml:space="preserve">tidak</w:t>
-      </w:r>
-      <w:r>
-        <w:rPr>
-          <w:color w:val="0000FF"/>
-        </w:rPr>
-        <w:t xml:space="preserve"> </w:t>
-      </w:r>
-      <w:r>
-        <w:rPr>
-          <w:color w:val="0000FF"/>
-        </w:rPr>
-        <w:t xml:space="preserve">langsung</w:t>
-      </w:r>
-      <w:r>
-        <w:rPr>
-          <w:color w:val="0000FF"/>
-        </w:rPr>
-        <w:t xml:space="preserve"> </w:t>
-      </w:r>
-      <w:r>
-        <w:rPr>
-          <w:color w:val="0000FF"/>
-        </w:rPr>
-        <w:t xml:space="preserve">sebanding</w:t>
-      </w:r>
-      <w:r>
-        <w:rPr>
-          <w:color w:val="0000FF"/>
-        </w:rPr>
-        <w:t xml:space="preserve"> </w:t>
-      </w:r>
-      <w:r>
-        <w:rPr>
-          <w:color w:val="0000FF"/>
-        </w:rPr>
-        <w:t xml:space="preserve">dengan</w:t>
-      </w:r>
-      <w:r>
-        <w:rPr>
-          <w:color w:val="0000FF"/>
-        </w:rPr>
-        <w:t xml:space="preserve"> </w:t>
-      </w:r>
-      <w:r>
-        <w:rPr>
-          <w:color w:val="0000FF"/>
-        </w:rPr>
-        <w:t xml:space="preserve">nilai</w:t>
-      </w:r>
-      <w:r>
-        <w:rPr>
-          <w:color w:val="0000FF"/>
-        </w:rPr>
-        <w:t xml:space="preserve"> </w:t>
-      </w:r>
-      <w:r>
-        <w:rPr>
-          <w:color w:val="0000FF"/>
-        </w:rPr>
-        <w:t xml:space="preserve">analisis</w:t>
-      </w:r>
-      <w:r>
-        <w:rPr>
-          <w:color w:val="0000FF"/>
-        </w:rPr>
-        <w:t xml:space="preserve"> </w:t>
-      </w:r>
-      <w:r>
-        <w:rPr>
-          <w:color w:val="0000FF"/>
-        </w:rPr>
-        <w:t xml:space="preserve">utama</w:t>
-      </w:r>
-      <w:r>
-        <w:rPr>
-          <w:color w:val="0000FF"/>
-        </w:rPr>
-        <w:t xml:space="preserve"> </w:t>
-      </w:r>
-      <w:r>
-        <w:rPr>
-          <w:color w:val="0000FF"/>
-        </w:rPr>
-        <w:t xml:space="preserve">pada</w:t>
-      </w:r>
-      <w:r>
-        <w:rPr>
-          <w:color w:val="0000FF"/>
-        </w:rPr>
-        <w:t xml:space="preserve"> </w:t>
-      </w:r>
-      <w:r>
-        <w:rPr>
-          <w:color w:val="0000FF"/>
-        </w:rPr>
-        <w:t xml:space="preserve">Tabel </w:t>
+        <w:t xml:space="preserve"> </w:t>
+      </w:r>
+      <w:r>
+        <w:t xml:space="preserve">50 sampel uji) untuk efisiensi, sehingga tidak langsung sebanding</w:t>
+      </w:r>
+      <w:r>
+        <w:t xml:space="preserve"> </w:t>
+      </w:r>
+      <w:r>
+        <w:t xml:space="preserve">dengan nilai analisis utama pada Tabel </w:t>
       </w:r>
       <w:fldSimple w:instr=" REF tab_bab4_validasi_fsm \h ">
         <w:r>
@@ -16385,9 +12644,6 @@
         </w:r>
       </w:fldSimple>
       <w:r>
-        <w:rPr>
-          <w:color w:val="0000FF"/>
-        </w:rPr>
         <w:t xml:space="preserve">.</w:t>
       </w:r>
       <w:r>
@@ -16419,7 +12675,7 @@
         <w:tblStyle w:val="Table"/>
         <w:tblW w:type="dxa" w:w="7933"/>
         <w:tblLook w:firstRow="1" w:lastRow="0" w:firstColumn="0" w:lastColumn="0" w:noHBand="0" w:noVBand="0" w:val="0020"/>
-        <w:tblCaption w:val="Ringkasan metrik kinerja dan interpretabilitas FSM^{\text{abs}} tiga varian WDCNN.  Kolom F1 adalah F1 makro; ^{\text{abs}} Tanda \uparrow berarti nilai lebih tinggi lebih baik."/>
+        <w:tblCaption w:val="Ringkasan metrik kinerja dan interpretabilitas FSM^{\text{abs}} tiga varian WDCNN. Akurasi diperoleh dari protokol ablasi terkontrol (pelatihan 50 epoch tanpa early stopping, konfigurasi optimizer identik), sehingga sedikit berbeda dari akurasi uji Varian A = 99,87% pada Tabel IV.3 yang menggunakan early stopping. Kolom F1 adalah F1 makro; kolom Param. adalah jumlah parameter terlatih; kolom Disk. dan Stab. adalah diskriminabilitas dan split-half stability FSM^{\text{abs}} yang dihitung pada subset SHAP tereduksi (30 background / 50 sampel uji) untuk efisiensi, sehingga tidak langsung sebanding dengan nilai analisis utama pada Tabel IV.4. Tanda \uparrow berarti nilai lebih tinggi lebih baik."/>
         <w:tblLayout w:type="fixed"/>
       </w:tblPr>
       <w:tblGrid>
@@ -16517,7 +12773,6 @@
               <w:rPr>
                 <w:b/>
                 <w:bCs/>
-                <w:color w:val="0000FF"/>
               </w:rPr>
               <w:t xml:space="preserve">Param.</w:t>
             </w:r>
@@ -16637,9 +12892,6 @@
               <w:jc w:val="center"/>
             </w:pPr>
             <w:r>
-              <w:rPr>
-                <w:color w:val="0000FF"/>
-              </w:rPr>
               <w:t xml:space="preserve">60.710</w:t>
             </w:r>
           </w:p>
@@ -16654,9 +12906,6 @@
               <w:jc w:val="center"/>
             </w:pPr>
             <w:r>
-              <w:rPr>
-                <w:color w:val="0000FF"/>
-              </w:rPr>
               <w:t xml:space="preserve">0,315</w:t>
             </w:r>
           </w:p>
@@ -16671,9 +12920,6 @@
               <w:jc w:val="center"/>
             </w:pPr>
             <w:r>
-              <w:rPr>
-                <w:color w:val="0000FF"/>
-              </w:rPr>
               <w:t xml:space="preserve">0,705</w:t>
             </w:r>
           </w:p>
@@ -16756,9 +13002,6 @@
               <w:jc w:val="center"/>
             </w:pPr>
             <w:r>
-              <w:rPr>
-                <w:color w:val="0000FF"/>
-              </w:rPr>
               <w:t xml:space="preserve">443.734</w:t>
             </w:r>
           </w:p>
@@ -16773,9 +13016,6 @@
               <w:jc w:val="center"/>
             </w:pPr>
             <w:r>
-              <w:rPr>
-                <w:color w:val="0000FF"/>
-              </w:rPr>
               <w:t xml:space="preserve">0,369</w:t>
             </w:r>
           </w:p>
@@ -16790,9 +13030,6 @@
               <w:jc w:val="center"/>
             </w:pPr>
             <w:r>
-              <w:rPr>
-                <w:color w:val="0000FF"/>
-              </w:rPr>
               <w:t xml:space="preserve">0,690</w:t>
             </w:r>
           </w:p>
@@ -16862,9 +13099,6 @@
               <w:jc w:val="center"/>
             </w:pPr>
             <w:r>
-              <w:rPr>
-                <w:color w:val="0000FF"/>
-              </w:rPr>
               <w:t xml:space="preserve">60.230</w:t>
             </w:r>
           </w:p>
@@ -16882,7 +13116,6 @@
               <w:rPr>
                 <w:b/>
                 <w:bCs/>
-                <w:color w:val="0000FF"/>
               </w:rPr>
               <w:t xml:space="preserve">0,735</w:t>
             </w:r>
@@ -16901,7 +13134,6 @@
               <w:rPr>
                 <w:b/>
                 <w:bCs/>
-                <w:color w:val="0000FF"/>
               </w:rPr>
               <w:t xml:space="preserve">0,741</w:t>
             </w:r>
@@ -16956,58 +13188,13 @@
         <w:t xml:space="preserve"> </w:t>
       </w:r>
       <w:r>
-        <w:rPr>
-          <w:color w:val="0000FF"/>
-        </w:rPr>
-        <w:t xml:space="preserve">Varian C</w:t>
-      </w:r>
-      <w:r>
-        <w:rPr>
-          <w:color w:val="0000FF"/>
-        </w:rPr>
-        <w:t xml:space="preserve"> </w:t>
-      </w:r>
-      <w:r>
-        <w:rPr>
-          <w:color w:val="0000FF"/>
-        </w:rPr>
-        <w:t xml:space="preserve">unggul</w:t>
-      </w:r>
-      <w:r>
-        <w:rPr>
-          <w:color w:val="0000FF"/>
-        </w:rPr>
-        <w:t xml:space="preserve"> </w:t>
-      </w:r>
-      <w:r>
-        <w:rPr>
-          <w:color w:val="0000FF"/>
-        </w:rPr>
-        <w:t xml:space="preserve">pada</w:t>
-      </w:r>
-      <w:r>
-        <w:rPr>
-          <w:color w:val="0000FF"/>
-        </w:rPr>
-        <w:t xml:space="preserve"> </w:t>
-      </w:r>
-      <w:r>
-        <w:rPr>
-          <w:color w:val="0000FF"/>
-        </w:rPr>
-        <w:t xml:space="preserve">diskriminabilitas</w:t>
-      </w:r>
-      <w:r>
-        <w:rPr>
-          <w:color w:val="0000FF"/>
-        </w:rPr>
-        <w:t xml:space="preserve"> </w:t>
-      </w:r>
-      <w:r>
-        <w:rPr>
-          <w:color w:val="0000FF"/>
-        </w:rPr>
-        <w:t xml:space="preserve">FSM</w:t>
+        <w:t xml:space="preserve">Varian C unggul pada</w:t>
+      </w:r>
+      <w:r>
+        <w:t xml:space="preserve"> </w:t>
+      </w:r>
+      <w:r>
+        <w:t xml:space="preserve">diskriminabilitas FSM</w:t>
       </w:r>
       <w:r>
         <w:t xml:space="preserve">.</w:t>
@@ -17016,81 +13203,12 @@
         <w:t xml:space="preserve"> </w:t>
       </w:r>
       <w:r>
-        <w:rPr>
-          <w:color w:val="0000FF"/>
-        </w:rPr>
-        <w:t xml:space="preserve">Perbedaan</w:t>
-      </w:r>
-      <w:r>
-        <w:rPr>
-          <w:color w:val="0000FF"/>
-        </w:rPr>
-        <w:t xml:space="preserve"> </w:t>
-      </w:r>
-      <w:r>
-        <w:rPr>
-          <w:color w:val="0000FF"/>
-        </w:rPr>
-        <w:t xml:space="preserve">antara</w:t>
-      </w:r>
-      <w:r>
-        <w:rPr>
-          <w:color w:val="0000FF"/>
-        </w:rPr>
-        <w:t xml:space="preserve"> </w:t>
-      </w:r>
-      <w:r>
-        <w:rPr>
-          <w:color w:val="0000FF"/>
-        </w:rPr>
-        <w:t xml:space="preserve">akurasi</w:t>
-      </w:r>
-      <w:r>
-        <w:rPr>
-          <w:color w:val="0000FF"/>
-        </w:rPr>
-        <w:t xml:space="preserve"> </w:t>
-      </w:r>
-      <w:r>
-        <w:rPr>
-          <w:color w:val="0000FF"/>
-        </w:rPr>
-        <w:t xml:space="preserve">uji</w:t>
-      </w:r>
-      <w:r>
-        <w:rPr>
-          <w:color w:val="0000FF"/>
-        </w:rPr>
-        <w:t xml:space="preserve"> </w:t>
-      </w:r>
-      <w:r>
-        <w:rPr>
-          <w:color w:val="0000FF"/>
-        </w:rPr>
-        <w:t xml:space="preserve">Varian A</w:t>
-      </w:r>
-      <w:r>
-        <w:rPr>
-          <w:color w:val="0000FF"/>
-        </w:rPr>
-        <w:t xml:space="preserve"> </w:t>
-      </w:r>
-      <w:r>
-        <w:rPr>
-          <w:color w:val="0000FF"/>
-        </w:rPr>
-        <w:t xml:space="preserve">pada</w:t>
-      </w:r>
-      <w:r>
-        <w:rPr>
-          <w:color w:val="0000FF"/>
-        </w:rPr>
-        <w:t xml:space="preserve"> </w:t>
-      </w:r>
-      <w:r>
-        <w:rPr>
-          <w:color w:val="0000FF"/>
-        </w:rPr>
+        <w:t xml:space="preserve">Perbedaan antara akurasi uji Varian A pada</w:t>
+      </w:r>
+      <w:r>
+        <w:t xml:space="preserve"> </w:t>
+      </w:r>
+      <w:r>
         <w:t xml:space="preserve">Tabel </w:t>
       </w:r>
       <w:fldSimple w:instr=" REF tab_bab4_hasil_wdcnn \h ">
@@ -17099,494 +13217,84 @@
         </w:r>
       </w:fldSimple>
       <w:r>
-        <w:rPr>
-          <w:color w:val="0000FF"/>
-        </w:rPr>
-        <w:t xml:space="preserve"> </w:t>
-      </w:r>
-      <w:r>
-        <w:rPr>
-          <w:color w:val="0000FF"/>
-        </w:rPr>
-        <w:t xml:space="preserve">(99,87%,</w:t>
-      </w:r>
-      <w:r>
-        <w:rPr>
-          <w:color w:val="0000FF"/>
-        </w:rPr>
-        <w:t xml:space="preserve"> </w:t>
-      </w:r>
-      <w:r>
-        <w:rPr>
-          <w:color w:val="0000FF"/>
-        </w:rPr>
-        <w:t xml:space="preserve">dengan</w:t>
-      </w:r>
-      <w:r>
-        <w:rPr>
-          <w:color w:val="0000FF"/>
-        </w:rPr>
-        <w:t xml:space="preserve"> </w:t>
-      </w:r>
-      <w:r>
-        <w:rPr>
-          <w:i/>
-          <w:iCs/>
-          <w:color w:val="0000FF"/>
-        </w:rPr>
-        <w:t xml:space="preserve">early</w:t>
-      </w:r>
-      <w:r>
-        <w:rPr>
-          <w:i/>
-          <w:iCs/>
-          <w:color w:val="0000FF"/>
-        </w:rPr>
-        <w:t xml:space="preserve"> </w:t>
-      </w:r>
-      <w:r>
-        <w:rPr>
-          <w:i/>
-          <w:iCs/>
-          <w:color w:val="0000FF"/>
-        </w:rPr>
-        <w:t xml:space="preserve">stopping</w:t>
-      </w:r>
-      <w:r>
-        <w:rPr>
-          <w:color w:val="0000FF"/>
-        </w:rPr>
-        <w:t xml:space="preserve">)</w:t>
-      </w:r>
-      <w:r>
-        <w:rPr>
-          <w:color w:val="0000FF"/>
-        </w:rPr>
-        <w:t xml:space="preserve"> </w:t>
-      </w:r>
-      <w:r>
-        <w:rPr>
-          <w:color w:val="0000FF"/>
-        </w:rPr>
-        <w:t xml:space="preserve">dan</w:t>
-      </w:r>
-      <w:r>
-        <w:rPr>
-          <w:color w:val="0000FF"/>
-        </w:rPr>
-        <w:t xml:space="preserve"> </w:t>
-      </w:r>
-      <w:r>
-        <w:rPr>
-          <w:color w:val="0000FF"/>
-        </w:rPr>
-        <w:t xml:space="preserve">akurasi</w:t>
-      </w:r>
-      <w:r>
-        <w:rPr>
-          <w:color w:val="0000FF"/>
-        </w:rPr>
-        <w:t xml:space="preserve"> </w:t>
-      </w:r>
-      <w:r>
-        <w:rPr>
-          <w:color w:val="0000FF"/>
-        </w:rPr>
-        <w:t xml:space="preserve">pada</w:t>
-      </w:r>
-      <w:r>
-        <w:rPr>
-          <w:color w:val="0000FF"/>
-        </w:rPr>
-        <w:t xml:space="preserve"> </w:t>
-      </w:r>
-      <w:r>
-        <w:rPr>
-          <w:color w:val="0000FF"/>
-        </w:rPr>
-        <w:t xml:space="preserve">tabel</w:t>
-      </w:r>
-      <w:r>
-        <w:rPr>
-          <w:color w:val="0000FF"/>
-        </w:rPr>
-        <w:t xml:space="preserve"> </w:t>
-      </w:r>
-      <w:r>
-        <w:rPr>
-          <w:color w:val="0000FF"/>
-        </w:rPr>
-        <w:t xml:space="preserve">ini</w:t>
-      </w:r>
-      <w:r>
-        <w:rPr>
-          <w:color w:val="0000FF"/>
-        </w:rPr>
-        <w:t xml:space="preserve"> </w:t>
-      </w:r>
-      <w:r>
-        <w:rPr>
-          <w:color w:val="0000FF"/>
-        </w:rPr>
-        <w:t xml:space="preserve">(99,73%,</w:t>
-      </w:r>
-      <w:r>
-        <w:rPr>
-          <w:color w:val="0000FF"/>
-        </w:rPr>
-        <w:t xml:space="preserve"> </w:t>
-      </w:r>
-      <w:r>
-        <w:rPr>
-          <w:color w:val="0000FF"/>
-        </w:rPr>
-        <w:t xml:space="preserve">protokol</w:t>
-      </w:r>
-      <w:r>
-        <w:rPr>
-          <w:color w:val="0000FF"/>
-        </w:rPr>
-        <w:t xml:space="preserve"> </w:t>
-      </w:r>
-      <w:r>
-        <w:rPr>
-          <w:color w:val="0000FF"/>
-        </w:rPr>
-        <w:t xml:space="preserve">ablasi</w:t>
-      </w:r>
-      <w:r>
-        <w:rPr>
-          <w:color w:val="0000FF"/>
-        </w:rPr>
-        <w:t xml:space="preserve"> </w:t>
-      </w:r>
-      <w:r>
-        <w:rPr>
-          <w:color w:val="0000FF"/>
-        </w:rPr>
-        <w:t xml:space="preserve">50</w:t>
-      </w:r>
-      <w:r>
-        <w:rPr>
-          <w:color w:val="0000FF"/>
-        </w:rPr>
-        <w:t xml:space="preserve"> </w:t>
-      </w:r>
-      <w:r>
-        <w:rPr>
-          <w:i/>
-          <w:iCs/>
-          <w:color w:val="0000FF"/>
+        <w:t xml:space="preserve"> (99,87%, dengan</w:t>
+      </w:r>
+      <w:r>
+        <w:t xml:space="preserve"> </w:t>
+      </w:r>
+      <w:r>
+        <w:rPr>
+          <w:i/>
+          <w:iCs/>
+        </w:rPr>
+        <w:t xml:space="preserve">early stopping</w:t>
+      </w:r>
+      <w:r>
+        <w:t xml:space="preserve">) dan</w:t>
+      </w:r>
+      <w:r>
+        <w:t xml:space="preserve"> </w:t>
+      </w:r>
+      <w:r>
+        <w:t xml:space="preserve">akurasi pada tabel ini (99,73%, protokol ablasi 50</w:t>
+      </w:r>
+      <w:r>
+        <w:t xml:space="preserve"> </w:t>
+      </w:r>
+      <w:r>
+        <w:rPr>
+          <w:i/>
+          <w:iCs/>
         </w:rPr>
         <w:t xml:space="preserve">epoch</w:t>
       </w:r>
       <w:r>
-        <w:rPr>
-          <w:color w:val="0000FF"/>
-        </w:rPr>
-        <w:t xml:space="preserve"> </w:t>
-      </w:r>
-      <w:r>
-        <w:rPr>
-          <w:color w:val="0000FF"/>
-        </w:rPr>
+        <w:t xml:space="preserve"> </w:t>
+      </w:r>
+      <w:r>
         <w:t xml:space="preserve">terkontrol)</w:t>
       </w:r>
       <w:r>
-        <w:rPr>
-          <w:color w:val="0000FF"/>
-        </w:rPr>
-        <w:t xml:space="preserve"> </w:t>
-      </w:r>
-      <w:r>
-        <w:rPr>
-          <w:color w:val="0000FF"/>
-        </w:rPr>
-        <w:t xml:space="preserve">mencerminkan</w:t>
-      </w:r>
-      <w:r>
-        <w:rPr>
-          <w:color w:val="0000FF"/>
-        </w:rPr>
-        <w:t xml:space="preserve"> </w:t>
-      </w:r>
-      <w:r>
-        <w:rPr>
-          <w:color w:val="0000FF"/>
-        </w:rPr>
-        <w:t xml:space="preserve">perbedaan</w:t>
-      </w:r>
-      <w:r>
-        <w:rPr>
-          <w:color w:val="0000FF"/>
-        </w:rPr>
-        <w:t xml:space="preserve"> </w:t>
-      </w:r>
-      <w:r>
-        <w:rPr>
-          <w:color w:val="0000FF"/>
-        </w:rPr>
-        <w:t xml:space="preserve">protokol</w:t>
-      </w:r>
-      <w:r>
-        <w:rPr>
-          <w:color w:val="0000FF"/>
-        </w:rPr>
-        <w:t xml:space="preserve"> </w:t>
-      </w:r>
-      <w:r>
-        <w:rPr>
-          <w:color w:val="0000FF"/>
-        </w:rPr>
-        <w:t xml:space="preserve">pelatihan,</w:t>
-      </w:r>
-      <w:r>
-        <w:rPr>
-          <w:color w:val="0000FF"/>
-        </w:rPr>
-        <w:t xml:space="preserve"> </w:t>
-      </w:r>
-      <w:r>
-        <w:rPr>
-          <w:color w:val="0000FF"/>
-        </w:rPr>
-        <w:t xml:space="preserve">bukan</w:t>
-      </w:r>
-      <w:r>
-        <w:rPr>
-          <w:color w:val="0000FF"/>
-        </w:rPr>
-        <w:t xml:space="preserve"> </w:t>
-      </w:r>
-      <w:r>
-        <w:rPr>
-          <w:color w:val="0000FF"/>
-        </w:rPr>
-        <w:t xml:space="preserve">partisi</w:t>
-      </w:r>
-      <w:r>
-        <w:rPr>
-          <w:color w:val="0000FF"/>
-        </w:rPr>
-        <w:t xml:space="preserve"> </w:t>
-      </w:r>
-      <w:r>
-        <w:rPr>
-          <w:color w:val="0000FF"/>
-        </w:rPr>
-        <w:t xml:space="preserve">data</w:t>
-      </w:r>
-      <w:r>
-        <w:rPr>
-          <w:color w:val="0000FF"/>
-        </w:rPr>
-        <w:t xml:space="preserve"> </w:t>
-      </w:r>
-      <w:r>
-        <w:rPr>
-          <w:color w:val="0000FF"/>
-        </w:rPr>
-        <w:t xml:space="preserve">yang</w:t>
-      </w:r>
-      <w:r>
-        <w:rPr>
-          <w:color w:val="0000FF"/>
-        </w:rPr>
-        <w:t xml:space="preserve"> </w:t>
-      </w:r>
-      <w:r>
-        <w:rPr>
-          <w:color w:val="0000FF"/>
-        </w:rPr>
-        <w:t xml:space="preserve">berbeda.</w:t>
-      </w:r>
-      <w:r>
-        <w:t xml:space="preserve"> </w:t>
-      </w:r>
-      <w:r>
-        <w:rPr>
-          <w:color w:val="0000FF"/>
-        </w:rPr>
+        <w:t xml:space="preserve"> </w:t>
+      </w:r>
+      <w:r>
+        <w:t xml:space="preserve">mencerminkan perbedaan protokol pelatihan, bukan partisi data yang berbeda.</w:t>
+      </w:r>
+      <w:r>
+        <w:t xml:space="preserve"> </w:t>
+      </w:r>
+      <w:r>
         <w:t xml:space="preserve">Penghapusan</w:t>
       </w:r>
       <w:r>
-        <w:rPr>
-          <w:color w:val="0000FF"/>
-        </w:rPr>
-        <w:t xml:space="preserve"> </w:t>
-      </w:r>
-      <w:r>
-        <w:rPr>
-          <w:i/>
-          <w:iCs/>
-          <w:color w:val="0000FF"/>
-        </w:rPr>
-        <w:t xml:space="preserve">Batch</w:t>
-      </w:r>
-      <w:r>
-        <w:rPr>
-          <w:i/>
-          <w:iCs/>
-          <w:color w:val="0000FF"/>
-        </w:rPr>
-        <w:t xml:space="preserve"> </w:t>
-      </w:r>
-      <w:r>
-        <w:rPr>
-          <w:i/>
-          <w:iCs/>
-          <w:color w:val="0000FF"/>
-        </w:rPr>
-        <w:t xml:space="preserve">Normalization</w:t>
-      </w:r>
-      <w:r>
-        <w:rPr>
-          <w:color w:val="0000FF"/>
-        </w:rPr>
-        <w:t xml:space="preserve"> </w:t>
-      </w:r>
-      <w:r>
-        <w:rPr>
-          <w:color w:val="0000FF"/>
-        </w:rPr>
-        <w:t xml:space="preserve">pada</w:t>
-      </w:r>
-      <w:r>
-        <w:rPr>
-          <w:color w:val="0000FF"/>
-        </w:rPr>
-        <w:t xml:space="preserve"> </w:t>
-      </w:r>
-      <w:r>
-        <w:rPr>
-          <w:color w:val="0000FF"/>
-        </w:rPr>
-        <w:t xml:space="preserve">Varian C</w:t>
-      </w:r>
-      <w:r>
-        <w:rPr>
-          <w:color w:val="0000FF"/>
-        </w:rPr>
-        <w:t xml:space="preserve"> </w:t>
-      </w:r>
-      <w:r>
-        <w:rPr>
-          <w:color w:val="0000FF"/>
-        </w:rPr>
-        <w:t xml:space="preserve">meningkatkan</w:t>
-      </w:r>
-      <w:r>
-        <w:rPr>
-          <w:color w:val="0000FF"/>
-        </w:rPr>
-        <w:t xml:space="preserve"> </w:t>
-      </w:r>
-      <w:r>
-        <w:rPr>
-          <w:color w:val="0000FF"/>
-        </w:rPr>
-        <w:t xml:space="preserve">diskriminabilitas</w:t>
-      </w:r>
-      <w:r>
-        <w:rPr>
-          <w:color w:val="0000FF"/>
-        </w:rPr>
-        <w:t xml:space="preserve"> </w:t>
-      </w:r>
-      <w:r>
-        <w:rPr>
-          <w:color w:val="0000FF"/>
-        </w:rPr>
-        <w:t xml:space="preserve">FSM</w:t>
-      </w:r>
-      <w:r>
-        <w:rPr>
-          <w:color w:val="0000FF"/>
-        </w:rPr>
-        <w:t xml:space="preserve"> </w:t>
-      </w:r>
-      <w:r>
-        <w:rPr>
-          <w:color w:val="0000FF"/>
-        </w:rPr>
-        <w:t xml:space="preserve">dari</w:t>
-      </w:r>
-      <w:r>
-        <w:rPr>
-          <w:color w:val="0000FF"/>
-        </w:rPr>
-        <w:t xml:space="preserve"> </w:t>
-      </w:r>
-      <w:r>
-        <w:rPr>
-          <w:color w:val="0000FF"/>
-        </w:rPr>
-        <w:t xml:space="preserve">0,315</w:t>
-      </w:r>
-      <w:r>
-        <w:rPr>
-          <w:color w:val="0000FF"/>
-        </w:rPr>
-        <w:t xml:space="preserve"> </w:t>
-      </w:r>
-      <w:r>
-        <w:rPr>
-          <w:color w:val="0000FF"/>
-        </w:rPr>
-        <w:t xml:space="preserve">menjadi</w:t>
-      </w:r>
-      <w:r>
-        <w:rPr>
-          <w:color w:val="0000FF"/>
-        </w:rPr>
-        <w:t xml:space="preserve"> </w:t>
-      </w:r>
-      <w:r>
-        <w:rPr>
-          <w:color w:val="0000FF"/>
-        </w:rPr>
-        <w:t xml:space="preserve">0,735,</w:t>
-      </w:r>
-      <w:r>
-        <w:rPr>
-          <w:color w:val="0000FF"/>
-        </w:rPr>
-        <w:t xml:space="preserve"> </w:t>
-      </w:r>
-      <w:r>
-        <w:rPr>
-          <w:color w:val="0000FF"/>
-        </w:rPr>
-        <w:t xml:space="preserve">yaitu</w:t>
-      </w:r>
-      <w:r>
-        <w:rPr>
-          <w:color w:val="0000FF"/>
-        </w:rPr>
-        <w:t xml:space="preserve"> </w:t>
-      </w:r>
-      <w:r>
-        <w:rPr>
-          <w:color w:val="0000FF"/>
-        </w:rPr>
-        <w:t xml:space="preserve">kenaikan</w:t>
-      </w:r>
-      <w:r>
-        <w:rPr>
-          <w:color w:val="0000FF"/>
-        </w:rPr>
-        <w:t xml:space="preserve"> </w:t>
-      </w:r>
-      <w:r>
-        <w:rPr>
-          <w:color w:val="0000FF"/>
-        </w:rPr>
+        <w:t xml:space="preserve"> </w:t>
+      </w:r>
+      <w:r>
+        <w:rPr>
+          <w:i/>
+          <w:iCs/>
+        </w:rPr>
+        <w:t xml:space="preserve">Batch Normalization</w:t>
+      </w:r>
+      <w:r>
+        <w:t xml:space="preserve"> </w:t>
+      </w:r>
+      <w:r>
+        <w:t xml:space="preserve">pada Varian C</w:t>
+      </w:r>
+      <w:r>
+        <w:t xml:space="preserve"> </w:t>
+      </w:r>
+      <w:r>
+        <w:t xml:space="preserve">meningkatkan diskriminabilitas FSM dari 0,315 menjadi 0,735, yaitu kenaikan</w:t>
+      </w:r>
+      <w:r>
+        <w:t xml:space="preserve"> </w:t>
+      </w:r>
+      <w:r>
         <w:t xml:space="preserve">sekitar</w:t>
       </w:r>
       <w:r>
-        <w:rPr>
-          <w:color w:val="0000FF"/>
-        </w:rPr>
         <w:t xml:space="preserve"> </w:t>
       </w:r>
       <m:oMath>
@@ -17610,15 +13318,9 @@
         </m:r>
       </m:oMath>
       <w:r>
-        <w:rPr>
-          <w:color w:val="0000FF"/>
-        </w:rPr>
-        <w:t xml:space="preserve"> </w:t>
-      </w:r>
-      <w:r>
-        <w:rPr>
-          <w:color w:val="0000FF"/>
-        </w:rPr>
+        <w:t xml:space="preserve"> </w:t>
+      </w:r>
+      <w:r>
         <w:t xml:space="preserve">(</w:t>
       </w:r>
       <m:oMath>
@@ -17639,341 +13341,69 @@
         </m:r>
       </m:oMath>
       <w:r>
-        <w:rPr>
-          <w:color w:val="0000FF"/>
-        </w:rPr>
-        <w:t xml:space="preserve">),</w:t>
-      </w:r>
-      <w:r>
-        <w:rPr>
-          <w:color w:val="0000FF"/>
-        </w:rPr>
-        <w:t xml:space="preserve"> </w:t>
-      </w:r>
-      <w:r>
-        <w:rPr>
-          <w:color w:val="0000FF"/>
-        </w:rPr>
-        <w:t xml:space="preserve">dengan</w:t>
-      </w:r>
-      <w:r>
-        <w:rPr>
-          <w:color w:val="0000FF"/>
-        </w:rPr>
-        <w:t xml:space="preserve"> </w:t>
-      </w:r>
-      <w:r>
-        <w:rPr>
-          <w:i/>
-          <w:iCs/>
-          <w:color w:val="0000FF"/>
+        <w:t xml:space="preserve">), dengan</w:t>
+      </w:r>
+      <w:r>
+        <w:t xml:space="preserve"> </w:t>
+      </w:r>
+      <w:r>
+        <w:rPr>
+          <w:i/>
+          <w:iCs/>
         </w:rPr>
         <w:t xml:space="preserve">trade-off</w:t>
       </w:r>
       <w:r>
-        <w:rPr>
-          <w:color w:val="0000FF"/>
-        </w:rPr>
-        <w:t xml:space="preserve"> </w:t>
-      </w:r>
-      <w:r>
-        <w:rPr>
-          <w:color w:val="0000FF"/>
-        </w:rPr>
-        <w:t xml:space="preserve">penurunan</w:t>
-      </w:r>
-      <w:r>
-        <w:rPr>
-          <w:color w:val="0000FF"/>
-        </w:rPr>
-        <w:t xml:space="preserve"> </w:t>
-      </w:r>
-      <w:r>
-        <w:rPr>
-          <w:color w:val="0000FF"/>
-        </w:rPr>
-        <w:t xml:space="preserve">akurasi</w:t>
-      </w:r>
-      <w:r>
-        <w:rPr>
-          <w:color w:val="0000FF"/>
-        </w:rPr>
-        <w:t xml:space="preserve"> </w:t>
-      </w:r>
-      <w:r>
-        <w:rPr>
-          <w:color w:val="0000FF"/>
-        </w:rPr>
-        <w:t xml:space="preserve">3,60</w:t>
-      </w:r>
-      <w:r>
-        <w:rPr>
-          <w:color w:val="0000FF"/>
-        </w:rPr>
-        <w:t xml:space="preserve"> </w:t>
-      </w:r>
-      <w:r>
-        <w:rPr>
-          <w:color w:val="0000FF"/>
-        </w:rPr>
-        <w:t xml:space="preserve">poin</w:t>
-      </w:r>
-      <w:r>
-        <w:rPr>
-          <w:color w:val="0000FF"/>
-        </w:rPr>
-        <w:t xml:space="preserve"> </w:t>
-      </w:r>
-      <w:r>
-        <w:rPr>
-          <w:color w:val="0000FF"/>
-        </w:rPr>
-        <w:t xml:space="preserve">persentase.</w:t>
-      </w:r>
-      <w:r>
-        <w:rPr>
-          <w:color w:val="0000FF"/>
-        </w:rPr>
-        <w:t xml:space="preserve"> </w:t>
-      </w:r>
-      <w:r>
-        <w:rPr>
-          <w:color w:val="0000FF"/>
-        </w:rPr>
-        <w:t xml:space="preserve">Inilah</w:t>
-      </w:r>
-      <w:r>
-        <w:rPr>
-          <w:color w:val="0000FF"/>
-        </w:rPr>
-        <w:t xml:space="preserve"> </w:t>
-      </w:r>
-      <w:r>
-        <w:rPr>
-          <w:color w:val="0000FF"/>
-        </w:rPr>
-        <w:t xml:space="preserve">temuan</w:t>
-      </w:r>
-      <w:r>
-        <w:rPr>
-          <w:color w:val="0000FF"/>
-        </w:rPr>
-        <w:t xml:space="preserve"> </w:t>
-      </w:r>
-      <w:r>
-        <w:rPr>
-          <w:color w:val="0000FF"/>
-        </w:rPr>
-        <w:t xml:space="preserve">inti</w:t>
-      </w:r>
-      <w:r>
-        <w:rPr>
-          <w:color w:val="0000FF"/>
-        </w:rPr>
-        <w:t xml:space="preserve"> </w:t>
-      </w:r>
-      <w:r>
-        <w:rPr>
-          <w:color w:val="0000FF"/>
-        </w:rPr>
-        <w:t xml:space="preserve">Novelti N2:</w:t>
-      </w:r>
-      <w:r>
-        <w:rPr>
-          <w:color w:val="0000FF"/>
-        </w:rPr>
-        <w:t xml:space="preserve"> </w:t>
-      </w:r>
-      <w:r>
-        <w:rPr>
-          <w:color w:val="0000FF"/>
-        </w:rPr>
-        <w:t xml:space="preserve">hubungan</w:t>
-      </w:r>
-      <w:r>
-        <w:rPr>
-          <w:color w:val="0000FF"/>
-        </w:rPr>
-        <w:t xml:space="preserve"> </w:t>
-      </w:r>
-      <w:r>
-        <w:rPr>
-          <w:i/>
-          <w:iCs/>
-          <w:color w:val="0000FF"/>
-        </w:rPr>
-        <w:t xml:space="preserve">interpretability–accuracy</w:t>
-      </w:r>
-      <w:r>
-        <w:rPr>
-          <w:i/>
-          <w:iCs/>
-          <w:color w:val="0000FF"/>
-        </w:rPr>
-        <w:t xml:space="preserve"> </w:t>
-      </w:r>
-      <w:r>
-        <w:rPr>
-          <w:i/>
-          <w:iCs/>
-          <w:color w:val="0000FF"/>
-        </w:rPr>
-        <w:t xml:space="preserve">trade-off</w:t>
-      </w:r>
-      <w:r>
-        <w:rPr>
-          <w:color w:val="0000FF"/>
-        </w:rPr>
-        <w:t xml:space="preserve"> </w:t>
-      </w:r>
-      <w:r>
-        <w:rPr>
-          <w:color w:val="0000FF"/>
-        </w:rPr>
+        <w:t xml:space="preserve"> </w:t>
+      </w:r>
+      <w:r>
+        <w:t xml:space="preserve">penurunan akurasi</w:t>
+      </w:r>
+      <w:r>
+        <w:t xml:space="preserve"> </w:t>
+      </w:r>
+      <w:r>
+        <w:t xml:space="preserve">3,60 poin persentase. Inilah temuan inti Novelti N2: hubungan</w:t>
+      </w:r>
+      <w:r>
+        <w:t xml:space="preserve"> </w:t>
+      </w:r>
+      <w:r>
+        <w:rPr>
+          <w:i/>
+          <w:iCs/>
+        </w:rPr>
+        <w:t xml:space="preserve">interpretability–accuracy trade-off</w:t>
+      </w:r>
+      <w:r>
+        <w:t xml:space="preserve"> </w:t>
+      </w:r>
+      <w:r>
         <w:t xml:space="preserve">antara</w:t>
       </w:r>
       <w:r>
-        <w:rPr>
-          <w:color w:val="0000FF"/>
-        </w:rPr>
-        <w:t xml:space="preserve"> </w:t>
-      </w:r>
-      <w:r>
-        <w:rPr>
-          <w:i/>
-          <w:iCs/>
-          <w:color w:val="0000FF"/>
-        </w:rPr>
-        <w:t xml:space="preserve">Batch</w:t>
-      </w:r>
-      <w:r>
-        <w:rPr>
-          <w:i/>
-          <w:iCs/>
-          <w:color w:val="0000FF"/>
-        </w:rPr>
-        <w:t xml:space="preserve"> </w:t>
-      </w:r>
-      <w:r>
-        <w:rPr>
-          <w:i/>
-          <w:iCs/>
-          <w:color w:val="0000FF"/>
-        </w:rPr>
-        <w:t xml:space="preserve">Normalization</w:t>
-      </w:r>
-      <w:r>
-        <w:rPr>
-          <w:color w:val="0000FF"/>
-        </w:rPr>
-        <w:t xml:space="preserve"> </w:t>
-      </w:r>
-      <w:r>
-        <w:rPr>
-          <w:color w:val="0000FF"/>
-        </w:rPr>
-        <w:t xml:space="preserve">dan</w:t>
-      </w:r>
-      <w:r>
-        <w:rPr>
-          <w:color w:val="0000FF"/>
-        </w:rPr>
-        <w:t xml:space="preserve"> </w:t>
-      </w:r>
-      <w:r>
-        <w:rPr>
-          <w:color w:val="0000FF"/>
-        </w:rPr>
-        <w:t xml:space="preserve">kualitas</w:t>
-      </w:r>
-      <w:r>
-        <w:rPr>
-          <w:color w:val="0000FF"/>
-        </w:rPr>
-        <w:t xml:space="preserve"> </w:t>
-      </w:r>
-      <w:r>
-        <w:rPr>
-          <w:color w:val="0000FF"/>
-        </w:rPr>
-        <w:t xml:space="preserve">interpretabilitas</w:t>
-      </w:r>
-      <w:r>
-        <w:rPr>
-          <w:color w:val="0000FF"/>
-        </w:rPr>
-        <w:t xml:space="preserve"> </w:t>
-      </w:r>
-      <w:r>
-        <w:rPr>
-          <w:color w:val="0000FF"/>
-        </w:rPr>
-        <w:t xml:space="preserve">level</w:t>
-      </w:r>
-      <w:r>
-        <w:rPr>
-          <w:color w:val="0000FF"/>
-        </w:rPr>
-        <w:t xml:space="preserve"> </w:t>
-      </w:r>
-      <w:r>
-        <w:rPr>
-          <w:color w:val="0000FF"/>
-        </w:rPr>
-        <w:t xml:space="preserve">sinyal</w:t>
-      </w:r>
-      <w:r>
-        <w:rPr>
-          <w:color w:val="0000FF"/>
-        </w:rPr>
-        <w:t xml:space="preserve"> </w:t>
-      </w:r>
-      <w:r>
-        <w:rPr>
-          <w:color w:val="0000FF"/>
-        </w:rPr>
-        <w:t xml:space="preserve">yang</w:t>
-      </w:r>
-      <w:r>
-        <w:rPr>
-          <w:color w:val="0000FF"/>
-        </w:rPr>
-        <w:t xml:space="preserve"> </w:t>
-      </w:r>
-      <w:r>
-        <w:rPr>
-          <w:color w:val="0000FF"/>
-        </w:rPr>
-        <w:t xml:space="preserve">sebelumnya</w:t>
-      </w:r>
-      <w:r>
-        <w:rPr>
-          <w:color w:val="0000FF"/>
-        </w:rPr>
-        <w:t xml:space="preserve"> </w:t>
-      </w:r>
-      <w:r>
-        <w:rPr>
-          <w:color w:val="0000FF"/>
-        </w:rPr>
-        <w:t xml:space="preserve">tidak</w:t>
-      </w:r>
-      <w:r>
-        <w:rPr>
-          <w:color w:val="0000FF"/>
-        </w:rPr>
-        <w:t xml:space="preserve"> </w:t>
-      </w:r>
-      <w:r>
-        <w:rPr>
-          <w:color w:val="0000FF"/>
-        </w:rPr>
+        <w:t xml:space="preserve"> </w:t>
+      </w:r>
+      <w:r>
+        <w:rPr>
+          <w:i/>
+          <w:iCs/>
+        </w:rPr>
+        <w:t xml:space="preserve">Batch Normalization</w:t>
+      </w:r>
+      <w:r>
+        <w:t xml:space="preserve"> </w:t>
+      </w:r>
+      <w:r>
+        <w:t xml:space="preserve">dan kualitas interpretabilitas level sinyal yang sebelumnya tidak</w:t>
+      </w:r>
+      <w:r>
+        <w:t xml:space="preserve"> </w:t>
+      </w:r>
+      <w:r>
         <w:t xml:space="preserve">terdokumentasi</w:t>
       </w:r>
       <w:r>
-        <w:rPr>
-          <w:color w:val="0000FF"/>
-        </w:rPr>
         <w:t xml:space="preserve"> </w:t>
       </w:r>
       <w:r>
@@ -17986,218 +13416,31 @@
         <w:t xml:space="preserve">, 2025)</w:t>
       </w:r>
       <w:r>
-        <w:rPr>
-          <w:color w:val="0000FF"/>
-        </w:rPr>
         <w:t xml:space="preserve">.</w:t>
       </w:r>
       <w:r>
         <w:t xml:space="preserve"> </w:t>
       </w:r>
       <w:r>
-        <w:rPr>
-          <w:color w:val="0000FF"/>
-        </w:rPr>
-        <w:t xml:space="preserve">Penggantian</w:t>
-      </w:r>
-      <w:r>
-        <w:rPr>
-          <w:color w:val="0000FF"/>
-        </w:rPr>
-        <w:t xml:space="preserve"> </w:t>
-      </w:r>
-      <w:r>
-        <w:rPr>
-          <w:color w:val="0000FF"/>
-        </w:rPr>
-        <w:t xml:space="preserve">kernel</w:t>
-      </w:r>
-      <w:r>
-        <w:rPr>
-          <w:color w:val="0000FF"/>
-        </w:rPr>
-        <w:t xml:space="preserve"> </w:t>
-      </w:r>
-      <w:r>
-        <w:rPr>
-          <w:color w:val="0000FF"/>
-        </w:rPr>
-        <w:t xml:space="preserve">pertama</w:t>
-      </w:r>
-      <w:r>
-        <w:rPr>
-          <w:color w:val="0000FF"/>
-        </w:rPr>
-        <w:t xml:space="preserve"> </w:t>
-      </w:r>
-      <w:r>
-        <w:rPr>
-          <w:color w:val="0000FF"/>
-        </w:rPr>
-        <w:t xml:space="preserve">lebar</w:t>
-      </w:r>
-      <w:r>
-        <w:rPr>
-          <w:color w:val="0000FF"/>
-        </w:rPr>
-        <w:t xml:space="preserve"> </w:t>
-      </w:r>
-      <w:r>
-        <w:rPr>
-          <w:color w:val="0000FF"/>
-        </w:rPr>
-        <w:t xml:space="preserve">(64)</w:t>
-      </w:r>
-      <w:r>
-        <w:rPr>
-          <w:color w:val="0000FF"/>
-        </w:rPr>
-        <w:t xml:space="preserve"> </w:t>
-      </w:r>
-      <w:r>
-        <w:rPr>
-          <w:color w:val="0000FF"/>
-        </w:rPr>
-        <w:t xml:space="preserve">dengan</w:t>
-      </w:r>
-      <w:r>
-        <w:rPr>
-          <w:color w:val="0000FF"/>
-        </w:rPr>
-        <w:t xml:space="preserve"> </w:t>
-      </w:r>
-      <w:r>
-        <w:rPr>
-          <w:color w:val="0000FF"/>
-        </w:rPr>
-        <w:t xml:space="preserve">kernel</w:t>
-      </w:r>
-      <w:r>
-        <w:rPr>
-          <w:color w:val="0000FF"/>
-        </w:rPr>
-        <w:t xml:space="preserve"> </w:t>
-      </w:r>
-      <w:r>
-        <w:rPr>
-          <w:color w:val="0000FF"/>
-        </w:rPr>
-        <w:t xml:space="preserve">sempit</w:t>
-      </w:r>
-      <w:r>
-        <w:rPr>
-          <w:color w:val="0000FF"/>
-        </w:rPr>
-        <w:t xml:space="preserve"> </w:t>
-      </w:r>
-      <w:r>
-        <w:rPr>
-          <w:color w:val="0000FF"/>
-        </w:rPr>
+        <w:t xml:space="preserve">Penggantian kernel pertama lebar (64) dengan kernel sempit</w:t>
+      </w:r>
+      <w:r>
+        <w:t xml:space="preserve"> </w:t>
+      </w:r>
+      <w:r>
         <w:t xml:space="preserve">(</w:t>
       </w:r>
       <w:r>
         <w:rPr>
           <w:i/>
           <w:iCs/>
-          <w:color w:val="0000FF"/>
         </w:rPr>
         <w:t xml:space="preserve">k</w:t>
       </w:r>
       <w:r>
-        <w:rPr>
-          <w:color w:val="0000FF"/>
-        </w:rPr>
-        <w:t xml:space="preserve">=3)</w:t>
-      </w:r>
-      <w:r>
-        <w:rPr>
-          <w:color w:val="0000FF"/>
-        </w:rPr>
-        <w:t xml:space="preserve"> </w:t>
-      </w:r>
-      <w:r>
-        <w:rPr>
-          <w:color w:val="0000FF"/>
-        </w:rPr>
-        <w:t xml:space="preserve">pada</w:t>
-      </w:r>
-      <w:r>
-        <w:rPr>
-          <w:color w:val="0000FF"/>
-        </w:rPr>
-        <w:t xml:space="preserve"> </w:t>
-      </w:r>
-      <w:r>
-        <w:rPr>
-          <w:color w:val="0000FF"/>
-        </w:rPr>
-        <w:t xml:space="preserve">Varian B</w:t>
-      </w:r>
-      <w:r>
-        <w:rPr>
-          <w:color w:val="0000FF"/>
-        </w:rPr>
-        <w:t xml:space="preserve"> </w:t>
-      </w:r>
-      <w:r>
-        <w:rPr>
-          <w:color w:val="0000FF"/>
-        </w:rPr>
-        <w:t xml:space="preserve">justru</w:t>
-      </w:r>
-      <w:r>
-        <w:rPr>
-          <w:color w:val="0000FF"/>
-        </w:rPr>
-        <w:t xml:space="preserve"> </w:t>
-      </w:r>
-      <w:r>
-        <w:rPr>
-          <w:color w:val="0000FF"/>
-        </w:rPr>
-        <w:t xml:space="preserve">melonjakkan</w:t>
-      </w:r>
-      <w:r>
-        <w:rPr>
-          <w:color w:val="0000FF"/>
-        </w:rPr>
-        <w:t xml:space="preserve"> </w:t>
-      </w:r>
-      <w:r>
-        <w:rPr>
-          <w:color w:val="0000FF"/>
-        </w:rPr>
-        <w:t xml:space="preserve">jumlah</w:t>
-      </w:r>
-      <w:r>
-        <w:rPr>
-          <w:color w:val="0000FF"/>
-        </w:rPr>
-        <w:t xml:space="preserve"> </w:t>
-      </w:r>
-      <w:r>
-        <w:rPr>
-          <w:color w:val="0000FF"/>
-        </w:rPr>
-        <w:t xml:space="preserve">parameter</w:t>
-      </w:r>
-      <w:r>
-        <w:rPr>
-          <w:color w:val="0000FF"/>
-        </w:rPr>
-        <w:t xml:space="preserve"> </w:t>
-      </w:r>
-      <w:r>
-        <w:rPr>
-          <w:color w:val="0000FF"/>
-        </w:rPr>
-        <w:t xml:space="preserve">sebesar</w:t>
-      </w:r>
-      <w:r>
-        <w:rPr>
-          <w:color w:val="0000FF"/>
-        </w:rPr>
+        <w:t xml:space="preserve">=3) pada Varian B justru melonjakkan jumlah parameter sebesar</w:t>
+      </w:r>
+      <w:r>
         <w:t xml:space="preserve"> </w:t>
       </w:r>
       <m:oMath>
@@ -18221,400 +13464,28 @@
         </m:r>
       </m:oMath>
       <w:r>
-        <w:rPr>
-          <w:color w:val="0000FF"/>
-        </w:rPr>
-        <w:t xml:space="preserve"> </w:t>
-      </w:r>
-      <w:r>
-        <w:rPr>
-          <w:color w:val="0000FF"/>
-        </w:rPr>
-        <w:t xml:space="preserve">(dari</w:t>
-      </w:r>
-      <w:r>
-        <w:rPr>
-          <w:color w:val="0000FF"/>
-        </w:rPr>
-        <w:t xml:space="preserve"> </w:t>
-      </w:r>
-      <w:r>
-        <w:rPr>
-          <w:color w:val="0000FF"/>
-        </w:rPr>
-        <w:t xml:space="preserve">60.710</w:t>
-      </w:r>
-      <w:r>
-        <w:rPr>
-          <w:color w:val="0000FF"/>
-        </w:rPr>
-        <w:t xml:space="preserve"> </w:t>
-      </w:r>
-      <w:r>
-        <w:rPr>
-          <w:color w:val="0000FF"/>
-        </w:rPr>
-        <w:t xml:space="preserve">menjadi</w:t>
-      </w:r>
-      <w:r>
-        <w:rPr>
-          <w:color w:val="0000FF"/>
-        </w:rPr>
-        <w:t xml:space="preserve"> </w:t>
-      </w:r>
-      <w:r>
-        <w:rPr>
-          <w:color w:val="0000FF"/>
-        </w:rPr>
-        <w:t xml:space="preserve">443.734)</w:t>
-      </w:r>
-      <w:r>
-        <w:rPr>
-          <w:color w:val="0000FF"/>
-        </w:rPr>
-        <w:t xml:space="preserve"> </w:t>
-      </w:r>
-      <w:r>
-        <w:rPr>
-          <w:color w:val="0000FF"/>
-        </w:rPr>
-        <w:t xml:space="preserve">karena</w:t>
-      </w:r>
-      <w:r>
-        <w:rPr>
-          <w:color w:val="0000FF"/>
-        </w:rPr>
-        <w:t xml:space="preserve"> </w:t>
-      </w:r>
-      <w:r>
-        <w:rPr>
-          <w:color w:val="0000FF"/>
-        </w:rPr>
-        <w:t xml:space="preserve">peta</w:t>
-      </w:r>
-      <w:r>
-        <w:rPr>
-          <w:color w:val="0000FF"/>
-        </w:rPr>
-        <w:t xml:space="preserve"> </w:t>
-      </w:r>
-      <w:r>
-        <w:rPr>
-          <w:color w:val="0000FF"/>
-        </w:rPr>
-        <w:t xml:space="preserve">fitur</w:t>
-      </w:r>
-      <w:r>
-        <w:rPr>
-          <w:color w:val="0000FF"/>
-        </w:rPr>
-        <w:t xml:space="preserve"> </w:t>
-      </w:r>
-      <w:r>
-        <w:rPr>
-          <w:color w:val="0000FF"/>
-        </w:rPr>
-        <w:t xml:space="preserve">beresolusi</w:t>
-      </w:r>
-      <w:r>
-        <w:rPr>
-          <w:color w:val="0000FF"/>
-        </w:rPr>
-        <w:t xml:space="preserve"> </w:t>
-      </w:r>
-      <w:r>
-        <w:rPr>
-          <w:color w:val="0000FF"/>
-        </w:rPr>
-        <w:t xml:space="preserve">penuh</w:t>
-      </w:r>
-      <w:r>
-        <w:rPr>
-          <w:color w:val="0000FF"/>
-        </w:rPr>
-        <w:t xml:space="preserve"> </w:t>
-      </w:r>
-      <w:r>
-        <w:rPr>
-          <w:color w:val="0000FF"/>
-        </w:rPr>
-        <w:t xml:space="preserve">memerlukan</w:t>
-      </w:r>
-      <w:r>
-        <w:rPr>
-          <w:color w:val="0000FF"/>
-        </w:rPr>
-        <w:t xml:space="preserve"> </w:t>
-      </w:r>
-      <w:r>
-        <w:rPr>
-          <w:color w:val="0000FF"/>
-        </w:rPr>
-        <w:t xml:space="preserve">bank</w:t>
-      </w:r>
-      <w:r>
-        <w:rPr>
-          <w:color w:val="0000FF"/>
-        </w:rPr>
-        <w:t xml:space="preserve"> </w:t>
-      </w:r>
-      <w:r>
-        <w:rPr>
-          <w:color w:val="0000FF"/>
-        </w:rPr>
-        <w:t xml:space="preserve">filter</w:t>
-      </w:r>
-      <w:r>
-        <w:rPr>
-          <w:color w:val="0000FF"/>
-        </w:rPr>
-        <w:t xml:space="preserve"> </w:t>
-      </w:r>
-      <w:r>
-        <w:rPr>
-          <w:color w:val="0000FF"/>
-        </w:rPr>
-        <w:t xml:space="preserve">yang</w:t>
-      </w:r>
-      <w:r>
-        <w:rPr>
-          <w:color w:val="0000FF"/>
-        </w:rPr>
-        <w:t xml:space="preserve"> </w:t>
-      </w:r>
-      <w:r>
-        <w:rPr>
-          <w:color w:val="0000FF"/>
-        </w:rPr>
-        <w:t xml:space="preserve">jauh</w:t>
-      </w:r>
-      <w:r>
-        <w:rPr>
-          <w:color w:val="0000FF"/>
-        </w:rPr>
-        <w:t xml:space="preserve"> </w:t>
-      </w:r>
-      <w:r>
-        <w:rPr>
-          <w:color w:val="0000FF"/>
-        </w:rPr>
-        <w:t xml:space="preserve">lebih</w:t>
-      </w:r>
-      <w:r>
-        <w:rPr>
-          <w:color w:val="0000FF"/>
-        </w:rPr>
-        <w:t xml:space="preserve"> </w:t>
-      </w:r>
-      <w:r>
-        <w:rPr>
-          <w:color w:val="0000FF"/>
-        </w:rPr>
-        <w:t xml:space="preserve">besar;</w:t>
-      </w:r>
-      <w:r>
-        <w:rPr>
-          <w:color w:val="0000FF"/>
-        </w:rPr>
-        <w:t xml:space="preserve"> </w:t>
-      </w:r>
-      <w:r>
-        <w:rPr>
-          <w:color w:val="0000FF"/>
-        </w:rPr>
-        <w:t xml:space="preserve">kenaikan</w:t>
-      </w:r>
-      <w:r>
-        <w:rPr>
-          <w:color w:val="0000FF"/>
-        </w:rPr>
-        <w:t xml:space="preserve"> </w:t>
-      </w:r>
-      <w:r>
-        <w:rPr>
-          <w:color w:val="0000FF"/>
-        </w:rPr>
-        <w:t xml:space="preserve">diskriminabilitas</w:t>
-      </w:r>
-      <w:r>
-        <w:rPr>
-          <w:color w:val="0000FF"/>
-        </w:rPr>
-        <w:t xml:space="preserve"> </w:t>
-      </w:r>
-      <w:r>
-        <w:rPr>
-          <w:color w:val="0000FF"/>
-        </w:rPr>
-        <w:t xml:space="preserve">FSM</w:t>
-      </w:r>
-      <w:r>
-        <w:rPr>
-          <w:color w:val="0000FF"/>
-        </w:rPr>
-        <w:t xml:space="preserve"> </w:t>
-      </w:r>
-      <w:r>
-        <w:rPr>
-          <w:color w:val="0000FF"/>
-        </w:rPr>
-        <w:t xml:space="preserve">yang</w:t>
-      </w:r>
-      <w:r>
-        <w:rPr>
-          <w:color w:val="0000FF"/>
-        </w:rPr>
-        <w:t xml:space="preserve"> </w:t>
-      </w:r>
-      <w:r>
-        <w:rPr>
-          <w:color w:val="0000FF"/>
-        </w:rPr>
-        <w:t xml:space="preserve">diperoleh</w:t>
-      </w:r>
-      <w:r>
-        <w:rPr>
-          <w:color w:val="0000FF"/>
-        </w:rPr>
-        <w:t xml:space="preserve"> </w:t>
-      </w:r>
-      <w:r>
-        <w:rPr>
-          <w:color w:val="0000FF"/>
-        </w:rPr>
-        <w:t xml:space="preserve">hanya</w:t>
-      </w:r>
-      <w:r>
-        <w:rPr>
-          <w:color w:val="0000FF"/>
-        </w:rPr>
-        <w:t xml:space="preserve"> </w:t>
-      </w:r>
-      <w:r>
-        <w:rPr>
-          <w:color w:val="0000FF"/>
-        </w:rPr>
-        <w:t xml:space="preserve">17%</w:t>
-      </w:r>
-      <w:r>
-        <w:rPr>
-          <w:color w:val="0000FF"/>
-        </w:rPr>
-        <w:t xml:space="preserve"> </w:t>
-      </w:r>
-      <w:r>
-        <w:rPr>
-          <w:color w:val="0000FF"/>
-        </w:rPr>
-        <w:t xml:space="preserve">sehingga</w:t>
-      </w:r>
-      <w:r>
-        <w:rPr>
-          <w:color w:val="0000FF"/>
-        </w:rPr>
-        <w:t xml:space="preserve"> </w:t>
-      </w:r>
-      <w:r>
-        <w:rPr>
-          <w:color w:val="0000FF"/>
-        </w:rPr>
-        <w:t xml:space="preserve">kernel</w:t>
-      </w:r>
-      <w:r>
-        <w:rPr>
-          <w:color w:val="0000FF"/>
-        </w:rPr>
-        <w:t xml:space="preserve"> </w:t>
-      </w:r>
-      <w:r>
-        <w:rPr>
-          <w:color w:val="0000FF"/>
-        </w:rPr>
-        <w:t xml:space="preserve">lebar</w:t>
-      </w:r>
-      <w:r>
-        <w:rPr>
-          <w:color w:val="0000FF"/>
-        </w:rPr>
-        <w:t xml:space="preserve"> </w:t>
-      </w:r>
-      <w:r>
-        <w:rPr>
-          <w:color w:val="0000FF"/>
-        </w:rPr>
-        <w:t xml:space="preserve">tetap</w:t>
-      </w:r>
-      <w:r>
-        <w:rPr>
-          <w:color w:val="0000FF"/>
-        </w:rPr>
-        <w:t xml:space="preserve"> </w:t>
-      </w:r>
-      <w:r>
-        <w:rPr>
-          <w:color w:val="0000FF"/>
-        </w:rPr>
-        <w:t xml:space="preserve">merupakan</w:t>
-      </w:r>
-      <w:r>
-        <w:rPr>
-          <w:color w:val="0000FF"/>
-        </w:rPr>
-        <w:t xml:space="preserve"> </w:t>
-      </w:r>
-      <w:r>
-        <w:rPr>
-          <w:color w:val="0000FF"/>
-        </w:rPr>
-        <w:t xml:space="preserve">pilihan</w:t>
-      </w:r>
-      <w:r>
-        <w:rPr>
-          <w:color w:val="0000FF"/>
-        </w:rPr>
-        <w:t xml:space="preserve"> </w:t>
-      </w:r>
-      <w:r>
-        <w:rPr>
-          <w:color w:val="0000FF"/>
-        </w:rPr>
-        <w:t xml:space="preserve">desain</w:t>
-      </w:r>
-      <w:r>
-        <w:rPr>
-          <w:color w:val="0000FF"/>
-        </w:rPr>
-        <w:t xml:space="preserve"> </w:t>
-      </w:r>
-      <w:r>
-        <w:rPr>
-          <w:color w:val="0000FF"/>
-        </w:rPr>
-        <w:t xml:space="preserve">yang</w:t>
-      </w:r>
-      <w:r>
-        <w:rPr>
-          <w:color w:val="0000FF"/>
-        </w:rPr>
-        <w:t xml:space="preserve"> </w:t>
-      </w:r>
-      <w:r>
-        <w:rPr>
-          <w:color w:val="0000FF"/>
-        </w:rPr>
-        <w:t xml:space="preserve">lebih</w:t>
-      </w:r>
-      <w:r>
-        <w:rPr>
-          <w:color w:val="0000FF"/>
-        </w:rPr>
-        <w:t xml:space="preserve"> </w:t>
-      </w:r>
-      <w:r>
-        <w:rPr>
-          <w:color w:val="0000FF"/>
-        </w:rPr>
-        <w:t xml:space="preserve">efisien.</w:t>
+        <w:t xml:space="preserve"> </w:t>
+      </w:r>
+      <w:r>
+        <w:t xml:space="preserve">(dari 60.710 menjadi 443.734) karena peta fitur beresolusi</w:t>
+      </w:r>
+      <w:r>
+        <w:t xml:space="preserve"> </w:t>
+      </w:r>
+      <w:r>
+        <w:t xml:space="preserve">penuh memerlukan bank filter yang jauh lebih besar; kenaikan</w:t>
+      </w:r>
+      <w:r>
+        <w:t xml:space="preserve"> </w:t>
+      </w:r>
+      <w:r>
+        <w:t xml:space="preserve">diskriminabilitas FSM yang diperoleh hanya 17% sehingga kernel lebar tetap</w:t>
+      </w:r>
+      <w:r>
+        <w:t xml:space="preserve"> </w:t>
+      </w:r>
+      <w:r>
+        <w:t xml:space="preserve">merupakan pilihan desain yang lebih efisien.</w:t>
       </w:r>
     </w:p>
     <w:p>
@@ -20313,22 +15184,7 @@
         <w:t xml:space="preserve"> </w:t>
       </w:r>
       <w:r>
-        <w:rPr>
-          <w:color w:val="0000FF"/>
-        </w:rPr>
-        <w:t xml:space="preserve">komponen</w:t>
-      </w:r>
-      <w:r>
-        <w:rPr>
-          <w:color w:val="0000FF"/>
-        </w:rPr>
-        <w:t xml:space="preserve"> </w:t>
-      </w:r>
-      <w:r>
-        <w:rPr>
-          <w:color w:val="0000FF"/>
-        </w:rPr>
-        <w:t xml:space="preserve">prognostik</w:t>
+        <w:t xml:space="preserve">komponen prognostik</w:t>
       </w:r>
       <w:r>
         <w:t xml:space="preserve"> </w:t>
@@ -20411,7 +15267,7 @@
       <w:type w:val="continuous"/>
       <w:pgSz w:code="9" w:h="16839" w:w="11907"/>
       <w:pgMar w:bottom="1699" w:footer="720" w:gutter="0" w:header="720" w:left="2275" w:right="1699" w:top="1699"/>
-      <w:pgNumType w:fmt="decimal" w:start="55"/>
+      <w:pgNumType w:fmt="decimal" w:start="67"/>
       <w:cols w:space="720"/>
       <w:docGrid w:linePitch="360"/>
     </w:sectPr>
